--- a/docs/MARMITES_x_CdL_merge_cookbook.docx
+++ b/docs/MARMITES_x_CdL_merge_cookbook.docx
@@ -472,7 +472,7 @@
       <w:pPr>
         <w:pStyle w:val="Heading1"/>
       </w:pPr>
-      <w:bookmarkStart w:id="0" w:name="_Toc239864372"/>
+      <w:bookmarkStart w:id="0" w:name="_Toc239881187"/>
       <w:r>
         <w:lastRenderedPageBreak/>
         <w:t>Contents</w:t>
@@ -498,7 +498,7 @@
       <w:r>
         <w:fldChar w:fldCharType="separate"/>
       </w:r>
-      <w:hyperlink w:anchor="_Toc239864372" w:history="1">
+      <w:hyperlink w:anchor="_Toc239881187" w:history="1">
         <w:r>
           <w:rPr>
             <w:rStyle w:val="Hyperlink"/>
@@ -525,7 +525,7 @@
             <w:noProof/>
             <w:webHidden/>
           </w:rPr>
-          <w:instrText xml:space="preserve"> PAGEREF _Toc239864372 \h </w:instrText>
+          <w:instrText xml:space="preserve"> PAGEREF _Toc239881187 \h </w:instrText>
         </w:r>
         <w:r>
           <w:rPr>
@@ -566,7 +566,7 @@
           <w:noProof/>
         </w:rPr>
       </w:pPr>
-      <w:hyperlink w:anchor="_Toc239864373" w:history="1">
+      <w:hyperlink w:anchor="_Toc239881188" w:history="1">
         <w:r>
           <w:rPr>
             <w:rStyle w:val="Hyperlink"/>
@@ -593,7 +593,7 @@
             <w:noProof/>
             <w:webHidden/>
           </w:rPr>
-          <w:instrText xml:space="preserve"> PAGEREF _Toc239864373 \h </w:instrText>
+          <w:instrText xml:space="preserve"> PAGEREF _Toc239881188 \h </w:instrText>
         </w:r>
         <w:r>
           <w:rPr>
@@ -634,7 +634,7 @@
           <w:noProof/>
         </w:rPr>
       </w:pPr>
-      <w:hyperlink w:anchor="_Toc239864374" w:history="1">
+      <w:hyperlink w:anchor="_Toc239881189" w:history="1">
         <w:r>
           <w:rPr>
             <w:rStyle w:val="Hyperlink"/>
@@ -661,7 +661,7 @@
             <w:noProof/>
             <w:webHidden/>
           </w:rPr>
-          <w:instrText xml:space="preserve"> PAGEREF _Toc239864374 \h </w:instrText>
+          <w:instrText xml:space="preserve"> PAGEREF _Toc239881189 \h </w:instrText>
         </w:r>
         <w:r>
           <w:rPr>
@@ -702,7 +702,7 @@
           <w:noProof/>
         </w:rPr>
       </w:pPr>
-      <w:hyperlink w:anchor="_Toc239864375" w:history="1">
+      <w:hyperlink w:anchor="_Toc239881190" w:history="1">
         <w:r>
           <w:rPr>
             <w:rStyle w:val="Hyperlink"/>
@@ -729,7 +729,7 @@
             <w:noProof/>
             <w:webHidden/>
           </w:rPr>
-          <w:instrText xml:space="preserve"> PAGEREF _Toc239864375 \h </w:instrText>
+          <w:instrText xml:space="preserve"> PAGEREF _Toc239881190 \h </w:instrText>
         </w:r>
         <w:r>
           <w:rPr>
@@ -770,7 +770,7 @@
           <w:noProof/>
         </w:rPr>
       </w:pPr>
-      <w:hyperlink w:anchor="_Toc239864376" w:history="1">
+      <w:hyperlink w:anchor="_Toc239881191" w:history="1">
         <w:r>
           <w:rPr>
             <w:rStyle w:val="Hyperlink"/>
@@ -797,7 +797,7 @@
             <w:noProof/>
             <w:webHidden/>
           </w:rPr>
-          <w:instrText xml:space="preserve"> PAGEREF _Toc239864376 \h </w:instrText>
+          <w:instrText xml:space="preserve"> PAGEREF _Toc239881191 \h </w:instrText>
         </w:r>
         <w:r>
           <w:rPr>
@@ -838,7 +838,7 @@
           <w:noProof/>
         </w:rPr>
       </w:pPr>
-      <w:hyperlink w:anchor="_Toc239864377" w:history="1">
+      <w:hyperlink w:anchor="_Toc239881192" w:history="1">
         <w:r>
           <w:rPr>
             <w:rStyle w:val="Hyperlink"/>
@@ -865,7 +865,7 @@
             <w:noProof/>
             <w:webHidden/>
           </w:rPr>
-          <w:instrText xml:space="preserve"> PAGEREF _Toc239864377 \h </w:instrText>
+          <w:instrText xml:space="preserve"> PAGEREF _Toc239881192 \h </w:instrText>
         </w:r>
         <w:r>
           <w:rPr>
@@ -906,7 +906,7 @@
           <w:noProof/>
         </w:rPr>
       </w:pPr>
-      <w:hyperlink w:anchor="_Toc239864378" w:history="1">
+      <w:hyperlink w:anchor="_Toc239881193" w:history="1">
         <w:r>
           <w:rPr>
             <w:rStyle w:val="Hyperlink"/>
@@ -933,7 +933,7 @@
             <w:noProof/>
             <w:webHidden/>
           </w:rPr>
-          <w:instrText xml:space="preserve"> PAGEREF _Toc239864378 \h </w:instrText>
+          <w:instrText xml:space="preserve"> PAGEREF _Toc239881193 \h </w:instrText>
         </w:r>
         <w:r>
           <w:rPr>
@@ -974,7 +974,7 @@
           <w:noProof/>
         </w:rPr>
       </w:pPr>
-      <w:hyperlink w:anchor="_Toc239864379" w:history="1">
+      <w:hyperlink w:anchor="_Toc239881194" w:history="1">
         <w:r>
           <w:rPr>
             <w:rStyle w:val="Hyperlink"/>
@@ -1001,7 +1001,7 @@
             <w:noProof/>
             <w:webHidden/>
           </w:rPr>
-          <w:instrText xml:space="preserve"> PAGEREF _Toc239864379 \h </w:instrText>
+          <w:instrText xml:space="preserve"> PAGEREF _Toc239881194 \h </w:instrText>
         </w:r>
         <w:r>
           <w:rPr>
@@ -1042,7 +1042,7 @@
           <w:noProof/>
         </w:rPr>
       </w:pPr>
-      <w:hyperlink w:anchor="_Toc239864380" w:history="1">
+      <w:hyperlink w:anchor="_Toc239881195" w:history="1">
         <w:r>
           <w:rPr>
             <w:rStyle w:val="Hyperlink"/>
@@ -1069,7 +1069,7 @@
             <w:noProof/>
             <w:webHidden/>
           </w:rPr>
-          <w:instrText xml:space="preserve"> PAGEREF _Toc239864380 \h </w:instrText>
+          <w:instrText xml:space="preserve"> PAGEREF _Toc239881195 \h </w:instrText>
         </w:r>
         <w:r>
           <w:rPr>
@@ -1110,7 +1110,7 @@
           <w:noProof/>
         </w:rPr>
       </w:pPr>
-      <w:hyperlink w:anchor="_Toc239864381" w:history="1">
+      <w:hyperlink w:anchor="_Toc239881196" w:history="1">
         <w:r>
           <w:rPr>
             <w:rStyle w:val="Hyperlink"/>
@@ -1137,7 +1137,7 @@
             <w:noProof/>
             <w:webHidden/>
           </w:rPr>
-          <w:instrText xml:space="preserve"> PAGEREF _Toc239864381 \h </w:instrText>
+          <w:instrText xml:space="preserve"> PAGEREF _Toc239881196 \h </w:instrText>
         </w:r>
         <w:r>
           <w:rPr>
@@ -1178,7 +1178,7 @@
           <w:noProof/>
         </w:rPr>
       </w:pPr>
-      <w:hyperlink w:anchor="_Toc239864382" w:history="1">
+      <w:hyperlink w:anchor="_Toc239881197" w:history="1">
         <w:r>
           <w:rPr>
             <w:rStyle w:val="Hyperlink"/>
@@ -1205,7 +1205,7 @@
             <w:noProof/>
             <w:webHidden/>
           </w:rPr>
-          <w:instrText xml:space="preserve"> PAGEREF _Toc239864382 \h </w:instrText>
+          <w:instrText xml:space="preserve"> PAGEREF _Toc239881197 \h </w:instrText>
         </w:r>
         <w:r>
           <w:rPr>
@@ -1246,7 +1246,7 @@
           <w:noProof/>
         </w:rPr>
       </w:pPr>
-      <w:hyperlink w:anchor="_Toc239864383" w:history="1">
+      <w:hyperlink w:anchor="_Toc239881198" w:history="1">
         <w:r>
           <w:rPr>
             <w:rStyle w:val="Hyperlink"/>
@@ -1273,7 +1273,7 @@
             <w:noProof/>
             <w:webHidden/>
           </w:rPr>
-          <w:instrText xml:space="preserve"> PAGEREF _Toc239864383 \h </w:instrText>
+          <w:instrText xml:space="preserve"> PAGEREF _Toc239881198 \h </w:instrText>
         </w:r>
         <w:r>
           <w:rPr>
@@ -1314,7 +1314,7 @@
           <w:noProof/>
         </w:rPr>
       </w:pPr>
-      <w:hyperlink w:anchor="_Toc239864384" w:history="1">
+      <w:hyperlink w:anchor="_Toc239881199" w:history="1">
         <w:r>
           <w:rPr>
             <w:rStyle w:val="Hyperlink"/>
@@ -1341,7 +1341,7 @@
             <w:noProof/>
             <w:webHidden/>
           </w:rPr>
-          <w:instrText xml:space="preserve"> PAGEREF _Toc239864384 \h </w:instrText>
+          <w:instrText xml:space="preserve"> PAGEREF _Toc239881199 \h </w:instrText>
         </w:r>
         <w:r>
           <w:rPr>
@@ -1382,7 +1382,7 @@
           <w:noProof/>
         </w:rPr>
       </w:pPr>
-      <w:hyperlink w:anchor="_Toc239864385" w:history="1">
+      <w:hyperlink w:anchor="_Toc239881200" w:history="1">
         <w:r>
           <w:rPr>
             <w:rStyle w:val="Hyperlink"/>
@@ -1409,7 +1409,7 @@
             <w:noProof/>
             <w:webHidden/>
           </w:rPr>
-          <w:instrText xml:space="preserve"> PAGEREF _Toc239864385 \h </w:instrText>
+          <w:instrText xml:space="preserve"> PAGEREF _Toc239881200 \h </w:instrText>
         </w:r>
         <w:r>
           <w:rPr>
@@ -1450,7 +1450,7 @@
           <w:noProof/>
         </w:rPr>
       </w:pPr>
-      <w:hyperlink w:anchor="_Toc239864386" w:history="1">
+      <w:hyperlink w:anchor="_Toc239881201" w:history="1">
         <w:r>
           <w:rPr>
             <w:rStyle w:val="Hyperlink"/>
@@ -1477,7 +1477,7 @@
             <w:noProof/>
             <w:webHidden/>
           </w:rPr>
-          <w:instrText xml:space="preserve"> PAGEREF _Toc239864386 \h </w:instrText>
+          <w:instrText xml:space="preserve"> PAGEREF _Toc239881201 \h </w:instrText>
         </w:r>
         <w:r>
           <w:rPr>
@@ -1518,7 +1518,7 @@
           <w:noProof/>
         </w:rPr>
       </w:pPr>
-      <w:hyperlink w:anchor="_Toc239864387" w:history="1">
+      <w:hyperlink w:anchor="_Toc239881202" w:history="1">
         <w:r>
           <w:rPr>
             <w:rStyle w:val="Hyperlink"/>
@@ -1545,7 +1545,7 @@
             <w:noProof/>
             <w:webHidden/>
           </w:rPr>
-          <w:instrText xml:space="preserve"> PAGEREF _Toc239864387 \h </w:instrText>
+          <w:instrText xml:space="preserve"> PAGEREF _Toc239881202 \h </w:instrText>
         </w:r>
         <w:r>
           <w:rPr>
@@ -1586,7 +1586,7 @@
           <w:noProof/>
         </w:rPr>
       </w:pPr>
-      <w:hyperlink w:anchor="_Toc239864388" w:history="1">
+      <w:hyperlink w:anchor="_Toc239881203" w:history="1">
         <w:r>
           <w:rPr>
             <w:rStyle w:val="Hyperlink"/>
@@ -1613,7 +1613,7 @@
             <w:noProof/>
             <w:webHidden/>
           </w:rPr>
-          <w:instrText xml:space="preserve"> PAGEREF _Toc239864388 \h </w:instrText>
+          <w:instrText xml:space="preserve"> PAGEREF _Toc239881203 \h </w:instrText>
         </w:r>
         <w:r>
           <w:rPr>
@@ -1654,7 +1654,7 @@
           <w:noProof/>
         </w:rPr>
       </w:pPr>
-      <w:hyperlink w:anchor="_Toc239864389" w:history="1">
+      <w:hyperlink w:anchor="_Toc239881204" w:history="1">
         <w:r>
           <w:rPr>
             <w:rStyle w:val="Hyperlink"/>
@@ -1681,7 +1681,7 @@
             <w:noProof/>
             <w:webHidden/>
           </w:rPr>
-          <w:instrText xml:space="preserve"> PAGEREF _Toc239864389 \h </w:instrText>
+          <w:instrText xml:space="preserve"> PAGEREF _Toc239881204 \h </w:instrText>
         </w:r>
         <w:r>
           <w:rPr>
@@ -1722,7 +1722,7 @@
           <w:noProof/>
         </w:rPr>
       </w:pPr>
-      <w:hyperlink w:anchor="_Toc239864390" w:history="1">
+      <w:hyperlink w:anchor="_Toc239881205" w:history="1">
         <w:r>
           <w:rPr>
             <w:rStyle w:val="Hyperlink"/>
@@ -1749,7 +1749,7 @@
             <w:noProof/>
             <w:webHidden/>
           </w:rPr>
-          <w:instrText xml:space="preserve"> PAGEREF _Toc239864390 \h </w:instrText>
+          <w:instrText xml:space="preserve"> PAGEREF _Toc239881205 \h </w:instrText>
         </w:r>
         <w:r>
           <w:rPr>
@@ -1790,7 +1790,7 @@
           <w:noProof/>
         </w:rPr>
       </w:pPr>
-      <w:hyperlink w:anchor="_Toc239864391" w:history="1">
+      <w:hyperlink w:anchor="_Toc239881206" w:history="1">
         <w:r>
           <w:rPr>
             <w:rStyle w:val="Hyperlink"/>
@@ -1817,7 +1817,7 @@
             <w:noProof/>
             <w:webHidden/>
           </w:rPr>
-          <w:instrText xml:space="preserve"> PAGEREF _Toc239864391 \h </w:instrText>
+          <w:instrText xml:space="preserve"> PAGEREF _Toc239881206 \h </w:instrText>
         </w:r>
         <w:r>
           <w:rPr>
@@ -1858,7 +1858,7 @@
           <w:noProof/>
         </w:rPr>
       </w:pPr>
-      <w:hyperlink w:anchor="_Toc239864392" w:history="1">
+      <w:hyperlink w:anchor="_Toc239881207" w:history="1">
         <w:r>
           <w:rPr>
             <w:rStyle w:val="Hyperlink"/>
@@ -1885,7 +1885,7 @@
             <w:noProof/>
             <w:webHidden/>
           </w:rPr>
-          <w:instrText xml:space="preserve"> PAGEREF _Toc239864392 \h </w:instrText>
+          <w:instrText xml:space="preserve"> PAGEREF _Toc239881207 \h </w:instrText>
         </w:r>
         <w:r>
           <w:rPr>
@@ -1926,7 +1926,7 @@
           <w:noProof/>
         </w:rPr>
       </w:pPr>
-      <w:hyperlink w:anchor="_Toc239864393" w:history="1">
+      <w:hyperlink w:anchor="_Toc239881208" w:history="1">
         <w:r>
           <w:rPr>
             <w:rStyle w:val="Hyperlink"/>
@@ -1953,7 +1953,7 @@
             <w:noProof/>
             <w:webHidden/>
           </w:rPr>
-          <w:instrText xml:space="preserve"> PAGEREF _Toc239864393 \h </w:instrText>
+          <w:instrText xml:space="preserve"> PAGEREF _Toc239881208 \h </w:instrText>
         </w:r>
         <w:r>
           <w:rPr>
@@ -1994,7 +1994,7 @@
           <w:noProof/>
         </w:rPr>
       </w:pPr>
-      <w:hyperlink w:anchor="_Toc239864394" w:history="1">
+      <w:hyperlink w:anchor="_Toc239881209" w:history="1">
         <w:r>
           <w:rPr>
             <w:rStyle w:val="Hyperlink"/>
@@ -2021,7 +2021,7 @@
             <w:noProof/>
             <w:webHidden/>
           </w:rPr>
-          <w:instrText xml:space="preserve"> PAGEREF _Toc239864394 \h </w:instrText>
+          <w:instrText xml:space="preserve"> PAGEREF _Toc239881209 \h </w:instrText>
         </w:r>
         <w:r>
           <w:rPr>
@@ -2062,7 +2062,7 @@
           <w:noProof/>
         </w:rPr>
       </w:pPr>
-      <w:hyperlink w:anchor="_Toc239864395" w:history="1">
+      <w:hyperlink w:anchor="_Toc239881210" w:history="1">
         <w:r>
           <w:rPr>
             <w:rStyle w:val="Hyperlink"/>
@@ -2089,75 +2089,7 @@
             <w:noProof/>
             <w:webHidden/>
           </w:rPr>
-          <w:instrText xml:space="preserve"> PAGEREF _Toc239864395 \h </w:instrText>
-        </w:r>
-        <w:r>
-          <w:rPr>
-            <w:noProof/>
-            <w:webHidden/>
-          </w:rPr>
-        </w:r>
-        <w:r>
-          <w:rPr>
-            <w:noProof/>
-            <w:webHidden/>
-          </w:rPr>
-          <w:fldChar w:fldCharType="separate"/>
-        </w:r>
-        <w:r>
-          <w:rPr>
-            <w:noProof/>
-            <w:webHidden/>
-          </w:rPr>
-          <w:t>17</w:t>
-        </w:r>
-        <w:r>
-          <w:rPr>
-            <w:noProof/>
-            <w:webHidden/>
-          </w:rPr>
-          <w:fldChar w:fldCharType="end"/>
-        </w:r>
-      </w:hyperlink>
-    </w:p>
-    <w:p>
-      <w:pPr>
-        <w:pStyle w:val="TOC2"/>
-        <w:tabs>
-          <w:tab w:val="right" w:leader="dot" w:pos="9402"/>
-        </w:tabs>
-        <w:rPr>
-          <w:noProof/>
-        </w:rPr>
-      </w:pPr>
-      <w:hyperlink w:anchor="_Toc239864396" w:history="1">
-        <w:r>
-          <w:rPr>
-            <w:rStyle w:val="Hyperlink"/>
-            <w:noProof/>
-          </w:rPr>
-          <w:t>WP6 — Post-processing and the observation exports</w:t>
-        </w:r>
-        <w:r>
-          <w:rPr>
-            <w:noProof/>
-            <w:webHidden/>
-          </w:rPr>
-          <w:tab/>
-        </w:r>
-        <w:r>
-          <w:rPr>
-            <w:noProof/>
-            <w:webHidden/>
-          </w:rPr>
-          <w:fldChar w:fldCharType="begin"/>
-        </w:r>
-        <w:r>
-          <w:rPr>
-            <w:noProof/>
-            <w:webHidden/>
-          </w:rPr>
-          <w:instrText xml:space="preserve"> PAGEREF _Toc239864396 \h </w:instrText>
+          <w:instrText xml:space="preserve"> PAGEREF _Toc239881210 \h </w:instrText>
         </w:r>
         <w:r>
           <w:rPr>
@@ -2198,13 +2130,13 @@
           <w:noProof/>
         </w:rPr>
       </w:pPr>
-      <w:hyperlink w:anchor="_Toc239864397" w:history="1">
+      <w:hyperlink w:anchor="_Toc239881211" w:history="1">
         <w:r>
           <w:rPr>
             <w:rStyle w:val="Hyperlink"/>
             <w:noProof/>
           </w:rPr>
-          <w:t>WP7 — PEST++-IES calibration</w:t>
+          <w:t>WP6 — Post-processing and the observation exports</w:t>
         </w:r>
         <w:r>
           <w:rPr>
@@ -2225,7 +2157,7 @@
             <w:noProof/>
             <w:webHidden/>
           </w:rPr>
-          <w:instrText xml:space="preserve"> PAGEREF _Toc239864397 \h </w:instrText>
+          <w:instrText xml:space="preserve"> PAGEREF _Toc239881211 \h </w:instrText>
         </w:r>
         <w:r>
           <w:rPr>
@@ -2266,13 +2198,13 @@
           <w:noProof/>
         </w:rPr>
       </w:pPr>
-      <w:hyperlink w:anchor="_Toc239864398" w:history="1">
+      <w:hyperlink w:anchor="_Toc239881212" w:history="1">
         <w:r>
           <w:rPr>
             <w:rStyle w:val="Hyperlink"/>
             <w:noProof/>
           </w:rPr>
-          <w:t>WP8 — Tests, documentation and merge hygiene</w:t>
+          <w:t>WP7 — PEST++-IES calibration</w:t>
         </w:r>
         <w:r>
           <w:rPr>
@@ -2293,7 +2225,7 @@
             <w:noProof/>
             <w:webHidden/>
           </w:rPr>
-          <w:instrText xml:space="preserve"> PAGEREF _Toc239864398 \h </w:instrText>
+          <w:instrText xml:space="preserve"> PAGEREF _Toc239881212 \h </w:instrText>
         </w:r>
         <w:r>
           <w:rPr>
@@ -2334,13 +2266,13 @@
           <w:noProof/>
         </w:rPr>
       </w:pPr>
-      <w:hyperlink w:anchor="_Toc239864399" w:history="1">
+      <w:hyperlink w:anchor="_Toc239881213" w:history="1">
         <w:r>
           <w:rPr>
             <w:rStyle w:val="Hyperlink"/>
             <w:noProof/>
           </w:rPr>
-          <w:t>WP9 — Port to CdL, the production case study</w:t>
+          <w:t>WP8 — Tests, documentation and merge hygiene</w:t>
         </w:r>
         <w:r>
           <w:rPr>
@@ -2361,75 +2293,7 @@
             <w:noProof/>
             <w:webHidden/>
           </w:rPr>
-          <w:instrText xml:space="preserve"> PAGEREF _Toc239864399 \h </w:instrText>
-        </w:r>
-        <w:r>
-          <w:rPr>
-            <w:noProof/>
-            <w:webHidden/>
-          </w:rPr>
-        </w:r>
-        <w:r>
-          <w:rPr>
-            <w:noProof/>
-            <w:webHidden/>
-          </w:rPr>
-          <w:fldChar w:fldCharType="separate"/>
-        </w:r>
-        <w:r>
-          <w:rPr>
-            <w:noProof/>
-            <w:webHidden/>
-          </w:rPr>
-          <w:t>19</w:t>
-        </w:r>
-        <w:r>
-          <w:rPr>
-            <w:noProof/>
-            <w:webHidden/>
-          </w:rPr>
-          <w:fldChar w:fldCharType="end"/>
-        </w:r>
-      </w:hyperlink>
-    </w:p>
-    <w:p>
-      <w:pPr>
-        <w:pStyle w:val="TOC1"/>
-        <w:tabs>
-          <w:tab w:val="right" w:leader="dot" w:pos="9402"/>
-        </w:tabs>
-        <w:rPr>
-          <w:noProof/>
-        </w:rPr>
-      </w:pPr>
-      <w:hyperlink w:anchor="_Toc239864400" w:history="1">
-        <w:r>
-          <w:rPr>
-            <w:rStyle w:val="Hyperlink"/>
-            <w:noProof/>
-          </w:rPr>
-          <w:t>6  Input-data inventory</w:t>
-        </w:r>
-        <w:r>
-          <w:rPr>
-            <w:noProof/>
-            <w:webHidden/>
-          </w:rPr>
-          <w:tab/>
-        </w:r>
-        <w:r>
-          <w:rPr>
-            <w:noProof/>
-            <w:webHidden/>
-          </w:rPr>
-          <w:fldChar w:fldCharType="begin"/>
-        </w:r>
-        <w:r>
-          <w:rPr>
-            <w:noProof/>
-            <w:webHidden/>
-          </w:rPr>
-          <w:instrText xml:space="preserve"> PAGEREF _Toc239864400 \h </w:instrText>
+          <w:instrText xml:space="preserve"> PAGEREF _Toc239881213 \h </w:instrText>
         </w:r>
         <w:r>
           <w:rPr>
@@ -2470,13 +2334,13 @@
           <w:noProof/>
         </w:rPr>
       </w:pPr>
-      <w:hyperlink w:anchor="_Toc239864401" w:history="1">
+      <w:hyperlink w:anchor="_Toc239881214" w:history="1">
         <w:r>
           <w:rPr>
             <w:rStyle w:val="Hyperlink"/>
             <w:noProof/>
           </w:rPr>
-          <w:t>6.1  Tier A — in the repository (DataSet_LaMata/)</w:t>
+          <w:t>WP9 — Port to CdL, the production case study</w:t>
         </w:r>
         <w:r>
           <w:rPr>
@@ -2497,7 +2361,7 @@
             <w:noProof/>
             <w:webHidden/>
           </w:rPr>
-          <w:instrText xml:space="preserve"> PAGEREF _Toc239864401 \h </w:instrText>
+          <w:instrText xml:space="preserve"> PAGEREF _Toc239881214 \h </w:instrText>
         </w:r>
         <w:r>
           <w:rPr>
@@ -2530,7 +2394,7 @@
     </w:p>
     <w:p>
       <w:pPr>
-        <w:pStyle w:val="TOC2"/>
+        <w:pStyle w:val="TOC1"/>
         <w:tabs>
           <w:tab w:val="right" w:leader="dot" w:pos="9402"/>
         </w:tabs>
@@ -2538,13 +2402,13 @@
           <w:noProof/>
         </w:rPr>
       </w:pPr>
-      <w:hyperlink w:anchor="_Toc239864402" w:history="1">
+      <w:hyperlink w:anchor="_Toc239881215" w:history="1">
         <w:r>
           <w:rPr>
             <w:rStyle w:val="Hyperlink"/>
             <w:noProof/>
           </w:rPr>
-          <w:t>6.2  Tier B — outside the repository (DATA_ROOT)</w:t>
+          <w:t>6  Input-data inventory</w:t>
         </w:r>
         <w:r>
           <w:rPr>
@@ -2565,7 +2429,7 @@
             <w:noProof/>
             <w:webHidden/>
           </w:rPr>
-          <w:instrText xml:space="preserve"> PAGEREF _Toc239864402 \h </w:instrText>
+          <w:instrText xml:space="preserve"> PAGEREF _Toc239881215 \h </w:instrText>
         </w:r>
         <w:r>
           <w:rPr>
@@ -2606,13 +2470,13 @@
           <w:noProof/>
         </w:rPr>
       </w:pPr>
-      <w:hyperlink w:anchor="_Toc239864403" w:history="1">
+      <w:hyperlink w:anchor="_Toc239881216" w:history="1">
         <w:r>
           <w:rPr>
             <w:rStyle w:val="Hyperlink"/>
             <w:noProof/>
           </w:rPr>
-          <w:t>6.3  Data that does not exist yet and must be assembled</w:t>
+          <w:t>6.1  Tier A — in the repository (example/&lt;case&gt;/, e.g. example/LaMata/)</w:t>
         </w:r>
         <w:r>
           <w:rPr>
@@ -2633,75 +2497,7 @@
             <w:noProof/>
             <w:webHidden/>
           </w:rPr>
-          <w:instrText xml:space="preserve"> PAGEREF _Toc239864403 \h </w:instrText>
-        </w:r>
-        <w:r>
-          <w:rPr>
-            <w:noProof/>
-            <w:webHidden/>
-          </w:rPr>
-        </w:r>
-        <w:r>
-          <w:rPr>
-            <w:noProof/>
-            <w:webHidden/>
-          </w:rPr>
-          <w:fldChar w:fldCharType="separate"/>
-        </w:r>
-        <w:r>
-          <w:rPr>
-            <w:noProof/>
-            <w:webHidden/>
-          </w:rPr>
-          <w:t>21</w:t>
-        </w:r>
-        <w:r>
-          <w:rPr>
-            <w:noProof/>
-            <w:webHidden/>
-          </w:rPr>
-          <w:fldChar w:fldCharType="end"/>
-        </w:r>
-      </w:hyperlink>
-    </w:p>
-    <w:p>
-      <w:pPr>
-        <w:pStyle w:val="TOC1"/>
-        <w:tabs>
-          <w:tab w:val="right" w:leader="dot" w:pos="9402"/>
-        </w:tabs>
-        <w:rPr>
-          <w:noProof/>
-        </w:rPr>
-      </w:pPr>
-      <w:hyperlink w:anchor="_Toc239864404" w:history="1">
-        <w:r>
-          <w:rPr>
-            <w:rStyle w:val="Hyperlink"/>
-            <w:noProof/>
-          </w:rPr>
-          <w:t>7  Configuration reference</w:t>
-        </w:r>
-        <w:r>
-          <w:rPr>
-            <w:noProof/>
-            <w:webHidden/>
-          </w:rPr>
-          <w:tab/>
-        </w:r>
-        <w:r>
-          <w:rPr>
-            <w:noProof/>
-            <w:webHidden/>
-          </w:rPr>
-          <w:fldChar w:fldCharType="begin"/>
-        </w:r>
-        <w:r>
-          <w:rPr>
-            <w:noProof/>
-            <w:webHidden/>
-          </w:rPr>
-          <w:instrText xml:space="preserve"> PAGEREF _Toc239864404 \h </w:instrText>
+          <w:instrText xml:space="preserve"> PAGEREF _Toc239881216 \h </w:instrText>
         </w:r>
         <w:r>
           <w:rPr>
@@ -2742,13 +2538,13 @@
           <w:noProof/>
         </w:rPr>
       </w:pPr>
-      <w:hyperlink w:anchor="_Toc239864405" w:history="1">
+      <w:hyperlink w:anchor="_Toc239881217" w:history="1">
         <w:r>
           <w:rPr>
             <w:rStyle w:val="Hyperlink"/>
             <w:noProof/>
           </w:rPr>
-          <w:t>7.1  trunk/mm_paths.py — the machine layer</w:t>
+          <w:t>6.2  Tier B — outside the repository (DATA_ROOT)</w:t>
         </w:r>
         <w:r>
           <w:rPr>
@@ -2769,7 +2565,7 @@
             <w:noProof/>
             <w:webHidden/>
           </w:rPr>
-          <w:instrText xml:space="preserve"> PAGEREF _Toc239864405 \h </w:instrText>
+          <w:instrText xml:space="preserve"> PAGEREF _Toc239881217 \h </w:instrText>
         </w:r>
         <w:r>
           <w:rPr>
@@ -2810,13 +2606,13 @@
           <w:noProof/>
         </w:rPr>
       </w:pPr>
-      <w:hyperlink w:anchor="_Toc239864406" w:history="1">
+      <w:hyperlink w:anchor="_Toc239881218" w:history="1">
         <w:r>
           <w:rPr>
             <w:rStyle w:val="Hyperlink"/>
             <w:noProof/>
           </w:rPr>
-          <w:t>7.2  configs/lamata.toml — the model and run layer (skeleton)</w:t>
+          <w:t>6.3  Data that does not exist yet and must be assembled</w:t>
         </w:r>
         <w:r>
           <w:rPr>
@@ -2837,7 +2633,7 @@
             <w:noProof/>
             <w:webHidden/>
           </w:rPr>
-          <w:instrText xml:space="preserve"> PAGEREF _Toc239864406 \h </w:instrText>
+          <w:instrText xml:space="preserve"> PAGEREF _Toc239881218 \h </w:instrText>
         </w:r>
         <w:r>
           <w:rPr>
@@ -2878,13 +2674,13 @@
           <w:noProof/>
         </w:rPr>
       </w:pPr>
-      <w:hyperlink w:anchor="_Toc239864407" w:history="1">
+      <w:hyperlink w:anchor="_Toc239881219" w:history="1">
         <w:r>
           <w:rPr>
             <w:rStyle w:val="Hyperlink"/>
             <w:noProof/>
           </w:rPr>
-          <w:t>7.3  Rules the configuration layer must enforce</w:t>
+          <w:t>6.4  The legacy ini files — the authoritative parameter list</w:t>
         </w:r>
         <w:r>
           <w:rPr>
@@ -2905,7 +2701,75 @@
             <w:noProof/>
             <w:webHidden/>
           </w:rPr>
-          <w:instrText xml:space="preserve"> PAGEREF _Toc239864407 \h </w:instrText>
+          <w:instrText xml:space="preserve"> PAGEREF _Toc239881219 \h </w:instrText>
+        </w:r>
+        <w:r>
+          <w:rPr>
+            <w:noProof/>
+            <w:webHidden/>
+          </w:rPr>
+        </w:r>
+        <w:r>
+          <w:rPr>
+            <w:noProof/>
+            <w:webHidden/>
+          </w:rPr>
+          <w:fldChar w:fldCharType="separate"/>
+        </w:r>
+        <w:r>
+          <w:rPr>
+            <w:noProof/>
+            <w:webHidden/>
+          </w:rPr>
+          <w:t>22</w:t>
+        </w:r>
+        <w:r>
+          <w:rPr>
+            <w:noProof/>
+            <w:webHidden/>
+          </w:rPr>
+          <w:fldChar w:fldCharType="end"/>
+        </w:r>
+      </w:hyperlink>
+    </w:p>
+    <w:p>
+      <w:pPr>
+        <w:pStyle w:val="TOC1"/>
+        <w:tabs>
+          <w:tab w:val="right" w:leader="dot" w:pos="9402"/>
+        </w:tabs>
+        <w:rPr>
+          <w:noProof/>
+        </w:rPr>
+      </w:pPr>
+      <w:hyperlink w:anchor="_Toc239881220" w:history="1">
+        <w:r>
+          <w:rPr>
+            <w:rStyle w:val="Hyperlink"/>
+            <w:noProof/>
+          </w:rPr>
+          <w:t>7  Configuration reference</w:t>
+        </w:r>
+        <w:r>
+          <w:rPr>
+            <w:noProof/>
+            <w:webHidden/>
+          </w:rPr>
+          <w:tab/>
+        </w:r>
+        <w:r>
+          <w:rPr>
+            <w:noProof/>
+            <w:webHidden/>
+          </w:rPr>
+          <w:fldChar w:fldCharType="begin"/>
+        </w:r>
+        <w:r>
+          <w:rPr>
+            <w:noProof/>
+            <w:webHidden/>
+          </w:rPr>
+          <w:instrText xml:space="preserve"> PAGEREF _Toc239881220 \h </w:instrText>
         </w:r>
         <w:r>
           <w:rPr>
@@ -2938,7 +2802,7 @@
     </w:p>
     <w:p>
       <w:pPr>
-        <w:pStyle w:val="TOC1"/>
+        <w:pStyle w:val="TOC2"/>
         <w:tabs>
           <w:tab w:val="right" w:leader="dot" w:pos="9402"/>
         </w:tabs>
@@ -2946,13 +2810,13 @@
           <w:noProof/>
         </w:rPr>
       </w:pPr>
-      <w:hyperlink w:anchor="_Toc239864408" w:history="1">
+      <w:hyperlink w:anchor="_Toc239881221" w:history="1">
         <w:r>
           <w:rPr>
             <w:rStyle w:val="Hyperlink"/>
             <w:noProof/>
           </w:rPr>
-          <w:t>8  PEST-IES calibration design</w:t>
+          <w:t>7.1  code/mm_paths.py — the machine layer</w:t>
         </w:r>
         <w:r>
           <w:rPr>
@@ -2973,7 +2837,7 @@
             <w:noProof/>
             <w:webHidden/>
           </w:rPr>
-          <w:instrText xml:space="preserve"> PAGEREF _Toc239864408 \h </w:instrText>
+          <w:instrText xml:space="preserve"> PAGEREF _Toc239881221 \h </w:instrText>
         </w:r>
         <w:r>
           <w:rPr>
@@ -2993,7 +2857,7 @@
             <w:noProof/>
             <w:webHidden/>
           </w:rPr>
-          <w:t>24</w:t>
+          <w:t>23</w:t>
         </w:r>
         <w:r>
           <w:rPr>
@@ -3014,13 +2878,13 @@
           <w:noProof/>
         </w:rPr>
       </w:pPr>
-      <w:hyperlink w:anchor="_Toc239864409" w:history="1">
+      <w:hyperlink w:anchor="_Toc239881222" w:history="1">
         <w:r>
           <w:rPr>
             <w:rStyle w:val="Hyperlink"/>
             <w:noProof/>
           </w:rPr>
-          <w:t>8.1  Parameters</w:t>
+          <w:t>7.2  configs/lamata.toml — the model and run layer (skeleton)</w:t>
         </w:r>
         <w:r>
           <w:rPr>
@@ -3041,7 +2905,7 @@
             <w:noProof/>
             <w:webHidden/>
           </w:rPr>
-          <w:instrText xml:space="preserve"> PAGEREF _Toc239864409 \h </w:instrText>
+          <w:instrText xml:space="preserve"> PAGEREF _Toc239881222 \h </w:instrText>
         </w:r>
         <w:r>
           <w:rPr>
@@ -3061,7 +2925,7 @@
             <w:noProof/>
             <w:webHidden/>
           </w:rPr>
-          <w:t>24</w:t>
+          <w:t>23</w:t>
         </w:r>
         <w:r>
           <w:rPr>
@@ -3082,13 +2946,13 @@
           <w:noProof/>
         </w:rPr>
       </w:pPr>
-      <w:hyperlink w:anchor="_Toc239864410" w:history="1">
+      <w:hyperlink w:anchor="_Toc239881223" w:history="1">
         <w:r>
           <w:rPr>
             <w:rStyle w:val="Hyperlink"/>
             <w:noProof/>
           </w:rPr>
-          <w:t>8.2  Observations</w:t>
+          <w:t>7.3  Rules the configuration layer must enforce</w:t>
         </w:r>
         <w:r>
           <w:rPr>
@@ -3109,211 +2973,7 @@
             <w:noProof/>
             <w:webHidden/>
           </w:rPr>
-          <w:instrText xml:space="preserve"> PAGEREF _Toc239864410 \h </w:instrText>
-        </w:r>
-        <w:r>
-          <w:rPr>
-            <w:noProof/>
-            <w:webHidden/>
-          </w:rPr>
-        </w:r>
-        <w:r>
-          <w:rPr>
-            <w:noProof/>
-            <w:webHidden/>
-          </w:rPr>
-          <w:fldChar w:fldCharType="separate"/>
-        </w:r>
-        <w:r>
-          <w:rPr>
-            <w:noProof/>
-            <w:webHidden/>
-          </w:rPr>
-          <w:t>24</w:t>
-        </w:r>
-        <w:r>
-          <w:rPr>
-            <w:noProof/>
-            <w:webHidden/>
-          </w:rPr>
-          <w:fldChar w:fldCharType="end"/>
-        </w:r>
-      </w:hyperlink>
-    </w:p>
-    <w:p>
-      <w:pPr>
-        <w:pStyle w:val="TOC2"/>
-        <w:tabs>
-          <w:tab w:val="right" w:leader="dot" w:pos="9402"/>
-        </w:tabs>
-        <w:rPr>
-          <w:noProof/>
-        </w:rPr>
-      </w:pPr>
-      <w:hyperlink w:anchor="_Toc239864411" w:history="1">
-        <w:r>
-          <w:rPr>
-            <w:rStyle w:val="Hyperlink"/>
-            <w:noProof/>
-          </w:rPr>
-          <w:t>8.3  The forward run</w:t>
-        </w:r>
-        <w:r>
-          <w:rPr>
-            <w:noProof/>
-            <w:webHidden/>
-          </w:rPr>
-          <w:tab/>
-        </w:r>
-        <w:r>
-          <w:rPr>
-            <w:noProof/>
-            <w:webHidden/>
-          </w:rPr>
-          <w:fldChar w:fldCharType="begin"/>
-        </w:r>
-        <w:r>
-          <w:rPr>
-            <w:noProof/>
-            <w:webHidden/>
-          </w:rPr>
-          <w:instrText xml:space="preserve"> PAGEREF _Toc239864411 \h </w:instrText>
-        </w:r>
-        <w:r>
-          <w:rPr>
-            <w:noProof/>
-            <w:webHidden/>
-          </w:rPr>
-        </w:r>
-        <w:r>
-          <w:rPr>
-            <w:noProof/>
-            <w:webHidden/>
-          </w:rPr>
-          <w:fldChar w:fldCharType="separate"/>
-        </w:r>
-        <w:r>
-          <w:rPr>
-            <w:noProof/>
-            <w:webHidden/>
-          </w:rPr>
-          <w:t>24</w:t>
-        </w:r>
-        <w:r>
-          <w:rPr>
-            <w:noProof/>
-            <w:webHidden/>
-          </w:rPr>
-          <w:fldChar w:fldCharType="end"/>
-        </w:r>
-      </w:hyperlink>
-    </w:p>
-    <w:p>
-      <w:pPr>
-        <w:pStyle w:val="TOC2"/>
-        <w:tabs>
-          <w:tab w:val="right" w:leader="dot" w:pos="9402"/>
-        </w:tabs>
-        <w:rPr>
-          <w:noProof/>
-        </w:rPr>
-      </w:pPr>
-      <w:hyperlink w:anchor="_Toc239864412" w:history="1">
-        <w:r>
-          <w:rPr>
-            <w:rStyle w:val="Hyperlink"/>
-            <w:noProof/>
-          </w:rPr>
-          <w:t>8.4  Run-time budget — decide this before building the interface</w:t>
-        </w:r>
-        <w:r>
-          <w:rPr>
-            <w:noProof/>
-            <w:webHidden/>
-          </w:rPr>
-          <w:tab/>
-        </w:r>
-        <w:r>
-          <w:rPr>
-            <w:noProof/>
-            <w:webHidden/>
-          </w:rPr>
-          <w:fldChar w:fldCharType="begin"/>
-        </w:r>
-        <w:r>
-          <w:rPr>
-            <w:noProof/>
-            <w:webHidden/>
-          </w:rPr>
-          <w:instrText xml:space="preserve"> PAGEREF _Toc239864412 \h </w:instrText>
-        </w:r>
-        <w:r>
-          <w:rPr>
-            <w:noProof/>
-            <w:webHidden/>
-          </w:rPr>
-        </w:r>
-        <w:r>
-          <w:rPr>
-            <w:noProof/>
-            <w:webHidden/>
-          </w:rPr>
-          <w:fldChar w:fldCharType="separate"/>
-        </w:r>
-        <w:r>
-          <w:rPr>
-            <w:noProof/>
-            <w:webHidden/>
-          </w:rPr>
-          <w:t>24</w:t>
-        </w:r>
-        <w:r>
-          <w:rPr>
-            <w:noProof/>
-            <w:webHidden/>
-          </w:rPr>
-          <w:fldChar w:fldCharType="end"/>
-        </w:r>
-      </w:hyperlink>
-    </w:p>
-    <w:p>
-      <w:pPr>
-        <w:pStyle w:val="TOC1"/>
-        <w:tabs>
-          <w:tab w:val="right" w:leader="dot" w:pos="9402"/>
-        </w:tabs>
-        <w:rPr>
-          <w:noProof/>
-        </w:rPr>
-      </w:pPr>
-      <w:hyperlink w:anchor="_Toc239864413" w:history="1">
-        <w:r>
-          <w:rPr>
-            <w:rStyle w:val="Hyperlink"/>
-            <w:noProof/>
-          </w:rPr>
-          <w:t>9  Risk register</w:t>
-        </w:r>
-        <w:r>
-          <w:rPr>
-            <w:noProof/>
-            <w:webHidden/>
-          </w:rPr>
-          <w:tab/>
-        </w:r>
-        <w:r>
-          <w:rPr>
-            <w:noProof/>
-            <w:webHidden/>
-          </w:rPr>
-          <w:fldChar w:fldCharType="begin"/>
-        </w:r>
-        <w:r>
-          <w:rPr>
-            <w:noProof/>
-            <w:webHidden/>
-          </w:rPr>
-          <w:instrText xml:space="preserve"> PAGEREF _Toc239864413 \h </w:instrText>
+          <w:instrText xml:space="preserve"> PAGEREF _Toc239881223 \h </w:instrText>
         </w:r>
         <w:r>
           <w:rPr>
@@ -3354,13 +3014,13 @@
           <w:noProof/>
         </w:rPr>
       </w:pPr>
-      <w:hyperlink w:anchor="_Toc239864414" w:history="1">
+      <w:hyperlink w:anchor="_Toc239881224" w:history="1">
         <w:r>
           <w:rPr>
             <w:rStyle w:val="Hyperlink"/>
             <w:noProof/>
           </w:rPr>
-          <w:t>10  Milestones and acceptance checklist</w:t>
+          <w:t>8  PEST-IES calibration design</w:t>
         </w:r>
         <w:r>
           <w:rPr>
@@ -3381,7 +3041,211 @@
             <w:noProof/>
             <w:webHidden/>
           </w:rPr>
-          <w:instrText xml:space="preserve"> PAGEREF _Toc239864414 \h </w:instrText>
+          <w:instrText xml:space="preserve"> PAGEREF _Toc239881224 \h </w:instrText>
+        </w:r>
+        <w:r>
+          <w:rPr>
+            <w:noProof/>
+            <w:webHidden/>
+          </w:rPr>
+        </w:r>
+        <w:r>
+          <w:rPr>
+            <w:noProof/>
+            <w:webHidden/>
+          </w:rPr>
+          <w:fldChar w:fldCharType="separate"/>
+        </w:r>
+        <w:r>
+          <w:rPr>
+            <w:noProof/>
+            <w:webHidden/>
+          </w:rPr>
+          <w:t>25</w:t>
+        </w:r>
+        <w:r>
+          <w:rPr>
+            <w:noProof/>
+            <w:webHidden/>
+          </w:rPr>
+          <w:fldChar w:fldCharType="end"/>
+        </w:r>
+      </w:hyperlink>
+    </w:p>
+    <w:p>
+      <w:pPr>
+        <w:pStyle w:val="TOC2"/>
+        <w:tabs>
+          <w:tab w:val="right" w:leader="dot" w:pos="9402"/>
+        </w:tabs>
+        <w:rPr>
+          <w:noProof/>
+        </w:rPr>
+      </w:pPr>
+      <w:hyperlink w:anchor="_Toc239881225" w:history="1">
+        <w:r>
+          <w:rPr>
+            <w:rStyle w:val="Hyperlink"/>
+            <w:noProof/>
+          </w:rPr>
+          <w:t>8.1  Parameters</w:t>
+        </w:r>
+        <w:r>
+          <w:rPr>
+            <w:noProof/>
+            <w:webHidden/>
+          </w:rPr>
+          <w:tab/>
+        </w:r>
+        <w:r>
+          <w:rPr>
+            <w:noProof/>
+            <w:webHidden/>
+          </w:rPr>
+          <w:fldChar w:fldCharType="begin"/>
+        </w:r>
+        <w:r>
+          <w:rPr>
+            <w:noProof/>
+            <w:webHidden/>
+          </w:rPr>
+          <w:instrText xml:space="preserve"> PAGEREF _Toc239881225 \h </w:instrText>
+        </w:r>
+        <w:r>
+          <w:rPr>
+            <w:noProof/>
+            <w:webHidden/>
+          </w:rPr>
+        </w:r>
+        <w:r>
+          <w:rPr>
+            <w:noProof/>
+            <w:webHidden/>
+          </w:rPr>
+          <w:fldChar w:fldCharType="separate"/>
+        </w:r>
+        <w:r>
+          <w:rPr>
+            <w:noProof/>
+            <w:webHidden/>
+          </w:rPr>
+          <w:t>25</w:t>
+        </w:r>
+        <w:r>
+          <w:rPr>
+            <w:noProof/>
+            <w:webHidden/>
+          </w:rPr>
+          <w:fldChar w:fldCharType="end"/>
+        </w:r>
+      </w:hyperlink>
+    </w:p>
+    <w:p>
+      <w:pPr>
+        <w:pStyle w:val="TOC2"/>
+        <w:tabs>
+          <w:tab w:val="right" w:leader="dot" w:pos="9402"/>
+        </w:tabs>
+        <w:rPr>
+          <w:noProof/>
+        </w:rPr>
+      </w:pPr>
+      <w:hyperlink w:anchor="_Toc239881226" w:history="1">
+        <w:r>
+          <w:rPr>
+            <w:rStyle w:val="Hyperlink"/>
+            <w:noProof/>
+          </w:rPr>
+          <w:t>8.2  Observations</w:t>
+        </w:r>
+        <w:r>
+          <w:rPr>
+            <w:noProof/>
+            <w:webHidden/>
+          </w:rPr>
+          <w:tab/>
+        </w:r>
+        <w:r>
+          <w:rPr>
+            <w:noProof/>
+            <w:webHidden/>
+          </w:rPr>
+          <w:fldChar w:fldCharType="begin"/>
+        </w:r>
+        <w:r>
+          <w:rPr>
+            <w:noProof/>
+            <w:webHidden/>
+          </w:rPr>
+          <w:instrText xml:space="preserve"> PAGEREF _Toc239881226 \h </w:instrText>
+        </w:r>
+        <w:r>
+          <w:rPr>
+            <w:noProof/>
+            <w:webHidden/>
+          </w:rPr>
+        </w:r>
+        <w:r>
+          <w:rPr>
+            <w:noProof/>
+            <w:webHidden/>
+          </w:rPr>
+          <w:fldChar w:fldCharType="separate"/>
+        </w:r>
+        <w:r>
+          <w:rPr>
+            <w:noProof/>
+            <w:webHidden/>
+          </w:rPr>
+          <w:t>25</w:t>
+        </w:r>
+        <w:r>
+          <w:rPr>
+            <w:noProof/>
+            <w:webHidden/>
+          </w:rPr>
+          <w:fldChar w:fldCharType="end"/>
+        </w:r>
+      </w:hyperlink>
+    </w:p>
+    <w:p>
+      <w:pPr>
+        <w:pStyle w:val="TOC2"/>
+        <w:tabs>
+          <w:tab w:val="right" w:leader="dot" w:pos="9402"/>
+        </w:tabs>
+        <w:rPr>
+          <w:noProof/>
+        </w:rPr>
+      </w:pPr>
+      <w:hyperlink w:anchor="_Toc239881227" w:history="1">
+        <w:r>
+          <w:rPr>
+            <w:rStyle w:val="Hyperlink"/>
+            <w:noProof/>
+          </w:rPr>
+          <w:t>8.3  The forward run</w:t>
+        </w:r>
+        <w:r>
+          <w:rPr>
+            <w:noProof/>
+            <w:webHidden/>
+          </w:rPr>
+          <w:tab/>
+        </w:r>
+        <w:r>
+          <w:rPr>
+            <w:noProof/>
+            <w:webHidden/>
+          </w:rPr>
+          <w:fldChar w:fldCharType="begin"/>
+        </w:r>
+        <w:r>
+          <w:rPr>
+            <w:noProof/>
+            <w:webHidden/>
+          </w:rPr>
+          <w:instrText xml:space="preserve"> PAGEREF _Toc239881227 \h </w:instrText>
         </w:r>
         <w:r>
           <w:rPr>
@@ -3422,13 +3286,13 @@
           <w:noProof/>
         </w:rPr>
       </w:pPr>
-      <w:hyperlink w:anchor="_Toc239864415" w:history="1">
+      <w:hyperlink w:anchor="_Toc239881228" w:history="1">
         <w:r>
           <w:rPr>
             <w:rStyle w:val="Hyperlink"/>
             <w:noProof/>
           </w:rPr>
-          <w:t>Settled on 2026-09-09</w:t>
+          <w:t>8.4  Run-time budget — decide this before building the interface</w:t>
         </w:r>
         <w:r>
           <w:rPr>
@@ -3449,75 +3313,7 @@
             <w:noProof/>
             <w:webHidden/>
           </w:rPr>
-          <w:instrText xml:space="preserve"> PAGEREF _Toc239864415 \h </w:instrText>
-        </w:r>
-        <w:r>
-          <w:rPr>
-            <w:noProof/>
-            <w:webHidden/>
-          </w:rPr>
-        </w:r>
-        <w:r>
-          <w:rPr>
-            <w:noProof/>
-            <w:webHidden/>
-          </w:rPr>
-          <w:fldChar w:fldCharType="separate"/>
-        </w:r>
-        <w:r>
-          <w:rPr>
-            <w:noProof/>
-            <w:webHidden/>
-          </w:rPr>
-          <w:t>26</w:t>
-        </w:r>
-        <w:r>
-          <w:rPr>
-            <w:noProof/>
-            <w:webHidden/>
-          </w:rPr>
-          <w:fldChar w:fldCharType="end"/>
-        </w:r>
-      </w:hyperlink>
-    </w:p>
-    <w:p>
-      <w:pPr>
-        <w:pStyle w:val="TOC2"/>
-        <w:tabs>
-          <w:tab w:val="right" w:leader="dot" w:pos="9402"/>
-        </w:tabs>
-        <w:rPr>
-          <w:noProof/>
-        </w:rPr>
-      </w:pPr>
-      <w:hyperlink w:anchor="_Toc239864416" w:history="1">
-        <w:r>
-          <w:rPr>
-            <w:rStyle w:val="Hyperlink"/>
-            <w:noProof/>
-          </w:rPr>
-          <w:t>Open questions still to settle</w:t>
-        </w:r>
-        <w:r>
-          <w:rPr>
-            <w:noProof/>
-            <w:webHidden/>
-          </w:rPr>
-          <w:tab/>
-        </w:r>
-        <w:r>
-          <w:rPr>
-            <w:noProof/>
-            <w:webHidden/>
-          </w:rPr>
-          <w:fldChar w:fldCharType="begin"/>
-        </w:r>
-        <w:r>
-          <w:rPr>
-            <w:noProof/>
-            <w:webHidden/>
-          </w:rPr>
-          <w:instrText xml:space="preserve"> PAGEREF _Toc239864416 \h </w:instrText>
+          <w:instrText xml:space="preserve"> PAGEREF _Toc239881228 \h </w:instrText>
         </w:r>
         <w:r>
           <w:rPr>
@@ -3558,13 +3354,13 @@
           <w:noProof/>
         </w:rPr>
       </w:pPr>
-      <w:hyperlink w:anchor="_Toc239864417" w:history="1">
+      <w:hyperlink w:anchor="_Toc239881229" w:history="1">
         <w:r>
           <w:rPr>
             <w:rStyle w:val="Hyperlink"/>
             <w:noProof/>
           </w:rPr>
-          <w:t>Appendix A  Flag → configuration key map</w:t>
+          <w:t>9  Risk register</w:t>
         </w:r>
         <w:r>
           <w:rPr>
@@ -3585,7 +3381,75 @@
             <w:noProof/>
             <w:webHidden/>
           </w:rPr>
-          <w:instrText xml:space="preserve"> PAGEREF _Toc239864417 \h </w:instrText>
+          <w:instrText xml:space="preserve"> PAGEREF _Toc239881229 \h </w:instrText>
+        </w:r>
+        <w:r>
+          <w:rPr>
+            <w:noProof/>
+            <w:webHidden/>
+          </w:rPr>
+        </w:r>
+        <w:r>
+          <w:rPr>
+            <w:noProof/>
+            <w:webHidden/>
+          </w:rPr>
+          <w:fldChar w:fldCharType="separate"/>
+        </w:r>
+        <w:r>
+          <w:rPr>
+            <w:noProof/>
+            <w:webHidden/>
+          </w:rPr>
+          <w:t>26</w:t>
+        </w:r>
+        <w:r>
+          <w:rPr>
+            <w:noProof/>
+            <w:webHidden/>
+          </w:rPr>
+          <w:fldChar w:fldCharType="end"/>
+        </w:r>
+      </w:hyperlink>
+    </w:p>
+    <w:p>
+      <w:pPr>
+        <w:pStyle w:val="TOC1"/>
+        <w:tabs>
+          <w:tab w:val="right" w:leader="dot" w:pos="9402"/>
+        </w:tabs>
+        <w:rPr>
+          <w:noProof/>
+        </w:rPr>
+      </w:pPr>
+      <w:hyperlink w:anchor="_Toc239881230" w:history="1">
+        <w:r>
+          <w:rPr>
+            <w:rStyle w:val="Hyperlink"/>
+            <w:noProof/>
+          </w:rPr>
+          <w:t>10  Milestones and acceptance checklist</w:t>
+        </w:r>
+        <w:r>
+          <w:rPr>
+            <w:noProof/>
+            <w:webHidden/>
+          </w:rPr>
+          <w:tab/>
+        </w:r>
+        <w:r>
+          <w:rPr>
+            <w:noProof/>
+            <w:webHidden/>
+          </w:rPr>
+          <w:fldChar w:fldCharType="begin"/>
+        </w:r>
+        <w:r>
+          <w:rPr>
+            <w:noProof/>
+            <w:webHidden/>
+          </w:rPr>
+          <w:instrText xml:space="preserve"> PAGEREF _Toc239881230 \h </w:instrText>
         </w:r>
         <w:r>
           <w:rPr>
@@ -3617,6 +3481,210 @@
       </w:hyperlink>
     </w:p>
     <w:p>
+      <w:pPr>
+        <w:pStyle w:val="TOC2"/>
+        <w:tabs>
+          <w:tab w:val="right" w:leader="dot" w:pos="9402"/>
+        </w:tabs>
+        <w:rPr>
+          <w:noProof/>
+        </w:rPr>
+      </w:pPr>
+      <w:hyperlink w:anchor="_Toc239881231" w:history="1">
+        <w:r>
+          <w:rPr>
+            <w:rStyle w:val="Hyperlink"/>
+            <w:noProof/>
+          </w:rPr>
+          <w:t>Settled on 2026-09-09</w:t>
+        </w:r>
+        <w:r>
+          <w:rPr>
+            <w:noProof/>
+            <w:webHidden/>
+          </w:rPr>
+          <w:tab/>
+        </w:r>
+        <w:r>
+          <w:rPr>
+            <w:noProof/>
+            <w:webHidden/>
+          </w:rPr>
+          <w:fldChar w:fldCharType="begin"/>
+        </w:r>
+        <w:r>
+          <w:rPr>
+            <w:noProof/>
+            <w:webHidden/>
+          </w:rPr>
+          <w:instrText xml:space="preserve"> PAGEREF _Toc239881231 \h </w:instrText>
+        </w:r>
+        <w:r>
+          <w:rPr>
+            <w:noProof/>
+            <w:webHidden/>
+          </w:rPr>
+        </w:r>
+        <w:r>
+          <w:rPr>
+            <w:noProof/>
+            <w:webHidden/>
+          </w:rPr>
+          <w:fldChar w:fldCharType="separate"/>
+        </w:r>
+        <w:r>
+          <w:rPr>
+            <w:noProof/>
+            <w:webHidden/>
+          </w:rPr>
+          <w:t>28</w:t>
+        </w:r>
+        <w:r>
+          <w:rPr>
+            <w:noProof/>
+            <w:webHidden/>
+          </w:rPr>
+          <w:fldChar w:fldCharType="end"/>
+        </w:r>
+      </w:hyperlink>
+    </w:p>
+    <w:p>
+      <w:pPr>
+        <w:pStyle w:val="TOC2"/>
+        <w:tabs>
+          <w:tab w:val="right" w:leader="dot" w:pos="9402"/>
+        </w:tabs>
+        <w:rPr>
+          <w:noProof/>
+        </w:rPr>
+      </w:pPr>
+      <w:hyperlink w:anchor="_Toc239881232" w:history="1">
+        <w:r>
+          <w:rPr>
+            <w:rStyle w:val="Hyperlink"/>
+            <w:noProof/>
+          </w:rPr>
+          <w:t>Open questions still to settle</w:t>
+        </w:r>
+        <w:r>
+          <w:rPr>
+            <w:noProof/>
+            <w:webHidden/>
+          </w:rPr>
+          <w:tab/>
+        </w:r>
+        <w:r>
+          <w:rPr>
+            <w:noProof/>
+            <w:webHidden/>
+          </w:rPr>
+          <w:fldChar w:fldCharType="begin"/>
+        </w:r>
+        <w:r>
+          <w:rPr>
+            <w:noProof/>
+            <w:webHidden/>
+          </w:rPr>
+          <w:instrText xml:space="preserve"> PAGEREF _Toc239881232 \h </w:instrText>
+        </w:r>
+        <w:r>
+          <w:rPr>
+            <w:noProof/>
+            <w:webHidden/>
+          </w:rPr>
+        </w:r>
+        <w:r>
+          <w:rPr>
+            <w:noProof/>
+            <w:webHidden/>
+          </w:rPr>
+          <w:fldChar w:fldCharType="separate"/>
+        </w:r>
+        <w:r>
+          <w:rPr>
+            <w:noProof/>
+            <w:webHidden/>
+          </w:rPr>
+          <w:t>28</w:t>
+        </w:r>
+        <w:r>
+          <w:rPr>
+            <w:noProof/>
+            <w:webHidden/>
+          </w:rPr>
+          <w:fldChar w:fldCharType="end"/>
+        </w:r>
+      </w:hyperlink>
+    </w:p>
+    <w:p>
+      <w:pPr>
+        <w:pStyle w:val="TOC1"/>
+        <w:tabs>
+          <w:tab w:val="right" w:leader="dot" w:pos="9402"/>
+        </w:tabs>
+        <w:rPr>
+          <w:noProof/>
+        </w:rPr>
+      </w:pPr>
+      <w:hyperlink w:anchor="_Toc239881233" w:history="1">
+        <w:r>
+          <w:rPr>
+            <w:rStyle w:val="Hyperlink"/>
+            <w:noProof/>
+          </w:rPr>
+          <w:t>Appendix A  Flag → configuration key map</w:t>
+        </w:r>
+        <w:r>
+          <w:rPr>
+            <w:noProof/>
+            <w:webHidden/>
+          </w:rPr>
+          <w:tab/>
+        </w:r>
+        <w:r>
+          <w:rPr>
+            <w:noProof/>
+            <w:webHidden/>
+          </w:rPr>
+          <w:fldChar w:fldCharType="begin"/>
+        </w:r>
+        <w:r>
+          <w:rPr>
+            <w:noProof/>
+            <w:webHidden/>
+          </w:rPr>
+          <w:instrText xml:space="preserve"> PAGEREF _Toc239881233 \h </w:instrText>
+        </w:r>
+        <w:r>
+          <w:rPr>
+            <w:noProof/>
+            <w:webHidden/>
+          </w:rPr>
+        </w:r>
+        <w:r>
+          <w:rPr>
+            <w:noProof/>
+            <w:webHidden/>
+          </w:rPr>
+          <w:fldChar w:fldCharType="separate"/>
+        </w:r>
+        <w:r>
+          <w:rPr>
+            <w:noProof/>
+            <w:webHidden/>
+          </w:rPr>
+          <w:t>28</w:t>
+        </w:r>
+        <w:r>
+          <w:rPr>
+            <w:noProof/>
+            <w:webHidden/>
+          </w:rPr>
+          <w:fldChar w:fldCharType="end"/>
+        </w:r>
+      </w:hyperlink>
+    </w:p>
+    <w:p>
       <w:r>
         <w:fldChar w:fldCharType="end"/>
       </w:r>
@@ -3630,7 +3698,7 @@
       <w:pPr>
         <w:pStyle w:val="Heading1"/>
       </w:pPr>
-      <w:bookmarkStart w:id="1" w:name="_Toc239864373"/>
+      <w:bookmarkStart w:id="1" w:name="_Toc239881188"/>
       <w:r>
         <w:lastRenderedPageBreak/>
         <w:t>1  Purpose, scope and working method</w:t>
@@ -3641,7 +3709,7 @@
       <w:pPr>
         <w:pStyle w:val="Heading2"/>
       </w:pPr>
-      <w:bookmarkStart w:id="2" w:name="_Toc239864374"/>
+      <w:bookmarkStart w:id="2" w:name="_Toc239881189"/>
       <w:r>
         <w:t>1.1  What this cookbook delivers</w:t>
       </w:r>
@@ -3800,7 +3868,7 @@
       <w:pPr>
         <w:pStyle w:val="Heading2"/>
       </w:pPr>
-      <w:bookmarkStart w:id="3" w:name="_Toc239864375"/>
+      <w:bookmarkStart w:id="3" w:name="_Toc239881190"/>
       <w:r>
         <w:t>1.2  Dependency order — why WP0 and WP1 come first</w:t>
       </w:r>
@@ -3982,7 +4050,7 @@
       <w:pPr>
         <w:pStyle w:val="Heading2"/>
       </w:pPr>
-      <w:bookmarkStart w:id="4" w:name="_Toc239864376"/>
+      <w:bookmarkStart w:id="4" w:name="_Toc239881191"/>
       <w:r>
         <w:t>1.3  Working method (unchanged from the conversion phase)</w:t>
       </w:r>
@@ -4081,7 +4149,7 @@
       <w:pPr>
         <w:pStyle w:val="Heading2"/>
       </w:pPr>
-      <w:bookmarkStart w:id="5" w:name="_Toc239864377"/>
+      <w:bookmarkStart w:id="5" w:name="_Toc239881192"/>
       <w:r>
         <w:t>1.4  Study area: develop on La Mata, deliver on CdL</w:t>
       </w:r>
@@ -4308,7 +4376,7 @@
       <w:pPr>
         <w:pStyle w:val="Heading1"/>
       </w:pPr>
-      <w:bookmarkStart w:id="6" w:name="_Toc239864378"/>
+      <w:bookmarkStart w:id="6" w:name="_Toc239881193"/>
       <w:r>
         <w:t>2  Where the two code bases stand today</w:t>
       </w:r>
@@ -4318,7 +4386,7 @@
       <w:pPr>
         <w:pStyle w:val="Heading2"/>
       </w:pPr>
-      <w:bookmarkStart w:id="7" w:name="_Toc239864379"/>
+      <w:bookmarkStart w:id="7" w:name="_Toc239881194"/>
       <w:r>
         <w:t>2.1  Side-by-side</w:t>
       </w:r>
@@ -5275,7 +5343,7 @@
                 <w:rFonts w:ascii="Consolas" w:hAnsi="Consolas"/>
                 <w:sz w:val="14"/>
               </w:rPr>
-              <w:t>trunk/marmites_config.py</w:t>
+              <w:t>code/marmites_config.py</w:t>
             </w:r>
             <w:r>
               <w:rPr>
@@ -5557,7 +5625,7 @@
       <w:pPr>
         <w:pStyle w:val="Heading2"/>
       </w:pPr>
-      <w:bookmarkStart w:id="8" w:name="_Toc239864380"/>
+      <w:bookmarkStart w:id="8" w:name="_Toc239881195"/>
       <w:r>
         <w:t>2.2  What already exists on the MARMITES side (do not rebuild it)</w:t>
       </w:r>
@@ -5573,7 +5641,7 @@
           <w:rFonts w:ascii="Consolas" w:hAnsi="Consolas"/>
           <w:sz w:val="18"/>
         </w:rPr>
-        <w:t>trunk/ppMF6/marmites_sfr.py</w:t>
+        <w:t>code/ppMF6/marmites_sfr.py</w:t>
       </w:r>
       <w:r>
         <w:t xml:space="preserve"> — priority-flood stream network, downstream-monotonic bed elevations, </w:t>
@@ -5599,7 +5667,7 @@
           <w:rFonts w:ascii="Consolas" w:hAnsi="Consolas"/>
           <w:sz w:val="18"/>
         </w:rPr>
-        <w:t>trunk/ppMF6/marmites_lak.py</w:t>
+        <w:t>code/ppMF6/marmites_lak.py</w:t>
       </w:r>
       <w:r>
         <w:t xml:space="preserve"> — EMBEDDEDV lakes, wedge stage–volume–area table, host-cell assignment by centroid, on-channel / inlet / outlet reach attributes.</w:t>
@@ -5615,7 +5683,7 @@
           <w:rFonts w:ascii="Consolas" w:hAnsi="Consolas"/>
           <w:sz w:val="18"/>
         </w:rPr>
-        <w:t>trunk/ppMF6/marmites_mf6.py</w:t>
+        <w:t>code/ppMF6/marmites_mf6.py</w:t>
       </w:r>
       <w:r>
         <w:t xml:space="preserve"> — MVR wiring for the stream running through the on-channel ponds; </w:t>
@@ -5661,7 +5729,7 @@
           <w:rFonts w:ascii="Consolas" w:hAnsi="Consolas"/>
           <w:sz w:val="18"/>
         </w:rPr>
-        <w:t>trunk/marmites_coupler.py</w:t>
+        <w:t>code/marmites_coupler.py</w:t>
       </w:r>
       <w:r>
         <w:t xml:space="preserve"> — the SFR </w:t>
@@ -5696,7 +5764,7 @@
           <w:rFonts w:ascii="Consolas" w:hAnsi="Consolas"/>
           <w:sz w:val="18"/>
         </w:rPr>
-        <w:t>trunk/marmites_config.py</w:t>
+        <w:t>code/marmites_config.py</w:t>
       </w:r>
       <w:r>
         <w:t xml:space="preserve"> — a validated TOML schema with an </w:t>
@@ -5716,7 +5784,7 @@
       <w:pPr>
         <w:pStyle w:val="Heading2"/>
       </w:pPr>
-      <w:bookmarkStart w:id="9" w:name="_Toc239864381"/>
+      <w:bookmarkStart w:id="9" w:name="_Toc239881196"/>
       <w:r>
         <w:t>2.3  What is genuinely missing</w:t>
       </w:r>
@@ -5789,7 +5857,7 @@
       <w:pPr>
         <w:pStyle w:val="Heading1"/>
       </w:pPr>
-      <w:bookmarkStart w:id="10" w:name="_Toc239864382"/>
+      <w:bookmarkStart w:id="10" w:name="_Toc239881197"/>
       <w:r>
         <w:t>3  Target architecture</w:t>
       </w:r>
@@ -5799,7 +5867,7 @@
       <w:pPr>
         <w:pStyle w:val="Heading2"/>
       </w:pPr>
-      <w:bookmarkStart w:id="11" w:name="_Toc239864383"/>
+      <w:bookmarkStart w:id="11" w:name="_Toc239881198"/>
       <w:r>
         <w:t>3.1  The merged picture</w:t>
       </w:r>
@@ -5990,7 +6058,7 @@
       <w:pPr>
         <w:pStyle w:val="Heading2"/>
       </w:pPr>
-      <w:bookmarkStart w:id="12" w:name="_Toc239864384"/>
+      <w:bookmarkStart w:id="12" w:name="_Toc239881199"/>
       <w:r>
         <w:lastRenderedPageBreak/>
         <w:t>3.2  What crosses the API each stress period (extended)</w:t>
@@ -7093,7 +7161,7 @@
       <w:pPr>
         <w:pStyle w:val="Heading2"/>
       </w:pPr>
-      <w:bookmarkStart w:id="13" w:name="_Toc239864385"/>
+      <w:bookmarkStart w:id="13" w:name="_Toc239881200"/>
       <w:r>
         <w:t>3.3  Three decisions taken here, with their reasons</w:t>
       </w:r>
@@ -7661,7 +7729,7 @@
         <w:t>WP1c</w:t>
       </w:r>
       <w:r>
-        <w:t xml:space="preserve">, placed before WP2 because SFR routing, LAK host cells and the CRR neighbour graph all depend on grid topology. It also makes D2's sub-grid problem largely disappear: with pond-scale seeded cells a pond cell really is a pond, so the open-water fraction of WP4 tends to 1 rather than to 0.14. The structured producer is </w:t>
+        <w:t xml:space="preserve">, placed before WP2 because SFR routing, LAK host cells and the CRR neighbour graph all depend on grid topology. It also removes D2's sub-grid problem: with pond-scale seeded cells a pond cell really is a pond, so WP4's open-water bypass becomes exact rather than approximate. The structured producer is </w:t>
       </w:r>
       <w:r>
         <w:rPr>
@@ -7677,7 +7745,7 @@
       <w:pPr>
         <w:pStyle w:val="Heading1"/>
       </w:pPr>
-      <w:bookmarkStart w:id="14" w:name="_Toc239864386"/>
+      <w:bookmarkStart w:id="14" w:name="_Toc239881201"/>
       <w:r>
         <w:t>4  Standing rules and known traps</w:t>
       </w:r>
@@ -8968,7 +9036,7 @@
       <w:pPr>
         <w:pStyle w:val="Heading1"/>
       </w:pPr>
-      <w:bookmarkStart w:id="15" w:name="_Toc239864387"/>
+      <w:bookmarkStart w:id="15" w:name="_Toc239881202"/>
       <w:r>
         <w:t>5  The work packages</w:t>
       </w:r>
@@ -8978,7 +9046,7 @@
       <w:pPr>
         <w:pStyle w:val="Heading2"/>
       </w:pPr>
-      <w:bookmarkStart w:id="16" w:name="_Toc239864388"/>
+      <w:bookmarkStart w:id="16" w:name="_Toc239881203"/>
       <w:r>
         <w:t>WP0 — A configuration file replaces the command-line tags</w:t>
       </w:r>
@@ -9147,7 +9215,7 @@
                 <w:rFonts w:ascii="Consolas" w:hAnsi="Consolas"/>
                 <w:sz w:val="15"/>
               </w:rPr>
-              <w:t>trunk/mm_paths.py</w:t>
+              <w:t>code/mm_paths.py</w:t>
             </w:r>
           </w:p>
         </w:tc>
@@ -9385,7 +9453,7 @@
           <w:rFonts w:ascii="Consolas" w:hAnsi="Consolas"/>
           <w:sz w:val="18"/>
         </w:rPr>
-        <w:t>trunk/marmites_config.py</w:t>
+        <w:t>code/marmites_config.py</w:t>
       </w:r>
       <w:r>
         <w:t xml:space="preserve"> already parses TOML into a validated </w:t>
@@ -9599,7 +9667,7 @@
                 <w:rFonts w:ascii="Consolas" w:hAnsi="Consolas"/>
                 <w:sz w:val="14"/>
               </w:rPr>
-              <w:t>trunk/marmites_config.py</w:t>
+              <w:t>code/marmites_config.py</w:t>
             </w:r>
           </w:p>
         </w:tc>
@@ -9675,7 +9743,7 @@
                 <w:rFonts w:ascii="Consolas" w:hAnsi="Consolas"/>
                 <w:sz w:val="14"/>
               </w:rPr>
-              <w:t>trunk/mm_paths.py</w:t>
+              <w:t>code/mm_paths.py</w:t>
             </w:r>
             <w:r>
               <w:rPr>
@@ -10415,7 +10483,7 @@
       <w:pPr>
         <w:pStyle w:val="Heading2"/>
       </w:pPr>
-      <w:bookmarkStart w:id="17" w:name="_Toc239864389"/>
+      <w:bookmarkStart w:id="17" w:name="_Toc239881204"/>
       <w:r>
         <w:t>WP1 — Input-data inventory and the DATA_ROOT split</w:t>
       </w:r>
@@ -10455,7 +10523,7 @@
           <w:rFonts w:ascii="Consolas" w:hAnsi="Consolas"/>
           <w:sz w:val="17"/>
         </w:rPr>
-        <w:t xml:space="preserve">  DATA_ROOT (outside the repo)                     REPO  DataSet_LaMata/   (read directly by MM/MF)</w:t>
+        <w:t xml:space="preserve">  DATA_ROOT (outside the repo)                     REPO  example/LaMata/  (read directly by MM/MF)</w:t>
       </w:r>
       <w:r>
         <w:rPr>
@@ -10503,6 +10571,12 @@
           <w:sz w:val="17"/>
         </w:rPr>
         <w:br/>
+      </w:r>
+      <w:r>
+        <w:rPr>
+          <w:rFonts w:ascii="Consolas" w:hAnsi="Consolas"/>
+          <w:sz w:val="17"/>
+        </w:rPr>
         <w:t xml:space="preserve">  GIS/202109MonitPts.shp     ─┘   run ONCE, by hand           inputSTREAMhmax.asc (renamed)</w:t>
       </w:r>
       <w:r>
@@ -10816,7 +10890,7 @@
                 <w:rFonts w:ascii="Consolas" w:hAnsi="Consolas"/>
                 <w:sz w:val="14"/>
               </w:rPr>
-              <w:t>DataSet_LaMata/</w:t>
+              <w:t>example/LaMata/</w:t>
             </w:r>
             <w:r>
               <w:rPr>
@@ -11112,7 +11186,7 @@
                 <w:rFonts w:ascii="Consolas" w:hAnsi="Consolas"/>
                 <w:sz w:val="14"/>
               </w:rPr>
-              <w:t>DataSet_LaMata/README.md</w:t>
+              <w:t>example/LaMata/README.md</w:t>
             </w:r>
             <w:r>
               <w:rPr>
@@ -11259,7 +11333,7 @@
                 <w:rFonts w:ascii="Consolas" w:hAnsi="Consolas"/>
                 <w:sz w:val="14"/>
               </w:rPr>
-              <w:t>tests/test_repo_hygiene.py</w:t>
+              <w:t>code/tests/test_repo_hygiene.py</w:t>
             </w:r>
           </w:p>
         </w:tc>
@@ -11277,6 +11351,248 @@
                 <w:sz w:val="16"/>
               </w:rPr>
               <w:t>rule 1 is enforced by the suite, not by memory</w:t>
+            </w:r>
+          </w:p>
+        </w:tc>
+      </w:tr>
+      <w:tr>
+        <w:trPr>
+          <w:jc w:val="center"/>
+        </w:trPr>
+        <w:tc>
+          <w:tcPr>
+            <w:tcW w:w="454" w:type="dxa"/>
+          </w:tcPr>
+          <w:p>
+            <w:pPr>
+              <w:spacing w:after="40"/>
+            </w:pPr>
+            <w:r>
+              <w:rPr>
+                <w:sz w:val="16"/>
+              </w:rPr>
+              <w:t>1.7</w:t>
+            </w:r>
+          </w:p>
+        </w:tc>
+        <w:tc>
+          <w:tcPr>
+            <w:tcW w:w="4535" w:type="dxa"/>
+          </w:tcPr>
+          <w:p>
+            <w:pPr>
+              <w:spacing w:after="40"/>
+            </w:pPr>
+            <w:r>
+              <w:rPr>
+                <w:b/>
+                <w:sz w:val="16"/>
+              </w:rPr>
+              <w:t>Enumerate every parameter of the three legacy ini files</w:t>
+            </w:r>
+            <w:r>
+              <w:rPr>
+                <w:sz w:val="16"/>
+              </w:rPr>
+              <w:t xml:space="preserve"> (§6.4) into the WP0 schema — that is the authoritative definition of “the inputs MM needs”. </w:t>
+            </w:r>
+            <w:r>
+              <w:rPr>
+                <w:rFonts w:ascii="Consolas" w:hAnsi="Consolas"/>
+                <w:sz w:val="14"/>
+              </w:rPr>
+              <w:t>__inputMM_v3.ini</w:t>
+            </w:r>
+            <w:r>
+              <w:rPr>
+                <w:sz w:val="16"/>
+              </w:rPr>
+              <w:t xml:space="preserve"> and </w:t>
+            </w:r>
+            <w:r>
+              <w:rPr>
+                <w:rFonts w:ascii="Consolas" w:hAnsi="Consolas"/>
+                <w:sz w:val="14"/>
+              </w:rPr>
+              <w:t>__inputMMsurf.ini</w:t>
+            </w:r>
+            <w:r>
+              <w:rPr>
+                <w:sz w:val="16"/>
+              </w:rPr>
+              <w:t xml:space="preserve"> migrate parameter for parameter; </w:t>
+            </w:r>
+            <w:r>
+              <w:rPr>
+                <w:rFonts w:ascii="Consolas" w:hAnsi="Consolas"/>
+                <w:sz w:val="14"/>
+              </w:rPr>
+              <w:t>__inputMF_flopy_v3_2s3L.ini</w:t>
+            </w:r>
+            <w:r>
+              <w:rPr>
+                <w:sz w:val="16"/>
+              </w:rPr>
+              <w:t xml:space="preserve"> is </w:t>
+            </w:r>
+            <w:r>
+              <w:rPr>
+                <w:b/>
+                <w:sz w:val="16"/>
+              </w:rPr>
+              <w:t>obsolete</w:t>
+            </w:r>
+            <w:r>
+              <w:rPr>
+                <w:sz w:val="16"/>
+              </w:rPr>
+              <w:t xml:space="preserve"> (MODFLOW-NWT) and is re-expressed for MF6, not carried across.</w:t>
+            </w:r>
+          </w:p>
+        </w:tc>
+        <w:tc>
+          <w:tcPr>
+            <w:tcW w:w="2041" w:type="dxa"/>
+          </w:tcPr>
+          <w:p>
+            <w:pPr>
+              <w:spacing w:after="40"/>
+            </w:pPr>
+            <w:r>
+              <w:rPr>
+                <w:rFonts w:ascii="Consolas" w:hAnsi="Consolas"/>
+                <w:sz w:val="14"/>
+              </w:rPr>
+              <w:t>code/marmites_config.py</w:t>
+            </w:r>
+            <w:r>
+              <w:rPr>
+                <w:sz w:val="16"/>
+              </w:rPr>
+              <w:t xml:space="preserve">, </w:t>
+            </w:r>
+            <w:r>
+              <w:rPr>
+                <w:rFonts w:ascii="Consolas" w:hAnsi="Consolas"/>
+                <w:sz w:val="14"/>
+              </w:rPr>
+              <w:t>code/tools/flags_to_toml.py</w:t>
+            </w:r>
+          </w:p>
+        </w:tc>
+        <w:tc>
+          <w:tcPr>
+            <w:tcW w:w="2381" w:type="dxa"/>
+          </w:tcPr>
+          <w:p>
+            <w:pPr>
+              <w:spacing w:after="40"/>
+            </w:pPr>
+            <w:r>
+              <w:rPr>
+                <w:sz w:val="16"/>
+              </w:rPr>
+              <w:t>every ini parameter has a schema key or is explicitly recorded as retired</w:t>
+            </w:r>
+          </w:p>
+        </w:tc>
+      </w:tr>
+      <w:tr>
+        <w:trPr>
+          <w:jc w:val="center"/>
+        </w:trPr>
+        <w:tc>
+          <w:tcPr>
+            <w:tcW w:w="454" w:type="dxa"/>
+            <w:shd w:val="clear" w:color="auto" w:fill="F2F6FA"/>
+          </w:tcPr>
+          <w:p>
+            <w:pPr>
+              <w:spacing w:after="40"/>
+            </w:pPr>
+            <w:r>
+              <w:rPr>
+                <w:sz w:val="16"/>
+              </w:rPr>
+              <w:t>1.8</w:t>
+            </w:r>
+          </w:p>
+        </w:tc>
+        <w:tc>
+          <w:tcPr>
+            <w:tcW w:w="4535" w:type="dxa"/>
+            <w:shd w:val="clear" w:color="auto" w:fill="F2F6FA"/>
+          </w:tcPr>
+          <w:p>
+            <w:pPr>
+              <w:spacing w:after="40"/>
+            </w:pPr>
+            <w:r>
+              <w:rPr>
+                <w:sz w:val="16"/>
+              </w:rPr>
+              <w:t xml:space="preserve">Hand the enumeration to WP1b so the </w:t>
+            </w:r>
+            <w:r>
+              <w:rPr>
+                <w:b/>
+                <w:sz w:val="16"/>
+              </w:rPr>
+              <w:t>front-end presents all of it already filled</w:t>
+            </w:r>
+            <w:r>
+              <w:rPr>
+                <w:sz w:val="16"/>
+              </w:rPr>
+              <w:t xml:space="preserve"> from the current case study — nothing left for the user to discover.</w:t>
+            </w:r>
+          </w:p>
+        </w:tc>
+        <w:tc>
+          <w:tcPr>
+            <w:tcW w:w="2041" w:type="dxa"/>
+            <w:shd w:val="clear" w:color="auto" w:fill="F2F6FA"/>
+          </w:tcPr>
+          <w:p>
+            <w:pPr>
+              <w:spacing w:after="40"/>
+            </w:pPr>
+            <w:r>
+              <w:rPr>
+                <w:rFonts w:ascii="Consolas" w:hAnsi="Consolas"/>
+                <w:sz w:val="14"/>
+              </w:rPr>
+              <w:t>code/app/pages/2_Configuration.py</w:t>
+            </w:r>
+          </w:p>
+        </w:tc>
+        <w:tc>
+          <w:tcPr>
+            <w:tcW w:w="2381" w:type="dxa"/>
+            <w:shd w:val="clear" w:color="auto" w:fill="F2F6FA"/>
+          </w:tcPr>
+          <w:p>
+            <w:pPr>
+              <w:spacing w:after="40"/>
+            </w:pPr>
+            <w:r>
+              <w:rPr>
+                <w:sz w:val="16"/>
+              </w:rPr>
+              <w:t xml:space="preserve">opening the app on </w:t>
+            </w:r>
+            <w:r>
+              <w:rPr>
+                <w:rFonts w:ascii="Consolas" w:hAnsi="Consolas"/>
+                <w:sz w:val="14"/>
+              </w:rPr>
+              <w:t>example/LaMata</w:t>
+            </w:r>
+            <w:r>
+              <w:rPr>
+                <w:sz w:val="16"/>
+              </w:rPr>
+              <w:t xml:space="preserve"> shows every parameter populated</w:t>
             </w:r>
           </w:p>
         </w:tc>
@@ -11327,7 +11643,7 @@
       <w:pPr>
         <w:pStyle w:val="Heading2"/>
       </w:pPr>
-      <w:bookmarkStart w:id="18" w:name="_Toc239864390"/>
+      <w:bookmarkStart w:id="18" w:name="_Toc239881205"/>
       <w:r>
         <w:t>WP1b — Streamlit web interface</w:t>
       </w:r>
@@ -11498,7 +11814,14 @@
               <w:rPr>
                 <w:sz w:val="17"/>
               </w:rPr>
-              <w:t>Inputs page (Tier A tables + a real map of the Tier B shapefiles and rasters), Configuration page, Run page (launch + follow), a first Results page over the figures the native suite already writes</w:t>
+              <w:t xml:space="preserve">Inputs page (Tier A tables + a real map of the Tier B shapefiles and rasters), Configuration page, Run </w:t>
+            </w:r>
+            <w:r>
+              <w:rPr>
+                <w:sz w:val="17"/>
+              </w:rPr>
+              <w:lastRenderedPageBreak/>
+              <w:t>page (launch + follow), a first Results page over the figures the native suite already writes</w:t>
             </w:r>
           </w:p>
         </w:tc>
@@ -11520,6 +11843,7 @@
               <w:rPr>
                 <w:sz w:val="17"/>
               </w:rPr>
+              <w:lastRenderedPageBreak/>
               <w:t>2</w:t>
             </w:r>
           </w:p>
@@ -11623,7 +11947,6 @@
         <w:pStyle w:val="Heading3"/>
       </w:pPr>
       <w:r>
-        <w:lastRenderedPageBreak/>
         <w:t>Layout</w:t>
       </w:r>
     </w:p>
@@ -12807,6 +13130,7 @@
               <w:rPr>
                 <w:sz w:val="16"/>
               </w:rPr>
+              <w:lastRenderedPageBreak/>
               <w:t>1b.9</w:t>
             </w:r>
           </w:p>
@@ -12942,7 +13266,7 @@
                 <w:rFonts w:ascii="Consolas" w:hAnsi="Consolas"/>
                 <w:sz w:val="14"/>
               </w:rPr>
-              <w:t>trunk/</w:t>
+              <w:t>code/</w:t>
             </w:r>
             <w:r>
               <w:rPr>
@@ -12955,7 +13279,7 @@
                 <w:rFonts w:ascii="Consolas" w:hAnsi="Consolas"/>
                 <w:sz w:val="14"/>
               </w:rPr>
-              <w:t>trunk/</w:t>
+              <w:t>code/</w:t>
             </w:r>
             <w:r>
               <w:rPr>
@@ -12987,14 +13311,7 @@
               <w:rPr>
                 <w:sz w:val="16"/>
               </w:rPr>
-              <w:t xml:space="preserve">. Add the assertion to the hygiene test. Bind to localhost by default. The launch </w:t>
-            </w:r>
-            <w:r>
-              <w:rPr>
-                <w:sz w:val="16"/>
-              </w:rPr>
-              <w:lastRenderedPageBreak/>
-              <w:t xml:space="preserve">action takes a </w:t>
+              <w:t xml:space="preserve">. Add the assertion to the hygiene test. Bind to localhost by default. The launch action takes a </w:t>
             </w:r>
             <w:r>
               <w:rPr>
@@ -13025,7 +13342,6 @@
                 <w:rFonts w:ascii="Consolas" w:hAnsi="Consolas"/>
                 <w:sz w:val="14"/>
               </w:rPr>
-              <w:lastRenderedPageBreak/>
               <w:t>tests/test_repo_hygiene.py</w:t>
             </w:r>
           </w:p>
@@ -13050,7 +13366,7 @@
                 <w:rFonts w:ascii="Consolas" w:hAnsi="Consolas"/>
                 <w:sz w:val="14"/>
               </w:rPr>
-              <w:t>trunk/</w:t>
+              <w:t>code/</w:t>
             </w:r>
             <w:r>
               <w:rPr>
@@ -13164,7 +13480,7 @@
       <w:pPr>
         <w:pStyle w:val="Heading2"/>
       </w:pPr>
-      <w:bookmarkStart w:id="19" w:name="_Toc239864391"/>
+      <w:bookmarkStart w:id="19" w:name="_Toc239881206"/>
       <w:r>
         <w:t>WP1c — One grid path: Voronoi by default</w:t>
       </w:r>
@@ -14229,6 +14545,13 @@
           <w:sz w:val="17"/>
         </w:rPr>
         <w:br/>
+      </w:r>
+      <w:r>
+        <w:rPr>
+          <w:rFonts w:ascii="Consolas" w:hAnsi="Consolas"/>
+          <w:sz w:val="17"/>
+        </w:rPr>
+        <w:lastRenderedPageBreak/>
         <w:t xml:space="preserve">                 graded stream corridor, centroid-seeded pond cells, background size.</w:t>
       </w:r>
       <w:r>
@@ -14268,7 +14591,6 @@
         <w:pStyle w:val="Heading3"/>
       </w:pPr>
       <w:r>
-        <w:lastRenderedPageBreak/>
         <w:t>Steps</w:t>
       </w:r>
     </w:p>
@@ -15393,7 +15715,7 @@
       <w:pPr>
         <w:pStyle w:val="Heading2"/>
       </w:pPr>
-      <w:bookmarkStart w:id="20" w:name="_Toc239864392"/>
+      <w:bookmarkStart w:id="20" w:name="_Toc239881207"/>
       <w:r>
         <w:t>WP2 — Total ET from three sources</w:t>
       </w:r>
@@ -15425,6 +15747,7 @@
         <w:pStyle w:val="Heading3"/>
       </w:pPr>
       <w:r>
+        <w:lastRenderedPageBreak/>
         <w:t>2a  The MF6 mechanism — verified, not assumed</w:t>
       </w:r>
     </w:p>
@@ -15509,7 +15832,6 @@
           <w:rFonts w:ascii="Consolas" w:hAnsi="Consolas"/>
           <w:sz w:val="17"/>
         </w:rPr>
-        <w:lastRenderedPageBreak/>
         <w:t xml:space="preserve">  CdL (all ET in UZF)                    MARMITES (unsaturated ET only)</w:t>
       </w:r>
       <w:r>
@@ -15988,7 +16310,7 @@
                 <w:b/>
                 <w:sz w:val="17"/>
               </w:rPr>
-              <w:t xml:space="preserve"> = rooting depth measured below the MM soil base; </w:t>
+              <w:t xml:space="preserve"> = the rooting depth from land surface; </w:t>
             </w:r>
             <w:r>
               <w:rPr>
@@ -16087,7 +16409,20 @@
               <w:rPr>
                 <w:sz w:val="17"/>
               </w:rPr>
-              <w:t>the residual after 1–4, limited by depth to water table</w:t>
+              <w:t xml:space="preserve">the residual after 1–4 — computed from </w:t>
+            </w:r>
+            <w:r>
+              <w:rPr>
+                <w:b/>
+                <w:sz w:val="17"/>
+              </w:rPr>
+              <w:t>ETuzf ACTUAL</w:t>
+            </w:r>
+            <w:r>
+              <w:rPr>
+                <w:sz w:val="17"/>
+              </w:rPr>
+              <w:t>, not from the PET written at step 4 (see below) — then limited by depth to water table</w:t>
             </w:r>
           </w:p>
         </w:tc>
@@ -16134,7 +16469,7 @@
         <w:tc>
           <w:tcPr>
             <w:tcW w:w="9411" w:type="dxa"/>
-            <w:shd w:val="clear" w:color="auto" w:fill="FFF4E5"/>
+            <w:shd w:val="clear" w:color="auto" w:fill="FDE9E7"/>
           </w:tcPr>
           <w:p>
             <w:r>
@@ -16142,52 +16477,242 @@
                 <w:b/>
                 <w:sz w:val="18"/>
               </w:rPr>
-              <w:t xml:space="preserve">Ordering caveat, state it in the code:  </w:t>
+              <w:t xml:space="preserve">The detail that makes step 5 correct — actual uptake, not demand:  </w:t>
             </w:r>
             <w:r>
               <w:rPr>
                 <w:sz w:val="18"/>
               </w:rPr>
-              <w:t xml:space="preserve">in </w:t>
-            </w:r>
-            <w:r>
-              <w:rPr>
-                <w:rFonts w:ascii="Consolas" w:hAnsi="Consolas"/>
-                <w:sz w:val="16"/>
-              </w:rPr>
-              <w:t>lagged</w:t>
-            </w:r>
-            <w:r>
-              <w:rPr>
-                <w:sz w:val="18"/>
-              </w:rPr>
-              <w:t xml:space="preserve"> mode MM cannot know step 4's outcome before MF6 solves, so ETg at step 5 uses the </w:t>
+              <w:t xml:space="preserve">what we write to UZF is a </w:t>
             </w:r>
             <w:r>
               <w:rPr>
                 <w:b/>
                 <w:sz w:val="18"/>
               </w:rPr>
+              <w:t>demand</w:t>
+            </w:r>
+            <w:r>
+              <w:rPr>
+                <w:sz w:val="18"/>
+              </w:rPr>
+              <w:t xml:space="preserve">; what UZF takes is bounded by water content — with </w:t>
+            </w:r>
+            <w:r>
+              <w:rPr>
+                <w:rFonts w:ascii="Consolas" w:hAnsi="Consolas"/>
+                <w:sz w:val="16"/>
+              </w:rPr>
+              <w:t>UNSAT_ETWC</w:t>
+            </w:r>
+            <w:r>
+              <w:rPr>
+                <w:sz w:val="18"/>
+              </w:rPr>
+              <w:t xml:space="preserve"> it extracts at the PET rate only while θ &gt; </w:t>
+            </w:r>
+            <w:r>
+              <w:rPr>
+                <w:rFonts w:ascii="Consolas" w:hAnsi="Consolas"/>
+                <w:sz w:val="16"/>
+              </w:rPr>
+              <w:t>extwc</w:t>
+            </w:r>
+            <w:r>
+              <w:rPr>
+                <w:sz w:val="18"/>
+              </w:rPr>
+              <w:t xml:space="preserve">, and nothing below it. In a semi-arid catchment the deep unsaturated zone is dry for much of the year, so actual uptake is often a small fraction of the demand. If step 5 subtracted the </w:t>
+            </w:r>
+            <w:r>
+              <w:rPr>
+                <w:b/>
+                <w:sz w:val="18"/>
+              </w:rPr>
+              <w:t>written demand</w:t>
+            </w:r>
+            <w:r>
+              <w:rPr>
+                <w:sz w:val="18"/>
+              </w:rPr>
+              <w:t xml:space="preserve">, ETg would be starved precisely when the deep zone is dry — which is exactly when the deep-rooted oaks draw on the water table instead. The totals would still look plausible while the </w:t>
+            </w:r>
+            <w:r>
+              <w:rPr>
+                <w:b/>
+                <w:sz w:val="18"/>
+              </w:rPr>
+              <w:t>sourcing</w:t>
+            </w:r>
+            <w:r>
+              <w:rPr>
+                <w:sz w:val="18"/>
+              </w:rPr>
+              <w:t xml:space="preserve"> — the thing this model exists to compute — would be wrong. So: </w:t>
+            </w:r>
+            <w:r>
+              <w:rPr>
+                <w:rFonts w:ascii="Consolas" w:hAnsi="Consolas"/>
+                <w:sz w:val="16"/>
+              </w:rPr>
+              <w:t>PET for ETg = PET_total − Ei − Eow − ETsoil − ETuzf_actual</w:t>
+            </w:r>
+            <w:r>
+              <w:rPr>
+                <w:sz w:val="18"/>
+              </w:rPr>
+              <w:t>, read back from the UZF budget. This is what makes step 2.5 load-bearing rather than a reporting convenience.</w:t>
+            </w:r>
+          </w:p>
+        </w:tc>
+      </w:tr>
+    </w:tbl>
+    <w:p>
+      <w:pPr>
+        <w:spacing w:after="40"/>
+      </w:pPr>
+    </w:p>
+    <w:p>
+      <w:r>
+        <w:rPr>
+          <w:b/>
+        </w:rPr>
+        <w:t>Two consequences worth stating at the call site.</w:t>
+      </w:r>
+      <w:r>
+        <w:t xml:space="preserve"> First, </w:t>
+      </w:r>
+      <w:r>
+        <w:rPr>
+          <w:b/>
+        </w:rPr>
+        <w:t>simultaneity</w:t>
+      </w:r>
+      <w:r>
+        <w:t xml:space="preserve">: ETg reaches MF6 as a WEL sink inside the same solve in which UZF computes its own ET, so within a stress period the two are simultaneous, not sequential. Strict sequential depletion is therefore exact only in </w:t>
+      </w:r>
+      <w:r>
+        <w:rPr>
+          <w:rFonts w:ascii="Consolas" w:hAnsi="Consolas"/>
+          <w:sz w:val="18"/>
+        </w:rPr>
+        <w:t>iterative</w:t>
+      </w:r>
+      <w:r>
+        <w:t xml:space="preserve"> mode, where each outer iteration can use the current ETuzf iterate; </w:t>
+      </w:r>
+      <w:r>
+        <w:rPr>
+          <w:rFonts w:ascii="Consolas" w:hAnsi="Consolas"/>
+          <w:sz w:val="18"/>
+        </w:rPr>
+        <w:t>lagged</w:t>
+      </w:r>
+      <w:r>
+        <w:t xml:space="preserve"> mode uses the previous stress period's actual. Second, </w:t>
+      </w:r>
+      <w:r>
+        <w:rPr>
+          <w:b/>
+        </w:rPr>
+        <w:t>depth overlap</w:t>
+      </w:r>
+      <w:r>
+        <w:t xml:space="preserve">: UZF's </w:t>
+      </w:r>
+      <w:r>
+        <w:rPr>
+          <w:rFonts w:ascii="Consolas" w:hAnsi="Consolas"/>
+          <w:sz w:val="18"/>
+        </w:rPr>
+        <w:t>extdp</w:t>
+      </w:r>
+      <w:r>
+        <w:t xml:space="preserve"> is measured from land surface and its unsaturated column conceptually overlaps the depth range the MM soil column already occupies. What prevents double counting is </w:t>
+      </w:r>
+      <w:r>
+        <w:rPr>
+          <w:b/>
+        </w:rPr>
+        <w:t>the demand chain, not the geometry</w:t>
+      </w:r>
+      <w:r>
+        <w:t xml:space="preserve"> — UZF can only take what remains of PET. So </w:t>
+      </w:r>
+      <w:r>
+        <w:rPr>
+          <w:rFonts w:ascii="Consolas" w:hAnsi="Consolas"/>
+          <w:sz w:val="18"/>
+        </w:rPr>
+        <w:t>extdp</w:t>
+      </w:r>
+      <w:r>
+        <w:t xml:space="preserve"> stays the full rooting depth and must </w:t>
+      </w:r>
+      <w:r>
+        <w:rPr>
+          <w:b/>
+        </w:rPr>
+        <w:t>not</w:t>
+      </w:r>
+      <w:r>
+        <w:t xml:space="preserve"> be shrunk to “below the soil column”; that would suppress ETuzf for no reason.</w:t>
+      </w:r>
+    </w:p>
+    <w:tbl>
+      <w:tblPr>
+        <w:tblStyle w:val="TableGrid"/>
+        <w:tblW w:w="0" w:type="auto"/>
+        <w:tblLook w:val="04A0" w:firstRow="1" w:lastRow="0" w:firstColumn="1" w:lastColumn="0" w:noHBand="0" w:noVBand="1"/>
+      </w:tblPr>
+      <w:tblGrid>
+        <w:gridCol w:w="9411"/>
+      </w:tblGrid>
+      <w:tr>
+        <w:tc>
+          <w:tcPr>
+            <w:tcW w:w="9411" w:type="dxa"/>
+            <w:shd w:val="clear" w:color="auto" w:fill="FFF4E5"/>
+          </w:tcPr>
+          <w:p>
+            <w:r>
+              <w:rPr>
+                <w:b/>
+                <w:sz w:val="18"/>
+              </w:rPr>
+              <w:t xml:space="preserve">Ordering caveat, state it in the code:  </w:t>
+            </w:r>
+            <w:r>
+              <w:rPr>
+                <w:sz w:val="18"/>
+              </w:rPr>
+              <w:t xml:space="preserve">in </w:t>
+            </w:r>
+            <w:r>
+              <w:rPr>
+                <w:rFonts w:ascii="Consolas" w:hAnsi="Consolas"/>
+                <w:sz w:val="16"/>
+              </w:rPr>
+              <w:t>lagged</w:t>
+            </w:r>
+            <w:r>
+              <w:rPr>
+                <w:sz w:val="18"/>
+              </w:rPr>
+              <w:t xml:space="preserve"> mode MM cannot know step 4's outcome before MF6 solves, so ETg at step 5 uses the </w:t>
+            </w:r>
+            <w:r>
+              <w:rPr>
+                <w:b/>
+                <w:sz w:val="18"/>
+              </w:rPr>
               <w:t>previous</w:t>
             </w:r>
             <w:r>
               <w:rPr>
                 <w:sz w:val="18"/>
               </w:rPr>
-              <w:t xml:space="preserve"> stress period's ETuzf. In </w:t>
-            </w:r>
-            <w:r>
-              <w:rPr>
-                <w:rFonts w:ascii="Consolas" w:hAnsi="Consolas"/>
-                <w:sz w:val="16"/>
-              </w:rPr>
-              <w:t>iterative</w:t>
-            </w:r>
-            <w:r>
-              <w:rPr>
-                <w:sz w:val="18"/>
-              </w:rPr>
-              <w:t xml:space="preserve"> mode it uses the current outer iterate. The lag is one day at daily stress periods and is negligible against the residual demand, but it must be documented at the call site and covered by a test, not discovered later.</w:t>
+              <w:t xml:space="preserve"> stress period's ETuzf actual. At daily stress periods that lag is small, but it is an approximation and must be documented at the call site and covered by a test, not discovered later.</w:t>
             </w:r>
           </w:p>
         </w:tc>
@@ -16600,7 +17125,14 @@
               <w:rPr>
                 <w:sz w:val="16"/>
               </w:rPr>
-              <w:t xml:space="preserve">, the chosen unsaturated form, and </w:t>
+              <w:t xml:space="preserve">, the chosen </w:t>
+            </w:r>
+            <w:r>
+              <w:rPr>
+                <w:sz w:val="16"/>
+              </w:rPr>
+              <w:lastRenderedPageBreak/>
+              <w:t xml:space="preserve">unsaturated form, and </w:t>
             </w:r>
             <w:r>
               <w:rPr>
@@ -16735,7 +17267,16 @@
                 <w:rFonts w:ascii="Consolas" w:hAnsi="Consolas"/>
                 <w:sz w:val="14"/>
               </w:rPr>
-              <w:t>trunk/ppMF6/marmites_mf6.py</w:t>
+              <w:lastRenderedPageBreak/>
+              <w:t>code/ppMF6/marmites_mf6</w:t>
+            </w:r>
+            <w:r>
+              <w:rPr>
+                <w:rFonts w:ascii="Consolas" w:hAnsi="Consolas"/>
+                <w:sz w:val="14"/>
+              </w:rPr>
+              <w:lastRenderedPageBreak/>
+              <w:t>.py</w:t>
             </w:r>
           </w:p>
         </w:tc>
@@ -16752,6 +17293,7 @@
               <w:rPr>
                 <w:sz w:val="16"/>
               </w:rPr>
+              <w:lastRenderedPageBreak/>
               <w:t xml:space="preserve">the written </w:t>
             </w:r>
             <w:r>
@@ -16772,6 +17314,7 @@
                 <w:rFonts w:ascii="Consolas" w:hAnsi="Consolas"/>
                 <w:sz w:val="14"/>
               </w:rPr>
+              <w:lastRenderedPageBreak/>
               <w:t>SIMULATE_ET</w:t>
             </w:r>
             <w:r>
@@ -16799,6 +17342,7 @@
               <w:rPr>
                 <w:sz w:val="16"/>
               </w:rPr>
+              <w:lastRenderedPageBreak/>
               <w:t>2.3</w:t>
             </w:r>
           </w:p>
@@ -16884,7 +17428,7 @@
                 <w:rFonts w:ascii="Consolas" w:hAnsi="Consolas"/>
                 <w:sz w:val="14"/>
               </w:rPr>
-              <w:t>trunk/marmites_coupler.py</w:t>
+              <w:t>code/marmites_coupler.py</w:t>
             </w:r>
           </w:p>
         </w:tc>
@@ -16965,20 +17509,33 @@
               <w:rPr>
                 <w:sz w:val="16"/>
               </w:rPr>
-              <w:t xml:space="preserve"> after step 3 and accept an </w:t>
+              <w:t xml:space="preserve"> after step 3, and accept an </w:t>
             </w:r>
             <w:r>
               <w:rPr>
                 <w:rFonts w:ascii="Consolas" w:hAnsi="Consolas"/>
                 <w:sz w:val="14"/>
               </w:rPr>
-              <w:t>etuzf_prev</w:t>
-            </w:r>
-            <w:r>
-              <w:rPr>
-                <w:sz w:val="16"/>
-              </w:rPr>
-              <w:t xml:space="preserve"> argument for step 5.</w:t>
+              <w:t>etuzf_actual_prev</w:t>
+            </w:r>
+            <w:r>
+              <w:rPr>
+                <w:sz w:val="16"/>
+              </w:rPr>
+              <w:t xml:space="preserve"> argument for step 5 — the </w:t>
+            </w:r>
+            <w:r>
+              <w:rPr>
+                <w:b/>
+                <w:sz w:val="16"/>
+              </w:rPr>
+              <w:t>actual</w:t>
+            </w:r>
+            <w:r>
+              <w:rPr>
+                <w:sz w:val="16"/>
+              </w:rPr>
+              <w:t xml:space="preserve"> uptake of the previous stress period, never the demand written at step 4.</w:t>
             </w:r>
           </w:p>
         </w:tc>
@@ -16996,7 +17553,7 @@
                 <w:rFonts w:ascii="Consolas" w:hAnsi="Consolas"/>
                 <w:sz w:val="14"/>
               </w:rPr>
-              <w:t>trunk/MARMITESsoil/MARMITESsoil_v3.py</w:t>
+              <w:t>code/MARMITESsoil/MARMITESsoil_v3.py</w:t>
             </w:r>
           </w:p>
         </w:tc>
@@ -17013,7 +17570,7 @@
               <w:rPr>
                 <w:sz w:val="16"/>
               </w:rPr>
-              <w:t>unit test on a single column reproduces the chain by hand</w:t>
+              <w:t>unit test on a single column reproduces the chain by hand, including the dry-deep-zone case where actual &lt;&lt; demand</w:t>
             </w:r>
           </w:p>
         </w:tc>
@@ -17048,42 +17605,114 @@
             </w:pPr>
             <w:r>
               <w:rPr>
-                <w:sz w:val="16"/>
-              </w:rPr>
-              <w:t>Read ETuzf back from the UZF budget (</w:t>
+                <w:b/>
+                <w:sz w:val="16"/>
+              </w:rPr>
+              <w:t>Load-bearing, not reporting:</w:t>
+            </w:r>
+            <w:r>
+              <w:rPr>
+                <w:sz w:val="16"/>
+              </w:rPr>
+              <w:t xml:space="preserve"> read ETuzf </w:t>
+            </w:r>
+            <w:r>
+              <w:rPr>
+                <w:b/>
+                <w:sz w:val="16"/>
+              </w:rPr>
+              <w:t>actual</w:t>
+            </w:r>
+            <w:r>
+              <w:rPr>
+                <w:sz w:val="16"/>
+              </w:rPr>
+              <w:t xml:space="preserve"> back from the UZF budget and feed it to step 5, as well as into </w:t>
             </w:r>
             <w:r>
               <w:rPr>
                 <w:rFonts w:ascii="Consolas" w:hAnsi="Consolas"/>
                 <w:sz w:val="14"/>
               </w:rPr>
-              <w:t>UZET</w:t>
-            </w:r>
-            <w:r>
-              <w:rPr>
-                <w:sz w:val="16"/>
-              </w:rPr>
-              <w:t xml:space="preserve"> / the UZF cell-budget ET term) into the coupler results and into </w:t>
+              <w:t>wb_ts</w:t>
+            </w:r>
+            <w:r>
+              <w:rPr>
+                <w:sz w:val="16"/>
+              </w:rPr>
+              <w:t xml:space="preserve"> / </w:t>
             </w:r>
             <w:r>
               <w:rPr>
                 <w:rFonts w:ascii="Consolas" w:hAnsi="Consolas"/>
                 <w:sz w:val="14"/>
               </w:rPr>
-              <w:t>wb_ts</w:t>
-            </w:r>
-            <w:r>
-              <w:rPr>
-                <w:sz w:val="16"/>
-              </w:rPr>
-              <w:t xml:space="preserve"> / </w:t>
+              <w:t>wb_map</w:t>
+            </w:r>
+            <w:r>
+              <w:rPr>
+                <w:sz w:val="16"/>
+              </w:rPr>
+              <w:t xml:space="preserve">. The code today harvests only </w:t>
             </w:r>
             <w:r>
               <w:rPr>
                 <w:rFonts w:ascii="Consolas" w:hAnsi="Consolas"/>
                 <w:sz w:val="14"/>
               </w:rPr>
-              <w:t>wb_map</w:t>
+              <w:t>UZF-GWRCH</w:t>
+            </w:r>
+            <w:r>
+              <w:rPr>
+                <w:sz w:val="16"/>
+              </w:rPr>
+              <w:t xml:space="preserve"> and </w:t>
+            </w:r>
+            <w:r>
+              <w:rPr>
+                <w:rFonts w:ascii="Consolas" w:hAnsi="Consolas"/>
+                <w:sz w:val="14"/>
+              </w:rPr>
+              <w:t>REJ-INF</w:t>
+            </w:r>
+            <w:r>
+              <w:rPr>
+                <w:sz w:val="16"/>
+              </w:rPr>
+              <w:t xml:space="preserve">, addressed by </w:t>
+            </w:r>
+            <w:r>
+              <w:rPr>
+                <w:rFonts w:ascii="Consolas" w:hAnsi="Consolas"/>
+                <w:sz w:val="14"/>
+              </w:rPr>
+              <w:t>(text, paknam2)</w:t>
+            </w:r>
+            <w:r>
+              <w:rPr>
+                <w:sz w:val="16"/>
+              </w:rPr>
+              <w:t xml:space="preserve">; add the unsaturated-ET record and </w:t>
+            </w:r>
+            <w:r>
+              <w:rPr>
+                <w:b/>
+                <w:sz w:val="16"/>
+              </w:rPr>
+              <w:t>confirm its exact record text on the first run</w:t>
+            </w:r>
+            <w:r>
+              <w:rPr>
+                <w:sz w:val="16"/>
+              </w:rPr>
+              <w:t xml:space="preserve"> — the same discipline that uncovered the missing 1954-cell seepage face when both drain packages wrote under the text </w:t>
+            </w:r>
+            <w:r>
+              <w:rPr>
+                <w:rFonts w:ascii="Consolas" w:hAnsi="Consolas"/>
+                <w:sz w:val="14"/>
+              </w:rPr>
+              <w:t>DRN</w:t>
             </w:r>
             <w:r>
               <w:rPr>
@@ -17135,7 +17764,7 @@
               <w:rPr>
                 <w:sz w:val="16"/>
               </w:rPr>
-              <w:t>ETuzf appears in the water balance</w:t>
+              <w:t>ETuzf actual reaches MMsoil and the water balance; the record text is pinned by a test</w:t>
             </w:r>
           </w:p>
         </w:tc>
@@ -17157,7 +17786,7 @@
               <w:rPr>
                 <w:sz w:val="16"/>
               </w:rPr>
-              <w:t>2.6</w:t>
+              <w:t>2.5b</w:t>
             </w:r>
           </w:p>
         </w:tc>
@@ -17172,16 +17801,35 @@
             </w:pPr>
             <w:r>
               <w:rPr>
+                <w:sz w:val="16"/>
+              </w:rPr>
+              <w:t xml:space="preserve">Emit a </w:t>
+            </w:r>
+            <w:r>
+              <w:rPr>
                 <w:b/>
                 <w:sz w:val="16"/>
               </w:rPr>
-              <w:t>GWET guard</w:t>
-            </w:r>
-            <w:r>
-              <w:rPr>
-                <w:sz w:val="16"/>
-              </w:rPr>
-              <w:t>, the sibling of the infiltration-fidelity guard: fail the run if any groundwater-ET term in the UZF budget is non-zero. Cheap, and it makes double counting impossible to ship.</w:t>
+              <w:t>runtime</w:t>
+            </w:r>
+            <w:r>
+              <w:rPr>
+                <w:sz w:val="16"/>
+              </w:rPr>
+              <w:t xml:space="preserve"> PET-balance line per stress period — </w:t>
+            </w:r>
+            <w:r>
+              <w:rPr>
+                <w:rFonts w:ascii="Consolas" w:hAnsi="Consolas"/>
+                <w:sz w:val="14"/>
+              </w:rPr>
+              <w:t>PET_total − Σ(Ei, Eow, ETsoil, ETuzf, ETg)</w:t>
+            </w:r>
+            <w:r>
+              <w:rPr>
+                <w:sz w:val="16"/>
+              </w:rPr>
+              <w:t xml:space="preserve"> — so starvation or over-extraction shows up in the log while a run is going, not in a test afterwards.</w:t>
             </w:r>
           </w:p>
         </w:tc>
@@ -17199,7 +17847,7 @@
                 <w:rFonts w:ascii="Consolas" w:hAnsi="Consolas"/>
                 <w:sz w:val="14"/>
               </w:rPr>
-              <w:t>marmites_coupler.check_solution</w:t>
+              <w:t>marmites_coupler.py</w:t>
             </w:r>
           </w:p>
         </w:tc>
@@ -17216,20 +17864,7 @@
               <w:rPr>
                 <w:sz w:val="16"/>
               </w:rPr>
-              <w:t xml:space="preserve">a deliberately mis-set </w:t>
-            </w:r>
-            <w:r>
-              <w:rPr>
-                <w:rFonts w:ascii="Consolas" w:hAnsi="Consolas"/>
-                <w:sz w:val="14"/>
-              </w:rPr>
-              <w:t>linear_gwet=True</w:t>
-            </w:r>
-            <w:r>
-              <w:rPr>
-                <w:sz w:val="16"/>
-              </w:rPr>
-              <w:t xml:space="preserve"> fails the run</w:t>
+              <w:t>the line appears and stays at ~0 through a one-year run</w:t>
             </w:r>
           </w:p>
         </w:tc>
@@ -17250,7 +17885,7 @@
               <w:rPr>
                 <w:sz w:val="16"/>
               </w:rPr>
-              <w:t>2.7</w:t>
+              <w:t>2.6</w:t>
             </w:r>
           </w:p>
         </w:tc>
@@ -17264,120 +17899,62 @@
             </w:pPr>
             <w:r>
               <w:rPr>
-                <w:sz w:val="16"/>
-              </w:rPr>
-              <w:t xml:space="preserve">New flux indices </w:t>
-            </w:r>
+                <w:b/>
+                <w:sz w:val="16"/>
+              </w:rPr>
+              <w:t>GWET guard</w:t>
+            </w:r>
+            <w:r>
+              <w:rPr>
+                <w:sz w:val="16"/>
+              </w:rPr>
+              <w:t>, the sibling of the infiltration-fidelity guard: fail the run if any groundwater-ET term in the UZF budget is non-zero. Cheap, and it makes double counting impossible to ship.</w:t>
+            </w:r>
+          </w:p>
+        </w:tc>
+        <w:tc>
+          <w:tcPr>
+            <w:tcW w:w="2041" w:type="dxa"/>
+          </w:tcPr>
+          <w:p>
+            <w:pPr>
+              <w:spacing w:after="40"/>
+            </w:pPr>
             <w:r>
               <w:rPr>
                 <w:rFonts w:ascii="Consolas" w:hAnsi="Consolas"/>
                 <w:sz w:val="14"/>
               </w:rPr>
-              <w:t>iETuzf</w:t>
-            </w:r>
-            <w:r>
-              <w:rPr>
-                <w:sz w:val="16"/>
-              </w:rPr>
-              <w:t xml:space="preserve"> and </w:t>
+              <w:t>marmites_coupler.check_solution</w:t>
+            </w:r>
+          </w:p>
+        </w:tc>
+        <w:tc>
+          <w:tcPr>
+            <w:tcW w:w="2381" w:type="dxa"/>
+          </w:tcPr>
+          <w:p>
+            <w:pPr>
+              <w:spacing w:after="40"/>
+            </w:pPr>
+            <w:r>
+              <w:rPr>
+                <w:sz w:val="16"/>
+              </w:rPr>
+              <w:t xml:space="preserve">a deliberately mis-set </w:t>
             </w:r>
             <w:r>
               <w:rPr>
                 <w:rFonts w:ascii="Consolas" w:hAnsi="Consolas"/>
                 <w:sz w:val="14"/>
               </w:rPr>
-              <w:t>iETtot</w:t>
-            </w:r>
-            <w:r>
-              <w:rPr>
-                <w:sz w:val="16"/>
-              </w:rPr>
-              <w:t xml:space="preserve">; add them to </w:t>
-            </w:r>
-            <w:r>
-              <w:rPr>
-                <w:rFonts w:ascii="Consolas" w:hAnsi="Consolas"/>
-                <w:sz w:val="14"/>
-              </w:rPr>
-              <w:t>INDEX_MM</w:t>
-            </w:r>
-            <w:r>
-              <w:rPr>
-                <w:sz w:val="16"/>
-              </w:rPr>
-              <w:t xml:space="preserve">, to </w:t>
-            </w:r>
-            <w:r>
-              <w:rPr>
-                <w:rFonts w:ascii="Consolas" w:hAnsi="Consolas"/>
-                <w:sz w:val="14"/>
-              </w:rPr>
-              <w:t>flxIndex_lst</w:t>
-            </w:r>
-            <w:r>
-              <w:rPr>
-                <w:sz w:val="16"/>
-              </w:rPr>
-              <w:t>, to the Sankey (a new UZF-ET arm) and to the catchment/obs time series.</w:t>
-            </w:r>
-          </w:p>
-        </w:tc>
-        <w:tc>
-          <w:tcPr>
-            <w:tcW w:w="2041" w:type="dxa"/>
-          </w:tcPr>
-          <w:p>
-            <w:pPr>
-              <w:spacing w:after="40"/>
-            </w:pPr>
-            <w:r>
-              <w:rPr>
-                <w:rFonts w:ascii="Consolas" w:hAnsi="Consolas"/>
-                <w:sz w:val="14"/>
-              </w:rPr>
-              <w:t>trunk/marmites_indices.py</w:t>
-            </w:r>
-            <w:r>
-              <w:rPr>
-                <w:sz w:val="16"/>
-              </w:rPr>
-              <w:t xml:space="preserve">, </w:t>
-            </w:r>
-            <w:r>
-              <w:rPr>
-                <w:rFonts w:ascii="Consolas" w:hAnsi="Consolas"/>
-                <w:sz w:val="14"/>
-              </w:rPr>
-              <w:t>MARMITESplot_v3.py</w:t>
-            </w:r>
-            <w:r>
-              <w:rPr>
-                <w:sz w:val="16"/>
-              </w:rPr>
-              <w:t xml:space="preserve">, </w:t>
-            </w:r>
-            <w:r>
-              <w:rPr>
-                <w:rFonts w:ascii="Consolas" w:hAnsi="Consolas"/>
-                <w:sz w:val="14"/>
-              </w:rPr>
-              <w:t>marmites_postprocess.py</w:t>
-            </w:r>
-          </w:p>
-        </w:tc>
-        <w:tc>
-          <w:tcPr>
-            <w:tcW w:w="2381" w:type="dxa"/>
-          </w:tcPr>
-          <w:p>
-            <w:pPr>
-              <w:spacing w:after="40"/>
-            </w:pPr>
-            <w:r>
-              <w:rPr>
-                <w:sz w:val="16"/>
-              </w:rPr>
-              <w:t>the Sankey closes with the new arm; MM-side mass balance still ~0 %</w:t>
+              <w:t>linear_gwet=True</w:t>
+            </w:r>
+            <w:r>
+              <w:rPr>
+                <w:sz w:val="16"/>
+              </w:rPr>
+              <w:t xml:space="preserve"> fails the run</w:t>
             </w:r>
           </w:p>
         </w:tc>
@@ -17399,7 +17976,7 @@
               <w:rPr>
                 <w:sz w:val="16"/>
               </w:rPr>
-              <w:t>2.8</w:t>
+              <w:t>2.7</w:t>
             </w:r>
           </w:p>
         </w:tc>
@@ -17414,29 +17991,61 @@
             </w:pPr>
             <w:r>
               <w:rPr>
-                <w:b/>
-                <w:sz w:val="16"/>
-              </w:rPr>
-              <w:t>PET-closure test</w:t>
-            </w:r>
-            <w:r>
-              <w:rPr>
-                <w:sz w:val="16"/>
-              </w:rPr>
-              <w:t xml:space="preserve">: per cell per stress period, </w:t>
+                <w:sz w:val="16"/>
+              </w:rPr>
+              <w:t xml:space="preserve">New flux indices </w:t>
             </w:r>
             <w:r>
               <w:rPr>
                 <w:rFonts w:ascii="Consolas" w:hAnsi="Consolas"/>
                 <w:sz w:val="14"/>
               </w:rPr>
-              <w:t>Ei + Eow + ETsoil + ETuzf + ETg ≤ PE + PT + tol</w:t>
-            </w:r>
-            <w:r>
-              <w:rPr>
-                <w:sz w:val="16"/>
-              </w:rPr>
-              <w:t>, and the run-total ET is reported split by source.</w:t>
+              <w:t>iETuzf</w:t>
+            </w:r>
+            <w:r>
+              <w:rPr>
+                <w:sz w:val="16"/>
+              </w:rPr>
+              <w:t xml:space="preserve"> and </w:t>
+            </w:r>
+            <w:r>
+              <w:rPr>
+                <w:rFonts w:ascii="Consolas" w:hAnsi="Consolas"/>
+                <w:sz w:val="14"/>
+              </w:rPr>
+              <w:t>iETtot</w:t>
+            </w:r>
+            <w:r>
+              <w:rPr>
+                <w:sz w:val="16"/>
+              </w:rPr>
+              <w:t xml:space="preserve">; add them to </w:t>
+            </w:r>
+            <w:r>
+              <w:rPr>
+                <w:rFonts w:ascii="Consolas" w:hAnsi="Consolas"/>
+                <w:sz w:val="14"/>
+              </w:rPr>
+              <w:t>INDEX_MM</w:t>
+            </w:r>
+            <w:r>
+              <w:rPr>
+                <w:sz w:val="16"/>
+              </w:rPr>
+              <w:t xml:space="preserve">, to </w:t>
+            </w:r>
+            <w:r>
+              <w:rPr>
+                <w:rFonts w:ascii="Consolas" w:hAnsi="Consolas"/>
+                <w:sz w:val="14"/>
+              </w:rPr>
+              <w:t>flxIndex_lst</w:t>
+            </w:r>
+            <w:r>
+              <w:rPr>
+                <w:sz w:val="16"/>
+              </w:rPr>
+              <w:t>, to the Sankey (a new UZF-ET arm) and to the catchment/obs time series.</w:t>
             </w:r>
           </w:p>
         </w:tc>
@@ -17454,13 +18063,33 @@
                 <w:rFonts w:ascii="Consolas" w:hAnsi="Consolas"/>
                 <w:sz w:val="14"/>
               </w:rPr>
-              <w:t>tests/test_et_partition.py</w:t>
-            </w:r>
-            <w:r>
-              <w:rPr>
-                <w:sz w:val="16"/>
-              </w:rPr>
-              <w:t xml:space="preserve"> (new)</w:t>
+              <w:t>code/marmites_indices.py</w:t>
+            </w:r>
+            <w:r>
+              <w:rPr>
+                <w:sz w:val="16"/>
+              </w:rPr>
+              <w:t xml:space="preserve">, </w:t>
+            </w:r>
+            <w:r>
+              <w:rPr>
+                <w:rFonts w:ascii="Consolas" w:hAnsi="Consolas"/>
+                <w:sz w:val="14"/>
+              </w:rPr>
+              <w:t>MARMITESplot_v3.py</w:t>
+            </w:r>
+            <w:r>
+              <w:rPr>
+                <w:sz w:val="16"/>
+              </w:rPr>
+              <w:t xml:space="preserve">, </w:t>
+            </w:r>
+            <w:r>
+              <w:rPr>
+                <w:rFonts w:ascii="Consolas" w:hAnsi="Consolas"/>
+                <w:sz w:val="14"/>
+              </w:rPr>
+              <w:t>marmites_postprocess.py</w:t>
             </w:r>
           </w:p>
         </w:tc>
@@ -17468,6 +18097,102 @@
           <w:tcPr>
             <w:tcW w:w="2381" w:type="dxa"/>
             <w:shd w:val="clear" w:color="auto" w:fill="F2F6FA"/>
+          </w:tcPr>
+          <w:p>
+            <w:pPr>
+              <w:spacing w:after="40"/>
+            </w:pPr>
+            <w:r>
+              <w:rPr>
+                <w:sz w:val="16"/>
+              </w:rPr>
+              <w:t>the Sankey closes with the new arm; MM-side mass balance still ~0 %</w:t>
+            </w:r>
+          </w:p>
+        </w:tc>
+      </w:tr>
+      <w:tr>
+        <w:trPr>
+          <w:jc w:val="center"/>
+        </w:trPr>
+        <w:tc>
+          <w:tcPr>
+            <w:tcW w:w="454" w:type="dxa"/>
+          </w:tcPr>
+          <w:p>
+            <w:pPr>
+              <w:spacing w:after="40"/>
+            </w:pPr>
+            <w:r>
+              <w:rPr>
+                <w:sz w:val="16"/>
+              </w:rPr>
+              <w:t>2.8</w:t>
+            </w:r>
+          </w:p>
+        </w:tc>
+        <w:tc>
+          <w:tcPr>
+            <w:tcW w:w="4535" w:type="dxa"/>
+          </w:tcPr>
+          <w:p>
+            <w:pPr>
+              <w:spacing w:after="40"/>
+            </w:pPr>
+            <w:r>
+              <w:rPr>
+                <w:b/>
+                <w:sz w:val="16"/>
+              </w:rPr>
+              <w:t>PET-closure test</w:t>
+            </w:r>
+            <w:r>
+              <w:rPr>
+                <w:sz w:val="16"/>
+              </w:rPr>
+              <w:t xml:space="preserve">: per cell per stress period, </w:t>
+            </w:r>
+            <w:r>
+              <w:rPr>
+                <w:rFonts w:ascii="Consolas" w:hAnsi="Consolas"/>
+                <w:sz w:val="14"/>
+              </w:rPr>
+              <w:t>Ei + Eow + ETsoil + ETuzf + ETg ≤ PE + PT + tol</w:t>
+            </w:r>
+            <w:r>
+              <w:rPr>
+                <w:sz w:val="16"/>
+              </w:rPr>
+              <w:t>, and the run-total ET is reported split by source.</w:t>
+            </w:r>
+          </w:p>
+        </w:tc>
+        <w:tc>
+          <w:tcPr>
+            <w:tcW w:w="2041" w:type="dxa"/>
+          </w:tcPr>
+          <w:p>
+            <w:pPr>
+              <w:spacing w:after="40"/>
+            </w:pPr>
+            <w:r>
+              <w:rPr>
+                <w:rFonts w:ascii="Consolas" w:hAnsi="Consolas"/>
+                <w:sz w:val="14"/>
+              </w:rPr>
+              <w:t>tests/test_et_partition.py</w:t>
+            </w:r>
+            <w:r>
+              <w:rPr>
+                <w:sz w:val="16"/>
+              </w:rPr>
+              <w:t xml:space="preserve"> (new)</w:t>
+            </w:r>
+          </w:p>
+        </w:tc>
+        <w:tc>
+          <w:tcPr>
+            <w:tcW w:w="2381" w:type="dxa"/>
           </w:tcPr>
           <w:p>
             <w:pPr>
@@ -17511,7 +18236,6 @@
         <w:spacing w:after="60"/>
       </w:pPr>
       <w:r>
-        <w:lastRenderedPageBreak/>
         <w:t>Catchment-scale ET is compared against the MODFLOW-NWT reference and against the eddy-covariance record; any change from the current 0.7 % ETsoil agreement is explained by the new ETuzf arm, not by a shift in ETsoil.</w:t>
       </w:r>
     </w:p>
@@ -17519,7 +18243,7 @@
       <w:pPr>
         <w:pStyle w:val="Heading2"/>
       </w:pPr>
-      <w:bookmarkStart w:id="21" w:name="_Toc239864393"/>
+      <w:bookmarkStart w:id="21" w:name="_Toc239881208"/>
       <w:r>
         <w:t>WP3 — SFR: run coupled, then validate</w:t>
       </w:r>
@@ -17893,7 +18617,15 @@
                 <w:rFonts w:ascii="Consolas" w:hAnsi="Consolas"/>
                 <w:sz w:val="15"/>
               </w:rPr>
-              <w:t>{drainage: {a: .., b: ..}}</w:t>
+              <w:t xml:space="preserve">{drainage: {a: .., b: </w:t>
+            </w:r>
+            <w:r>
+              <w:rPr>
+                <w:rFonts w:ascii="Consolas" w:hAnsi="Consolas"/>
+                <w:sz w:val="15"/>
+              </w:rPr>
+              <w:lastRenderedPageBreak/>
+              <w:t>..}}</w:t>
             </w:r>
           </w:p>
         </w:tc>
@@ -17911,6 +18643,7 @@
                 <w:b/>
                 <w:sz w:val="17"/>
               </w:rPr>
+              <w:lastRenderedPageBreak/>
               <w:t>computed from contributing drainage area</w:t>
             </w:r>
             <w:r>
@@ -17924,7 +18657,15 @@
                 <w:rFonts w:ascii="Consolas" w:hAnsi="Consolas"/>
                 <w:sz w:val="15"/>
               </w:rPr>
-              <w:t>w = a·A^b</w:t>
+              <w:t xml:space="preserve">w = </w:t>
+            </w:r>
+            <w:r>
+              <w:rPr>
+                <w:rFonts w:ascii="Consolas" w:hAnsi="Consolas"/>
+                <w:sz w:val="15"/>
+              </w:rPr>
+              <w:lastRenderedPageBreak/>
+              <w:t>a·A^b</w:t>
             </w:r>
             <w:r>
               <w:rPr>
@@ -17948,7 +18689,16 @@
                 <w:b/>
                 <w:sz w:val="17"/>
               </w:rPr>
-              <w:t>channel width — CdL's method, kept as an option and the default for width</w:t>
+              <w:lastRenderedPageBreak/>
+              <w:t xml:space="preserve">channel width — CdL's method, kept as an </w:t>
+            </w:r>
+            <w:r>
+              <w:rPr>
+                <w:b/>
+                <w:sz w:val="17"/>
+              </w:rPr>
+              <w:lastRenderedPageBreak/>
+              <w:t>option and the default for width</w:t>
             </w:r>
           </w:p>
         </w:tc>
@@ -18528,9 +19278,16 @@
             </w:pPr>
             <w:r>
               <w:rPr>
-                <w:sz w:val="16"/>
-              </w:rPr>
-              <w:t>Confirm the six outlet DRN cells are replaced, not duplicated, by the outlet reaches.</w:t>
+                <w:b/>
+                <w:sz w:val="16"/>
+              </w:rPr>
+              <w:t>Only the DRN cell that actually becomes the stream outlet is replaced</w:t>
+            </w:r>
+            <w:r>
+              <w:rPr>
+                <w:sz w:val="16"/>
+              </w:rPr>
+              <w:t xml:space="preserve"> by an outlet reach — the others are kept. CdL removes exactly one node's DRN-OUT record (the one that becomes the SFR inlet) and leaves the second outlet its drain. Replacing them all would delete legitimate boundary drainage; keeping the replaced one would drain the same water twice.</w:t>
             </w:r>
           </w:p>
         </w:tc>
@@ -18565,7 +19322,7 @@
               <w:rPr>
                 <w:sz w:val="16"/>
               </w:rPr>
-              <w:t>outlet discharge appears once in the budget</w:t>
+              <w:t>one drain record removed, the rest intact; outlet discharge appears once in the budget</w:t>
             </w:r>
           </w:p>
         </w:tc>
@@ -18586,7 +19343,7 @@
               <w:rPr>
                 <w:sz w:val="16"/>
               </w:rPr>
-              <w:t>3.4</w:t>
+              <w:t>3.3b</w:t>
             </w:r>
           </w:p>
         </w:tc>
@@ -18600,22 +19357,55 @@
             </w:pPr>
             <w:r>
               <w:rPr>
-                <w:sz w:val="16"/>
-              </w:rPr>
-              <w:t xml:space="preserve">Add an SFR continuous-observation block (inlet and outlet, per reach of interest) writing </w:t>
+                <w:b/>
+                <w:sz w:val="16"/>
+              </w:rPr>
+              <w:t>Outlet-drain elevation = the BOTTOM of the layer</w:t>
+            </w:r>
+            <w:r>
+              <w:rPr>
+                <w:sz w:val="16"/>
+              </w:rPr>
+              <w:t xml:space="preserve">, as in CdL — </w:t>
             </w:r>
             <w:r>
               <w:rPr>
                 <w:rFonts w:ascii="Consolas" w:hAnsi="Consolas"/>
                 <w:sz w:val="14"/>
               </w:rPr>
-              <w:t>&lt;model&gt;.obs.sfr.csv</w:t>
-            </w:r>
-            <w:r>
-              <w:rPr>
-                <w:sz w:val="16"/>
-              </w:rPr>
-              <w:t>, exactly as CdL does — WP7 consumes it.</w:t>
+              <w:t>elev = botm[lay, cell]</w:t>
+            </w:r>
+            <w:r>
+              <w:rPr>
+                <w:sz w:val="16"/>
+              </w:rPr>
+              <w:t xml:space="preserve">, not a fixed depth below the cell top (CdL: </w:t>
+            </w:r>
+            <w:r>
+              <w:rPr>
+                <w:rFonts w:ascii="Consolas" w:hAnsi="Consolas"/>
+                <w:sz w:val="14"/>
+              </w:rPr>
+              <w:t>drnw_records.append([(lay, c), float(botm[lay, c]), cond])</w:t>
+            </w:r>
+            <w:r>
+              <w:rPr>
+                <w:sz w:val="16"/>
+              </w:rPr>
+              <w:t xml:space="preserve">). </w:t>
+            </w:r>
+            <w:r>
+              <w:rPr>
+                <w:b/>
+                <w:sz w:val="16"/>
+              </w:rPr>
+              <w:t>DRN-SEEP is a different package and stays at the land surface</w:t>
+            </w:r>
+            <w:r>
+              <w:rPr>
+                <w:sz w:val="16"/>
+              </w:rPr>
+              <w:t>: it represents seepage where the water table reaches the ground, so its datum must not move.</w:t>
             </w:r>
           </w:p>
         </w:tc>
@@ -18648,7 +19438,7 @@
               <w:rPr>
                 <w:sz w:val="16"/>
               </w:rPr>
-              <w:t>the csv exists after a run, one column per observation</w:t>
+              <w:t>outlet-drain elevations equal the layer bottoms; DRN-SEEP unchanged</w:t>
             </w:r>
           </w:p>
         </w:tc>
@@ -18670,7 +19460,7 @@
               <w:rPr>
                 <w:sz w:val="16"/>
               </w:rPr>
-              <w:t>3.5</w:t>
+              <w:t>3.4</w:t>
             </w:r>
           </w:p>
         </w:tc>
@@ -18685,55 +19475,22 @@
             </w:pPr>
             <w:r>
               <w:rPr>
-                <w:b/>
-                <w:sz w:val="16"/>
-              </w:rPr>
-              <w:t>First coupled run</w:t>
-            </w:r>
-            <w:r>
-              <w:rPr>
-                <w:sz w:val="16"/>
-              </w:rPr>
-              <w:t xml:space="preserve"> — one hydrological year, </w:t>
+                <w:sz w:val="16"/>
+              </w:rPr>
+              <w:t xml:space="preserve">Add an SFR continuous-observation block (inlet and outlet, per reach of interest) writing </w:t>
             </w:r>
             <w:r>
               <w:rPr>
                 <w:rFonts w:ascii="Consolas" w:hAnsi="Consolas"/>
                 <w:sz w:val="14"/>
               </w:rPr>
-              <w:t>sfr.enable = true</w:t>
-            </w:r>
-            <w:r>
-              <w:rPr>
-                <w:sz w:val="16"/>
-              </w:rPr>
-              <w:t xml:space="preserve">, </w:t>
-            </w:r>
-            <w:r>
-              <w:rPr>
-                <w:rFonts w:ascii="Consolas" w:hAnsi="Consolas"/>
-                <w:sz w:val="14"/>
-              </w:rPr>
-              <w:t>seep = drn</w:t>
-            </w:r>
-            <w:r>
-              <w:rPr>
-                <w:sz w:val="16"/>
-              </w:rPr>
-              <w:t xml:space="preserve">, from the saved spin-up state. Watch: </w:t>
-            </w:r>
-            <w:r>
-              <w:rPr>
-                <w:rFonts w:ascii="Consolas" w:hAnsi="Consolas"/>
-                <w:sz w:val="14"/>
-              </w:rPr>
-              <w:t>INFLOW</w:t>
-            </w:r>
-            <w:r>
-              <w:rPr>
-                <w:sz w:val="16"/>
-              </w:rPr>
-              <w:t xml:space="preserve"> binds (advanced-package variable — trap 5); the written reach inflow equals the MM runoff of channel cells; MVR balance; no non-convergence; discrepancy under the guard.</w:t>
+              <w:t>&lt;model&gt;.obs.sfr.csv</w:t>
+            </w:r>
+            <w:r>
+              <w:rPr>
+                <w:sz w:val="16"/>
+              </w:rPr>
+              <w:t>, exactly as CdL does — WP7 consumes it.</w:t>
             </w:r>
           </w:p>
         </w:tc>
@@ -18748,9 +19505,10 @@
             </w:pPr>
             <w:r>
               <w:rPr>
-                <w:sz w:val="16"/>
-              </w:rPr>
-              <w:t>hand-off to Spyder</w:t>
+                <w:rFonts w:ascii="Consolas" w:hAnsi="Consolas"/>
+                <w:sz w:val="14"/>
+              </w:rPr>
+              <w:t>marmites_mf6.py</w:t>
             </w:r>
           </w:p>
         </w:tc>
@@ -18767,7 +19525,7 @@
               <w:rPr>
                 <w:sz w:val="16"/>
               </w:rPr>
-              <w:t>0 failed time steps, mass balance &lt; 0.1 %</w:t>
+              <w:t>the csv exists after a run, one column per observation</w:t>
             </w:r>
           </w:p>
         </w:tc>
@@ -18788,7 +19546,7 @@
               <w:rPr>
                 <w:sz w:val="16"/>
               </w:rPr>
-              <w:t>3.6</w:t>
+              <w:t>3.5</w:t>
             </w:r>
           </w:p>
         </w:tc>
@@ -18802,22 +19560,55 @@
             </w:pPr>
             <w:r>
               <w:rPr>
-                <w:sz w:val="16"/>
-              </w:rPr>
-              <w:t xml:space="preserve">Post-processing: streamflow hydrograph in mm/yr and m³/d at the outlet, against </w:t>
+                <w:b/>
+                <w:sz w:val="16"/>
+              </w:rPr>
+              <w:t>First coupled run</w:t>
+            </w:r>
+            <w:r>
+              <w:rPr>
+                <w:sz w:val="16"/>
+              </w:rPr>
+              <w:t xml:space="preserve"> — one hydrological year, </w:t>
             </w:r>
             <w:r>
               <w:rPr>
                 <w:rFonts w:ascii="Consolas" w:hAnsi="Consolas"/>
                 <w:sz w:val="14"/>
               </w:rPr>
-              <w:t>inputObsRo_catchment.txt</w:t>
-            </w:r>
-            <w:r>
-              <w:rPr>
-                <w:sz w:val="16"/>
-              </w:rPr>
-              <w:t>; SFR budget figure.</w:t>
+              <w:t>sfr.enable = true</w:t>
+            </w:r>
+            <w:r>
+              <w:rPr>
+                <w:sz w:val="16"/>
+              </w:rPr>
+              <w:t xml:space="preserve">, </w:t>
+            </w:r>
+            <w:r>
+              <w:rPr>
+                <w:rFonts w:ascii="Consolas" w:hAnsi="Consolas"/>
+                <w:sz w:val="14"/>
+              </w:rPr>
+              <w:t>seep = drn</w:t>
+            </w:r>
+            <w:r>
+              <w:rPr>
+                <w:sz w:val="16"/>
+              </w:rPr>
+              <w:t xml:space="preserve">, from the saved spin-up state. Watch: </w:t>
+            </w:r>
+            <w:r>
+              <w:rPr>
+                <w:rFonts w:ascii="Consolas" w:hAnsi="Consolas"/>
+                <w:sz w:val="14"/>
+              </w:rPr>
+              <w:t>INFLOW</w:t>
+            </w:r>
+            <w:r>
+              <w:rPr>
+                <w:sz w:val="16"/>
+              </w:rPr>
+              <w:t xml:space="preserve"> binds (advanced-package variable — trap 5); the written reach inflow equals the MM runoff of channel cells; MVR balance; no non-convergence; discrepancy under the guard.</w:t>
             </w:r>
           </w:p>
         </w:tc>
@@ -18831,10 +19622,9 @@
             </w:pPr>
             <w:r>
               <w:rPr>
-                <w:rFonts w:ascii="Consolas" w:hAnsi="Consolas"/>
-                <w:sz w:val="14"/>
-              </w:rPr>
-              <w:t>marmites_postprocess.py</w:t>
+                <w:sz w:val="16"/>
+              </w:rPr>
+              <w:t>hand-off to Spyder</w:t>
             </w:r>
           </w:p>
         </w:tc>
@@ -18850,7 +19640,7 @@
               <w:rPr>
                 <w:sz w:val="16"/>
               </w:rPr>
-              <w:t>hydrograph drawn, obs overlaid</w:t>
+              <w:t>0 failed time steps, mass balance &lt; 0.1 %</w:t>
             </w:r>
           </w:p>
         </w:tc>
@@ -18872,7 +19662,7 @@
               <w:rPr>
                 <w:sz w:val="16"/>
               </w:rPr>
-              <w:t>3.7</w:t>
+              <w:t>3.6</w:t>
             </w:r>
           </w:p>
         </w:tc>
@@ -18889,7 +19679,20 @@
               <w:rPr>
                 <w:sz w:val="16"/>
               </w:rPr>
-              <w:t>Full-period run and comparison of the catchment water balance with and without SFR.</w:t>
+              <w:t xml:space="preserve">Post-processing: streamflow hydrograph in mm/yr and m³/d at the outlet, against </w:t>
+            </w:r>
+            <w:r>
+              <w:rPr>
+                <w:rFonts w:ascii="Consolas" w:hAnsi="Consolas"/>
+                <w:sz w:val="14"/>
+              </w:rPr>
+              <w:t>inputObsRo_catchment.txt</w:t>
+            </w:r>
+            <w:r>
+              <w:rPr>
+                <w:sz w:val="16"/>
+              </w:rPr>
+              <w:t>; SFR budget figure.</w:t>
             </w:r>
           </w:p>
         </w:tc>
@@ -18904,9 +19707,10 @@
             </w:pPr>
             <w:r>
               <w:rPr>
-                <w:sz w:val="16"/>
-              </w:rPr>
-              <w:t>hand-off</w:t>
+                <w:rFonts w:ascii="Consolas" w:hAnsi="Consolas"/>
+                <w:sz w:val="14"/>
+              </w:rPr>
+              <w:t>marmites_postprocess.py</w:t>
             </w:r>
           </w:p>
         </w:tc>
@@ -18914,6 +19718,75 @@
           <w:tcPr>
             <w:tcW w:w="2381" w:type="dxa"/>
             <w:shd w:val="clear" w:color="auto" w:fill="F2F6FA"/>
+          </w:tcPr>
+          <w:p>
+            <w:pPr>
+              <w:spacing w:after="40"/>
+            </w:pPr>
+            <w:r>
+              <w:rPr>
+                <w:sz w:val="16"/>
+              </w:rPr>
+              <w:t>hydrograph drawn, obs overlaid</w:t>
+            </w:r>
+          </w:p>
+        </w:tc>
+      </w:tr>
+      <w:tr>
+        <w:trPr>
+          <w:jc w:val="center"/>
+        </w:trPr>
+        <w:tc>
+          <w:tcPr>
+            <w:tcW w:w="454" w:type="dxa"/>
+          </w:tcPr>
+          <w:p>
+            <w:pPr>
+              <w:spacing w:after="40"/>
+            </w:pPr>
+            <w:r>
+              <w:rPr>
+                <w:sz w:val="16"/>
+              </w:rPr>
+              <w:t>3.7</w:t>
+            </w:r>
+          </w:p>
+        </w:tc>
+        <w:tc>
+          <w:tcPr>
+            <w:tcW w:w="4535" w:type="dxa"/>
+          </w:tcPr>
+          <w:p>
+            <w:pPr>
+              <w:spacing w:after="40"/>
+            </w:pPr>
+            <w:r>
+              <w:rPr>
+                <w:sz w:val="16"/>
+              </w:rPr>
+              <w:t>Full-period run and comparison of the catchment water balance with and without SFR.</w:t>
+            </w:r>
+          </w:p>
+        </w:tc>
+        <w:tc>
+          <w:tcPr>
+            <w:tcW w:w="2041" w:type="dxa"/>
+          </w:tcPr>
+          <w:p>
+            <w:pPr>
+              <w:spacing w:after="40"/>
+            </w:pPr>
+            <w:r>
+              <w:rPr>
+                <w:sz w:val="16"/>
+              </w:rPr>
+              <w:t>hand-off</w:t>
+            </w:r>
+          </w:p>
+        </w:tc>
+        <w:tc>
+          <w:tcPr>
+            <w:tcW w:w="2381" w:type="dxa"/>
           </w:tcPr>
           <w:p>
             <w:pPr>
@@ -18989,7 +19862,7 @@
       <w:pPr>
         <w:pStyle w:val="Heading2"/>
       </w:pPr>
-      <w:bookmarkStart w:id="22" w:name="_Toc239864394"/>
+      <w:bookmarkStart w:id="22" w:name="_Toc239881209"/>
       <w:r>
         <w:t>WP4 — LAK: ponds coupled, with the MM open-water exchange</w:t>
       </w:r>
@@ -19011,7 +19884,7 @@
         <w:pStyle w:val="Heading3"/>
       </w:pPr>
       <w:r>
-        <w:t>4a  Open water bypasses the MM soil column — as an area fraction</w:t>
+        <w:t>4a  Open water bypasses the MM soil column</w:t>
       </w:r>
     </w:p>
     <w:p>
@@ -19032,7 +19905,22 @@
         <w:t>Eow</w:t>
       </w:r>
       <w:r>
-        <w:t xml:space="preserve">, evaporation from open water. That is right, and it is exactly right when the cell </w:t>
+        <w:t>, evaporation from open water.</w:t>
+      </w:r>
+    </w:p>
+    <w:p>
+      <w:r>
+        <w:lastRenderedPageBreak/>
+        <w:t xml:space="preserve">On the </w:t>
+      </w:r>
+      <w:r>
+        <w:rPr>
+          <w:b/>
+        </w:rPr>
+        <w:t>Voronoi grid of WP1c this is applied wholesale, and it is exact</w:t>
+      </w:r>
+      <w:r>
+        <w:t xml:space="preserve">, because the mesh is built so that the cell </w:t>
       </w:r>
       <w:r>
         <w:rPr>
@@ -19041,120 +19929,92 @@
         <w:t>is</w:t>
       </w:r>
       <w:r>
-        <w:t xml:space="preserve"> the water body, which is what CdL's pond-scale seeded cells give.</w:t>
+        <w:t xml:space="preserve"> the feature: every pond is centroid-seeded into its own pond-scale cell, so a LAK cell is a pond and nothing else. This is the case CdL was designed around, and it is what makes the decision clean rather than approximate — one more reason the grid change comes first.</w:t>
       </w:r>
     </w:p>
-    <w:tbl>
-      <w:tblPr>
-        <w:tblStyle w:val="TableGrid"/>
-        <w:tblW w:w="0" w:type="auto"/>
-        <w:tblLook w:val="04A0" w:firstRow="1" w:lastRow="0" w:firstColumn="1" w:lastColumn="0" w:noHBand="0" w:noVBand="1"/>
-      </w:tblPr>
-      <w:tblGrid>
-        <w:gridCol w:w="9411"/>
-      </w:tblGrid>
-      <w:tr>
-        <w:tc>
-          <w:tcPr>
-            <w:tcW w:w="9411" w:type="dxa"/>
-            <w:shd w:val="clear" w:color="auto" w:fill="FFF4E5"/>
-          </w:tcPr>
-          <w:p>
-            <w:r>
-              <w:rPr>
-                <w:b/>
-                <w:sz w:val="18"/>
-              </w:rPr>
-              <w:t xml:space="preserve">But it must be weighted by area, not applied wholesale:  </w:t>
-            </w:r>
-            <w:r>
-              <w:rPr>
-                <w:sz w:val="18"/>
-              </w:rPr>
-              <w:t xml:space="preserve">on a 50 m grid the features are sub-grid. La Mata's ponds are 341–2036 m² against a 2500 m² cell (two contain no cell centre), and its channels are 1.5–3.0 m wide — about </w:t>
-            </w:r>
-            <w:r>
-              <w:rPr>
-                <w:b/>
-                <w:sz w:val="18"/>
-              </w:rPr>
-              <w:t>4 %</w:t>
-            </w:r>
-            <w:r>
-              <w:rPr>
-                <w:sz w:val="18"/>
-              </w:rPr>
-              <w:t xml:space="preserve"> of a cell. A wholesale bypass would delete ~96 % of legitimate soil ET under a 3 m stream and replace it with open-water evaporation.</w:t>
-            </w:r>
-          </w:p>
-        </w:tc>
-      </w:tr>
-    </w:tbl>
+    <w:p>
+      <w:r>
+        <w:t>Stream cells are the single place where the mesh cannot follow the feature: a channel is metres wide while a corridor cell is tens of metres, and meshing to channel width is not practical at catchment scale. The descriptor therefore carries a share, which is 1 for a pond cell by construction and the channel's share of the cell for a reach cell:</w:t>
+      </w:r>
+    </w:p>
     <w:p>
       <w:pPr>
-        <w:spacing w:after="40"/>
+        <w:pBdr>
+          <w:top w:val="single" w:sz="4" w:space="4" w:color="BFBFBF"/>
+          <w:left w:val="single" w:sz="4" w:space="4" w:color="BFBFBF"/>
+          <w:bottom w:val="single" w:sz="4" w:space="4" w:color="BFBFBF"/>
+          <w:right w:val="single" w:sz="4" w:space="4" w:color="BFBFBF"/>
+        </w:pBdr>
+        <w:shd w:val="clear" w:color="auto" w:fill="F5F5F5"/>
+        <w:spacing w:before="80" w:after="160" w:line="240" w:lineRule="auto"/>
+        <w:ind w:left="227"/>
       </w:pPr>
-    </w:p>
-    <w:p>
-      <w:r>
-        <w:t xml:space="preserve">So each cell carries </w:t>
-      </w:r>
       <w:r>
         <w:rPr>
           <w:rFonts w:ascii="Consolas" w:hAnsi="Consolas"/>
-          <w:b/>
-          <w:sz w:val="18"/>
+          <w:sz w:val="17"/>
         </w:rPr>
-        <w:t>f_open</w:t>
-      </w:r>
-      <w:r>
-        <w:rPr>
-          <w:b/>
-        </w:rPr>
-        <w:t xml:space="preserve"> = (LAK footprint + SFR width × length) / cell area</w:t>
-      </w:r>
-      <w:r>
-        <w:t xml:space="preserve">. The </w:t>
+        <w:t xml:space="preserve">  per cell:   f_lake + f_stream + f_soil = 1</w:t>
       </w:r>
       <w:r>
         <w:rPr>
           <w:rFonts w:ascii="Consolas" w:hAnsi="Consolas"/>
-          <w:sz w:val="18"/>
+          <w:sz w:val="17"/>
         </w:rPr>
-        <w:t>f_open</w:t>
-      </w:r>
-      <w:r>
-        <w:t xml:space="preserve"> fraction behaves exactly as decided — no ETsoil, no ETg, only </w:t>
+        <w:br/>
       </w:r>
       <w:r>
         <w:rPr>
           <w:rFonts w:ascii="Consolas" w:hAnsi="Consolas"/>
-          <w:sz w:val="18"/>
+          <w:sz w:val="17"/>
         </w:rPr>
-        <w:t>Eow</w:t>
-      </w:r>
-      <w:r>
-        <w:t xml:space="preserve">, water straight to LAK or SFR — and </w:t>
+        <w:br/>
+        <w:t xml:space="preserve">    LAK cell   pond-scale, centroid-seeded    f_lake   = 1        wholesale bypass, exact</w:t>
       </w:r>
       <w:r>
         <w:rPr>
           <w:rFonts w:ascii="Consolas" w:hAnsi="Consolas"/>
-          <w:sz w:val="18"/>
+          <w:sz w:val="17"/>
         </w:rPr>
-        <w:t>1 − f_open</w:t>
-      </w:r>
-      <w:r>
-        <w:t xml:space="preserve"> keeps its soil column. The wholesale bypass is then the limit </w:t>
+        <w:br/>
       </w:r>
       <w:r>
         <w:rPr>
           <w:rFonts w:ascii="Consolas" w:hAnsi="Consolas"/>
-          <w:sz w:val="18"/>
+          <w:sz w:val="17"/>
         </w:rPr>
-        <w:t>f_open → 1</w:t>
-      </w:r>
-      <w:r>
-        <w:t>, which WP1c's pond-scale cells deliver by construction. One rule, correct on both grids.</w:t>
+        <w:t xml:space="preserve">    SFR cell   corridor cell, channel in it   f_stream = w*L / A  the channel's share</w:t>
+      </w:r>
+      <w:r>
+        <w:rPr>
+          <w:rFonts w:ascii="Consolas" w:hAnsi="Consolas"/>
+          <w:sz w:val="17"/>
+        </w:rPr>
+        <w:br/>
+        <w:t xml:space="preserve">    elsewhere                                 f_soil   = 1        the MM soil column, unchanged</w:t>
+      </w:r>
+      <w:r>
+        <w:rPr>
+          <w:rFonts w:ascii="Consolas" w:hAnsi="Consolas"/>
+          <w:sz w:val="17"/>
+        </w:rPr>
+        <w:br/>
+      </w:r>
+      <w:r>
+        <w:rPr>
+          <w:rFonts w:ascii="Consolas" w:hAnsi="Consolas"/>
+          <w:sz w:val="17"/>
+        </w:rPr>
+        <w:br/>
+        <w:t xml:space="preserve">  over f_lake + f_stream :  no ETsoil, no ETg, only Eow;  water goes to LAK / SFR</w:t>
+      </w:r>
+      <w:r>
+        <w:rPr>
+          <w:rFonts w:ascii="Consolas" w:hAnsi="Consolas"/>
+          <w:sz w:val="17"/>
+        </w:rPr>
+        <w:br/>
+        <w:t xml:space="preserve">  over f_soil            :  the MM soil column, exactly as it behaves today</w:t>
       </w:r>
     </w:p>
     <w:p>
@@ -19172,7 +20032,7 @@
         <w:t>directly</w:t>
       </w:r>
       <w:r>
-        <w:t xml:space="preserve"> with GWF, so the UZF column beneath a pond receives only the soil fraction's percolation. Consistent, and worth a comment at the call site.</w:t>
+        <w:t xml:space="preserve"> with GWF, so the UZF column beneath a pond receives only the soil fraction's percolation — which is zero in a pond cell. Worth a comment at the call site.</w:t>
       </w:r>
     </w:p>
     <w:p>
@@ -19182,6 +20042,34 @@
       </w:pPr>
       <w:r>
         <w:t>“No ETg under open water” is not a loss of physics: groundwater discharge to the pond happens through the lakebed leakage term instead. Same flux, different name.</w:t>
+      </w:r>
+    </w:p>
+    <w:p>
+      <w:pPr>
+        <w:pStyle w:val="ListBullet"/>
+        <w:spacing w:after="60"/>
+      </w:pPr>
+      <w:r>
+        <w:t xml:space="preserve">On the </w:t>
+      </w:r>
+      <w:r>
+        <w:rPr>
+          <w:b/>
+        </w:rPr>
+        <w:t>structured</w:t>
+      </w:r>
+      <w:r>
+        <w:t xml:space="preserve"> producer — kept only for regression — ponds are sub-grid and </w:t>
+      </w:r>
+      <w:r>
+        <w:rPr>
+          <w:rFonts w:ascii="Consolas" w:hAnsi="Consolas"/>
+          <w:sz w:val="18"/>
+        </w:rPr>
+        <w:t>f_lake</w:t>
+      </w:r>
+      <w:r>
+        <w:t xml:space="preserve"> would fall well below 1. The descriptor covers that case automatically; it is simply no longer the production one.</w:t>
       </w:r>
     </w:p>
     <w:tbl>
@@ -20143,14 +21031,7 @@
               <w:rPr>
                 <w:sz w:val="16"/>
               </w:rPr>
-              <w:t xml:space="preserve">, plus per-pond zoom pages in the CdL style </w:t>
-            </w:r>
-            <w:r>
-              <w:rPr>
-                <w:sz w:val="16"/>
-              </w:rPr>
-              <w:lastRenderedPageBreak/>
-              <w:t>(grid cells, SFR cells, LAK cells, footprint, stream).</w:t>
+              <w:t>, plus per-pond zoom pages in the CdL style (grid cells, SFR cells, LAK cells, footprint, stream).</w:t>
             </w:r>
           </w:p>
         </w:tc>
@@ -20167,7 +21048,6 @@
                 <w:rFonts w:ascii="Consolas" w:hAnsi="Consolas"/>
                 <w:sz w:val="14"/>
               </w:rPr>
-              <w:lastRenderedPageBreak/>
               <w:t>marmites_postprocess.py</w:t>
             </w:r>
           </w:p>
@@ -20337,7 +21217,7 @@
       <w:pPr>
         <w:pStyle w:val="Heading2"/>
       </w:pPr>
-      <w:bookmarkStart w:id="23" w:name="_Toc239864395"/>
+      <w:bookmarkStart w:id="23" w:name="_Toc239881210"/>
       <w:r>
         <w:t>WP5 — CRR: the cascade-routing and reinfiltration module</w:t>
       </w:r>
@@ -21387,9 +22267,8 @@
       <w:pPr>
         <w:pStyle w:val="Heading2"/>
       </w:pPr>
-      <w:bookmarkStart w:id="24" w:name="_Toc239864396"/>
-      <w:r>
-        <w:lastRenderedPageBreak/>
+      <w:bookmarkStart w:id="24" w:name="_Toc239881211"/>
+      <w:r>
         <w:t>WP6 — Post-processing and the observation exports</w:t>
       </w:r>
       <w:bookmarkEnd w:id="24"/>
@@ -21699,6 +22578,7 @@
               <w:rPr>
                 <w:sz w:val="16"/>
               </w:rPr>
+              <w:lastRenderedPageBreak/>
               <w:t>6.3</w:t>
             </w:r>
           </w:p>
@@ -22157,7 +23037,7 @@
       <w:pPr>
         <w:pStyle w:val="Heading2"/>
       </w:pPr>
-      <w:bookmarkStart w:id="25" w:name="_Toc239864397"/>
+      <w:bookmarkStart w:id="25" w:name="_Toc239881212"/>
       <w:r>
         <w:t>WP7 — PEST++-IES calibration</w:t>
       </w:r>
@@ -23026,7 +23906,6 @@
               <w:rPr>
                 <w:sz w:val="16"/>
               </w:rPr>
-              <w:lastRenderedPageBreak/>
               <w:t>7.8</w:t>
             </w:r>
           </w:p>
@@ -23279,6 +24158,7 @@
                 <w:rFonts w:ascii="Consolas" w:hAnsi="Consolas"/>
                 <w:sz w:val="16"/>
               </w:rPr>
+              <w:lastRenderedPageBreak/>
               <w:t>ies_bad_phi_sigma = 2.5</w:t>
             </w:r>
             <w:r>
@@ -23313,7 +24193,7 @@
       <w:pPr>
         <w:pStyle w:val="Heading2"/>
       </w:pPr>
-      <w:bookmarkStart w:id="26" w:name="_Toc239864398"/>
+      <w:bookmarkStart w:id="26" w:name="_Toc239881213"/>
       <w:r>
         <w:t>WP8 — Tests, documentation and merge hygiene</w:t>
       </w:r>
@@ -23524,7 +24404,7 @@
                 <w:rFonts w:ascii="Consolas" w:hAnsi="Consolas"/>
                 <w:sz w:val="15"/>
               </w:rPr>
-              <w:t>trunk/</w:t>
+              <w:t>code/</w:t>
             </w:r>
             <w:r>
               <w:rPr>
@@ -23912,7 +24792,20 @@
               <w:rPr>
                 <w:sz w:val="17"/>
               </w:rPr>
-              <w:t xml:space="preserve"> (master modified them; the Phase-1 cleanup deleted them here). Decide whether pyEARTH1D stays on master before merging, not during.</w:t>
+              <w:t xml:space="preserve"> (that path exists on </w:t>
+            </w:r>
+            <w:r>
+              <w:rPr>
+                <w:rFonts w:ascii="Consolas" w:hAnsi="Consolas"/>
+                <w:sz w:val="15"/>
+              </w:rPr>
+              <w:t>master</w:t>
+            </w:r>
+            <w:r>
+              <w:rPr>
+                <w:sz w:val="17"/>
+              </w:rPr>
+              <w:t>) (master modified them; the Phase-1 cleanup deleted them here). Decide whether pyEARTH1D stays on master before merging, not during.</w:t>
             </w:r>
           </w:p>
         </w:tc>
@@ -24012,7 +24905,7 @@
       <w:pPr>
         <w:pStyle w:val="Heading2"/>
       </w:pPr>
-      <w:bookmarkStart w:id="27" w:name="_Toc239864399"/>
+      <w:bookmarkStart w:id="27" w:name="_Toc239881214"/>
       <w:r>
         <w:t>WP9 — Port to CdL, the production case study</w:t>
       </w:r>
@@ -24464,7 +25357,6 @@
                 <w:rFonts w:ascii="Consolas" w:hAnsi="Consolas"/>
                 <w:sz w:val="15"/>
               </w:rPr>
-              <w:lastRenderedPageBreak/>
               <w:t>voronoi_layers.npz</w:t>
             </w:r>
             <w:r>
@@ -24487,7 +25379,6 @@
               <w:rPr>
                 <w:sz w:val="17"/>
               </w:rPr>
-              <w:lastRenderedPageBreak/>
               <w:t xml:space="preserve">the mesh loads and </w:t>
             </w:r>
             <w:r>
@@ -24733,7 +25624,7 @@
       <w:pPr>
         <w:pStyle w:val="Heading1"/>
       </w:pPr>
-      <w:bookmarkStart w:id="28" w:name="_Toc239864400"/>
+      <w:bookmarkStart w:id="28" w:name="_Toc239881215"/>
       <w:r>
         <w:t>6  Input-data inventory</w:t>
       </w:r>
@@ -24776,9 +25667,9 @@
       <w:pPr>
         <w:pStyle w:val="Heading2"/>
       </w:pPr>
-      <w:bookmarkStart w:id="29" w:name="_Toc239864401"/>
-      <w:r>
-        <w:t>6.1  Tier A — in the repository (DataSet_LaMata/)</w:t>
+      <w:bookmarkStart w:id="29" w:name="_Toc239881216"/>
+      <w:r>
+        <w:t>6.1  Tier A — in the repository (example/&lt;case&gt;/, e.g. example/LaMata/)</w:t>
       </w:r>
       <w:bookmarkEnd w:id="29"/>
     </w:p>
@@ -26451,7 +27342,6 @@
                 <w:b/>
                 <w:sz w:val="15"/>
               </w:rPr>
-              <w:lastRenderedPageBreak/>
               <w:t>NEW — grid seeds</w:t>
             </w:r>
           </w:p>
@@ -26722,7 +27612,7 @@
       <w:pPr>
         <w:pStyle w:val="Heading2"/>
       </w:pPr>
-      <w:bookmarkStart w:id="30" w:name="_Toc239864402"/>
+      <w:bookmarkStart w:id="30" w:name="_Toc239881217"/>
       <w:r>
         <w:t>6.2  Tier B — outside the repository (DATA_ROOT)</w:t>
       </w:r>
@@ -26839,6 +27729,7 @@
               <w:rPr>
                 <w:sz w:val="15"/>
               </w:rPr>
+              <w:lastRenderedPageBreak/>
               <w:t>Stream network</w:t>
             </w:r>
           </w:p>
@@ -27949,7 +28840,7 @@
       <w:pPr>
         <w:pStyle w:val="Heading2"/>
       </w:pPr>
-      <w:bookmarkStart w:id="31" w:name="_Toc239864403"/>
+      <w:bookmarkStart w:id="31" w:name="_Toc239881218"/>
       <w:r>
         <w:t>6.3  Data that does not exist yet and must be assembled</w:t>
       </w:r>
@@ -28395,249 +29286,2032 @@
     </w:p>
     <w:p>
       <w:pPr>
-        <w:pStyle w:val="Heading1"/>
+        <w:pStyle w:val="Heading2"/>
       </w:pPr>
-      <w:bookmarkStart w:id="32" w:name="_Toc239864404"/>
-      <w:r>
-        <w:t>7  Configuration reference</w:t>
+      <w:bookmarkStart w:id="32" w:name="_Toc239881219"/>
+      <w:r>
+        <w:t>6.4  The legacy ini files — the authoritative parameter list</w:t>
       </w:r>
       <w:bookmarkEnd w:id="32"/>
     </w:p>
     <w:p>
-      <w:pPr>
-        <w:pStyle w:val="Heading2"/>
-      </w:pPr>
-      <w:bookmarkStart w:id="33" w:name="_Toc239864405"/>
-      <w:r>
-        <w:t>7.1  trunk/mm_paths.py — the machine layer</w:t>
-      </w:r>
-      <w:bookmarkEnd w:id="33"/>
-    </w:p>
-    <w:p>
-      <w:pPr>
-        <w:pBdr>
-          <w:top w:val="single" w:sz="4" w:space="4" w:color="BFBFBF"/>
-          <w:left w:val="single" w:sz="4" w:space="4" w:color="BFBFBF"/>
-          <w:bottom w:val="single" w:sz="4" w:space="4" w:color="BFBFBF"/>
-          <w:right w:val="single" w:sz="4" w:space="4" w:color="BFBFBF"/>
-        </w:pBdr>
-        <w:shd w:val="clear" w:color="auto" w:fill="F5F5F5"/>
-        <w:spacing w:before="80" w:after="160" w:line="240" w:lineRule="auto"/>
-        <w:ind w:left="227"/>
-      </w:pPr>
+      <w:r>
+        <w:t xml:space="preserve">The tables above name the data </w:t>
+      </w:r>
+      <w:r>
+        <w:rPr>
+          <w:b/>
+        </w:rPr>
+        <w:t>files</w:t>
+      </w:r>
+      <w:r>
+        <w:t xml:space="preserve">. The </w:t>
+      </w:r>
+      <w:r>
+        <w:rPr>
+          <w:b/>
+        </w:rPr>
+        <w:t>parameters</w:t>
+      </w:r>
+      <w:r>
+        <w:t xml:space="preserve"> are defined by the three ini files in </w:t>
+      </w:r>
       <w:r>
         <w:rPr>
           <w:rFonts w:ascii="Consolas" w:hAnsi="Consolas"/>
-          <w:sz w:val="17"/>
+          <w:sz w:val="18"/>
         </w:rPr>
-        <w:t>"""The only machine-specific paths. Edit here, or set the MM_* environment variables."""</w:t>
-      </w:r>
-      <w:r>
-        <w:rPr>
-          <w:rFonts w:ascii="Consolas" w:hAnsi="Consolas"/>
-          <w:sz w:val="17"/>
-        </w:rPr>
-        <w:br/>
-        <w:t>import os</w:t>
-      </w:r>
-      <w:r>
-        <w:rPr>
-          <w:rFonts w:ascii="Consolas" w:hAnsi="Consolas"/>
-          <w:sz w:val="17"/>
-        </w:rPr>
-        <w:br/>
-      </w:r>
-      <w:r>
-        <w:rPr>
-          <w:rFonts w:ascii="Consolas" w:hAnsi="Consolas"/>
-          <w:sz w:val="17"/>
-        </w:rPr>
-        <w:t>from pathlib import Path</w:t>
-      </w:r>
-      <w:r>
-        <w:rPr>
-          <w:rFonts w:ascii="Consolas" w:hAnsi="Consolas"/>
-          <w:sz w:val="17"/>
-        </w:rPr>
-        <w:br/>
-      </w:r>
-      <w:r>
-        <w:rPr>
-          <w:rFonts w:ascii="Consolas" w:hAnsi="Consolas"/>
-          <w:sz w:val="17"/>
-        </w:rPr>
-        <w:lastRenderedPageBreak/>
-        <w:br/>
-        <w:t>REPO       = Path(__file__).resolve().parents[1]                     # the MARMITES checkout</w:t>
-      </w:r>
-      <w:r>
-        <w:rPr>
-          <w:rFonts w:ascii="Consolas" w:hAnsi="Consolas"/>
-          <w:sz w:val="17"/>
-        </w:rPr>
-        <w:br/>
-        <w:t>DATA_ROOT  = Path(os.environ.get('MM_DATA_ROOT',  r'E:\00code_ws\LAMATA_new'))</w:t>
-      </w:r>
-      <w:r>
-        <w:rPr>
-          <w:rFonts w:ascii="Consolas" w:hAnsi="Consolas"/>
-          <w:sz w:val="17"/>
-        </w:rPr>
-        <w:br/>
-        <w:t>WS_ROOT    = Path(os.environ.get('MM_WS_ROOT',    r'E:\00code_ws\LaMata_MM-MF6'))</w:t>
-      </w:r>
-      <w:r>
-        <w:rPr>
-          <w:rFonts w:ascii="Consolas" w:hAnsi="Consolas"/>
-          <w:sz w:val="17"/>
-        </w:rPr>
-        <w:br/>
-        <w:t>NWT_REF    = Path(os.environ.get('MM_NWT_REF',    r'E:\00code_ws\LaMata_new_PhD_artigo_2s3L\_h5_MM.h5'))</w:t>
-      </w:r>
-      <w:r>
-        <w:rPr>
-          <w:rFonts w:ascii="Consolas" w:hAnsi="Consolas"/>
-          <w:sz w:val="17"/>
-        </w:rPr>
-        <w:br/>
-        <w:t>MODFLOW_DIR= Path(os.environ.get('MM_MODFLOW_DIR',r'C:\00MODFLOW'))</w:t>
-      </w:r>
-      <w:r>
-        <w:rPr>
-          <w:rFonts w:ascii="Consolas" w:hAnsi="Consolas"/>
-          <w:sz w:val="17"/>
-        </w:rPr>
-        <w:br/>
-      </w:r>
-      <w:r>
-        <w:rPr>
-          <w:rFonts w:ascii="Consolas" w:hAnsi="Consolas"/>
-          <w:sz w:val="17"/>
-        </w:rPr>
-        <w:br/>
-      </w:r>
-      <w:r>
-        <w:rPr>
-          <w:rFonts w:ascii="Consolas" w:hAnsi="Consolas"/>
-          <w:sz w:val="17"/>
-        </w:rPr>
-        <w:t>LIBMF6     = str(MODFLOW_DIR / 'mf6.7.0_win64' / 'bin' / 'libmf6.dll')</w:t>
-      </w:r>
-      <w:r>
-        <w:rPr>
-          <w:rFonts w:ascii="Consolas" w:hAnsi="Consolas"/>
-          <w:sz w:val="17"/>
-        </w:rPr>
-        <w:br/>
-        <w:t>MF6_EXE    = str(MODFLOW_DIR / 'mf6.7.0_win64' / 'bin' / 'mf6.exe')</w:t>
-      </w:r>
-      <w:r>
-        <w:rPr>
-          <w:rFonts w:ascii="Consolas" w:hAnsi="Consolas"/>
-          <w:sz w:val="17"/>
-        </w:rPr>
-        <w:br/>
-        <w:t>PESTPP_IES = str(MODFLOW_DIR / 'pestpp' / 'bin' / 'pestpp-ies.exe')</w:t>
-      </w:r>
-      <w:r>
-        <w:rPr>
-          <w:rFonts w:ascii="Consolas" w:hAnsi="Consolas"/>
-          <w:sz w:val="17"/>
-        </w:rPr>
-        <w:br/>
-        <w:t>PYTHON_EXE = os.environ.get('MM_PYTHON_EXE', r'C:\miniconda3\envs\flopy\python.exe')</w:t>
-      </w:r>
-      <w:r>
-        <w:rPr>
-          <w:rFonts w:ascii="Consolas" w:hAnsi="Consolas"/>
-          <w:sz w:val="17"/>
-        </w:rPr>
-        <w:br/>
-      </w:r>
-      <w:r>
-        <w:rPr>
-          <w:rFonts w:ascii="Consolas" w:hAnsi="Consolas"/>
-          <w:sz w:val="17"/>
-        </w:rPr>
-        <w:br/>
-        <w:t>DATASET    = REPO / 'DataSet_LaMata'      # Tier A — read directly by MM/MF</w:t>
-      </w:r>
-      <w:r>
-        <w:rPr>
-          <w:rFonts w:ascii="Consolas" w:hAnsi="Consolas"/>
-          <w:sz w:val="17"/>
-        </w:rPr>
-        <w:br/>
-        <w:t>GIS        = DATA_ROOT / 'GIS'            # Tier B — converter input only</w:t>
+        <w:t>example/LaMata/</w:t>
+      </w:r>
+      <w:r>
+        <w:t>, and those are what the WP0 schema must cover key for key and the WP1b front-end must present already filled. Nothing may be quietly dropped in the migration.</w:t>
       </w:r>
     </w:p>
     <w:tbl>
       <w:tblPr>
         <w:tblStyle w:val="TableGrid"/>
         <w:tblW w:w="0" w:type="auto"/>
+        <w:jc w:val="center"/>
+        <w:tblLayout w:type="fixed"/>
         <w:tblLook w:val="04A0" w:firstRow="1" w:lastRow="0" w:firstColumn="1" w:lastColumn="0" w:noHBand="0" w:noVBand="1"/>
       </w:tblPr>
       <w:tblGrid>
-        <w:gridCol w:w="9411"/>
+        <w:gridCol w:w="1474"/>
+        <w:gridCol w:w="4762"/>
+        <w:gridCol w:w="3175"/>
       </w:tblGrid>
       <w:tr>
-        <w:tc>
-          <w:tcPr>
-            <w:tcW w:w="9411" w:type="dxa"/>
-            <w:shd w:val="clear" w:color="auto" w:fill="FFF4E5"/>
-          </w:tcPr>
-          <w:p>
+        <w:trPr>
+          <w:jc w:val="center"/>
+        </w:trPr>
+        <w:tc>
+          <w:tcPr>
+            <w:tcW w:w="1474" w:type="dxa"/>
+            <w:shd w:val="clear" w:color="auto" w:fill="1F4E79"/>
+          </w:tcPr>
+          <w:p>
+            <w:pPr>
+              <w:spacing w:after="40"/>
+            </w:pPr>
             <w:r>
               <w:rPr>
                 <w:b/>
-                <w:sz w:val="18"/>
-              </w:rPr>
-              <w:t xml:space="preserve">Environment note:  </w:t>
-            </w:r>
-            <w:r>
-              <w:rPr>
-                <w:sz w:val="18"/>
-              </w:rPr>
-              <w:t xml:space="preserve">the flopy environment must be invoked </w:t>
-            </w:r>
+                <w:color w:val="FFFFFF"/>
+                <w:sz w:val="15"/>
+              </w:rPr>
+              <w:t>File</w:t>
+            </w:r>
+          </w:p>
+        </w:tc>
+        <w:tc>
+          <w:tcPr>
+            <w:tcW w:w="4762" w:type="dxa"/>
+            <w:shd w:val="clear" w:color="auto" w:fill="1F4E79"/>
+          </w:tcPr>
+          <w:p>
+            <w:pPr>
+              <w:spacing w:after="40"/>
+            </w:pPr>
             <w:r>
               <w:rPr>
                 <w:b/>
-                <w:sz w:val="18"/>
-              </w:rPr>
-              <w:t>by prefix</w:t>
-            </w:r>
-            <w:r>
-              <w:rPr>
-                <w:sz w:val="18"/>
-              </w:rPr>
-              <w:t xml:space="preserve"> — </w:t>
-            </w:r>
-            <w:r>
-              <w:rPr>
-                <w:rFonts w:ascii="Consolas" w:hAnsi="Consolas"/>
-                <w:sz w:val="16"/>
-              </w:rPr>
-              <w:t>C:\miniconda3\envs\flopy\python.exe</w:t>
-            </w:r>
-            <w:r>
-              <w:rPr>
-                <w:sz w:val="18"/>
-              </w:rPr>
-              <w:t xml:space="preserve"> — because two identically-named environments exist on this machine and activating by name has crashed rasterio. </w:t>
-            </w:r>
-            <w:r>
-              <w:rPr>
-                <w:rFonts w:ascii="Consolas" w:hAnsi="Consolas"/>
-                <w:sz w:val="16"/>
-              </w:rPr>
-              <w:t>PYTHON_EXE</w:t>
-            </w:r>
-            <w:r>
-              <w:rPr>
-                <w:sz w:val="18"/>
-              </w:rPr>
-              <w:t xml:space="preserve"> above is what the PEST workers will be given, so it must be the real one.</w:t>
+                <w:color w:val="FFFFFF"/>
+                <w:sz w:val="15"/>
+              </w:rPr>
+              <w:t>Blocks it defines</w:t>
+            </w:r>
+          </w:p>
+        </w:tc>
+        <w:tc>
+          <w:tcPr>
+            <w:tcW w:w="3175" w:type="dxa"/>
+            <w:shd w:val="clear" w:color="auto" w:fill="1F4E79"/>
+          </w:tcPr>
+          <w:p>
+            <w:pPr>
+              <w:spacing w:after="40"/>
+            </w:pPr>
+            <w:r>
+              <w:rPr>
+                <w:b/>
+                <w:color w:val="FFFFFF"/>
+                <w:sz w:val="15"/>
+              </w:rPr>
+              <w:t>Fate</w:t>
+            </w:r>
+          </w:p>
+        </w:tc>
+      </w:tr>
+      <w:tr>
+        <w:trPr>
+          <w:jc w:val="center"/>
+        </w:trPr>
+        <w:tc>
+          <w:tcPr>
+            <w:tcW w:w="1474" w:type="dxa"/>
+          </w:tcPr>
+          <w:p>
+            <w:pPr>
+              <w:spacing w:after="40"/>
+            </w:pPr>
+            <w:r>
+              <w:rPr>
+                <w:rFonts w:ascii="Consolas" w:hAnsi="Consolas"/>
+                <w:sz w:val="13"/>
+              </w:rPr>
+              <w:t>__inputMM_v3.ini</w:t>
+            </w:r>
+            <w:r>
+              <w:rPr>
+                <w:sz w:val="15"/>
+              </w:rPr>
+              <w:t xml:space="preserve"> (122 lines)</w:t>
+            </w:r>
+          </w:p>
+        </w:tc>
+        <w:tc>
+          <w:tcPr>
+            <w:tcW w:w="4762" w:type="dxa"/>
+          </w:tcPr>
+          <w:p>
+            <w:pPr>
+              <w:spacing w:after="40"/>
+            </w:pPr>
+            <w:r>
+              <w:rPr>
+                <w:b/>
+                <w:sz w:val="15"/>
+              </w:rPr>
+              <w:t>run control</w:t>
+            </w:r>
+            <w:r>
+              <w:rPr>
+                <w:sz w:val="15"/>
+              </w:rPr>
+              <w:t xml:space="preserve"> (</w:t>
+            </w:r>
+            <w:r>
+              <w:rPr>
+                <w:rFonts w:ascii="Consolas" w:hAnsi="Consolas"/>
+                <w:sz w:val="13"/>
+              </w:rPr>
+              <w:t>run_name</w:t>
+            </w:r>
+            <w:r>
+              <w:rPr>
+                <w:sz w:val="15"/>
+              </w:rPr>
+              <w:t xml:space="preserve">, verbosity, </w:t>
+            </w:r>
+            <w:r>
+              <w:rPr>
+                <w:rFonts w:ascii="Consolas" w:hAnsi="Consolas"/>
+                <w:sz w:val="13"/>
+              </w:rPr>
+              <w:t>MMsurf_yn</w:t>
+            </w:r>
+            <w:r>
+              <w:rPr>
+                <w:sz w:val="15"/>
+              </w:rPr>
+              <w:t xml:space="preserve">, </w:t>
+            </w:r>
+            <w:r>
+              <w:rPr>
+                <w:rFonts w:ascii="Consolas" w:hAnsi="Consolas"/>
+                <w:sz w:val="13"/>
+              </w:rPr>
+              <w:t>MMsoil_yn</w:t>
+            </w:r>
+            <w:r>
+              <w:rPr>
+                <w:sz w:val="15"/>
+              </w:rPr>
+              <w:t xml:space="preserve">, </w:t>
+            </w:r>
+            <w:r>
+              <w:rPr>
+                <w:rFonts w:ascii="Consolas" w:hAnsi="Consolas"/>
+                <w:sz w:val="13"/>
+              </w:rPr>
+              <w:t>MF_yn</w:t>
+            </w:r>
+            <w:r>
+              <w:rPr>
+                <w:sz w:val="15"/>
+              </w:rPr>
+              <w:t xml:space="preserve">, </w:t>
+            </w:r>
+            <w:r>
+              <w:rPr>
+                <w:rFonts w:ascii="Consolas" w:hAnsi="Consolas"/>
+                <w:sz w:val="13"/>
+              </w:rPr>
+              <w:t>MF_lastrun</w:t>
+            </w:r>
+            <w:r>
+              <w:rPr>
+                <w:sz w:val="15"/>
+              </w:rPr>
+              <w:t xml:space="preserve">); </w:t>
+            </w:r>
+            <w:r>
+              <w:rPr>
+                <w:b/>
+                <w:sz w:val="15"/>
+              </w:rPr>
+              <w:t>convergence loop</w:t>
+            </w:r>
+            <w:r>
+              <w:rPr>
+                <w:sz w:val="15"/>
+              </w:rPr>
+              <w:t xml:space="preserve"> (</w:t>
+            </w:r>
+            <w:r>
+              <w:rPr>
+                <w:rFonts w:ascii="Consolas" w:hAnsi="Consolas"/>
+                <w:sz w:val="13"/>
+              </w:rPr>
+              <w:t>convcrit</w:t>
+            </w:r>
+            <w:r>
+              <w:rPr>
+                <w:sz w:val="15"/>
+              </w:rPr>
+              <w:t xml:space="preserve">, </w:t>
+            </w:r>
+            <w:r>
+              <w:rPr>
+                <w:rFonts w:ascii="Consolas" w:hAnsi="Consolas"/>
+                <w:sz w:val="13"/>
+              </w:rPr>
+              <w:t>convcritmax</w:t>
+            </w:r>
+            <w:r>
+              <w:rPr>
+                <w:sz w:val="15"/>
+              </w:rPr>
+              <w:t xml:space="preserve">, </w:t>
+            </w:r>
+            <w:r>
+              <w:rPr>
+                <w:rFonts w:ascii="Consolas" w:hAnsi="Consolas"/>
+                <w:sz w:val="13"/>
+              </w:rPr>
+              <w:t>ccnum</w:t>
+            </w:r>
+            <w:r>
+              <w:rPr>
+                <w:sz w:val="15"/>
+              </w:rPr>
+              <w:t xml:space="preserve">); </w:t>
+            </w:r>
+            <w:r>
+              <w:rPr>
+                <w:b/>
+                <w:sz w:val="15"/>
+              </w:rPr>
+              <w:t>plotting</w:t>
+            </w:r>
+            <w:r>
+              <w:rPr>
+                <w:sz w:val="15"/>
+              </w:rPr>
+              <w:t xml:space="preserve"> (</w:t>
+            </w:r>
+            <w:r>
+              <w:rPr>
+                <w:rFonts w:ascii="Consolas" w:hAnsi="Consolas"/>
+                <w:sz w:val="13"/>
+              </w:rPr>
+              <w:t>plt_out</w:t>
+            </w:r>
+            <w:r>
+              <w:rPr>
+                <w:sz w:val="15"/>
+              </w:rPr>
+              <w:t xml:space="preserve">, </w:t>
+            </w:r>
+            <w:r>
+              <w:rPr>
+                <w:rFonts w:ascii="Consolas" w:hAnsi="Consolas"/>
+                <w:sz w:val="13"/>
+              </w:rPr>
+              <w:t>plt_freq</w:t>
+            </w:r>
+            <w:r>
+              <w:rPr>
+                <w:sz w:val="15"/>
+              </w:rPr>
+              <w:t xml:space="preserve">, </w:t>
+            </w:r>
+            <w:r>
+              <w:rPr>
+                <w:rFonts w:ascii="Consolas" w:hAnsi="Consolas"/>
+                <w:sz w:val="13"/>
+              </w:rPr>
+              <w:t>nrangeMM/MF</w:t>
+            </w:r>
+            <w:r>
+              <w:rPr>
+                <w:sz w:val="15"/>
+              </w:rPr>
+              <w:t xml:space="preserve">, </w:t>
+            </w:r>
+            <w:r>
+              <w:rPr>
+                <w:rFonts w:ascii="Consolas" w:hAnsi="Consolas"/>
+                <w:sz w:val="13"/>
+              </w:rPr>
+              <w:t>ctrsMM/MF</w:t>
+            </w:r>
+            <w:r>
+              <w:rPr>
+                <w:sz w:val="15"/>
+              </w:rPr>
+              <w:t xml:space="preserve">, </w:t>
+            </w:r>
+            <w:r>
+              <w:rPr>
+                <w:rFonts w:ascii="Consolas" w:hAnsi="Consolas"/>
+                <w:sz w:val="13"/>
+              </w:rPr>
+              <w:t>ntick</w:t>
+            </w:r>
+            <w:r>
+              <w:rPr>
+                <w:sz w:val="15"/>
+              </w:rPr>
+              <w:t xml:space="preserve">, animation, </w:t>
+            </w:r>
+            <w:r>
+              <w:rPr>
+                <w:rFonts w:ascii="Consolas" w:hAnsi="Consolas"/>
+                <w:sz w:val="13"/>
+              </w:rPr>
+              <w:t>plt_out_obs</w:t>
+            </w:r>
+            <w:r>
+              <w:rPr>
+                <w:sz w:val="15"/>
+              </w:rPr>
+              <w:t xml:space="preserve">, </w:t>
+            </w:r>
+            <w:r>
+              <w:rPr>
+                <w:rFonts w:ascii="Consolas" w:hAnsi="Consolas"/>
+                <w:sz w:val="13"/>
+              </w:rPr>
+              <w:t>WBsankey_yn</w:t>
+            </w:r>
+            <w:r>
+              <w:rPr>
+                <w:sz w:val="15"/>
+              </w:rPr>
+              <w:t xml:space="preserve">, </w:t>
+            </w:r>
+            <w:r>
+              <w:rPr>
+                <w:rFonts w:ascii="Consolas" w:hAnsi="Consolas"/>
+                <w:sz w:val="13"/>
+              </w:rPr>
+              <w:t>plt_WB_unit</w:t>
+            </w:r>
+            <w:r>
+              <w:rPr>
+                <w:sz w:val="15"/>
+              </w:rPr>
+              <w:t xml:space="preserve">, </w:t>
+            </w:r>
+            <w:r>
+              <w:rPr>
+                <w:rFonts w:ascii="Consolas" w:hAnsi="Consolas"/>
+                <w:sz w:val="13"/>
+              </w:rPr>
+              <w:t>iniMonthHydroYear</w:t>
+            </w:r>
+            <w:r>
+              <w:rPr>
+                <w:sz w:val="15"/>
+              </w:rPr>
+              <w:t xml:space="preserve">, tick-grid years, </w:t>
+            </w:r>
+            <w:r>
+              <w:rPr>
+                <w:rFonts w:ascii="Consolas" w:hAnsi="Consolas"/>
+                <w:sz w:val="13"/>
+              </w:rPr>
+              <w:t>plt_input</w:t>
+            </w:r>
+            <w:r>
+              <w:rPr>
+                <w:sz w:val="15"/>
+              </w:rPr>
+              <w:t xml:space="preserve">); </w:t>
+            </w:r>
+            <w:r>
+              <w:rPr>
+                <w:b/>
+                <w:sz w:val="15"/>
+              </w:rPr>
+              <w:t>workspaces and file names</w:t>
+            </w:r>
+            <w:r>
+              <w:rPr>
+                <w:sz w:val="15"/>
+              </w:rPr>
+              <w:t xml:space="preserve"> (</w:t>
+            </w:r>
+            <w:r>
+              <w:rPr>
+                <w:rFonts w:ascii="Consolas" w:hAnsi="Consolas"/>
+                <w:sz w:val="13"/>
+              </w:rPr>
+              <w:t>MMsurf_ws</w:t>
+            </w:r>
+            <w:r>
+              <w:rPr>
+                <w:sz w:val="15"/>
+              </w:rPr>
+              <w:t xml:space="preserve">, </w:t>
+            </w:r>
+            <w:r>
+              <w:rPr>
+                <w:rFonts w:ascii="Consolas" w:hAnsi="Consolas"/>
+                <w:sz w:val="13"/>
+              </w:rPr>
+              <w:t>inputFile_PAR_fn</w:t>
+            </w:r>
+            <w:r>
+              <w:rPr>
+                <w:sz w:val="15"/>
+              </w:rPr>
+              <w:t xml:space="preserve">, </w:t>
+            </w:r>
+            <w:r>
+              <w:rPr>
+                <w:rFonts w:ascii="Consolas" w:hAnsi="Consolas"/>
+                <w:sz w:val="13"/>
+              </w:rPr>
+              <w:t>inputFile_TS_fn</w:t>
+            </w:r>
+            <w:r>
+              <w:rPr>
+                <w:sz w:val="15"/>
+              </w:rPr>
+              <w:t xml:space="preserve">, </w:t>
+            </w:r>
+            <w:r>
+              <w:rPr>
+                <w:rFonts w:ascii="Consolas" w:hAnsi="Consolas"/>
+                <w:sz w:val="13"/>
+              </w:rPr>
+              <w:t>MF_ws</w:t>
+            </w:r>
+            <w:r>
+              <w:rPr>
+                <w:sz w:val="15"/>
+              </w:rPr>
+              <w:t xml:space="preserve">, </w:t>
+            </w:r>
+            <w:r>
+              <w:rPr>
+                <w:rFonts w:ascii="Consolas" w:hAnsi="Consolas"/>
+                <w:sz w:val="13"/>
+              </w:rPr>
+              <w:t>MF_ini_fn</w:t>
+            </w:r>
+            <w:r>
+              <w:rPr>
+                <w:sz w:val="15"/>
+              </w:rPr>
+              <w:t xml:space="preserve">, </w:t>
+            </w:r>
+            <w:r>
+              <w:rPr>
+                <w:rFonts w:ascii="Consolas" w:hAnsi="Consolas"/>
+                <w:sz w:val="13"/>
+              </w:rPr>
+              <w:t>outputFILE_fn</w:t>
+            </w:r>
+            <w:r>
+              <w:rPr>
+                <w:sz w:val="15"/>
+              </w:rPr>
+              <w:t xml:space="preserve">, </w:t>
+            </w:r>
+            <w:r>
+              <w:rPr>
+                <w:rFonts w:ascii="Consolas" w:hAnsi="Consolas"/>
+                <w:sz w:val="13"/>
+              </w:rPr>
+              <w:t>MMsurf_fn</w:t>
+            </w:r>
+            <w:r>
+              <w:rPr>
+                <w:sz w:val="15"/>
+              </w:rPr>
+              <w:t xml:space="preserve">); </w:t>
+            </w:r>
+            <w:r>
+              <w:rPr>
+                <w:b/>
+                <w:sz w:val="15"/>
+              </w:rPr>
+              <w:t>irrigation package</w:t>
+            </w:r>
+            <w:r>
+              <w:rPr>
+                <w:sz w:val="15"/>
+              </w:rPr>
+              <w:t xml:space="preserve"> (</w:t>
+            </w:r>
+            <w:r>
+              <w:rPr>
+                <w:rFonts w:ascii="Consolas" w:hAnsi="Consolas"/>
+                <w:sz w:val="13"/>
+              </w:rPr>
+              <w:t>irr_yn</w:t>
+            </w:r>
+            <w:r>
+              <w:rPr>
+                <w:sz w:val="15"/>
+              </w:rPr>
+              <w:t xml:space="preserve">, </w:t>
+            </w:r>
+            <w:r>
+              <w:rPr>
+                <w:rFonts w:ascii="Consolas" w:hAnsi="Consolas"/>
+                <w:sz w:val="13"/>
+              </w:rPr>
+              <w:t>inputFile_TSirr_fn</w:t>
+            </w:r>
+            <w:r>
+              <w:rPr>
+                <w:sz w:val="15"/>
+              </w:rPr>
+              <w:t xml:space="preserve">, </w:t>
+            </w:r>
+            <w:r>
+              <w:rPr>
+                <w:rFonts w:ascii="Consolas" w:hAnsi="Consolas"/>
+                <w:sz w:val="13"/>
+              </w:rPr>
+              <w:t>gridIRR_fn</w:t>
+            </w:r>
+            <w:r>
+              <w:rPr>
+                <w:sz w:val="15"/>
+              </w:rPr>
+              <w:t xml:space="preserve">); </w:t>
+            </w:r>
+            <w:r>
+              <w:rPr>
+                <w:b/>
+                <w:sz w:val="15"/>
+              </w:rPr>
+              <w:t>grid origin</w:t>
+            </w:r>
+            <w:r>
+              <w:rPr>
+                <w:sz w:val="15"/>
+              </w:rPr>
+              <w:t xml:space="preserve"> (</w:t>
+            </w:r>
+            <w:r>
+              <w:rPr>
+                <w:rFonts w:ascii="Consolas" w:hAnsi="Consolas"/>
+                <w:sz w:val="13"/>
+              </w:rPr>
+              <w:t>xllcorner</w:t>
+            </w:r>
+            <w:r>
+              <w:rPr>
+                <w:sz w:val="15"/>
+              </w:rPr>
+              <w:t xml:space="preserve">, </w:t>
+            </w:r>
+            <w:r>
+              <w:rPr>
+                <w:rFonts w:ascii="Consolas" w:hAnsi="Consolas"/>
+                <w:sz w:val="13"/>
+              </w:rPr>
+              <w:t>yllcorner</w:t>
+            </w:r>
+            <w:r>
+              <w:rPr>
+                <w:sz w:val="15"/>
+              </w:rPr>
+              <w:t xml:space="preserve">); </w:t>
+            </w:r>
+            <w:r>
+              <w:rPr>
+                <w:b/>
+                <w:sz w:val="15"/>
+              </w:rPr>
+              <w:t>the raster names</w:t>
+            </w:r>
+            <w:r>
+              <w:rPr>
+                <w:sz w:val="15"/>
+              </w:rPr>
+              <w:t xml:space="preserve"> (</w:t>
+            </w:r>
+            <w:r>
+              <w:rPr>
+                <w:rFonts w:ascii="Consolas" w:hAnsi="Consolas"/>
+                <w:sz w:val="13"/>
+              </w:rPr>
+              <w:t>gridMETEO_fn</w:t>
+            </w:r>
+            <w:r>
+              <w:rPr>
+                <w:sz w:val="15"/>
+              </w:rPr>
+              <w:t xml:space="preserve">, </w:t>
+            </w:r>
+            <w:r>
+              <w:rPr>
+                <w:rFonts w:ascii="Consolas" w:hAnsi="Consolas"/>
+                <w:sz w:val="13"/>
+              </w:rPr>
+              <w:t>gridSOIL_fn</w:t>
+            </w:r>
+            <w:r>
+              <w:rPr>
+                <w:sz w:val="15"/>
+              </w:rPr>
+              <w:t xml:space="preserve">, </w:t>
+            </w:r>
+            <w:r>
+              <w:rPr>
+                <w:rFonts w:ascii="Consolas" w:hAnsi="Consolas"/>
+                <w:sz w:val="13"/>
+              </w:rPr>
+              <w:t>gridSOILthick_fn</w:t>
+            </w:r>
+            <w:r>
+              <w:rPr>
+                <w:sz w:val="15"/>
+              </w:rPr>
+              <w:t xml:space="preserve">, </w:t>
+            </w:r>
+            <w:r>
+              <w:rPr>
+                <w:rFonts w:ascii="Consolas" w:hAnsi="Consolas"/>
+                <w:sz w:val="13"/>
+              </w:rPr>
+              <w:t>gridPONDhmax</w:t>
+            </w:r>
+            <w:r>
+              <w:rPr>
+                <w:sz w:val="15"/>
+              </w:rPr>
+              <w:t xml:space="preserve">, </w:t>
+            </w:r>
+            <w:r>
+              <w:rPr>
+                <w:rFonts w:ascii="Consolas" w:hAnsi="Consolas"/>
+                <w:sz w:val="13"/>
+              </w:rPr>
+              <w:t>gridPONDw</w:t>
+            </w:r>
+            <w:r>
+              <w:rPr>
+                <w:sz w:val="15"/>
+              </w:rPr>
+              <w:t xml:space="preserve">); </w:t>
+            </w:r>
+            <w:r>
+              <w:rPr>
+                <w:b/>
+                <w:sz w:val="15"/>
+              </w:rPr>
+              <w:t>soil parameters</w:t>
+            </w:r>
+            <w:r>
+              <w:rPr>
+                <w:sz w:val="15"/>
+              </w:rPr>
+              <w:t xml:space="preserve"> (</w:t>
+            </w:r>
+            <w:r>
+              <w:rPr>
+                <w:rFonts w:ascii="Consolas" w:hAnsi="Consolas"/>
+                <w:sz w:val="13"/>
+              </w:rPr>
+              <w:t>SOILparam_fn</w:t>
+            </w:r>
+            <w:r>
+              <w:rPr>
+                <w:sz w:val="15"/>
+              </w:rPr>
+              <w:t xml:space="preserve">); </w:t>
+            </w:r>
+            <w:r>
+              <w:rPr>
+                <w:b/>
+                <w:sz w:val="15"/>
+              </w:rPr>
+              <w:t>observations</w:t>
+            </w:r>
+            <w:r>
+              <w:rPr>
+                <w:sz w:val="15"/>
+              </w:rPr>
+              <w:t xml:space="preserve"> (</w:t>
+            </w:r>
+            <w:r>
+              <w:rPr>
+                <w:rFonts w:ascii="Consolas" w:hAnsi="Consolas"/>
+                <w:sz w:val="13"/>
+              </w:rPr>
+              <w:t>inputObs_fn</w:t>
+            </w:r>
+            <w:r>
+              <w:rPr>
+                <w:sz w:val="15"/>
+              </w:rPr>
+              <w:t xml:space="preserve">, </w:t>
+            </w:r>
+            <w:r>
+              <w:rPr>
+                <w:rFonts w:ascii="Consolas" w:hAnsi="Consolas"/>
+                <w:sz w:val="13"/>
+              </w:rPr>
+              <w:t>inputObsHEADS_fn</w:t>
+            </w:r>
+            <w:r>
+              <w:rPr>
+                <w:sz w:val="15"/>
+              </w:rPr>
+              <w:t xml:space="preserve">, </w:t>
+            </w:r>
+            <w:r>
+              <w:rPr>
+                <w:rFonts w:ascii="Consolas" w:hAnsi="Consolas"/>
+                <w:sz w:val="13"/>
+              </w:rPr>
+              <w:t>inputObsSM_fn</w:t>
+            </w:r>
+            <w:r>
+              <w:rPr>
+                <w:sz w:val="15"/>
+              </w:rPr>
+              <w:t xml:space="preserve">, </w:t>
+            </w:r>
+            <w:r>
+              <w:rPr>
+                <w:rFonts w:ascii="Consolas" w:hAnsi="Consolas"/>
+                <w:sz w:val="13"/>
+              </w:rPr>
+              <w:t>inputObsRo_fn</w:t>
+            </w:r>
+            <w:r>
+              <w:rPr>
+                <w:sz w:val="15"/>
+              </w:rPr>
+              <w:t xml:space="preserve">, </w:t>
+            </w:r>
+            <w:r>
+              <w:rPr>
+                <w:rFonts w:ascii="Consolas" w:hAnsi="Consolas"/>
+                <w:sz w:val="13"/>
+              </w:rPr>
+              <w:t>rmseHEADSmax</w:t>
+            </w:r>
+            <w:r>
+              <w:rPr>
+                <w:sz w:val="15"/>
+              </w:rPr>
+              <w:t xml:space="preserve">, </w:t>
+            </w:r>
+            <w:r>
+              <w:rPr>
+                <w:rFonts w:ascii="Consolas" w:hAnsi="Consolas"/>
+                <w:sz w:val="13"/>
+              </w:rPr>
+              <w:t>rmseSMmax</w:t>
+            </w:r>
+            <w:r>
+              <w:rPr>
+                <w:sz w:val="15"/>
+              </w:rPr>
+              <w:t>); HDF5 compression</w:t>
+            </w:r>
+          </w:p>
+        </w:tc>
+        <w:tc>
+          <w:tcPr>
+            <w:tcW w:w="3175" w:type="dxa"/>
+          </w:tcPr>
+          <w:p>
+            <w:pPr>
+              <w:spacing w:after="40"/>
+            </w:pPr>
+            <w:r>
+              <w:rPr>
+                <w:b/>
+                <w:sz w:val="15"/>
+              </w:rPr>
+              <w:t>migrates key for key</w:t>
+            </w:r>
+            <w:r>
+              <w:rPr>
+                <w:sz w:val="15"/>
+              </w:rPr>
+              <w:t xml:space="preserve"> into </w:t>
+            </w:r>
+            <w:r>
+              <w:rPr>
+                <w:rFonts w:ascii="Consolas" w:hAnsi="Consolas"/>
+                <w:sz w:val="13"/>
+              </w:rPr>
+              <w:t>[run] [postproc] [paths] [irr] [grid] [obs]</w:t>
+            </w:r>
+            <w:r>
+              <w:rPr>
+                <w:sz w:val="15"/>
+              </w:rPr>
+              <w:t xml:space="preserve">. </w:t>
+            </w:r>
+            <w:r>
+              <w:rPr>
+                <w:rFonts w:ascii="Consolas" w:hAnsi="Consolas"/>
+                <w:sz w:val="13"/>
+              </w:rPr>
+              <w:t>gridPONDhmax</w:t>
+            </w:r>
+            <w:r>
+              <w:rPr>
+                <w:sz w:val="15"/>
+              </w:rPr>
+              <w:t xml:space="preserve"> / </w:t>
+            </w:r>
+            <w:r>
+              <w:rPr>
+                <w:rFonts w:ascii="Consolas" w:hAnsi="Consolas"/>
+                <w:sz w:val="13"/>
+              </w:rPr>
+              <w:t>gridPONDw</w:t>
+            </w:r>
+            <w:r>
+              <w:rPr>
+                <w:sz w:val="15"/>
+              </w:rPr>
+              <w:t xml:space="preserve"> are the misnamed </w:t>
+            </w:r>
+            <w:r>
+              <w:rPr>
+                <w:b/>
+                <w:sz w:val="15"/>
+              </w:rPr>
+              <w:t>stream</w:t>
+            </w:r>
+            <w:r>
+              <w:rPr>
+                <w:sz w:val="15"/>
+              </w:rPr>
+              <w:t xml:space="preserve"> rasters (trap 12) and retire with SFR</w:t>
+            </w:r>
+          </w:p>
+        </w:tc>
+      </w:tr>
+      <w:tr>
+        <w:trPr>
+          <w:jc w:val="center"/>
+        </w:trPr>
+        <w:tc>
+          <w:tcPr>
+            <w:tcW w:w="1474" w:type="dxa"/>
+            <w:shd w:val="clear" w:color="auto" w:fill="F2F6FA"/>
+          </w:tcPr>
+          <w:p>
+            <w:pPr>
+              <w:spacing w:after="40"/>
+            </w:pPr>
+            <w:r>
+              <w:rPr>
+                <w:rFonts w:ascii="Consolas" w:hAnsi="Consolas"/>
+                <w:sz w:val="13"/>
+              </w:rPr>
+              <w:t>__inputMMsurf.ini</w:t>
+            </w:r>
+            <w:r>
+              <w:rPr>
+                <w:sz w:val="15"/>
+              </w:rPr>
+              <w:t xml:space="preserve"> (99 lines)</w:t>
+            </w:r>
+          </w:p>
+        </w:tc>
+        <w:tc>
+          <w:tcPr>
+            <w:tcW w:w="4762" w:type="dxa"/>
+            <w:shd w:val="clear" w:color="auto" w:fill="F2F6FA"/>
+          </w:tcPr>
+          <w:p>
+            <w:pPr>
+              <w:spacing w:after="40"/>
+            </w:pPr>
+            <w:r>
+              <w:rPr>
+                <w:b/>
+                <w:sz w:val="15"/>
+              </w:rPr>
+              <w:t>meteo zones</w:t>
+            </w:r>
+            <w:r>
+              <w:rPr>
+                <w:sz w:val="15"/>
+              </w:rPr>
+              <w:t xml:space="preserve"> (</w:t>
+            </w:r>
+            <w:r>
+              <w:rPr>
+                <w:rFonts w:ascii="Consolas" w:hAnsi="Consolas"/>
+                <w:sz w:val="13"/>
+              </w:rPr>
+              <w:t>NMETEO</w:t>
+            </w:r>
+            <w:r>
+              <w:rPr>
+                <w:sz w:val="15"/>
+              </w:rPr>
+              <w:t xml:space="preserve">; per zone </w:t>
+            </w:r>
+            <w:r>
+              <w:rPr>
+                <w:rFonts w:ascii="Consolas" w:hAnsi="Consolas"/>
+                <w:sz w:val="13"/>
+              </w:rPr>
+              <w:t>phi</w:t>
+            </w:r>
+            <w:r>
+              <w:rPr>
+                <w:sz w:val="15"/>
+              </w:rPr>
+              <w:t xml:space="preserve">, </w:t>
+            </w:r>
+            <w:r>
+              <w:rPr>
+                <w:rFonts w:ascii="Consolas" w:hAnsi="Consolas"/>
+                <w:sz w:val="13"/>
+              </w:rPr>
+              <w:t>Lm</w:t>
+            </w:r>
+            <w:r>
+              <w:rPr>
+                <w:sz w:val="15"/>
+              </w:rPr>
+              <w:t xml:space="preserve">, </w:t>
+            </w:r>
+            <w:r>
+              <w:rPr>
+                <w:rFonts w:ascii="Consolas" w:hAnsi="Consolas"/>
+                <w:sz w:val="13"/>
+              </w:rPr>
+              <w:t>Z</w:t>
+            </w:r>
+            <w:r>
+              <w:rPr>
+                <w:sz w:val="15"/>
+              </w:rPr>
+              <w:t xml:space="preserve">, </w:t>
+            </w:r>
+            <w:r>
+              <w:rPr>
+                <w:rFonts w:ascii="Consolas" w:hAnsi="Consolas"/>
+                <w:sz w:val="13"/>
+              </w:rPr>
+              <w:t>Lz</w:t>
+            </w:r>
+            <w:r>
+              <w:rPr>
+                <w:sz w:val="15"/>
+              </w:rPr>
+              <w:t xml:space="preserve">, </w:t>
+            </w:r>
+            <w:r>
+              <w:rPr>
+                <w:rFonts w:ascii="Consolas" w:hAnsi="Consolas"/>
+                <w:sz w:val="13"/>
+              </w:rPr>
+              <w:t>FC</w:t>
+            </w:r>
+            <w:r>
+              <w:rPr>
+                <w:sz w:val="15"/>
+              </w:rPr>
+              <w:t xml:space="preserve">, </w:t>
+            </w:r>
+            <w:r>
+              <w:rPr>
+                <w:rFonts w:ascii="Consolas" w:hAnsi="Consolas"/>
+                <w:sz w:val="13"/>
+              </w:rPr>
+              <w:t>DTS</w:t>
+            </w:r>
+            <w:r>
+              <w:rPr>
+                <w:sz w:val="15"/>
+              </w:rPr>
+              <w:t xml:space="preserve">, </w:t>
+            </w:r>
+            <w:r>
+              <w:rPr>
+                <w:rFonts w:ascii="Consolas" w:hAnsi="Consolas"/>
+                <w:sz w:val="13"/>
+              </w:rPr>
+              <w:t>z_m</w:t>
+            </w:r>
+            <w:r>
+              <w:rPr>
+                <w:sz w:val="15"/>
+              </w:rPr>
+              <w:t xml:space="preserve">, </w:t>
+            </w:r>
+            <w:r>
+              <w:rPr>
+                <w:rFonts w:ascii="Consolas" w:hAnsi="Consolas"/>
+                <w:sz w:val="13"/>
+              </w:rPr>
+              <w:t>z_h</w:t>
+            </w:r>
+            <w:r>
+              <w:rPr>
+                <w:sz w:val="15"/>
+              </w:rPr>
+              <w:t xml:space="preserve">); </w:t>
+            </w:r>
+            <w:r>
+              <w:rPr>
+                <w:b/>
+                <w:sz w:val="15"/>
+              </w:rPr>
+              <w:t>vegetation</w:t>
+            </w:r>
+            <w:r>
+              <w:rPr>
+                <w:sz w:val="15"/>
+              </w:rPr>
+              <w:t xml:space="preserve"> (</w:t>
+            </w:r>
+            <w:r>
+              <w:rPr>
+                <w:rFonts w:ascii="Consolas" w:hAnsi="Consolas"/>
+                <w:sz w:val="13"/>
+              </w:rPr>
+              <w:t>NVEG</w:t>
+            </w:r>
+            <w:r>
+              <w:rPr>
+                <w:sz w:val="15"/>
+              </w:rPr>
+              <w:t xml:space="preserve">; per type </w:t>
+            </w:r>
+            <w:r>
+              <w:rPr>
+                <w:rFonts w:ascii="Consolas" w:hAnsi="Consolas"/>
+                <w:sz w:val="13"/>
+              </w:rPr>
+              <w:t>h_d</w:t>
+            </w:r>
+            <w:r>
+              <w:rPr>
+                <w:sz w:val="15"/>
+              </w:rPr>
+              <w:t xml:space="preserve">, </w:t>
+            </w:r>
+            <w:r>
+              <w:rPr>
+                <w:rFonts w:ascii="Consolas" w:hAnsi="Consolas"/>
+                <w:sz w:val="13"/>
+              </w:rPr>
+              <w:t>h_w</w:t>
+            </w:r>
+            <w:r>
+              <w:rPr>
+                <w:sz w:val="15"/>
+              </w:rPr>
+              <w:t xml:space="preserve">, </w:t>
+            </w:r>
+            <w:r>
+              <w:rPr>
+                <w:rFonts w:ascii="Consolas" w:hAnsi="Consolas"/>
+                <w:sz w:val="13"/>
+              </w:rPr>
+              <w:t>S_w</w:t>
+            </w:r>
+            <w:r>
+              <w:rPr>
+                <w:sz w:val="15"/>
+              </w:rPr>
+              <w:t xml:space="preserve">, </w:t>
+            </w:r>
+            <w:r>
+              <w:rPr>
+                <w:rFonts w:ascii="Consolas" w:hAnsi="Consolas"/>
+                <w:sz w:val="13"/>
+              </w:rPr>
+              <w:t>C_leaf_star</w:t>
+            </w:r>
+            <w:r>
+              <w:rPr>
+                <w:sz w:val="15"/>
+              </w:rPr>
+              <w:t xml:space="preserve">, </w:t>
+            </w:r>
+            <w:r>
+              <w:rPr>
+                <w:rFonts w:ascii="Consolas" w:hAnsi="Consolas"/>
+                <w:sz w:val="13"/>
+              </w:rPr>
+              <w:t>LAI_d</w:t>
+            </w:r>
+            <w:r>
+              <w:rPr>
+                <w:sz w:val="15"/>
+              </w:rPr>
+              <w:t xml:space="preserve">, </w:t>
+            </w:r>
+            <w:r>
+              <w:rPr>
+                <w:rFonts w:ascii="Consolas" w:hAnsi="Consolas"/>
+                <w:sz w:val="13"/>
+              </w:rPr>
+              <w:t>LAI_w</w:t>
+            </w:r>
+            <w:r>
+              <w:rPr>
+                <w:sz w:val="15"/>
+              </w:rPr>
+              <w:t xml:space="preserve">, </w:t>
+            </w:r>
+            <w:r>
+              <w:rPr>
+                <w:rFonts w:ascii="Consolas" w:hAnsi="Consolas"/>
+                <w:sz w:val="13"/>
+              </w:rPr>
+              <w:t>f_s_vd</w:t>
+            </w:r>
+            <w:r>
+              <w:rPr>
+                <w:sz w:val="15"/>
+              </w:rPr>
+              <w:t xml:space="preserve">, </w:t>
+            </w:r>
+            <w:r>
+              <w:rPr>
+                <w:rFonts w:ascii="Consolas" w:hAnsi="Consolas"/>
+                <w:sz w:val="13"/>
+              </w:rPr>
+              <w:t>f_s_vw</w:t>
+            </w:r>
+            <w:r>
+              <w:rPr>
+                <w:sz w:val="15"/>
+              </w:rPr>
+              <w:t xml:space="preserve">, </w:t>
+            </w:r>
+            <w:r>
+              <w:rPr>
+                <w:rFonts w:ascii="Consolas" w:hAnsi="Consolas"/>
+                <w:sz w:val="13"/>
+              </w:rPr>
+              <w:t>alfa_vd</w:t>
+            </w:r>
+            <w:r>
+              <w:rPr>
+                <w:sz w:val="15"/>
+              </w:rPr>
+              <w:t xml:space="preserve">, </w:t>
+            </w:r>
+            <w:r>
+              <w:rPr>
+                <w:rFonts w:ascii="Consolas" w:hAnsi="Consolas"/>
+                <w:sz w:val="13"/>
+              </w:rPr>
+              <w:t>alfa_vw</w:t>
+            </w:r>
+            <w:r>
+              <w:rPr>
+                <w:sz w:val="15"/>
+              </w:rPr>
+              <w:t xml:space="preserve">, </w:t>
+            </w:r>
+            <w:r>
+              <w:rPr>
+                <w:rFonts w:ascii="Consolas" w:hAnsi="Consolas"/>
+                <w:sz w:val="13"/>
+              </w:rPr>
+              <w:t>J_vd</w:t>
+            </w:r>
+            <w:r>
+              <w:rPr>
+                <w:sz w:val="15"/>
+              </w:rPr>
+              <w:t xml:space="preserve">, </w:t>
+            </w:r>
+            <w:r>
+              <w:rPr>
+                <w:rFonts w:ascii="Consolas" w:hAnsi="Consolas"/>
+                <w:sz w:val="13"/>
+              </w:rPr>
+              <w:t>J_vw</w:t>
+            </w:r>
+            <w:r>
+              <w:rPr>
+                <w:sz w:val="15"/>
+              </w:rPr>
+              <w:t xml:space="preserve">, </w:t>
+            </w:r>
+            <w:r>
+              <w:rPr>
+                <w:rFonts w:ascii="Consolas" w:hAnsi="Consolas"/>
+                <w:sz w:val="13"/>
+              </w:rPr>
+              <w:t>TRANS_vdw</w:t>
+            </w:r>
+            <w:r>
+              <w:rPr>
+                <w:sz w:val="15"/>
+              </w:rPr>
+              <w:t xml:space="preserve">, </w:t>
+            </w:r>
+            <w:r>
+              <w:rPr>
+                <w:rFonts w:ascii="Consolas" w:hAnsi="Consolas"/>
+                <w:sz w:val="13"/>
+              </w:rPr>
+              <w:t>TRANS_vwd</w:t>
+            </w:r>
+            <w:r>
+              <w:rPr>
+                <w:sz w:val="15"/>
+              </w:rPr>
+              <w:t xml:space="preserve">, </w:t>
+            </w:r>
+            <w:r>
+              <w:rPr>
+                <w:rFonts w:ascii="Consolas" w:hAnsi="Consolas"/>
+                <w:b/>
+                <w:sz w:val="13"/>
+              </w:rPr>
+              <w:t>Zr</w:t>
+            </w:r>
+            <w:r>
+              <w:rPr>
+                <w:b/>
+                <w:sz w:val="15"/>
+              </w:rPr>
+              <w:t xml:space="preserve"> </w:t>
+            </w:r>
+            <w:r>
+              <w:rPr>
+                <w:b/>
+                <w:sz w:val="15"/>
+              </w:rPr>
+              <w:lastRenderedPageBreak/>
+              <w:t>max root depth</w:t>
+            </w:r>
+            <w:r>
+              <w:rPr>
+                <w:sz w:val="15"/>
+              </w:rPr>
+              <w:t xml:space="preserve">, and the transpiration-sourcing factors </w:t>
+            </w:r>
+            <w:r>
+              <w:rPr>
+                <w:rFonts w:ascii="Consolas" w:hAnsi="Consolas"/>
+                <w:sz w:val="13"/>
+              </w:rPr>
+              <w:t>kTg_min</w:t>
+            </w:r>
+            <w:r>
+              <w:rPr>
+                <w:sz w:val="15"/>
+              </w:rPr>
+              <w:t xml:space="preserve">, </w:t>
+            </w:r>
+            <w:r>
+              <w:rPr>
+                <w:rFonts w:ascii="Consolas" w:hAnsi="Consolas"/>
+                <w:sz w:val="13"/>
+              </w:rPr>
+              <w:t>kTg_max</w:t>
+            </w:r>
+            <w:r>
+              <w:rPr>
+                <w:sz w:val="15"/>
+              </w:rPr>
+              <w:t xml:space="preserve">, </w:t>
+            </w:r>
+            <w:r>
+              <w:rPr>
+                <w:rFonts w:ascii="Consolas" w:hAnsi="Consolas"/>
+                <w:sz w:val="13"/>
+              </w:rPr>
+              <w:t>kT_f</w:t>
+            </w:r>
+            <w:r>
+              <w:rPr>
+                <w:sz w:val="15"/>
+              </w:rPr>
+              <w:t xml:space="preserve">, </w:t>
+            </w:r>
+            <w:r>
+              <w:rPr>
+                <w:rFonts w:ascii="Consolas" w:hAnsi="Consolas"/>
+                <w:sz w:val="13"/>
+              </w:rPr>
+              <w:t>kT_1/s</w:t>
+            </w:r>
+            <w:r>
+              <w:rPr>
+                <w:sz w:val="15"/>
+              </w:rPr>
+              <w:t xml:space="preserve">); </w:t>
+            </w:r>
+            <w:r>
+              <w:rPr>
+                <w:b/>
+                <w:sz w:val="15"/>
+              </w:rPr>
+              <w:t>crops</w:t>
+            </w:r>
+            <w:r>
+              <w:rPr>
+                <w:sz w:val="15"/>
+              </w:rPr>
+              <w:t xml:space="preserve"> (</w:t>
+            </w:r>
+            <w:r>
+              <w:rPr>
+                <w:rFonts w:ascii="Consolas" w:hAnsi="Consolas"/>
+                <w:sz w:val="13"/>
+              </w:rPr>
+              <w:t>NCRP</w:t>
+            </w:r>
+            <w:r>
+              <w:rPr>
+                <w:sz w:val="15"/>
+              </w:rPr>
+              <w:t xml:space="preserve">, </w:t>
+            </w:r>
+            <w:r>
+              <w:rPr>
+                <w:rFonts w:ascii="Consolas" w:hAnsi="Consolas"/>
+                <w:sz w:val="13"/>
+              </w:rPr>
+              <w:t>NFIELD</w:t>
+            </w:r>
+            <w:r>
+              <w:rPr>
+                <w:sz w:val="15"/>
+              </w:rPr>
+              <w:t xml:space="preserve">, per crop </w:t>
+            </w:r>
+            <w:r>
+              <w:rPr>
+                <w:rFonts w:ascii="Consolas" w:hAnsi="Consolas"/>
+                <w:sz w:val="13"/>
+              </w:rPr>
+              <w:t>h_c</w:t>
+            </w:r>
+            <w:r>
+              <w:rPr>
+                <w:sz w:val="15"/>
+              </w:rPr>
+              <w:t xml:space="preserve">, </w:t>
+            </w:r>
+            <w:r>
+              <w:rPr>
+                <w:rFonts w:ascii="Consolas" w:hAnsi="Consolas"/>
+                <w:sz w:val="13"/>
+              </w:rPr>
+              <w:t>S_w_c</w:t>
+            </w:r>
+            <w:r>
+              <w:rPr>
+                <w:sz w:val="15"/>
+              </w:rPr>
+              <w:t xml:space="preserve">, </w:t>
+            </w:r>
+            <w:r>
+              <w:rPr>
+                <w:rFonts w:ascii="Consolas" w:hAnsi="Consolas"/>
+                <w:sz w:val="13"/>
+              </w:rPr>
+              <w:t>C_leaf_star_c</w:t>
+            </w:r>
+            <w:r>
+              <w:rPr>
+                <w:sz w:val="15"/>
+              </w:rPr>
+              <w:t xml:space="preserve">, </w:t>
+            </w:r>
+            <w:r>
+              <w:rPr>
+                <w:rFonts w:ascii="Consolas" w:hAnsi="Consolas"/>
+                <w:sz w:val="13"/>
+              </w:rPr>
+              <w:t>LAI_c</w:t>
+            </w:r>
+            <w:r>
+              <w:rPr>
+                <w:sz w:val="15"/>
+              </w:rPr>
+              <w:t xml:space="preserve">, </w:t>
+            </w:r>
+            <w:r>
+              <w:rPr>
+                <w:rFonts w:ascii="Consolas" w:hAnsi="Consolas"/>
+                <w:sz w:val="13"/>
+              </w:rPr>
+              <w:t>f_s_c</w:t>
+            </w:r>
+            <w:r>
+              <w:rPr>
+                <w:sz w:val="15"/>
+              </w:rPr>
+              <w:t xml:space="preserve">, </w:t>
+            </w:r>
+            <w:r>
+              <w:rPr>
+                <w:rFonts w:ascii="Consolas" w:hAnsi="Consolas"/>
+                <w:sz w:val="13"/>
+              </w:rPr>
+              <w:t>alfa_c</w:t>
+            </w:r>
+            <w:r>
+              <w:rPr>
+                <w:sz w:val="15"/>
+              </w:rPr>
+              <w:t xml:space="preserve">, </w:t>
+            </w:r>
+            <w:r>
+              <w:rPr>
+                <w:rFonts w:ascii="Consolas" w:hAnsi="Consolas"/>
+                <w:sz w:val="13"/>
+              </w:rPr>
+              <w:t>Zr_c</w:t>
+            </w:r>
+            <w:r>
+              <w:rPr>
+                <w:sz w:val="15"/>
+              </w:rPr>
+              <w:t xml:space="preserve">, its </w:t>
+            </w:r>
+            <w:r>
+              <w:rPr>
+                <w:rFonts w:ascii="Consolas" w:hAnsi="Consolas"/>
+                <w:sz w:val="13"/>
+              </w:rPr>
+              <w:t>kT*_c</w:t>
+            </w:r>
+            <w:r>
+              <w:rPr>
+                <w:sz w:val="15"/>
+              </w:rPr>
+              <w:t xml:space="preserve">); </w:t>
+            </w:r>
+            <w:r>
+              <w:rPr>
+                <w:b/>
+                <w:sz w:val="15"/>
+              </w:rPr>
+              <w:t>soils</w:t>
+            </w:r>
+            <w:r>
+              <w:rPr>
+                <w:sz w:val="15"/>
+              </w:rPr>
+              <w:t xml:space="preserve"> (</w:t>
+            </w:r>
+            <w:r>
+              <w:rPr>
+                <w:rFonts w:ascii="Consolas" w:hAnsi="Consolas"/>
+                <w:sz w:val="13"/>
+              </w:rPr>
+              <w:t>NSOIL</w:t>
+            </w:r>
+            <w:r>
+              <w:rPr>
+                <w:sz w:val="15"/>
+              </w:rPr>
+              <w:t xml:space="preserve">; per type </w:t>
+            </w:r>
+            <w:r>
+              <w:rPr>
+                <w:rFonts w:ascii="Consolas" w:hAnsi="Consolas"/>
+                <w:sz w:val="13"/>
+              </w:rPr>
+              <w:t>por</w:t>
+            </w:r>
+            <w:r>
+              <w:rPr>
+                <w:sz w:val="15"/>
+              </w:rPr>
+              <w:t xml:space="preserve">, </w:t>
+            </w:r>
+            <w:r>
+              <w:rPr>
+                <w:rFonts w:ascii="Consolas" w:hAnsi="Consolas"/>
+                <w:sz w:val="13"/>
+              </w:rPr>
+              <w:t>fc</w:t>
+            </w:r>
+            <w:r>
+              <w:rPr>
+                <w:sz w:val="15"/>
+              </w:rPr>
+              <w:t xml:space="preserve">, </w:t>
+            </w:r>
+            <w:r>
+              <w:rPr>
+                <w:rFonts w:ascii="Consolas" w:hAnsi="Consolas"/>
+                <w:sz w:val="13"/>
+              </w:rPr>
+              <w:t>alfa_sd</w:t>
+            </w:r>
+            <w:r>
+              <w:rPr>
+                <w:sz w:val="15"/>
+              </w:rPr>
+              <w:t xml:space="preserve">, </w:t>
+            </w:r>
+            <w:r>
+              <w:rPr>
+                <w:rFonts w:ascii="Consolas" w:hAnsi="Consolas"/>
+                <w:sz w:val="13"/>
+              </w:rPr>
+              <w:t>alfa_sw</w:t>
+            </w:r>
+            <w:r>
+              <w:rPr>
+                <w:sz w:val="15"/>
+              </w:rPr>
+              <w:t xml:space="preserve">, </w:t>
+            </w:r>
+            <w:r>
+              <w:rPr>
+                <w:rFonts w:ascii="Consolas" w:hAnsi="Consolas"/>
+                <w:sz w:val="13"/>
+              </w:rPr>
+              <w:t>J_sd</w:t>
+            </w:r>
+            <w:r>
+              <w:rPr>
+                <w:sz w:val="15"/>
+              </w:rPr>
+              <w:t xml:space="preserve">, </w:t>
+            </w:r>
+            <w:r>
+              <w:rPr>
+                <w:rFonts w:ascii="Consolas" w:hAnsi="Consolas"/>
+                <w:sz w:val="13"/>
+              </w:rPr>
+              <w:t>J_sw</w:t>
+            </w:r>
+            <w:r>
+              <w:rPr>
+                <w:sz w:val="15"/>
+              </w:rPr>
+              <w:t xml:space="preserve">, </w:t>
+            </w:r>
+            <w:r>
+              <w:rPr>
+                <w:rFonts w:ascii="Consolas" w:hAnsi="Consolas"/>
+                <w:sz w:val="13"/>
+              </w:rPr>
+              <w:t>TRANS_sdw</w:t>
+            </w:r>
+            <w:r>
+              <w:rPr>
+                <w:sz w:val="15"/>
+              </w:rPr>
+              <w:t xml:space="preserve">, </w:t>
+            </w:r>
+            <w:r>
+              <w:rPr>
+                <w:rFonts w:ascii="Consolas" w:hAnsi="Consolas"/>
+                <w:sz w:val="13"/>
+              </w:rPr>
+              <w:t>TRANS_swd</w:t>
+            </w:r>
+            <w:r>
+              <w:rPr>
+                <w:sz w:val="15"/>
+              </w:rPr>
+              <w:t xml:space="preserve">); </w:t>
+            </w:r>
+            <w:r>
+              <w:rPr>
+                <w:b/>
+                <w:sz w:val="15"/>
+              </w:rPr>
+              <w:t>open water</w:t>
+            </w:r>
+            <w:r>
+              <w:rPr>
+                <w:sz w:val="15"/>
+              </w:rPr>
+              <w:t xml:space="preserve"> (</w:t>
+            </w:r>
+            <w:r>
+              <w:rPr>
+                <w:rFonts w:ascii="Consolas" w:hAnsi="Consolas"/>
+                <w:sz w:val="13"/>
+              </w:rPr>
+              <w:t>alfa_w</w:t>
+            </w:r>
+            <w:r>
+              <w:rPr>
+                <w:sz w:val="15"/>
+              </w:rPr>
+              <w:t>)</w:t>
+            </w:r>
+          </w:p>
+        </w:tc>
+        <w:tc>
+          <w:tcPr>
+            <w:tcW w:w="3175" w:type="dxa"/>
+            <w:shd w:val="clear" w:color="auto" w:fill="F2F6FA"/>
+          </w:tcPr>
+          <w:p>
+            <w:pPr>
+              <w:spacing w:after="40"/>
+            </w:pPr>
+            <w:r>
+              <w:rPr>
+                <w:b/>
+                <w:sz w:val="15"/>
+              </w:rPr>
+              <w:lastRenderedPageBreak/>
+              <w:t>migrates key for key</w:t>
+            </w:r>
+            <w:r>
+              <w:rPr>
+                <w:sz w:val="15"/>
+              </w:rPr>
+              <w:t xml:space="preserve"> into </w:t>
+            </w:r>
+            <w:r>
+              <w:rPr>
+                <w:rFonts w:ascii="Consolas" w:hAnsi="Consolas"/>
+                <w:sz w:val="13"/>
+              </w:rPr>
+              <w:t>[mmsurf.meteo] [mmsurf.veg] [mmsurf.crop] [mmsurf.soil] [mmsurf.openwater]</w:t>
+            </w:r>
+            <w:r>
+              <w:rPr>
+                <w:sz w:val="15"/>
+              </w:rPr>
+              <w:t xml:space="preserve">. </w:t>
+            </w:r>
+            <w:r>
+              <w:rPr>
+                <w:rFonts w:ascii="Consolas" w:hAnsi="Consolas"/>
+                <w:sz w:val="13"/>
+              </w:rPr>
+              <w:t>Zr</w:t>
+            </w:r>
+            <w:r>
+              <w:rPr>
+                <w:sz w:val="15"/>
+              </w:rPr>
+              <w:t xml:space="preserve"> is also the natural </w:t>
+            </w:r>
+            <w:r>
+              <w:rPr>
+                <w:sz w:val="15"/>
+              </w:rPr>
+              <w:lastRenderedPageBreak/>
+              <w:t xml:space="preserve">source for the WP2 </w:t>
+            </w:r>
+            <w:r>
+              <w:rPr>
+                <w:rFonts w:ascii="Consolas" w:hAnsi="Consolas"/>
+                <w:sz w:val="13"/>
+              </w:rPr>
+              <w:t>[et] extdp_source = "veg_zone"</w:t>
+            </w:r>
+            <w:r>
+              <w:rPr>
+                <w:sz w:val="15"/>
+              </w:rPr>
+              <w:t xml:space="preserve"> rooting depth</w:t>
+            </w:r>
+          </w:p>
+        </w:tc>
+      </w:tr>
+      <w:tr>
+        <w:trPr>
+          <w:jc w:val="center"/>
+        </w:trPr>
+        <w:tc>
+          <w:tcPr>
+            <w:tcW w:w="1474" w:type="dxa"/>
+          </w:tcPr>
+          <w:p>
+            <w:pPr>
+              <w:spacing w:after="40"/>
+            </w:pPr>
+            <w:r>
+              <w:rPr>
+                <w:rFonts w:ascii="Consolas" w:hAnsi="Consolas"/>
+                <w:sz w:val="13"/>
+              </w:rPr>
+              <w:lastRenderedPageBreak/>
+              <w:t>__inputMF_flopy_v3_2s3L.ini</w:t>
+            </w:r>
+          </w:p>
+        </w:tc>
+        <w:tc>
+          <w:tcPr>
+            <w:tcW w:w="4762" w:type="dxa"/>
+          </w:tcPr>
+          <w:p>
+            <w:pPr>
+              <w:spacing w:after="40"/>
+            </w:pPr>
+            <w:r>
+              <w:rPr>
+                <w:sz w:val="15"/>
+              </w:rPr>
+              <w:t>the MODFLOW-</w:t>
+            </w:r>
+            <w:r>
+              <w:rPr>
+                <w:b/>
+                <w:sz w:val="15"/>
+              </w:rPr>
+              <w:t>NWT</w:t>
+            </w:r>
+            <w:r>
+              <w:rPr>
+                <w:sz w:val="15"/>
+              </w:rPr>
+              <w:t xml:space="preserve"> model: </w:t>
+            </w:r>
+            <w:r>
+              <w:rPr>
+                <w:rFonts w:ascii="Consolas" w:hAnsi="Consolas"/>
+                <w:sz w:val="13"/>
+              </w:rPr>
+              <w:t>nlay/nrow/ncol/nper</w:t>
+            </w:r>
+            <w:r>
+              <w:rPr>
+                <w:sz w:val="15"/>
+              </w:rPr>
+              <w:t xml:space="preserve">, </w:t>
+            </w:r>
+            <w:r>
+              <w:rPr>
+                <w:rFonts w:ascii="Consolas" w:hAnsi="Consolas"/>
+                <w:sz w:val="13"/>
+              </w:rPr>
+              <w:t>itmuni</w:t>
+            </w:r>
+            <w:r>
+              <w:rPr>
+                <w:sz w:val="15"/>
+              </w:rPr>
+              <w:t xml:space="preserve">, </w:t>
+            </w:r>
+            <w:r>
+              <w:rPr>
+                <w:rFonts w:ascii="Consolas" w:hAnsi="Consolas"/>
+                <w:sz w:val="13"/>
+              </w:rPr>
+              <w:t>lenuni</w:t>
+            </w:r>
+            <w:r>
+              <w:rPr>
+                <w:sz w:val="15"/>
+              </w:rPr>
+              <w:t xml:space="preserve">, </w:t>
+            </w:r>
+            <w:r>
+              <w:rPr>
+                <w:rFonts w:ascii="Consolas" w:hAnsi="Consolas"/>
+                <w:sz w:val="13"/>
+              </w:rPr>
+              <w:t>delr</w:t>
+            </w:r>
+            <w:r>
+              <w:rPr>
+                <w:sz w:val="15"/>
+              </w:rPr>
+              <w:t xml:space="preserve">, </w:t>
+            </w:r>
+            <w:r>
+              <w:rPr>
+                <w:rFonts w:ascii="Consolas" w:hAnsi="Consolas"/>
+                <w:sz w:val="13"/>
+              </w:rPr>
+              <w:t>delc</w:t>
+            </w:r>
+            <w:r>
+              <w:rPr>
+                <w:sz w:val="15"/>
+              </w:rPr>
+              <w:t xml:space="preserve">, </w:t>
+            </w:r>
+            <w:r>
+              <w:rPr>
+                <w:rFonts w:ascii="Consolas" w:hAnsi="Consolas"/>
+                <w:sz w:val="13"/>
+              </w:rPr>
+              <w:t>elev_fn</w:t>
+            </w:r>
+            <w:r>
+              <w:rPr>
+                <w:sz w:val="15"/>
+              </w:rPr>
+              <w:t xml:space="preserve">, </w:t>
+            </w:r>
+            <w:r>
+              <w:rPr>
+                <w:rFonts w:ascii="Consolas" w:hAnsi="Consolas"/>
+                <w:sz w:val="13"/>
+              </w:rPr>
+              <w:t>ibound_fn</w:t>
+            </w:r>
+            <w:r>
+              <w:rPr>
+                <w:sz w:val="15"/>
+              </w:rPr>
+              <w:t xml:space="preserve">, </w:t>
+            </w:r>
+            <w:r>
+              <w:rPr>
+                <w:rFonts w:ascii="Consolas" w:hAnsi="Consolas"/>
+                <w:sz w:val="13"/>
+              </w:rPr>
+              <w:t>hnoflo</w:t>
+            </w:r>
+            <w:r>
+              <w:rPr>
+                <w:sz w:val="15"/>
+              </w:rPr>
+              <w:t>, the LPF/UPW blocks (</w:t>
+            </w:r>
+            <w:r>
+              <w:rPr>
+                <w:rFonts w:ascii="Consolas" w:hAnsi="Consolas"/>
+                <w:sz w:val="13"/>
+              </w:rPr>
+              <w:t>laytyp</w:t>
+            </w:r>
+            <w:r>
+              <w:rPr>
+                <w:sz w:val="15"/>
+              </w:rPr>
+              <w:t xml:space="preserve">, </w:t>
+            </w:r>
+            <w:r>
+              <w:rPr>
+                <w:rFonts w:ascii="Consolas" w:hAnsi="Consolas"/>
+                <w:sz w:val="13"/>
+              </w:rPr>
+              <w:t>layavg</w:t>
+            </w:r>
+            <w:r>
+              <w:rPr>
+                <w:sz w:val="15"/>
+              </w:rPr>
+              <w:t xml:space="preserve">, </w:t>
+            </w:r>
+            <w:r>
+              <w:rPr>
+                <w:rFonts w:ascii="Consolas" w:hAnsi="Consolas"/>
+                <w:sz w:val="13"/>
+              </w:rPr>
+              <w:t>chani</w:t>
+            </w:r>
+            <w:r>
+              <w:rPr>
+                <w:sz w:val="15"/>
+              </w:rPr>
+              <w:t xml:space="preserve">, </w:t>
+            </w:r>
+            <w:r>
+              <w:rPr>
+                <w:rFonts w:ascii="Consolas" w:hAnsi="Consolas"/>
+                <w:sz w:val="13"/>
+              </w:rPr>
+              <w:t>layvka</w:t>
+            </w:r>
+            <w:r>
+              <w:rPr>
+                <w:sz w:val="15"/>
+              </w:rPr>
+              <w:t xml:space="preserve">, </w:t>
+            </w:r>
+            <w:r>
+              <w:rPr>
+                <w:rFonts w:ascii="Consolas" w:hAnsi="Consolas"/>
+                <w:sz w:val="13"/>
+              </w:rPr>
+              <w:t>laywet</w:t>
+            </w:r>
+            <w:r>
+              <w:rPr>
+                <w:sz w:val="15"/>
+              </w:rPr>
+              <w:t xml:space="preserve">, </w:t>
+            </w:r>
+            <w:r>
+              <w:rPr>
+                <w:rFonts w:ascii="Consolas" w:hAnsi="Consolas"/>
+                <w:sz w:val="13"/>
+              </w:rPr>
+              <w:t>vka_fn</w:t>
+            </w:r>
+            <w:r>
+              <w:rPr>
+                <w:sz w:val="15"/>
+              </w:rPr>
+              <w:t xml:space="preserve">, </w:t>
+            </w:r>
+            <w:r>
+              <w:rPr>
+                <w:rFonts w:ascii="Consolas" w:hAnsi="Consolas"/>
+                <w:sz w:val="13"/>
+              </w:rPr>
+              <w:t>hdry</w:t>
+            </w:r>
+            <w:r>
+              <w:rPr>
+                <w:sz w:val="15"/>
+              </w:rPr>
+              <w:t xml:space="preserve">, </w:t>
+            </w:r>
+            <w:r>
+              <w:rPr>
+                <w:rFonts w:ascii="Consolas" w:hAnsi="Consolas"/>
+                <w:sz w:val="13"/>
+              </w:rPr>
+              <w:t>iphdry</w:t>
+            </w:r>
+            <w:r>
+              <w:rPr>
+                <w:sz w:val="15"/>
+              </w:rPr>
+              <w:t>…), OC and budget extensions</w:t>
+            </w:r>
+          </w:p>
+        </w:tc>
+        <w:tc>
+          <w:tcPr>
+            <w:tcW w:w="3175" w:type="dxa"/>
+          </w:tcPr>
+          <w:p>
+            <w:pPr>
+              <w:spacing w:after="40"/>
+            </w:pPr>
+            <w:r>
+              <w:rPr>
+                <w:b/>
+                <w:sz w:val="15"/>
+              </w:rPr>
+              <w:t>OBSOLETE — do not migrate.</w:t>
+            </w:r>
+            <w:r>
+              <w:rPr>
+                <w:sz w:val="15"/>
+              </w:rPr>
+              <w:t xml:space="preserve"> Written for MF-NWT. Its *content* (layer geometry, aquifer properties, boundary conditions) is re-expressed for MF6 in </w:t>
+            </w:r>
+            <w:r>
+              <w:rPr>
+                <w:rFonts w:ascii="Consolas" w:hAnsi="Consolas"/>
+                <w:sz w:val="13"/>
+              </w:rPr>
+              <w:t>[layers] [uzf] [seep]</w:t>
+            </w:r>
+            <w:r>
+              <w:rPr>
+                <w:sz w:val="15"/>
+              </w:rPr>
+              <w:t xml:space="preserve"> and the </w:t>
+            </w:r>
+            <w:r>
+              <w:rPr>
+                <w:rFonts w:ascii="Consolas" w:hAnsi="Consolas"/>
+                <w:sz w:val="13"/>
+              </w:rPr>
+              <w:t>MF_ws/*.asc</w:t>
+            </w:r>
+            <w:r>
+              <w:rPr>
+                <w:sz w:val="15"/>
+              </w:rPr>
+              <w:t xml:space="preserve"> grids; the NWT-only solver and package keys are recorded as retired, not carried across</w:t>
             </w:r>
           </w:p>
         </w:tc>
@@ -28649,12 +31323,128 @@
       </w:pPr>
     </w:p>
     <w:p>
+      <w:r>
+        <w:t xml:space="preserve">Also parameterised, and outside the ini files: </w:t>
+      </w:r>
+      <w:r>
+        <w:rPr>
+          <w:rFonts w:ascii="Consolas" w:hAnsi="Consolas"/>
+          <w:b/>
+          <w:sz w:val="18"/>
+        </w:rPr>
+        <w:t>MF_ws/inputSOILparam.txt</w:t>
+      </w:r>
+      <w:r>
+        <w:t xml:space="preserve"> — per soil zone, the number of soil layers </w:t>
+      </w:r>
+      <w:r>
+        <w:rPr>
+          <w:rFonts w:ascii="Consolas" w:hAnsi="Consolas"/>
+          <w:sz w:val="18"/>
+        </w:rPr>
+        <w:t>nsl</w:t>
+      </w:r>
+      <w:r>
+        <w:t xml:space="preserve">, and per layer the soil type </w:t>
+      </w:r>
+      <w:r>
+        <w:rPr>
+          <w:rFonts w:ascii="Consolas" w:hAnsi="Consolas"/>
+          <w:sz w:val="18"/>
+        </w:rPr>
+        <w:t>st</w:t>
+      </w:r>
+      <w:r>
+        <w:t xml:space="preserve">, thickness proportion </w:t>
+      </w:r>
+      <w:r>
+        <w:rPr>
+          <w:rFonts w:ascii="Consolas" w:hAnsi="Consolas"/>
+          <w:sz w:val="18"/>
+        </w:rPr>
+        <w:t>slprop</w:t>
+      </w:r>
+      <w:r>
+        <w:t xml:space="preserve">, </w:t>
+      </w:r>
+      <w:r>
+        <w:rPr>
+          <w:rFonts w:ascii="Consolas" w:hAnsi="Consolas"/>
+          <w:sz w:val="18"/>
+        </w:rPr>
+        <w:t>Smax</w:t>
+      </w:r>
+      <w:r>
+        <w:t xml:space="preserve">, </w:t>
+      </w:r>
+      <w:r>
+        <w:rPr>
+          <w:rFonts w:ascii="Consolas" w:hAnsi="Consolas"/>
+          <w:sz w:val="18"/>
+        </w:rPr>
+        <w:t>Sfc</w:t>
+      </w:r>
+      <w:r>
+        <w:t xml:space="preserve">, </w:t>
+      </w:r>
+      <w:r>
+        <w:rPr>
+          <w:rFonts w:ascii="Consolas" w:hAnsi="Consolas"/>
+          <w:sz w:val="18"/>
+        </w:rPr>
+        <w:t>Sr</w:t>
+      </w:r>
+      <w:r>
+        <w:t xml:space="preserve">, </w:t>
+      </w:r>
+      <w:r>
+        <w:rPr>
+          <w:rFonts w:ascii="Consolas" w:hAnsi="Consolas"/>
+          <w:sz w:val="18"/>
+        </w:rPr>
+        <w:t>Si</w:t>
+      </w:r>
+      <w:r>
+        <w:t xml:space="preserve"> and </w:t>
+      </w:r>
+      <w:r>
+        <w:rPr>
+          <w:rFonts w:ascii="Consolas" w:hAnsi="Consolas"/>
+          <w:sz w:val="18"/>
+        </w:rPr>
+        <w:t>Ks</w:t>
+      </w:r>
+      <w:r>
+        <w:t xml:space="preserve">. That is the file the WP7 </w:t>
+      </w:r>
+      <w:r>
+        <w:rPr>
+          <w:rFonts w:ascii="Consolas" w:hAnsi="Consolas"/>
+          <w:sz w:val="18"/>
+        </w:rPr>
+        <w:t>soil_*</w:t>
+      </w:r>
+      <w:r>
+        <w:t xml:space="preserve"> parameter group calibrates against, and it must be externalised in WP7.1.</w:t>
+      </w:r>
+    </w:p>
+    <w:p>
+      <w:pPr>
+        <w:pStyle w:val="Heading1"/>
+      </w:pPr>
+      <w:bookmarkStart w:id="33" w:name="_Toc239881220"/>
+      <w:r>
+        <w:t>7  Configuration reference</w:t>
+      </w:r>
+      <w:bookmarkEnd w:id="33"/>
+    </w:p>
+    <w:p>
       <w:pPr>
         <w:pStyle w:val="Heading2"/>
       </w:pPr>
-      <w:bookmarkStart w:id="34" w:name="_Toc239864406"/>
-      <w:r>
-        <w:t>7.2  configs/lamata.toml — the model and run layer (skeleton)</w:t>
+      <w:bookmarkStart w:id="34" w:name="_Toc239881221"/>
+      <w:r>
+        <w:t>7.1  code/mm_paths.py — the machine layer</w:t>
       </w:r>
       <w:bookmarkEnd w:id="34"/>
     </w:p>
@@ -28675,6 +31465,258 @@
           <w:rFonts w:ascii="Consolas" w:hAnsi="Consolas"/>
           <w:sz w:val="17"/>
         </w:rPr>
+        <w:t>"""The only machine-specific paths. Edit here, or set the MM_* environment variables."""</w:t>
+      </w:r>
+      <w:r>
+        <w:rPr>
+          <w:rFonts w:ascii="Consolas" w:hAnsi="Consolas"/>
+          <w:sz w:val="17"/>
+        </w:rPr>
+        <w:br/>
+        <w:t>import os</w:t>
+      </w:r>
+      <w:r>
+        <w:rPr>
+          <w:rFonts w:ascii="Consolas" w:hAnsi="Consolas"/>
+          <w:sz w:val="17"/>
+        </w:rPr>
+        <w:br/>
+        <w:t>from pathlib import Path</w:t>
+      </w:r>
+      <w:r>
+        <w:rPr>
+          <w:rFonts w:ascii="Consolas" w:hAnsi="Consolas"/>
+          <w:sz w:val="17"/>
+        </w:rPr>
+        <w:br/>
+      </w:r>
+      <w:r>
+        <w:rPr>
+          <w:rFonts w:ascii="Consolas" w:hAnsi="Consolas"/>
+          <w:sz w:val="17"/>
+        </w:rPr>
+        <w:br/>
+        <w:t>REPO       = Path(__file__).resolve().parents[1]                     # the MARMITES checkout</w:t>
+      </w:r>
+      <w:r>
+        <w:rPr>
+          <w:rFonts w:ascii="Consolas" w:hAnsi="Consolas"/>
+          <w:sz w:val="17"/>
+        </w:rPr>
+        <w:br/>
+      </w:r>
+      <w:r>
+        <w:rPr>
+          <w:rFonts w:ascii="Consolas" w:hAnsi="Consolas"/>
+          <w:sz w:val="17"/>
+        </w:rPr>
+        <w:t>DATA_ROOT  = Path(os.environ.get('MM_DATA_ROOT',  r'E:\00code_ws\LAMATA_new'))</w:t>
+      </w:r>
+      <w:r>
+        <w:rPr>
+          <w:rFonts w:ascii="Consolas" w:hAnsi="Consolas"/>
+          <w:sz w:val="17"/>
+        </w:rPr>
+        <w:br/>
+        <w:t>WS_ROOT    = Path(os.environ.get('MM_WS_ROOT',    r'E:\00code_ws\LaMata_MM-MF6'))</w:t>
+      </w:r>
+      <w:r>
+        <w:rPr>
+          <w:rFonts w:ascii="Consolas" w:hAnsi="Consolas"/>
+          <w:sz w:val="17"/>
+        </w:rPr>
+        <w:br/>
+        <w:t>NWT_REF    = Path(os.environ.get('MM_NWT_REF',    r'E:\00code_ws\LaMata_new_PhD_artigo_2s3L\_h5_MM.h5'))</w:t>
+      </w:r>
+      <w:r>
+        <w:rPr>
+          <w:rFonts w:ascii="Consolas" w:hAnsi="Consolas"/>
+          <w:sz w:val="17"/>
+        </w:rPr>
+        <w:br/>
+        <w:t>MODFLOW_DIR= Path(os.environ.get('MM_MODFLOW_DIR',r'C:\00MODFLOW'))</w:t>
+      </w:r>
+      <w:r>
+        <w:rPr>
+          <w:rFonts w:ascii="Consolas" w:hAnsi="Consolas"/>
+          <w:sz w:val="17"/>
+        </w:rPr>
+        <w:br/>
+      </w:r>
+      <w:r>
+        <w:rPr>
+          <w:rFonts w:ascii="Consolas" w:hAnsi="Consolas"/>
+          <w:sz w:val="17"/>
+        </w:rPr>
+        <w:br/>
+        <w:t>LIBMF6     = str(MODFLOW_DIR / 'mf6.7.0_win64' / 'bin' / 'libmf6.dll')</w:t>
+      </w:r>
+      <w:r>
+        <w:rPr>
+          <w:rFonts w:ascii="Consolas" w:hAnsi="Consolas"/>
+          <w:sz w:val="17"/>
+        </w:rPr>
+        <w:br/>
+        <w:t>MF6_EXE    = str(MODFLOW_DIR / 'mf6.7.0_win64' / 'bin' / 'mf6.exe')</w:t>
+      </w:r>
+      <w:r>
+        <w:rPr>
+          <w:rFonts w:ascii="Consolas" w:hAnsi="Consolas"/>
+          <w:sz w:val="17"/>
+        </w:rPr>
+        <w:br/>
+      </w:r>
+      <w:r>
+        <w:rPr>
+          <w:rFonts w:ascii="Consolas" w:hAnsi="Consolas"/>
+          <w:sz w:val="17"/>
+        </w:rPr>
+        <w:t>PESTPP_IES = str(MODFLOW_DIR / 'pestpp' / 'bin' / 'pestpp-ies.exe')</w:t>
+      </w:r>
+      <w:r>
+        <w:rPr>
+          <w:rFonts w:ascii="Consolas" w:hAnsi="Consolas"/>
+          <w:sz w:val="17"/>
+        </w:rPr>
+        <w:br/>
+        <w:t>PYTHON_EXE = os.environ.get('MM_PYTHON_EXE', r'C:\miniconda3\envs\flopy\python.exe')</w:t>
+      </w:r>
+      <w:r>
+        <w:rPr>
+          <w:rFonts w:ascii="Consolas" w:hAnsi="Consolas"/>
+          <w:sz w:val="17"/>
+        </w:rPr>
+        <w:br/>
+      </w:r>
+      <w:r>
+        <w:rPr>
+          <w:rFonts w:ascii="Consolas" w:hAnsi="Consolas"/>
+          <w:sz w:val="17"/>
+        </w:rPr>
+        <w:br/>
+        <w:t>CASE       = 'LaMata'                     # the case study</w:t>
+      </w:r>
+      <w:r>
+        <w:rPr>
+          <w:rFonts w:ascii="Consolas" w:hAnsi="Consolas"/>
+          <w:sz w:val="17"/>
+        </w:rPr>
+        <w:br/>
+        <w:t>DATASET    = REPO / 'example' / CASE      # Tier A — read directly by MM/MF</w:t>
+      </w:r>
+      <w:r>
+        <w:rPr>
+          <w:rFonts w:ascii="Consolas" w:hAnsi="Consolas"/>
+          <w:sz w:val="17"/>
+        </w:rPr>
+        <w:br/>
+        <w:t>GIS        = DATA_ROOT / 'GIS'            # Tier B — converter input only</w:t>
+      </w:r>
+    </w:p>
+    <w:tbl>
+      <w:tblPr>
+        <w:tblStyle w:val="TableGrid"/>
+        <w:tblW w:w="0" w:type="auto"/>
+        <w:tblLook w:val="04A0" w:firstRow="1" w:lastRow="0" w:firstColumn="1" w:lastColumn="0" w:noHBand="0" w:noVBand="1"/>
+      </w:tblPr>
+      <w:tblGrid>
+        <w:gridCol w:w="9411"/>
+      </w:tblGrid>
+      <w:tr>
+        <w:tc>
+          <w:tcPr>
+            <w:tcW w:w="9411" w:type="dxa"/>
+            <w:shd w:val="clear" w:color="auto" w:fill="FFF4E5"/>
+          </w:tcPr>
+          <w:p>
+            <w:r>
+              <w:rPr>
+                <w:b/>
+                <w:sz w:val="18"/>
+              </w:rPr>
+              <w:t xml:space="preserve">Environment note:  </w:t>
+            </w:r>
+            <w:r>
+              <w:rPr>
+                <w:sz w:val="18"/>
+              </w:rPr>
+              <w:t xml:space="preserve">the flopy environment must be invoked </w:t>
+            </w:r>
+            <w:r>
+              <w:rPr>
+                <w:b/>
+                <w:sz w:val="18"/>
+              </w:rPr>
+              <w:t>by prefix</w:t>
+            </w:r>
+            <w:r>
+              <w:rPr>
+                <w:sz w:val="18"/>
+              </w:rPr>
+              <w:t xml:space="preserve"> — </w:t>
+            </w:r>
+            <w:r>
+              <w:rPr>
+                <w:rFonts w:ascii="Consolas" w:hAnsi="Consolas"/>
+                <w:sz w:val="16"/>
+              </w:rPr>
+              <w:t>C:\miniconda3\envs\flopy\python.exe</w:t>
+            </w:r>
+            <w:r>
+              <w:rPr>
+                <w:sz w:val="18"/>
+              </w:rPr>
+              <w:t xml:space="preserve"> — because two identically-named environments exist on this machine and activating by name has crashed rasterio. </w:t>
+            </w:r>
+            <w:r>
+              <w:rPr>
+                <w:rFonts w:ascii="Consolas" w:hAnsi="Consolas"/>
+                <w:sz w:val="16"/>
+              </w:rPr>
+              <w:t>PYTHON_EXE</w:t>
+            </w:r>
+            <w:r>
+              <w:rPr>
+                <w:sz w:val="18"/>
+              </w:rPr>
+              <w:t xml:space="preserve"> above is what the PEST workers will be given, so it must be the real one.</w:t>
+            </w:r>
+          </w:p>
+        </w:tc>
+      </w:tr>
+    </w:tbl>
+    <w:p>
+      <w:pPr>
+        <w:spacing w:after="40"/>
+      </w:pPr>
+    </w:p>
+    <w:p>
+      <w:pPr>
+        <w:pStyle w:val="Heading2"/>
+      </w:pPr>
+      <w:bookmarkStart w:id="35" w:name="_Toc239881222"/>
+      <w:r>
+        <w:t>7.2  configs/lamata.toml — the model and run layer (skeleton)</w:t>
+      </w:r>
+      <w:bookmarkEnd w:id="35"/>
+    </w:p>
+    <w:p>
+      <w:pPr>
+        <w:pBdr>
+          <w:top w:val="single" w:sz="4" w:space="4" w:color="BFBFBF"/>
+          <w:left w:val="single" w:sz="4" w:space="4" w:color="BFBFBF"/>
+          <w:bottom w:val="single" w:sz="4" w:space="4" w:color="BFBFBF"/>
+          <w:right w:val="single" w:sz="4" w:space="4" w:color="BFBFBF"/>
+        </w:pBdr>
+        <w:shd w:val="clear" w:color="auto" w:fill="F5F5F5"/>
+        <w:spacing w:before="80" w:after="160" w:line="240" w:lineRule="auto"/>
+        <w:ind w:left="227"/>
+      </w:pPr>
+      <w:r>
+        <w:rPr>
+          <w:rFonts w:ascii="Consolas" w:hAnsi="Consolas"/>
+          <w:sz w:val="17"/>
+        </w:rPr>
         <w:t>[meta]</w:t>
       </w:r>
       <w:r>
@@ -28714,7 +31756,7 @@
           <w:sz w:val="17"/>
         </w:rPr>
         <w:br/>
-        <w:t>dataset   = "DataSet_LaMata"        # relative to REPO</w:t>
+        <w:t>case      = "LaMata"                 # -&gt; example/LaMata/, the Tier A inputs</w:t>
       </w:r>
       <w:r>
         <w:rPr>
@@ -28722,12 +31764,6 @@
           <w:sz w:val="17"/>
         </w:rPr>
         <w:br/>
-      </w:r>
-      <w:r>
-        <w:rPr>
-          <w:rFonts w:ascii="Consolas" w:hAnsi="Consolas"/>
-          <w:sz w:val="17"/>
-        </w:rPr>
         <w:t>ws        = ""                       # blank -&gt; WS_ROOT/MF6_ws</w:t>
       </w:r>
       <w:r>
@@ -28736,6 +31772,12 @@
           <w:sz w:val="17"/>
         </w:rPr>
         <w:br/>
+      </w:r>
+      <w:r>
+        <w:rPr>
+          <w:rFonts w:ascii="Consolas" w:hAnsi="Consolas"/>
+          <w:sz w:val="17"/>
+        </w:rPr>
         <w:t>gis_ws    = ""                       # blank -&gt; DATA_ROOT/GIS (figures only, never the model path)</w:t>
       </w:r>
       <w:r>
@@ -28791,12 +31833,6 @@
           <w:sz w:val="17"/>
         </w:rPr>
         <w:br/>
-      </w:r>
-      <w:r>
-        <w:rPr>
-          <w:rFonts w:ascii="Consolas" w:hAnsi="Consolas"/>
-          <w:sz w:val="17"/>
-        </w:rPr>
         <w:t>ats         = true          #                            (was --no-ats)</w:t>
       </w:r>
       <w:r>
@@ -28805,6 +31841,12 @@
           <w:sz w:val="17"/>
         </w:rPr>
         <w:br/>
+      </w:r>
+      <w:r>
+        <w:rPr>
+          <w:rFonts w:ascii="Consolas" w:hAnsi="Consolas"/>
+          <w:sz w:val="17"/>
+        </w:rPr>
         <w:t>build_only  = false         #                            (was --build-only)</w:t>
       </w:r>
       <w:r>
@@ -28828,6 +31870,13 @@
           <w:sz w:val="17"/>
         </w:rPr>
         <w:br/>
+      </w:r>
+      <w:r>
+        <w:rPr>
+          <w:rFonts w:ascii="Consolas" w:hAnsi="Consolas"/>
+          <w:sz w:val="17"/>
+        </w:rPr>
+        <w:lastRenderedPageBreak/>
         <w:t>[grid]                      # ---- WP1c ----</w:t>
       </w:r>
       <w:r>
@@ -28868,12 +31917,6 @@
           <w:sz w:val="17"/>
         </w:rPr>
         <w:br/>
-      </w:r>
-      <w:r>
-        <w:rPr>
-          <w:rFonts w:ascii="Consolas" w:hAnsi="Consolas"/>
-          <w:sz w:val="17"/>
-        </w:rPr>
         <w:t xml:space="preserve">  cell_near_stream = 40.0   # m, stream corridor</w:t>
       </w:r>
       <w:r>
@@ -28890,6 +31933,12 @@
           <w:sz w:val="17"/>
         </w:rPr>
         <w:br/>
+      </w:r>
+      <w:r>
+        <w:rPr>
+          <w:rFonts w:ascii="Consolas" w:hAnsi="Consolas"/>
+          <w:sz w:val="17"/>
+        </w:rPr>
         <w:t xml:space="preserve">  stream_refine   = true    # false = SFRmaker style, network mapped onto the background</w:t>
       </w:r>
       <w:r>
@@ -28960,12 +32009,6 @@
           <w:sz w:val="17"/>
         </w:rPr>
         <w:br/>
-      </w:r>
-      <w:r>
-        <w:rPr>
-          <w:rFonts w:ascii="Consolas" w:hAnsi="Consolas"/>
-          <w:sz w:val="17"/>
-        </w:rPr>
         <w:t>vks_scale = 1.0             #                            (was --uzf-vks-scale)</w:t>
       </w:r>
       <w:r>
@@ -28989,6 +32032,12 @@
           <w:sz w:val="17"/>
         </w:rPr>
         <w:br/>
+      </w:r>
+      <w:r>
+        <w:rPr>
+          <w:rFonts w:ascii="Consolas" w:hAnsi="Consolas"/>
+          <w:sz w:val="17"/>
+        </w:rPr>
         <w:t>kind = "drn"                # uzf | drn                 (was --seep)</w:t>
       </w:r>
       <w:r>
@@ -29052,12 +32101,6 @@
           <w:sz w:val="17"/>
         </w:rPr>
         <w:br/>
-      </w:r>
-      <w:r>
-        <w:rPr>
-          <w:rFonts w:ascii="Consolas" w:hAnsi="Consolas"/>
-          <w:sz w:val="17"/>
-        </w:rPr>
         <w:t>extdp_default = 2.0         # m, fallback rooting depth</w:t>
       </w:r>
       <w:r>
@@ -29079,7 +32122,6 @@
           <w:rFonts w:ascii="Consolas" w:hAnsi="Consolas"/>
           <w:sz w:val="17"/>
         </w:rPr>
-        <w:lastRenderedPageBreak/>
         <w:t>[sfr]                       # ---- WP3 ----</w:t>
       </w:r>
       <w:r>
@@ -29136,12 +32178,6 @@
           <w:sz w:val="17"/>
         </w:rPr>
         <w:br/>
-      </w:r>
-      <w:r>
-        <w:rPr>
-          <w:rFonts w:ascii="Consolas" w:hAnsi="Consolas"/>
-          <w:sz w:val="17"/>
-        </w:rPr>
         <w:t># never by the model, so no shapefile is ever on the model path.</w:t>
       </w:r>
       <w:r>
@@ -29158,6 +32194,12 @@
           <w:sz w:val="17"/>
         </w:rPr>
         <w:br/>
+      </w:r>
+      <w:r>
+        <w:rPr>
+          <w:rFonts w:ascii="Consolas" w:hAnsi="Consolas"/>
+          <w:sz w:val="17"/>
+        </w:rPr>
         <w:t xml:space="preserve">  drainage = { a = 0.5, b = 0.35 }  # w = a*A^b, A = drainage area -- CdL's method, THE DEFAULT</w:t>
       </w:r>
       <w:r>
@@ -29237,12 +32279,6 @@
           <w:sz w:val="17"/>
         </w:rPr>
         <w:br/>
-      </w:r>
-      <w:r>
-        <w:rPr>
-          <w:rFonts w:ascii="Consolas" w:hAnsi="Consolas"/>
-          <w:sz w:val="17"/>
-        </w:rPr>
         <w:t>[lak]                       # ---- WP4 ----</w:t>
       </w:r>
       <w:r>
@@ -29251,6 +32287,12 @@
           <w:sz w:val="17"/>
         </w:rPr>
         <w:br/>
+      </w:r>
+      <w:r>
+        <w:rPr>
+          <w:rFonts w:ascii="Consolas" w:hAnsi="Consolas"/>
+          <w:sz w:val="17"/>
+        </w:rPr>
         <w:t>enable   = true             #                            (was --lak)</w:t>
       </w:r>
       <w:r>
@@ -29361,6 +32403,12 @@
           <w:sz w:val="17"/>
         </w:rPr>
         <w:br/>
+      </w:r>
+      <w:r>
+        <w:rPr>
+          <w:rFonts w:ascii="Consolas" w:hAnsi="Consolas"/>
+          <w:sz w:val="17"/>
+        </w:rPr>
         <w:t>cycles     = 1              #                            (was --spinup)</w:t>
       </w:r>
       <w:r>
@@ -29438,6 +32486,13 @@
           <w:sz w:val="17"/>
         </w:rPr>
         <w:br/>
+      </w:r>
+      <w:r>
+        <w:rPr>
+          <w:rFonts w:ascii="Consolas" w:hAnsi="Consolas"/>
+          <w:sz w:val="17"/>
+        </w:rPr>
+        <w:lastRenderedPageBreak/>
         <w:t>only    = false             #                            (was --postproc-only)</w:t>
       </w:r>
       <w:r>
@@ -29561,11 +32616,11 @@
       <w:pPr>
         <w:pStyle w:val="Heading2"/>
       </w:pPr>
-      <w:bookmarkStart w:id="35" w:name="_Toc239864407"/>
+      <w:bookmarkStart w:id="36" w:name="_Toc239881223"/>
       <w:r>
         <w:t>7.3  Rules the configuration layer must enforce</w:t>
       </w:r>
-      <w:bookmarkEnd w:id="35"/>
+      <w:bookmarkEnd w:id="36"/>
     </w:p>
     <w:p>
       <w:pPr>
@@ -29639,22 +32694,21 @@
       <w:pPr>
         <w:pStyle w:val="Heading1"/>
       </w:pPr>
-      <w:bookmarkStart w:id="36" w:name="_Toc239864408"/>
-      <w:r>
-        <w:lastRenderedPageBreak/>
+      <w:bookmarkStart w:id="37" w:name="_Toc239881224"/>
+      <w:r>
         <w:t>8  PEST-IES calibration design</w:t>
       </w:r>
-      <w:bookmarkEnd w:id="36"/>
+      <w:bookmarkEnd w:id="37"/>
     </w:p>
     <w:p>
       <w:pPr>
         <w:pStyle w:val="Heading2"/>
       </w:pPr>
-      <w:bookmarkStart w:id="37" w:name="_Toc239864409"/>
+      <w:bookmarkStart w:id="38" w:name="_Toc239881225"/>
       <w:r>
         <w:t>8.1  Parameters</w:t>
       </w:r>
-      <w:bookmarkEnd w:id="37"/>
+      <w:bookmarkEnd w:id="38"/>
     </w:p>
     <w:tbl>
       <w:tblPr>
@@ -30609,11 +33663,11 @@
       <w:pPr>
         <w:pStyle w:val="Heading2"/>
       </w:pPr>
-      <w:bookmarkStart w:id="38" w:name="_Toc239864410"/>
+      <w:bookmarkStart w:id="39" w:name="_Toc239881226"/>
       <w:r>
         <w:t>8.2  Observations</w:t>
       </w:r>
-      <w:bookmarkEnd w:id="38"/>
+      <w:bookmarkEnd w:id="39"/>
     </w:p>
     <w:tbl>
       <w:tblPr>
@@ -31018,7 +34072,15 @@
                 <w:b/>
                 <w:sz w:val="16"/>
               </w:rPr>
-              <w:t>total ET = Ei + Eow + ETsoil + ETuzf + ETg, catchment or zonal, monthly</w:t>
+              <w:t xml:space="preserve">total ET = Ei + Eow + ETsoil + ETuzf + ETg, </w:t>
+            </w:r>
+            <w:r>
+              <w:rPr>
+                <w:b/>
+                <w:sz w:val="16"/>
+              </w:rPr>
+              <w:lastRenderedPageBreak/>
+              <w:t>catchment or zonal, monthly</w:t>
             </w:r>
           </w:p>
         </w:tc>
@@ -31036,7 +34098,16 @@
                 <w:b/>
                 <w:sz w:val="16"/>
               </w:rPr>
-              <w:t>against the EC tower or a MODIS zonal aggregation (§6.3)</w:t>
+              <w:lastRenderedPageBreak/>
+              <w:t xml:space="preserve">against the EC tower or a MODIS </w:t>
+            </w:r>
+            <w:r>
+              <w:rPr>
+                <w:b/>
+                <w:sz w:val="16"/>
+              </w:rPr>
+              <w:lastRenderedPageBreak/>
+              <w:t>zonal aggregation (§6.3)</w:t>
             </w:r>
           </w:p>
         </w:tc>
@@ -31065,11 +34136,11 @@
       <w:pPr>
         <w:pStyle w:val="Heading2"/>
       </w:pPr>
-      <w:bookmarkStart w:id="39" w:name="_Toc239864411"/>
+      <w:bookmarkStart w:id="40" w:name="_Toc239881227"/>
       <w:r>
         <w:t>8.3  The forward run</w:t>
       </w:r>
-      <w:bookmarkEnd w:id="39"/>
+      <w:bookmarkEnd w:id="40"/>
     </w:p>
     <w:p>
       <w:pPr>
@@ -31157,11 +34228,11 @@
       <w:pPr>
         <w:pStyle w:val="Heading2"/>
       </w:pPr>
-      <w:bookmarkStart w:id="40" w:name="_Toc239864412"/>
+      <w:bookmarkStart w:id="41" w:name="_Toc239881228"/>
       <w:r>
         <w:t>8.4  Run-time budget — decide this before building the interface</w:t>
       </w:r>
-      <w:bookmarkEnd w:id="40"/>
+      <w:bookmarkEnd w:id="41"/>
     </w:p>
     <w:p>
       <w:r>
@@ -31211,7 +34282,6 @@
                 <w:color w:val="FFFFFF"/>
                 <w:sz w:val="16"/>
               </w:rPr>
-              <w:lastRenderedPageBreak/>
               <w:t>Configuration</w:t>
             </w:r>
           </w:p>
@@ -31689,11 +34759,11 @@
       <w:pPr>
         <w:pStyle w:val="Heading1"/>
       </w:pPr>
-      <w:bookmarkStart w:id="41" w:name="_Toc239864413"/>
+      <w:bookmarkStart w:id="42" w:name="_Toc239881229"/>
       <w:r>
         <w:t>9  Risk register</w:t>
       </w:r>
-      <w:bookmarkEnd w:id="41"/>
+      <w:bookmarkEnd w:id="42"/>
     </w:p>
     <w:tbl>
       <w:tblPr>
@@ -31900,7 +34970,7 @@
               <w:rPr>
                 <w:sz w:val="16"/>
               </w:rPr>
-              <w:t>the PET-closure test (2.8) plus the GWET guard (2.6); both run on every coupled run</w:t>
+              <w:t>the PET-closure test (2.8), the GWET guard (2.6) and the runtime PET-balance line (2.5b)</w:t>
             </w:r>
           </w:p>
         </w:tc>
@@ -31919,9 +34989,10 @@
             </w:pPr>
             <w:r>
               <w:rPr>
-                <w:sz w:val="16"/>
-              </w:rPr>
-              <w:t>CRR's topographic ordering breaks the cell-list contract</w:t>
+                <w:b/>
+                <w:sz w:val="16"/>
+              </w:rPr>
+              <w:t>ETg's residual is computed from the PET written to UZF instead of ETuzf ACTUAL</w:t>
             </w:r>
           </w:p>
         </w:tc>
@@ -31937,7 +35008,20 @@
               <w:rPr>
                 <w:sz w:val="16"/>
               </w:rPr>
-              <w:t>coupler and DISV mapping desynchronise</w:t>
+              <w:t xml:space="preserve">ETg is starved exactly when the deep unsaturated zone is dry — i.e. when phreatic uptake matters most. Totals look plausible; the </w:t>
+            </w:r>
+            <w:r>
+              <w:rPr>
+                <w:b/>
+                <w:sz w:val="16"/>
+              </w:rPr>
+              <w:t>sourcing</w:t>
+            </w:r>
+            <w:r>
+              <w:rPr>
+                <w:sz w:val="16"/>
+              </w:rPr>
+              <w:t xml:space="preserve"> is wrong</w:t>
             </w:r>
           </w:p>
         </w:tc>
@@ -31953,7 +35037,20 @@
               <w:rPr>
                 <w:sz w:val="16"/>
               </w:rPr>
-              <w:t>store a permutation at build time, never re-sort; assert it is a permutation; the existing cell-order tests must stay green</w:t>
+              <w:t xml:space="preserve">step 5 consumes </w:t>
+            </w:r>
+            <w:r>
+              <w:rPr>
+                <w:rFonts w:ascii="Consolas" w:hAnsi="Consolas"/>
+                <w:sz w:val="14"/>
+              </w:rPr>
+              <w:t>etuzf_actual_prev</w:t>
+            </w:r>
+            <w:r>
+              <w:rPr>
+                <w:sz w:val="16"/>
+              </w:rPr>
+              <w:t xml:space="preserve"> read back from the UZF budget (2.4, 2.5); the runtime PET-balance line and the closure test both catch a regression</w:t>
             </w:r>
           </w:p>
         </w:tc>
@@ -31975,7 +35072,7 @@
               <w:rPr>
                 <w:sz w:val="16"/>
               </w:rPr>
-              <w:t>LAK does not converge coupled (it never has here)</w:t>
+              <w:t>CRR's topographic ordering breaks the cell-list contract</w:t>
             </w:r>
           </w:p>
         </w:tc>
@@ -31992,7 +35089,7 @@
               <w:rPr>
                 <w:sz w:val="16"/>
               </w:rPr>
-              <w:t>WP4 stalls</w:t>
+              <w:t>coupler and DISV mapping desynchronise</w:t>
             </w:r>
           </w:p>
         </w:tc>
@@ -32009,33 +35106,7 @@
               <w:rPr>
                 <w:sz w:val="16"/>
               </w:rPr>
-              <w:t xml:space="preserve">carry the CdL settings that fixed it — surfdep smoothing, </w:t>
-            </w:r>
-            <w:r>
-              <w:rPr>
-                <w:rFonts w:ascii="Consolas" w:hAnsi="Consolas"/>
-                <w:sz w:val="14"/>
-              </w:rPr>
-              <w:t>maxiter 200</w:t>
-            </w:r>
-            <w:r>
-              <w:rPr>
-                <w:sz w:val="16"/>
-              </w:rPr>
-              <w:t xml:space="preserve">, </w:t>
-            </w:r>
-            <w:r>
-              <w:rPr>
-                <w:rFonts w:ascii="Consolas" w:hAnsi="Consolas"/>
-                <w:sz w:val="14"/>
-              </w:rPr>
-              <w:t>stagechg 1e-4</w:t>
-            </w:r>
-            <w:r>
-              <w:rPr>
-                <w:sz w:val="16"/>
-              </w:rPr>
-              <w:t>, equilibrium initial stage. Bisect: LAK alone before LAK + SFR + MVR</w:t>
+              <w:t>store a permutation at build time, never re-sort; assert it is a permutation; the existing cell-order tests must stay green</w:t>
             </w:r>
           </w:p>
         </w:tc>
@@ -32056,7 +35127,7 @@
               <w:rPr>
                 <w:sz w:val="16"/>
               </w:rPr>
-              <w:t>The PEST forward run is too slow for a useful ensemble</w:t>
+              <w:t>LAK does not converge coupled (it never has here)</w:t>
             </w:r>
           </w:p>
         </w:tc>
@@ -32072,7 +35143,7 @@
               <w:rPr>
                 <w:sz w:val="16"/>
               </w:rPr>
-              <w:t>WP7 unusable</w:t>
+              <w:t>WP4 stalls</w:t>
             </w:r>
           </w:p>
         </w:tc>
@@ -32088,7 +35159,33 @@
               <w:rPr>
                 <w:sz w:val="16"/>
               </w:rPr>
-              <w:t>§8.4 — measure, then choose the window and the ensemble size. Pilot at 50 realisations first</w:t>
+              <w:t xml:space="preserve">carry the CdL settings that fixed it — surfdep smoothing, </w:t>
+            </w:r>
+            <w:r>
+              <w:rPr>
+                <w:rFonts w:ascii="Consolas" w:hAnsi="Consolas"/>
+                <w:sz w:val="14"/>
+              </w:rPr>
+              <w:t>maxiter 200</w:t>
+            </w:r>
+            <w:r>
+              <w:rPr>
+                <w:sz w:val="16"/>
+              </w:rPr>
+              <w:t xml:space="preserve">, </w:t>
+            </w:r>
+            <w:r>
+              <w:rPr>
+                <w:rFonts w:ascii="Consolas" w:hAnsi="Consolas"/>
+                <w:sz w:val="14"/>
+              </w:rPr>
+              <w:t>stagechg 1e-4</w:t>
+            </w:r>
+            <w:r>
+              <w:rPr>
+                <w:sz w:val="16"/>
+              </w:rPr>
+              <w:t>, equilibrium initial stage. Bisect: LAK alone before LAK + SFR + MVR</w:t>
             </w:r>
           </w:p>
         </w:tc>
@@ -32110,7 +35207,14 @@
               <w:rPr>
                 <w:sz w:val="16"/>
               </w:rPr>
-              <w:t>IES overfits to a checkerboard K field</w:t>
+              <w:t xml:space="preserve">The PEST forward run is too slow for a </w:t>
+            </w:r>
+            <w:r>
+              <w:rPr>
+                <w:sz w:val="16"/>
+              </w:rPr>
+              <w:lastRenderedPageBreak/>
+              <w:t>useful ensemble</w:t>
             </w:r>
           </w:p>
         </w:tc>
@@ -32127,7 +35231,8 @@
               <w:rPr>
                 <w:sz w:val="16"/>
               </w:rPr>
-              <w:t>a data-fitting parameter set, not a physical one</w:t>
+              <w:lastRenderedPageBreak/>
+              <w:t>WP7 unusable</w:t>
             </w:r>
           </w:p>
         </w:tc>
@@ -32144,7 +35249,14 @@
               <w:rPr>
                 <w:sz w:val="16"/>
               </w:rPr>
-              <w:t>the full CdL anti-checkerboard package from the first build (WP7.5 callout)</w:t>
+              <w:t xml:space="preserve">§8.4 — measure, then choose the window and the ensemble size. </w:t>
+            </w:r>
+            <w:r>
+              <w:rPr>
+                <w:sz w:val="16"/>
+              </w:rPr>
+              <w:lastRenderedPageBreak/>
+              <w:t>Pilot at 50 realisations first</w:t>
             </w:r>
           </w:p>
         </w:tc>
@@ -32165,7 +35277,8 @@
               <w:rPr>
                 <w:sz w:val="16"/>
               </w:rPr>
-              <w:t>ATS makes the observation files non-deterministic</w:t>
+              <w:lastRenderedPageBreak/>
+              <w:t>IES overfits to a checkerboard K field</w:t>
             </w:r>
           </w:p>
         </w:tc>
@@ -32181,7 +35294,7 @@
               <w:rPr>
                 <w:sz w:val="16"/>
               </w:rPr>
-              <w:t>instruction files misalign, realisations fail</w:t>
+              <w:t>a data-fitting parameter set, not a physical one</w:t>
             </w:r>
           </w:p>
         </w:tc>
@@ -32197,7 +35310,7 @@
               <w:rPr>
                 <w:sz w:val="16"/>
               </w:rPr>
-              <w:t>collapse to period-end rows identically in the reference and in every forward run</w:t>
+              <w:t>the full CdL anti-checkerboard package from the first build (WP7.5 callout)</w:t>
             </w:r>
           </w:p>
         </w:tc>
@@ -32219,7 +35332,7 @@
               <w:rPr>
                 <w:sz w:val="16"/>
               </w:rPr>
-              <w:t>Geospatial dependencies creep onto the model path</w:t>
+              <w:t>ATS makes the observation files non-deterministic</w:t>
             </w:r>
           </w:p>
         </w:tc>
@@ -32236,7 +35349,7 @@
               <w:rPr>
                 <w:sz w:val="16"/>
               </w:rPr>
-              <w:t>the build stops being portable</w:t>
+              <w:t>instruction files misalign, realisations fail</w:t>
             </w:r>
           </w:p>
         </w:tc>
@@ -32253,7 +35366,7 @@
               <w:rPr>
                 <w:sz w:val="16"/>
               </w:rPr>
-              <w:t>the WP1 converter and the repo-hygiene test</w:t>
+              <w:t>collapse to period-end rows identically in the reference and in every forward run</w:t>
             </w:r>
           </w:p>
         </w:tc>
@@ -32274,7 +35387,7 @@
               <w:rPr>
                 <w:sz w:val="16"/>
               </w:rPr>
-              <w:t>The Streamlit app becomes a hidden dependency of the model</w:t>
+              <w:t>Geospatial dependencies creep onto the model path</w:t>
             </w:r>
           </w:p>
         </w:tc>
@@ -32290,7 +35403,7 @@
               <w:rPr>
                 <w:sz w:val="16"/>
               </w:rPr>
-              <w:t>the model stops running headless from Spyder or from a PEST worker</w:t>
+              <w:t>the build stops being portable</w:t>
             </w:r>
           </w:p>
         </w:tc>
@@ -32304,42 +35417,9 @@
             </w:pPr>
             <w:r>
               <w:rPr>
-                <w:rFonts w:ascii="Consolas" w:hAnsi="Consolas"/>
-                <w:sz w:val="14"/>
-              </w:rPr>
-              <w:t>trunk/</w:t>
-            </w:r>
-            <w:r>
-              <w:rPr>
-                <w:sz w:val="16"/>
-              </w:rPr>
-              <w:t xml:space="preserve"> may never import </w:t>
-            </w:r>
-            <w:r>
-              <w:rPr>
-                <w:rFonts w:ascii="Consolas" w:hAnsi="Consolas"/>
-                <w:sz w:val="14"/>
-              </w:rPr>
-              <w:t>app/</w:t>
-            </w:r>
-            <w:r>
-              <w:rPr>
-                <w:sz w:val="16"/>
-              </w:rPr>
-              <w:t xml:space="preserve"> or </w:t>
-            </w:r>
-            <w:r>
-              <w:rPr>
-                <w:rFonts w:ascii="Consolas" w:hAnsi="Consolas"/>
-                <w:sz w:val="14"/>
-              </w:rPr>
-              <w:t>streamlit</w:t>
-            </w:r>
-            <w:r>
-              <w:rPr>
-                <w:sz w:val="16"/>
-              </w:rPr>
-              <w:t xml:space="preserve"> — asserted by the hygiene test (WP1b.10), not by intent. Streamlit lives in a separate optional environment group</w:t>
+                <w:sz w:val="16"/>
+              </w:rPr>
+              <w:t>the WP1 converter and the repo-hygiene test</w:t>
             </w:r>
           </w:p>
         </w:tc>
@@ -32361,7 +35441,7 @@
               <w:rPr>
                 <w:sz w:val="16"/>
               </w:rPr>
-              <w:t>A model run is launched in-line from the app</w:t>
+              <w:t>The Streamlit app becomes a hidden dependency of the model</w:t>
             </w:r>
           </w:p>
         </w:tc>
@@ -32378,7 +35458,7 @@
               <w:rPr>
                 <w:sz w:val="16"/>
               </w:rPr>
-              <w:t>the app blocks for 11 minutes and the run dies on a browser refresh</w:t>
+              <w:t>the model stops running headless from Spyder or from a PEST worker</w:t>
             </w:r>
           </w:p>
         </w:tc>
@@ -32393,22 +35473,42 @@
             </w:pPr>
             <w:r>
               <w:rPr>
-                <w:sz w:val="16"/>
-              </w:rPr>
-              <w:t xml:space="preserve">launch detached, poll a log file and a </w:t>
-            </w:r>
-            <w:r>
-              <w:rPr>
                 <w:rFonts w:ascii="Consolas" w:hAnsi="Consolas"/>
                 <w:sz w:val="14"/>
               </w:rPr>
-              <w:t>status.json</w:t>
-            </w:r>
-            <w:r>
-              <w:rPr>
-                <w:sz w:val="16"/>
-              </w:rPr>
-              <w:t xml:space="preserve"> (WP1b.6); Streamlit reruns the whole script on every interaction, so nothing long-running may sit in the page body</w:t>
+              <w:t>code/</w:t>
+            </w:r>
+            <w:r>
+              <w:rPr>
+                <w:sz w:val="16"/>
+              </w:rPr>
+              <w:t xml:space="preserve"> may never import </w:t>
+            </w:r>
+            <w:r>
+              <w:rPr>
+                <w:rFonts w:ascii="Consolas" w:hAnsi="Consolas"/>
+                <w:sz w:val="14"/>
+              </w:rPr>
+              <w:t>app/</w:t>
+            </w:r>
+            <w:r>
+              <w:rPr>
+                <w:sz w:val="16"/>
+              </w:rPr>
+              <w:t xml:space="preserve"> or </w:t>
+            </w:r>
+            <w:r>
+              <w:rPr>
+                <w:rFonts w:ascii="Consolas" w:hAnsi="Consolas"/>
+                <w:sz w:val="14"/>
+              </w:rPr>
+              <w:t>streamlit</w:t>
+            </w:r>
+            <w:r>
+              <w:rPr>
+                <w:sz w:val="16"/>
+              </w:rPr>
+              <w:t xml:space="preserve"> — asserted by the hygiene test (WP1b.10), not by intent. Streamlit lives in a separate optional environment group</w:t>
             </w:r>
           </w:p>
         </w:tc>
@@ -32429,7 +35529,7 @@
               <w:rPr>
                 <w:sz w:val="16"/>
               </w:rPr>
-              <w:t>A stale cache silently overrides the configuration</w:t>
+              <w:t>A model run is launched in-line from the app</w:t>
             </w:r>
           </w:p>
         </w:tc>
@@ -32445,7 +35545,7 @@
               <w:rPr>
                 <w:sz w:val="16"/>
               </w:rPr>
-              <w:t>a wasted multi-hour run</w:t>
+              <w:t>the app blocks for 11 minutes and the run dies on a browser refresh</w:t>
             </w:r>
           </w:p>
         </w:tc>
@@ -32461,7 +35561,20 @@
               <w:rPr>
                 <w:sz w:val="16"/>
               </w:rPr>
-              <w:t>configuration hashes on every cache (WP0.6). This has already happened once, on CdL's grid design</w:t>
+              <w:t xml:space="preserve">launch detached, poll a log file and a </w:t>
+            </w:r>
+            <w:r>
+              <w:rPr>
+                <w:rFonts w:ascii="Consolas" w:hAnsi="Consolas"/>
+                <w:sz w:val="14"/>
+              </w:rPr>
+              <w:t>status.json</w:t>
+            </w:r>
+            <w:r>
+              <w:rPr>
+                <w:sz w:val="16"/>
+              </w:rPr>
+              <w:t xml:space="preserve"> (WP1b.6); Streamlit reruns the whole script on every interaction, so nothing long-running may sit in the page body</w:t>
             </w:r>
           </w:p>
         </w:tc>
@@ -32481,10 +35594,9 @@
             </w:pPr>
             <w:r>
               <w:rPr>
-                <w:b/>
-                <w:sz w:val="16"/>
-              </w:rPr>
-              <w:t>Voronoi invalidates La Mata's validated baseline</w:t>
+                <w:sz w:val="16"/>
+              </w:rPr>
+              <w:t>A stale cache silently overrides the configuration</w:t>
             </w:r>
           </w:p>
         </w:tc>
@@ -32501,20 +35613,7 @@
               <w:rPr>
                 <w:sz w:val="16"/>
               </w:rPr>
-              <w:t xml:space="preserve">the RMSE, the saved </w:t>
-            </w:r>
-            <w:r>
-              <w:rPr>
-                <w:rFonts w:ascii="Consolas" w:hAnsi="Consolas"/>
-                <w:sz w:val="14"/>
-              </w:rPr>
-              <w:t>hi_spinup_*</w:t>
-            </w:r>
-            <w:r>
-              <w:rPr>
-                <w:sz w:val="16"/>
-              </w:rPr>
-              <w:t xml:space="preserve"> state and the MODFLOW-NWT comparison no longer apply like-for-like</w:t>
+              <w:t>a wasted multi-hour run</w:t>
             </w:r>
           </w:p>
         </w:tc>
@@ -32531,33 +35630,7 @@
               <w:rPr>
                 <w:sz w:val="16"/>
               </w:rPr>
-              <w:t xml:space="preserve">accepted deliberately: the </w:t>
-            </w:r>
-            <w:r>
-              <w:rPr>
-                <w:rFonts w:ascii="Consolas" w:hAnsi="Consolas"/>
-                <w:sz w:val="14"/>
-              </w:rPr>
-              <w:t>structured</w:t>
-            </w:r>
-            <w:r>
-              <w:rPr>
-                <w:sz w:val="16"/>
-              </w:rPr>
-              <w:t xml:space="preserve"> producer is kept </w:t>
-            </w:r>
-            <w:r>
-              <w:rPr>
-                <w:b/>
-                <w:sz w:val="16"/>
-              </w:rPr>
-              <w:t>permanently</w:t>
-            </w:r>
-            <w:r>
-              <w:rPr>
-                <w:sz w:val="16"/>
-              </w:rPr>
-              <w:t xml:space="preserve"> so the regression stays runnable on the grid it was established on. Regenerate the spin-up state on the new mesh (WP1c)</w:t>
+              <w:t>configuration hashes on every cache (WP0.6). This has already happened once, on CdL's grid design</w:t>
             </w:r>
           </w:p>
         </w:tc>
@@ -32576,9 +35649,10 @@
             </w:pPr>
             <w:r>
               <w:rPr>
-                <w:sz w:val="16"/>
-              </w:rPr>
-              <w:t>Centre-sampling a raster onto larger Voronoi cells throws data away</w:t>
+                <w:b/>
+                <w:sz w:val="16"/>
+              </w:rPr>
+              <w:t>Voronoi invalidates La Mata's validated baseline</w:t>
             </w:r>
           </w:p>
         </w:tc>
@@ -32594,7 +35668,20 @@
               <w:rPr>
                 <w:sz w:val="16"/>
               </w:rPr>
-              <w:t>silently wrong soil and aquifer parameter fields</w:t>
+              <w:t xml:space="preserve">the RMSE, the saved </w:t>
+            </w:r>
+            <w:r>
+              <w:rPr>
+                <w:rFonts w:ascii="Consolas" w:hAnsi="Consolas"/>
+                <w:sz w:val="14"/>
+              </w:rPr>
+              <w:t>hi_spinup_*</w:t>
+            </w:r>
+            <w:r>
+              <w:rPr>
+                <w:sz w:val="16"/>
+              </w:rPr>
+              <w:t xml:space="preserve"> state and the MODFLOW-NWT comparison no longer apply like-for-like</w:t>
             </w:r>
           </w:p>
         </w:tc>
@@ -32610,7 +35697,33 @@
               <w:rPr>
                 <w:sz w:val="16"/>
               </w:rPr>
-              <w:t>WP1c.3: area-weighted for continuous fields, majority-vote for zone rasters; verify resampled means against the raster means</w:t>
+              <w:t xml:space="preserve">accepted deliberately: the </w:t>
+            </w:r>
+            <w:r>
+              <w:rPr>
+                <w:rFonts w:ascii="Consolas" w:hAnsi="Consolas"/>
+                <w:sz w:val="14"/>
+              </w:rPr>
+              <w:t>structured</w:t>
+            </w:r>
+            <w:r>
+              <w:rPr>
+                <w:sz w:val="16"/>
+              </w:rPr>
+              <w:t xml:space="preserve"> producer is kept </w:t>
+            </w:r>
+            <w:r>
+              <w:rPr>
+                <w:b/>
+                <w:sz w:val="16"/>
+              </w:rPr>
+              <w:t>permanently</w:t>
+            </w:r>
+            <w:r>
+              <w:rPr>
+                <w:sz w:val="16"/>
+              </w:rPr>
+              <w:t xml:space="preserve"> so the regression stays runnable on the grid it was established on. Regenerate the spin-up state on the new mesh (WP1c)</w:t>
             </w:r>
           </w:p>
         </w:tc>
@@ -32632,7 +35745,7 @@
               <w:rPr>
                 <w:sz w:val="16"/>
               </w:rPr>
-              <w:t>The figure suite is rewritten for vertex grids</w:t>
+              <w:t>Centre-sampling a raster onto larger Voronoi cells throws data away</w:t>
             </w:r>
           </w:p>
         </w:tc>
@@ -32649,7 +35762,7 @@
               <w:rPr>
                 <w:sz w:val="16"/>
               </w:rPr>
-              <w:t>weeks of validated work redone for no scientific gain</w:t>
+              <w:t>silently wrong soil and aquifer parameter fields</w:t>
             </w:r>
           </w:p>
         </w:tc>
@@ -32666,20 +35779,7 @@
               <w:rPr>
                 <w:sz w:val="16"/>
               </w:rPr>
-              <w:t xml:space="preserve">WP1c.7: rasterise for display instead, and leave </w:t>
-            </w:r>
-            <w:r>
-              <w:rPr>
-                <w:rFonts w:ascii="Consolas" w:hAnsi="Consolas"/>
-                <w:sz w:val="14"/>
-              </w:rPr>
-              <w:t>MARMITESplot_v3.py</w:t>
-            </w:r>
-            <w:r>
-              <w:rPr>
-                <w:sz w:val="16"/>
-              </w:rPr>
-              <w:t xml:space="preserve"> untouched. True polygons live in the Streamlit app</w:t>
+              <w:t>WP1c.3: area-weighted for continuous fields, majority-vote for zone rasters; verify resampled means against the raster means</w:t>
             </w:r>
           </w:p>
         </w:tc>
@@ -32700,7 +35800,7 @@
               <w:rPr>
                 <w:sz w:val="16"/>
               </w:rPr>
-              <w:t>WP4 and WP5 each perform their own surgery on the cell list</w:t>
+              <w:t>The figure suite is rewritten for vertex grids</w:t>
             </w:r>
           </w:p>
         </w:tc>
@@ -32716,7 +35816,7 @@
               <w:rPr>
                 <w:sz w:val="16"/>
               </w:rPr>
-              <w:t>the Phase-2 cell-list contract breaks and the coupler desynchronises</w:t>
+              <w:t>weeks of validated work redone for no scientific gain</w:t>
             </w:r>
           </w:p>
         </w:tc>
@@ -32732,7 +35832,20 @@
               <w:rPr>
                 <w:sz w:val="16"/>
               </w:rPr>
-              <w:t>one shared per-cell surface descriptor built at build time (WP4.6), consumed by both</w:t>
+              <w:t xml:space="preserve">WP1c.7: rasterise for display instead, and leave </w:t>
+            </w:r>
+            <w:r>
+              <w:rPr>
+                <w:rFonts w:ascii="Consolas" w:hAnsi="Consolas"/>
+                <w:sz w:val="14"/>
+              </w:rPr>
+              <w:t>MARMITESplot_v3.py</w:t>
+            </w:r>
+            <w:r>
+              <w:rPr>
+                <w:sz w:val="16"/>
+              </w:rPr>
+              <w:t xml:space="preserve"> untouched. True polygons live in the Streamlit app</w:t>
             </w:r>
           </w:p>
         </w:tc>
@@ -32752,29 +35865,9 @@
             </w:pPr>
             <w:r>
               <w:rPr>
-                <w:rFonts w:ascii="Consolas" w:hAnsi="Consolas"/>
-                <w:sz w:val="14"/>
-              </w:rPr>
-              <w:t>MM-MF6</w:t>
-            </w:r>
-            <w:r>
-              <w:rPr>
-                <w:sz w:val="16"/>
-              </w:rPr>
-              <w:t xml:space="preserve"> → </w:t>
-            </w:r>
-            <w:r>
-              <w:rPr>
-                <w:rFonts w:ascii="Consolas" w:hAnsi="Consolas"/>
-                <w:sz w:val="14"/>
-              </w:rPr>
-              <w:t>master</w:t>
-            </w:r>
-            <w:r>
-              <w:rPr>
-                <w:sz w:val="16"/>
-              </w:rPr>
-              <w:t xml:space="preserve"> merge conflicts</w:t>
+                <w:sz w:val="16"/>
+              </w:rPr>
+              <w:t>WP4 and WP5 each perform their own surgery on the cell list</w:t>
             </w:r>
           </w:p>
         </w:tc>
@@ -32791,7 +35884,7 @@
               <w:rPr>
                 <w:sz w:val="16"/>
               </w:rPr>
-              <w:t>merge stalls</w:t>
+              <w:t>the Phase-2 cell-list contract breaks and the coupler desynchronises</w:t>
             </w:r>
           </w:p>
         </w:tc>
@@ -32808,6 +35901,79 @@
               <w:rPr>
                 <w:sz w:val="16"/>
               </w:rPr>
+              <w:t>one shared per-cell surface descriptor built at build time (WP4.6), consumed by both</w:t>
+            </w:r>
+          </w:p>
+        </w:tc>
+      </w:tr>
+      <w:tr>
+        <w:trPr>
+          <w:jc w:val="center"/>
+        </w:trPr>
+        <w:tc>
+          <w:tcPr>
+            <w:tcW w:w="2721" w:type="dxa"/>
+          </w:tcPr>
+          <w:p>
+            <w:pPr>
+              <w:spacing w:after="40"/>
+            </w:pPr>
+            <w:r>
+              <w:rPr>
+                <w:rFonts w:ascii="Consolas" w:hAnsi="Consolas"/>
+                <w:sz w:val="14"/>
+              </w:rPr>
+              <w:t>MM-MF6</w:t>
+            </w:r>
+            <w:r>
+              <w:rPr>
+                <w:sz w:val="16"/>
+              </w:rPr>
+              <w:t xml:space="preserve"> → </w:t>
+            </w:r>
+            <w:r>
+              <w:rPr>
+                <w:rFonts w:ascii="Consolas" w:hAnsi="Consolas"/>
+                <w:sz w:val="14"/>
+              </w:rPr>
+              <w:t>master</w:t>
+            </w:r>
+            <w:r>
+              <w:rPr>
+                <w:sz w:val="16"/>
+              </w:rPr>
+              <w:t xml:space="preserve"> merge conflicts</w:t>
+            </w:r>
+          </w:p>
+        </w:tc>
+        <w:tc>
+          <w:tcPr>
+            <w:tcW w:w="1928" w:type="dxa"/>
+          </w:tcPr>
+          <w:p>
+            <w:pPr>
+              <w:spacing w:after="40"/>
+            </w:pPr>
+            <w:r>
+              <w:rPr>
+                <w:sz w:val="16"/>
+              </w:rPr>
+              <w:t>merge stalls</w:t>
+            </w:r>
+          </w:p>
+        </w:tc>
+        <w:tc>
+          <w:tcPr>
+            <w:tcW w:w="4762" w:type="dxa"/>
+          </w:tcPr>
+          <w:p>
+            <w:pPr>
+              <w:spacing w:after="40"/>
+            </w:pPr>
+            <w:r>
+              <w:rPr>
+                <w:sz w:val="16"/>
+              </w:rPr>
               <w:t xml:space="preserve">7 known modify/delete conflicts on </w:t>
             </w:r>
             <w:r>
@@ -32821,7 +35987,20 @@
               <w:rPr>
                 <w:sz w:val="16"/>
               </w:rPr>
-              <w:t>; decide pyEARTH1D's fate before merging (WP8.5)</w:t>
+              <w:t xml:space="preserve"> (as they are on </w:t>
+            </w:r>
+            <w:r>
+              <w:rPr>
+                <w:rFonts w:ascii="Consolas" w:hAnsi="Consolas"/>
+                <w:sz w:val="14"/>
+              </w:rPr>
+              <w:t>master</w:t>
+            </w:r>
+            <w:r>
+              <w:rPr>
+                <w:sz w:val="16"/>
+              </w:rPr>
+              <w:t>); decide pyEARTH1D's fate before merging (WP8.5)</w:t>
             </w:r>
           </w:p>
         </w:tc>
@@ -32836,12 +36015,11 @@
       <w:pPr>
         <w:pStyle w:val="Heading1"/>
       </w:pPr>
-      <w:bookmarkStart w:id="42" w:name="_Toc239864414"/>
-      <w:r>
-        <w:lastRenderedPageBreak/>
+      <w:bookmarkStart w:id="43" w:name="_Toc239881230"/>
+      <w:r>
         <w:t>10  Milestones and acceptance checklist</w:t>
       </w:r>
-      <w:bookmarkEnd w:id="42"/>
+      <w:bookmarkEnd w:id="43"/>
     </w:p>
     <w:tbl>
       <w:tblPr>
@@ -33194,7 +36372,7 @@
                 <w:rFonts w:ascii="Consolas" w:hAnsi="Consolas"/>
                 <w:sz w:val="14"/>
               </w:rPr>
-              <w:t>trunk/</w:t>
+              <w:t>code/</w:t>
             </w:r>
             <w:r>
               <w:rPr>
@@ -33839,6 +37017,7 @@
               <w:rPr>
                 <w:sz w:val="16"/>
               </w:rPr>
+              <w:lastRenderedPageBreak/>
               <w:t>WP9</w:t>
             </w:r>
           </w:p>
@@ -33917,122 +37096,9 @@
       <w:pPr>
         <w:pStyle w:val="Heading2"/>
       </w:pPr>
-      <w:bookmarkStart w:id="43" w:name="_Toc239864415"/>
+      <w:bookmarkStart w:id="44" w:name="_Toc239881231"/>
       <w:r>
         <w:t>Settled on 2026-09-09</w:t>
-      </w:r>
-      <w:bookmarkEnd w:id="43"/>
-    </w:p>
-    <w:p>
-      <w:pPr>
-        <w:pStyle w:val="ListBullet"/>
-        <w:spacing w:after="60"/>
-      </w:pPr>
-      <w:r>
-        <w:rPr>
-          <w:b/>
-        </w:rPr>
-        <w:t>Study area</w:t>
-      </w:r>
-      <w:r>
-        <w:t xml:space="preserve"> — develop on La Mata, deliver on CdL (§1.4, WP9).</w:t>
-      </w:r>
-    </w:p>
-    <w:p>
-      <w:pPr>
-        <w:pStyle w:val="ListBullet"/>
-        <w:spacing w:after="60"/>
-      </w:pPr>
-      <w:r>
-        <w:rPr>
-          <w:b/>
-        </w:rPr>
-        <w:t>Grid</w:t>
-      </w:r>
-      <w:r>
-        <w:t xml:space="preserve"> — Voronoi by default, one path for both case studies; structured kept permanently as the regression anchor (D5, WP1c).</w:t>
-      </w:r>
-    </w:p>
-    <w:p>
-      <w:pPr>
-        <w:pStyle w:val="ListBullet"/>
-        <w:spacing w:after="60"/>
-      </w:pPr>
-      <w:r>
-        <w:rPr>
-          <w:b/>
-        </w:rPr>
-        <w:t>SFR</w:t>
-      </w:r>
-      <w:r>
-        <w:t xml:space="preserve"> — the CdL / SFRmaker method from the stream shapefile, with the parameter-source pattern and </w:t>
-      </w:r>
-      <w:r>
-        <w:rPr>
-          <w:b/>
-        </w:rPr>
-        <w:t>drainage-scaled width kept as the default width producer</w:t>
-      </w:r>
-      <w:r>
-        <w:t xml:space="preserve"> (§3a).</w:t>
-      </w:r>
-    </w:p>
-    <w:p>
-      <w:pPr>
-        <w:pStyle w:val="ListBullet"/>
-        <w:spacing w:after="60"/>
-      </w:pPr>
-      <w:r>
-        <w:rPr>
-          <w:b/>
-        </w:rPr>
-        <w:t>Open water</w:t>
-      </w:r>
-      <w:r>
-        <w:t xml:space="preserve"> — LAK and SFR cells bypass the MM soil column, applied as the area fraction </w:t>
-      </w:r>
-      <w:r>
-        <w:rPr>
-          <w:rFonts w:ascii="Consolas" w:hAnsi="Consolas"/>
-          <w:sz w:val="18"/>
-        </w:rPr>
-        <w:t>f_open</w:t>
-      </w:r>
-      <w:r>
-        <w:t xml:space="preserve"> (§4a); with pond-scale Voronoi cells this becomes near-exact.</w:t>
-      </w:r>
-    </w:p>
-    <w:p>
-      <w:pPr>
-        <w:pStyle w:val="ListBullet"/>
-        <w:spacing w:after="60"/>
-      </w:pPr>
-      <w:r>
-        <w:rPr>
-          <w:b/>
-        </w:rPr>
-        <w:t>CRR</w:t>
-      </w:r>
-      <w:r>
-        <w:t xml:space="preserve"> — cascade over the land surface, reinfiltration into the </w:t>
-      </w:r>
-      <w:r>
-        <w:rPr>
-          <w:b/>
-        </w:rPr>
-        <w:t>topmost</w:t>
-      </w:r>
-      <w:r>
-        <w:t xml:space="preserve"> soil layer; distinct from the bottom-up rejected-infiltration return, which is already coded (D4).</w:t>
-      </w:r>
-    </w:p>
-    <w:p>
-      <w:pPr>
-        <w:pStyle w:val="Heading2"/>
-      </w:pPr>
-      <w:bookmarkStart w:id="44" w:name="_Toc239864416"/>
-      <w:r>
-        <w:t>Open questions still to settle</w:t>
       </w:r>
       <w:bookmarkEnd w:id="44"/>
     </w:p>
@@ -34045,30 +37111,10 @@
         <w:rPr>
           <w:b/>
         </w:rPr>
-        <w:t>Q1 — Soil-moisture probe depths</w:t>
-      </w:r>
-      <w:r>
-        <w:t xml:space="preserve"> — which MM soil layer does each </w:t>
-      </w:r>
-      <w:r>
-        <w:rPr>
-          <w:rFonts w:ascii="Consolas" w:hAnsi="Consolas"/>
-          <w:sz w:val="18"/>
-        </w:rPr>
-        <w:t>inputObsSM_*</w:t>
-      </w:r>
-      <w:r>
-        <w:t xml:space="preserve"> column correspond to? The </w:t>
-      </w:r>
-      <w:r>
-        <w:rPr>
-          <w:rFonts w:ascii="Consolas" w:hAnsi="Consolas"/>
-          <w:sz w:val="18"/>
-        </w:rPr>
-        <w:t>sm</w:t>
-      </w:r>
-      <w:r>
-        <w:t xml:space="preserve"> observation group cannot be built without this mapping. Needed before WP7.3.</w:t>
+        <w:t>Study area</w:t>
+      </w:r>
+      <w:r>
+        <w:t xml:space="preserve"> — develop on La Mata, deliver on CdL (§1.4, WP9).</w:t>
       </w:r>
     </w:p>
     <w:p>
@@ -34080,20 +37126,10 @@
         <w:rPr>
           <w:b/>
         </w:rPr>
-        <w:t>Q2 — Observed ET</w:t>
-      </w:r>
-      <w:r>
-        <w:t xml:space="preserve"> — is the eddy-covariance record usable directly, or do we take the CdL route (MODIS MOD16A2GF, aggregated to land-cover zones)? This decides §6.3 and the </w:t>
-      </w:r>
-      <w:r>
-        <w:rPr>
-          <w:rFonts w:ascii="Consolas" w:hAnsi="Consolas"/>
-          <w:sz w:val="18"/>
-        </w:rPr>
-        <w:t>et</w:t>
-      </w:r>
-      <w:r>
-        <w:t xml:space="preserve"> group.</w:t>
+        <w:t>Grid</w:t>
+      </w:r>
+      <w:r>
+        <w:t xml:space="preserve"> — Voronoi by default, one path for both case studies; structured kept permanently as the regression anchor (D5, WP1c).</w:t>
       </w:r>
     </w:p>
     <w:p>
@@ -34105,10 +37141,19 @@
         <w:rPr>
           <w:b/>
         </w:rPr>
-        <w:t>Q3 — Calibration window</w:t>
-      </w:r>
-      <w:r>
-        <w:t xml:space="preserve"> — full 1949 stress periods, or a shortened window as CdL adopted? Answer after the WP7.4 timing measurement, not before it.</w:t>
+        <w:t>SFR</w:t>
+      </w:r>
+      <w:r>
+        <w:t xml:space="preserve"> — the CdL / SFRmaker method from the stream shapefile, with the parameter-source pattern and </w:t>
+      </w:r>
+      <w:r>
+        <w:rPr>
+          <w:b/>
+        </w:rPr>
+        <w:t>drainage-scaled width kept as the default width producer</w:t>
+      </w:r>
+      <w:r>
+        <w:t xml:space="preserve"> (§3a).</w:t>
       </w:r>
     </w:p>
     <w:p>
@@ -34120,6 +37165,140 @@
         <w:rPr>
           <w:b/>
         </w:rPr>
+        <w:t>Open water</w:t>
+      </w:r>
+      <w:r>
+        <w:t xml:space="preserve"> — LAK and SFR cells bypass the MM soil column, applied as the area fraction </w:t>
+      </w:r>
+      <w:r>
+        <w:rPr>
+          <w:rFonts w:ascii="Consolas" w:hAnsi="Consolas"/>
+          <w:sz w:val="18"/>
+        </w:rPr>
+        <w:t>f_open</w:t>
+      </w:r>
+      <w:r>
+        <w:t xml:space="preserve"> (§4a); with pond-scale Voronoi cells this becomes near-exact.</w:t>
+      </w:r>
+    </w:p>
+    <w:p>
+      <w:pPr>
+        <w:pStyle w:val="ListBullet"/>
+        <w:spacing w:after="60"/>
+      </w:pPr>
+      <w:r>
+        <w:rPr>
+          <w:b/>
+        </w:rPr>
+        <w:t>CRR</w:t>
+      </w:r>
+      <w:r>
+        <w:t xml:space="preserve"> — cascade over the land surface, reinfiltration into the </w:t>
+      </w:r>
+      <w:r>
+        <w:rPr>
+          <w:b/>
+        </w:rPr>
+        <w:t>topmost</w:t>
+      </w:r>
+      <w:r>
+        <w:t xml:space="preserve"> soil layer; distinct from the bottom-up rejected-infiltration return, which is already coded (D4).</w:t>
+      </w:r>
+    </w:p>
+    <w:p>
+      <w:pPr>
+        <w:pStyle w:val="Heading2"/>
+      </w:pPr>
+      <w:bookmarkStart w:id="45" w:name="_Toc239881232"/>
+      <w:r>
+        <w:t>Open questions still to settle</w:t>
+      </w:r>
+      <w:bookmarkEnd w:id="45"/>
+    </w:p>
+    <w:p>
+      <w:pPr>
+        <w:pStyle w:val="ListBullet"/>
+        <w:spacing w:after="60"/>
+      </w:pPr>
+      <w:r>
+        <w:rPr>
+          <w:b/>
+        </w:rPr>
+        <w:t>Q1 — Soil-moisture probe depths</w:t>
+      </w:r>
+      <w:r>
+        <w:t xml:space="preserve"> — which MM soil layer does each </w:t>
+      </w:r>
+      <w:r>
+        <w:rPr>
+          <w:rFonts w:ascii="Consolas" w:hAnsi="Consolas"/>
+          <w:sz w:val="18"/>
+        </w:rPr>
+        <w:t>inputObsSM_*</w:t>
+      </w:r>
+      <w:r>
+        <w:t xml:space="preserve"> column correspond to? The </w:t>
+      </w:r>
+      <w:r>
+        <w:rPr>
+          <w:rFonts w:ascii="Consolas" w:hAnsi="Consolas"/>
+          <w:sz w:val="18"/>
+        </w:rPr>
+        <w:t>sm</w:t>
+      </w:r>
+      <w:r>
+        <w:t xml:space="preserve"> observation group cannot be built without this mapping. Needed before WP7.3.</w:t>
+      </w:r>
+    </w:p>
+    <w:p>
+      <w:pPr>
+        <w:pStyle w:val="ListBullet"/>
+        <w:spacing w:after="60"/>
+      </w:pPr>
+      <w:r>
+        <w:rPr>
+          <w:b/>
+        </w:rPr>
+        <w:t>Q2 — Observed ET</w:t>
+      </w:r>
+      <w:r>
+        <w:t xml:space="preserve"> — is the eddy-covariance record usable directly, or do we take the CdL route (MODIS MOD16A2GF, aggregated to land-cover zones)? This decides §6.3 and the </w:t>
+      </w:r>
+      <w:r>
+        <w:rPr>
+          <w:rFonts w:ascii="Consolas" w:hAnsi="Consolas"/>
+          <w:sz w:val="18"/>
+        </w:rPr>
+        <w:t>et</w:t>
+      </w:r>
+      <w:r>
+        <w:t xml:space="preserve"> group.</w:t>
+      </w:r>
+    </w:p>
+    <w:p>
+      <w:pPr>
+        <w:pStyle w:val="ListBullet"/>
+        <w:spacing w:after="60"/>
+      </w:pPr>
+      <w:r>
+        <w:rPr>
+          <w:b/>
+        </w:rPr>
+        <w:t>Q3 — Calibration window</w:t>
+      </w:r>
+      <w:r>
+        <w:t xml:space="preserve"> — full 1949 stress periods, or a shortened window as CdL adopted? Answer after the WP7.4 timing measurement, not before it.</w:t>
+      </w:r>
+    </w:p>
+    <w:p>
+      <w:pPr>
+        <w:pStyle w:val="ListBullet"/>
+        <w:spacing w:after="60"/>
+      </w:pPr>
+      <w:r>
+        <w:rPr>
+          <w:b/>
+        </w:rPr>
         <w:t>Q4 — CdL daily meteorology</w:t>
       </w:r>
       <w:r>
@@ -34130,12 +37309,11 @@
       <w:pPr>
         <w:pStyle w:val="Heading1"/>
       </w:pPr>
-      <w:bookmarkStart w:id="45" w:name="_Toc239864417"/>
-      <w:r>
-        <w:lastRenderedPageBreak/>
+      <w:bookmarkStart w:id="46" w:name="_Toc239881233"/>
+      <w:r>
         <w:t>Appendix A  Flag → configuration key map</w:t>
       </w:r>
-      <w:bookmarkEnd w:id="45"/>
+      <w:bookmarkEnd w:id="46"/>
     </w:p>
     <w:tbl>
       <w:tblPr>
@@ -36279,31 +39457,31 @@
       </w:rPr>
     </w:lvl>
   </w:abstractNum>
-  <w:num w:numId="1" w16cid:durableId="2004158154">
+  <w:num w:numId="1" w16cid:durableId="1004240465">
     <w:abstractNumId w:val="8"/>
   </w:num>
-  <w:num w:numId="2" w16cid:durableId="1175611509">
+  <w:num w:numId="2" w16cid:durableId="1533107000">
     <w:abstractNumId w:val="6"/>
   </w:num>
-  <w:num w:numId="3" w16cid:durableId="2064910123">
+  <w:num w:numId="3" w16cid:durableId="455872552">
     <w:abstractNumId w:val="5"/>
   </w:num>
-  <w:num w:numId="4" w16cid:durableId="1442146856">
+  <w:num w:numId="4" w16cid:durableId="1471558743">
     <w:abstractNumId w:val="4"/>
   </w:num>
-  <w:num w:numId="5" w16cid:durableId="818109476">
+  <w:num w:numId="5" w16cid:durableId="1333217615">
     <w:abstractNumId w:val="7"/>
   </w:num>
-  <w:num w:numId="6" w16cid:durableId="292637635">
+  <w:num w:numId="6" w16cid:durableId="287245803">
     <w:abstractNumId w:val="3"/>
   </w:num>
-  <w:num w:numId="7" w16cid:durableId="255864468">
+  <w:num w:numId="7" w16cid:durableId="98375451">
     <w:abstractNumId w:val="2"/>
   </w:num>
-  <w:num w:numId="8" w16cid:durableId="311100806">
+  <w:num w:numId="8" w16cid:durableId="235748283">
     <w:abstractNumId w:val="1"/>
   </w:num>
-  <w:num w:numId="9" w16cid:durableId="387148789">
+  <w:num w:numId="9" w16cid:durableId="2145461022">
     <w:abstractNumId w:val="0"/>
   </w:num>
 </w:numbering>
@@ -47693,7 +50871,7 @@
     <w:autoRedefine/>
     <w:uiPriority w:val="39"/>
     <w:unhideWhenUsed/>
-    <w:rsid w:val="00E14E4A"/>
+    <w:rsid w:val="00395DDC"/>
     <w:pPr>
       <w:spacing w:after="100"/>
     </w:pPr>
@@ -47705,7 +50883,7 @@
     <w:autoRedefine/>
     <w:uiPriority w:val="39"/>
     <w:unhideWhenUsed/>
-    <w:rsid w:val="00E14E4A"/>
+    <w:rsid w:val="00395DDC"/>
     <w:pPr>
       <w:spacing w:after="100"/>
       <w:ind w:left="200"/>
@@ -47716,7 +50894,7 @@
     <w:basedOn w:val="DefaultParagraphFont"/>
     <w:uiPriority w:val="99"/>
     <w:unhideWhenUsed/>
-    <w:rsid w:val="00E14E4A"/>
+    <w:rsid w:val="00395DDC"/>
     <w:rPr>
       <w:color w:val="0000FF" w:themeColor="hyperlink"/>
       <w:u w:val="single"/>

--- a/docs/MARMITES_x_CdL_merge_cookbook.docx
+++ b/docs/MARMITES_x_CdL_merge_cookbook.docx
@@ -472,7 +472,7 @@
       <w:pPr>
         <w:pStyle w:val="Heading1"/>
       </w:pPr>
-      <w:bookmarkStart w:id="0" w:name="_Toc239881187"/>
+      <w:bookmarkStart w:id="0" w:name="_Toc239881856"/>
       <w:r>
         <w:lastRenderedPageBreak/>
         <w:t>Contents</w:t>
@@ -498,7 +498,7 @@
       <w:r>
         <w:fldChar w:fldCharType="separate"/>
       </w:r>
-      <w:hyperlink w:anchor="_Toc239881187" w:history="1">
+      <w:hyperlink w:anchor="_Toc239881856" w:history="1">
         <w:r>
           <w:rPr>
             <w:rStyle w:val="Hyperlink"/>
@@ -525,7 +525,7 @@
             <w:noProof/>
             <w:webHidden/>
           </w:rPr>
-          <w:instrText xml:space="preserve"> PAGEREF _Toc239881187 \h </w:instrText>
+          <w:instrText xml:space="preserve"> PAGEREF _Toc239881856 \h </w:instrText>
         </w:r>
         <w:r>
           <w:rPr>
@@ -566,7 +566,7 @@
           <w:noProof/>
         </w:rPr>
       </w:pPr>
-      <w:hyperlink w:anchor="_Toc239881188" w:history="1">
+      <w:hyperlink w:anchor="_Toc239881857" w:history="1">
         <w:r>
           <w:rPr>
             <w:rStyle w:val="Hyperlink"/>
@@ -593,7 +593,7 @@
             <w:noProof/>
             <w:webHidden/>
           </w:rPr>
-          <w:instrText xml:space="preserve"> PAGEREF _Toc239881188 \h </w:instrText>
+          <w:instrText xml:space="preserve"> PAGEREF _Toc239881857 \h </w:instrText>
         </w:r>
         <w:r>
           <w:rPr>
@@ -634,7 +634,7 @@
           <w:noProof/>
         </w:rPr>
       </w:pPr>
-      <w:hyperlink w:anchor="_Toc239881189" w:history="1">
+      <w:hyperlink w:anchor="_Toc239881858" w:history="1">
         <w:r>
           <w:rPr>
             <w:rStyle w:val="Hyperlink"/>
@@ -661,7 +661,7 @@
             <w:noProof/>
             <w:webHidden/>
           </w:rPr>
-          <w:instrText xml:space="preserve"> PAGEREF _Toc239881189 \h </w:instrText>
+          <w:instrText xml:space="preserve"> PAGEREF _Toc239881858 \h </w:instrText>
         </w:r>
         <w:r>
           <w:rPr>
@@ -702,7 +702,7 @@
           <w:noProof/>
         </w:rPr>
       </w:pPr>
-      <w:hyperlink w:anchor="_Toc239881190" w:history="1">
+      <w:hyperlink w:anchor="_Toc239881859" w:history="1">
         <w:r>
           <w:rPr>
             <w:rStyle w:val="Hyperlink"/>
@@ -729,7 +729,7 @@
             <w:noProof/>
             <w:webHidden/>
           </w:rPr>
-          <w:instrText xml:space="preserve"> PAGEREF _Toc239881190 \h </w:instrText>
+          <w:instrText xml:space="preserve"> PAGEREF _Toc239881859 \h </w:instrText>
         </w:r>
         <w:r>
           <w:rPr>
@@ -770,7 +770,7 @@
           <w:noProof/>
         </w:rPr>
       </w:pPr>
-      <w:hyperlink w:anchor="_Toc239881191" w:history="1">
+      <w:hyperlink w:anchor="_Toc239881860" w:history="1">
         <w:r>
           <w:rPr>
             <w:rStyle w:val="Hyperlink"/>
@@ -797,7 +797,7 @@
             <w:noProof/>
             <w:webHidden/>
           </w:rPr>
-          <w:instrText xml:space="preserve"> PAGEREF _Toc239881191 \h </w:instrText>
+          <w:instrText xml:space="preserve"> PAGEREF _Toc239881860 \h </w:instrText>
         </w:r>
         <w:r>
           <w:rPr>
@@ -838,7 +838,7 @@
           <w:noProof/>
         </w:rPr>
       </w:pPr>
-      <w:hyperlink w:anchor="_Toc239881192" w:history="1">
+      <w:hyperlink w:anchor="_Toc239881861" w:history="1">
         <w:r>
           <w:rPr>
             <w:rStyle w:val="Hyperlink"/>
@@ -865,7 +865,7 @@
             <w:noProof/>
             <w:webHidden/>
           </w:rPr>
-          <w:instrText xml:space="preserve"> PAGEREF _Toc239881192 \h </w:instrText>
+          <w:instrText xml:space="preserve"> PAGEREF _Toc239881861 \h </w:instrText>
         </w:r>
         <w:r>
           <w:rPr>
@@ -906,7 +906,7 @@
           <w:noProof/>
         </w:rPr>
       </w:pPr>
-      <w:hyperlink w:anchor="_Toc239881193" w:history="1">
+      <w:hyperlink w:anchor="_Toc239881862" w:history="1">
         <w:r>
           <w:rPr>
             <w:rStyle w:val="Hyperlink"/>
@@ -933,7 +933,7 @@
             <w:noProof/>
             <w:webHidden/>
           </w:rPr>
-          <w:instrText xml:space="preserve"> PAGEREF _Toc239881193 \h </w:instrText>
+          <w:instrText xml:space="preserve"> PAGEREF _Toc239881862 \h </w:instrText>
         </w:r>
         <w:r>
           <w:rPr>
@@ -974,7 +974,7 @@
           <w:noProof/>
         </w:rPr>
       </w:pPr>
-      <w:hyperlink w:anchor="_Toc239881194" w:history="1">
+      <w:hyperlink w:anchor="_Toc239881863" w:history="1">
         <w:r>
           <w:rPr>
             <w:rStyle w:val="Hyperlink"/>
@@ -1001,7 +1001,7 @@
             <w:noProof/>
             <w:webHidden/>
           </w:rPr>
-          <w:instrText xml:space="preserve"> PAGEREF _Toc239881194 \h </w:instrText>
+          <w:instrText xml:space="preserve"> PAGEREF _Toc239881863 \h </w:instrText>
         </w:r>
         <w:r>
           <w:rPr>
@@ -1042,7 +1042,7 @@
           <w:noProof/>
         </w:rPr>
       </w:pPr>
-      <w:hyperlink w:anchor="_Toc239881195" w:history="1">
+      <w:hyperlink w:anchor="_Toc239881864" w:history="1">
         <w:r>
           <w:rPr>
             <w:rStyle w:val="Hyperlink"/>
@@ -1069,7 +1069,7 @@
             <w:noProof/>
             <w:webHidden/>
           </w:rPr>
-          <w:instrText xml:space="preserve"> PAGEREF _Toc239881195 \h </w:instrText>
+          <w:instrText xml:space="preserve"> PAGEREF _Toc239881864 \h </w:instrText>
         </w:r>
         <w:r>
           <w:rPr>
@@ -1110,7 +1110,7 @@
           <w:noProof/>
         </w:rPr>
       </w:pPr>
-      <w:hyperlink w:anchor="_Toc239881196" w:history="1">
+      <w:hyperlink w:anchor="_Toc239881865" w:history="1">
         <w:r>
           <w:rPr>
             <w:rStyle w:val="Hyperlink"/>
@@ -1137,7 +1137,7 @@
             <w:noProof/>
             <w:webHidden/>
           </w:rPr>
-          <w:instrText xml:space="preserve"> PAGEREF _Toc239881196 \h </w:instrText>
+          <w:instrText xml:space="preserve"> PAGEREF _Toc239881865 \h </w:instrText>
         </w:r>
         <w:r>
           <w:rPr>
@@ -1178,7 +1178,7 @@
           <w:noProof/>
         </w:rPr>
       </w:pPr>
-      <w:hyperlink w:anchor="_Toc239881197" w:history="1">
+      <w:hyperlink w:anchor="_Toc239881866" w:history="1">
         <w:r>
           <w:rPr>
             <w:rStyle w:val="Hyperlink"/>
@@ -1205,7 +1205,7 @@
             <w:noProof/>
             <w:webHidden/>
           </w:rPr>
-          <w:instrText xml:space="preserve"> PAGEREF _Toc239881197 \h </w:instrText>
+          <w:instrText xml:space="preserve"> PAGEREF _Toc239881866 \h </w:instrText>
         </w:r>
         <w:r>
           <w:rPr>
@@ -1246,7 +1246,7 @@
           <w:noProof/>
         </w:rPr>
       </w:pPr>
-      <w:hyperlink w:anchor="_Toc239881198" w:history="1">
+      <w:hyperlink w:anchor="_Toc239881867" w:history="1">
         <w:r>
           <w:rPr>
             <w:rStyle w:val="Hyperlink"/>
@@ -1273,7 +1273,7 @@
             <w:noProof/>
             <w:webHidden/>
           </w:rPr>
-          <w:instrText xml:space="preserve"> PAGEREF _Toc239881198 \h </w:instrText>
+          <w:instrText xml:space="preserve"> PAGEREF _Toc239881867 \h </w:instrText>
         </w:r>
         <w:r>
           <w:rPr>
@@ -1314,7 +1314,7 @@
           <w:noProof/>
         </w:rPr>
       </w:pPr>
-      <w:hyperlink w:anchor="_Toc239881199" w:history="1">
+      <w:hyperlink w:anchor="_Toc239881868" w:history="1">
         <w:r>
           <w:rPr>
             <w:rStyle w:val="Hyperlink"/>
@@ -1341,7 +1341,7 @@
             <w:noProof/>
             <w:webHidden/>
           </w:rPr>
-          <w:instrText xml:space="preserve"> PAGEREF _Toc239881199 \h </w:instrText>
+          <w:instrText xml:space="preserve"> PAGEREF _Toc239881868 \h </w:instrText>
         </w:r>
         <w:r>
           <w:rPr>
@@ -1382,7 +1382,7 @@
           <w:noProof/>
         </w:rPr>
       </w:pPr>
-      <w:hyperlink w:anchor="_Toc239881200" w:history="1">
+      <w:hyperlink w:anchor="_Toc239881869" w:history="1">
         <w:r>
           <w:rPr>
             <w:rStyle w:val="Hyperlink"/>
@@ -1409,7 +1409,7 @@
             <w:noProof/>
             <w:webHidden/>
           </w:rPr>
-          <w:instrText xml:space="preserve"> PAGEREF _Toc239881200 \h </w:instrText>
+          <w:instrText xml:space="preserve"> PAGEREF _Toc239881869 \h </w:instrText>
         </w:r>
         <w:r>
           <w:rPr>
@@ -1450,7 +1450,7 @@
           <w:noProof/>
         </w:rPr>
       </w:pPr>
-      <w:hyperlink w:anchor="_Toc239881201" w:history="1">
+      <w:hyperlink w:anchor="_Toc239881870" w:history="1">
         <w:r>
           <w:rPr>
             <w:rStyle w:val="Hyperlink"/>
@@ -1477,7 +1477,7 @@
             <w:noProof/>
             <w:webHidden/>
           </w:rPr>
-          <w:instrText xml:space="preserve"> PAGEREF _Toc239881201 \h </w:instrText>
+          <w:instrText xml:space="preserve"> PAGEREF _Toc239881870 \h </w:instrText>
         </w:r>
         <w:r>
           <w:rPr>
@@ -1518,7 +1518,7 @@
           <w:noProof/>
         </w:rPr>
       </w:pPr>
-      <w:hyperlink w:anchor="_Toc239881202" w:history="1">
+      <w:hyperlink w:anchor="_Toc239881871" w:history="1">
         <w:r>
           <w:rPr>
             <w:rStyle w:val="Hyperlink"/>
@@ -1545,143 +1545,7 @@
             <w:noProof/>
             <w:webHidden/>
           </w:rPr>
-          <w:instrText xml:space="preserve"> PAGEREF _Toc239881202 \h </w:instrText>
-        </w:r>
-        <w:r>
-          <w:rPr>
-            <w:noProof/>
-            <w:webHidden/>
-          </w:rPr>
-        </w:r>
-        <w:r>
-          <w:rPr>
-            <w:noProof/>
-            <w:webHidden/>
-          </w:rPr>
-          <w:fldChar w:fldCharType="separate"/>
-        </w:r>
-        <w:r>
-          <w:rPr>
-            <w:noProof/>
-            <w:webHidden/>
-          </w:rPr>
-          <w:t>8</w:t>
-        </w:r>
-        <w:r>
-          <w:rPr>
-            <w:noProof/>
-            <w:webHidden/>
-          </w:rPr>
-          <w:fldChar w:fldCharType="end"/>
-        </w:r>
-      </w:hyperlink>
-    </w:p>
-    <w:p>
-      <w:pPr>
-        <w:pStyle w:val="TOC2"/>
-        <w:tabs>
-          <w:tab w:val="right" w:leader="dot" w:pos="9402"/>
-        </w:tabs>
-        <w:rPr>
-          <w:noProof/>
-        </w:rPr>
-      </w:pPr>
-      <w:hyperlink w:anchor="_Toc239881203" w:history="1">
-        <w:r>
-          <w:rPr>
-            <w:rStyle w:val="Hyperlink"/>
-            <w:noProof/>
-          </w:rPr>
-          <w:t>WP0 — A configuration file replaces the command-line tags</w:t>
-        </w:r>
-        <w:r>
-          <w:rPr>
-            <w:noProof/>
-            <w:webHidden/>
-          </w:rPr>
-          <w:tab/>
-        </w:r>
-        <w:r>
-          <w:rPr>
-            <w:noProof/>
-            <w:webHidden/>
-          </w:rPr>
-          <w:fldChar w:fldCharType="begin"/>
-        </w:r>
-        <w:r>
-          <w:rPr>
-            <w:noProof/>
-            <w:webHidden/>
-          </w:rPr>
-          <w:instrText xml:space="preserve"> PAGEREF _Toc239881203 \h </w:instrText>
-        </w:r>
-        <w:r>
-          <w:rPr>
-            <w:noProof/>
-            <w:webHidden/>
-          </w:rPr>
-        </w:r>
-        <w:r>
-          <w:rPr>
-            <w:noProof/>
-            <w:webHidden/>
-          </w:rPr>
-          <w:fldChar w:fldCharType="separate"/>
-        </w:r>
-        <w:r>
-          <w:rPr>
-            <w:noProof/>
-            <w:webHidden/>
-          </w:rPr>
-          <w:t>8</w:t>
-        </w:r>
-        <w:r>
-          <w:rPr>
-            <w:noProof/>
-            <w:webHidden/>
-          </w:rPr>
-          <w:fldChar w:fldCharType="end"/>
-        </w:r>
-      </w:hyperlink>
-    </w:p>
-    <w:p>
-      <w:pPr>
-        <w:pStyle w:val="TOC2"/>
-        <w:tabs>
-          <w:tab w:val="right" w:leader="dot" w:pos="9402"/>
-        </w:tabs>
-        <w:rPr>
-          <w:noProof/>
-        </w:rPr>
-      </w:pPr>
-      <w:hyperlink w:anchor="_Toc239881204" w:history="1">
-        <w:r>
-          <w:rPr>
-            <w:rStyle w:val="Hyperlink"/>
-            <w:noProof/>
-          </w:rPr>
-          <w:t>WP1 — Input-data inventory and the DATA_ROOT split</w:t>
-        </w:r>
-        <w:r>
-          <w:rPr>
-            <w:noProof/>
-            <w:webHidden/>
-          </w:rPr>
-          <w:tab/>
-        </w:r>
-        <w:r>
-          <w:rPr>
-            <w:noProof/>
-            <w:webHidden/>
-          </w:rPr>
-          <w:fldChar w:fldCharType="begin"/>
-        </w:r>
-        <w:r>
-          <w:rPr>
-            <w:noProof/>
-            <w:webHidden/>
-          </w:rPr>
-          <w:instrText xml:space="preserve"> PAGEREF _Toc239881204 \h </w:instrText>
+          <w:instrText xml:space="preserve"> PAGEREF _Toc239881871 \h </w:instrText>
         </w:r>
         <w:r>
           <w:rPr>
@@ -1722,13 +1586,13 @@
           <w:noProof/>
         </w:rPr>
       </w:pPr>
-      <w:hyperlink w:anchor="_Toc239881205" w:history="1">
+      <w:hyperlink w:anchor="_Toc239881872" w:history="1">
         <w:r>
           <w:rPr>
             <w:rStyle w:val="Hyperlink"/>
             <w:noProof/>
           </w:rPr>
-          <w:t>WP1b — Streamlit web interface</w:t>
+          <w:t>WP0 — A configuration file replaces the command-line tags</w:t>
         </w:r>
         <w:r>
           <w:rPr>
@@ -1749,7 +1613,75 @@
             <w:noProof/>
             <w:webHidden/>
           </w:rPr>
-          <w:instrText xml:space="preserve"> PAGEREF _Toc239881205 \h </w:instrText>
+          <w:instrText xml:space="preserve"> PAGEREF _Toc239881872 \h </w:instrText>
+        </w:r>
+        <w:r>
+          <w:rPr>
+            <w:noProof/>
+            <w:webHidden/>
+          </w:rPr>
+        </w:r>
+        <w:r>
+          <w:rPr>
+            <w:noProof/>
+            <w:webHidden/>
+          </w:rPr>
+          <w:fldChar w:fldCharType="separate"/>
+        </w:r>
+        <w:r>
+          <w:rPr>
+            <w:noProof/>
+            <w:webHidden/>
+          </w:rPr>
+          <w:t>9</w:t>
+        </w:r>
+        <w:r>
+          <w:rPr>
+            <w:noProof/>
+            <w:webHidden/>
+          </w:rPr>
+          <w:fldChar w:fldCharType="end"/>
+        </w:r>
+      </w:hyperlink>
+    </w:p>
+    <w:p>
+      <w:pPr>
+        <w:pStyle w:val="TOC2"/>
+        <w:tabs>
+          <w:tab w:val="right" w:leader="dot" w:pos="9402"/>
+        </w:tabs>
+        <w:rPr>
+          <w:noProof/>
+        </w:rPr>
+      </w:pPr>
+      <w:hyperlink w:anchor="_Toc239881873" w:history="1">
+        <w:r>
+          <w:rPr>
+            <w:rStyle w:val="Hyperlink"/>
+            <w:noProof/>
+          </w:rPr>
+          <w:t>WP1 — Input-data inventory and the DATA_ROOT split</w:t>
+        </w:r>
+        <w:r>
+          <w:rPr>
+            <w:noProof/>
+            <w:webHidden/>
+          </w:rPr>
+          <w:tab/>
+        </w:r>
+        <w:r>
+          <w:rPr>
+            <w:noProof/>
+            <w:webHidden/>
+          </w:rPr>
+          <w:fldChar w:fldCharType="begin"/>
+        </w:r>
+        <w:r>
+          <w:rPr>
+            <w:noProof/>
+            <w:webHidden/>
+          </w:rPr>
+          <w:instrText xml:space="preserve"> PAGEREF _Toc239881873 \h </w:instrText>
         </w:r>
         <w:r>
           <w:rPr>
@@ -1790,7 +1722,75 @@
           <w:noProof/>
         </w:rPr>
       </w:pPr>
-      <w:hyperlink w:anchor="_Toc239881206" w:history="1">
+      <w:hyperlink w:anchor="_Toc239881874" w:history="1">
+        <w:r>
+          <w:rPr>
+            <w:rStyle w:val="Hyperlink"/>
+            <w:noProof/>
+          </w:rPr>
+          <w:t>WP1b — Streamlit web interface</w:t>
+        </w:r>
+        <w:r>
+          <w:rPr>
+            <w:noProof/>
+            <w:webHidden/>
+          </w:rPr>
+          <w:tab/>
+        </w:r>
+        <w:r>
+          <w:rPr>
+            <w:noProof/>
+            <w:webHidden/>
+          </w:rPr>
+          <w:fldChar w:fldCharType="begin"/>
+        </w:r>
+        <w:r>
+          <w:rPr>
+            <w:noProof/>
+            <w:webHidden/>
+          </w:rPr>
+          <w:instrText xml:space="preserve"> PAGEREF _Toc239881874 \h </w:instrText>
+        </w:r>
+        <w:r>
+          <w:rPr>
+            <w:noProof/>
+            <w:webHidden/>
+          </w:rPr>
+        </w:r>
+        <w:r>
+          <w:rPr>
+            <w:noProof/>
+            <w:webHidden/>
+          </w:rPr>
+          <w:fldChar w:fldCharType="separate"/>
+        </w:r>
+        <w:r>
+          <w:rPr>
+            <w:noProof/>
+            <w:webHidden/>
+          </w:rPr>
+          <w:t>10</w:t>
+        </w:r>
+        <w:r>
+          <w:rPr>
+            <w:noProof/>
+            <w:webHidden/>
+          </w:rPr>
+          <w:fldChar w:fldCharType="end"/>
+        </w:r>
+      </w:hyperlink>
+    </w:p>
+    <w:p>
+      <w:pPr>
+        <w:pStyle w:val="TOC2"/>
+        <w:tabs>
+          <w:tab w:val="right" w:leader="dot" w:pos="9402"/>
+        </w:tabs>
+        <w:rPr>
+          <w:noProof/>
+        </w:rPr>
+      </w:pPr>
+      <w:hyperlink w:anchor="_Toc239881875" w:history="1">
         <w:r>
           <w:rPr>
             <w:rStyle w:val="Hyperlink"/>
@@ -1817,7 +1817,7 @@
             <w:noProof/>
             <w:webHidden/>
           </w:rPr>
-          <w:instrText xml:space="preserve"> PAGEREF _Toc239881206 \h </w:instrText>
+          <w:instrText xml:space="preserve"> PAGEREF _Toc239881875 \h </w:instrText>
         </w:r>
         <w:r>
           <w:rPr>
@@ -1858,7 +1858,7 @@
           <w:noProof/>
         </w:rPr>
       </w:pPr>
-      <w:hyperlink w:anchor="_Toc239881207" w:history="1">
+      <w:hyperlink w:anchor="_Toc239881876" w:history="1">
         <w:r>
           <w:rPr>
             <w:rStyle w:val="Hyperlink"/>
@@ -1885,7 +1885,7 @@
             <w:noProof/>
             <w:webHidden/>
           </w:rPr>
-          <w:instrText xml:space="preserve"> PAGEREF _Toc239881207 \h </w:instrText>
+          <w:instrText xml:space="preserve"> PAGEREF _Toc239881876 \h </w:instrText>
         </w:r>
         <w:r>
           <w:rPr>
@@ -1905,7 +1905,7 @@
             <w:noProof/>
             <w:webHidden/>
           </w:rPr>
-          <w:t>13</w:t>
+          <w:t>14</w:t>
         </w:r>
         <w:r>
           <w:rPr>
@@ -1926,7 +1926,7 @@
           <w:noProof/>
         </w:rPr>
       </w:pPr>
-      <w:hyperlink w:anchor="_Toc239881208" w:history="1">
+      <w:hyperlink w:anchor="_Toc239881877" w:history="1">
         <w:r>
           <w:rPr>
             <w:rStyle w:val="Hyperlink"/>
@@ -1953,7 +1953,7 @@
             <w:noProof/>
             <w:webHidden/>
           </w:rPr>
-          <w:instrText xml:space="preserve"> PAGEREF _Toc239881208 \h </w:instrText>
+          <w:instrText xml:space="preserve"> PAGEREF _Toc239881877 \h </w:instrText>
         </w:r>
         <w:r>
           <w:rPr>
@@ -1994,7 +1994,7 @@
           <w:noProof/>
         </w:rPr>
       </w:pPr>
-      <w:hyperlink w:anchor="_Toc239881209" w:history="1">
+      <w:hyperlink w:anchor="_Toc239881878" w:history="1">
         <w:r>
           <w:rPr>
             <w:rStyle w:val="Hyperlink"/>
@@ -2021,7 +2021,7 @@
             <w:noProof/>
             <w:webHidden/>
           </w:rPr>
-          <w:instrText xml:space="preserve"> PAGEREF _Toc239881209 \h </w:instrText>
+          <w:instrText xml:space="preserve"> PAGEREF _Toc239881878 \h </w:instrText>
         </w:r>
         <w:r>
           <w:rPr>
@@ -2041,7 +2041,7 @@
             <w:noProof/>
             <w:webHidden/>
           </w:rPr>
-          <w:t>16</w:t>
+          <w:t>17</w:t>
         </w:r>
         <w:r>
           <w:rPr>
@@ -2062,7 +2062,7 @@
           <w:noProof/>
         </w:rPr>
       </w:pPr>
-      <w:hyperlink w:anchor="_Toc239881210" w:history="1">
+      <w:hyperlink w:anchor="_Toc239881879" w:history="1">
         <w:r>
           <w:rPr>
             <w:rStyle w:val="Hyperlink"/>
@@ -2089,7 +2089,7 @@
             <w:noProof/>
             <w:webHidden/>
           </w:rPr>
-          <w:instrText xml:space="preserve"> PAGEREF _Toc239881210 \h </w:instrText>
+          <w:instrText xml:space="preserve"> PAGEREF _Toc239881879 \h </w:instrText>
         </w:r>
         <w:r>
           <w:rPr>
@@ -2130,7 +2130,7 @@
           <w:noProof/>
         </w:rPr>
       </w:pPr>
-      <w:hyperlink w:anchor="_Toc239881211" w:history="1">
+      <w:hyperlink w:anchor="_Toc239881880" w:history="1">
         <w:r>
           <w:rPr>
             <w:rStyle w:val="Hyperlink"/>
@@ -2157,75 +2157,7 @@
             <w:noProof/>
             <w:webHidden/>
           </w:rPr>
-          <w:instrText xml:space="preserve"> PAGEREF _Toc239881211 \h </w:instrText>
-        </w:r>
-        <w:r>
-          <w:rPr>
-            <w:noProof/>
-            <w:webHidden/>
-          </w:rPr>
-        </w:r>
-        <w:r>
-          <w:rPr>
-            <w:noProof/>
-            <w:webHidden/>
-          </w:rPr>
-          <w:fldChar w:fldCharType="separate"/>
-        </w:r>
-        <w:r>
-          <w:rPr>
-            <w:noProof/>
-            <w:webHidden/>
-          </w:rPr>
-          <w:t>18</w:t>
-        </w:r>
-        <w:r>
-          <w:rPr>
-            <w:noProof/>
-            <w:webHidden/>
-          </w:rPr>
-          <w:fldChar w:fldCharType="end"/>
-        </w:r>
-      </w:hyperlink>
-    </w:p>
-    <w:p>
-      <w:pPr>
-        <w:pStyle w:val="TOC2"/>
-        <w:tabs>
-          <w:tab w:val="right" w:leader="dot" w:pos="9402"/>
-        </w:tabs>
-        <w:rPr>
-          <w:noProof/>
-        </w:rPr>
-      </w:pPr>
-      <w:hyperlink w:anchor="_Toc239881212" w:history="1">
-        <w:r>
-          <w:rPr>
-            <w:rStyle w:val="Hyperlink"/>
-            <w:noProof/>
-          </w:rPr>
-          <w:t>WP7 — PEST++-IES calibration</w:t>
-        </w:r>
-        <w:r>
-          <w:rPr>
-            <w:noProof/>
-            <w:webHidden/>
-          </w:rPr>
-          <w:tab/>
-        </w:r>
-        <w:r>
-          <w:rPr>
-            <w:noProof/>
-            <w:webHidden/>
-          </w:rPr>
-          <w:fldChar w:fldCharType="begin"/>
-        </w:r>
-        <w:r>
-          <w:rPr>
-            <w:noProof/>
-            <w:webHidden/>
-          </w:rPr>
-          <w:instrText xml:space="preserve"> PAGEREF _Toc239881212 \h </w:instrText>
+          <w:instrText xml:space="preserve"> PAGEREF _Toc239881880 \h </w:instrText>
         </w:r>
         <w:r>
           <w:rPr>
@@ -2266,7 +2198,75 @@
           <w:noProof/>
         </w:rPr>
       </w:pPr>
-      <w:hyperlink w:anchor="_Toc239881213" w:history="1">
+      <w:hyperlink w:anchor="_Toc239881881" w:history="1">
+        <w:r>
+          <w:rPr>
+            <w:rStyle w:val="Hyperlink"/>
+            <w:noProof/>
+          </w:rPr>
+          <w:t>WP7 — PEST++-IES calibration</w:t>
+        </w:r>
+        <w:r>
+          <w:rPr>
+            <w:noProof/>
+            <w:webHidden/>
+          </w:rPr>
+          <w:tab/>
+        </w:r>
+        <w:r>
+          <w:rPr>
+            <w:noProof/>
+            <w:webHidden/>
+          </w:rPr>
+          <w:fldChar w:fldCharType="begin"/>
+        </w:r>
+        <w:r>
+          <w:rPr>
+            <w:noProof/>
+            <w:webHidden/>
+          </w:rPr>
+          <w:instrText xml:space="preserve"> PAGEREF _Toc239881881 \h </w:instrText>
+        </w:r>
+        <w:r>
+          <w:rPr>
+            <w:noProof/>
+            <w:webHidden/>
+          </w:rPr>
+        </w:r>
+        <w:r>
+          <w:rPr>
+            <w:noProof/>
+            <w:webHidden/>
+          </w:rPr>
+          <w:fldChar w:fldCharType="separate"/>
+        </w:r>
+        <w:r>
+          <w:rPr>
+            <w:noProof/>
+            <w:webHidden/>
+          </w:rPr>
+          <w:t>19</w:t>
+        </w:r>
+        <w:r>
+          <w:rPr>
+            <w:noProof/>
+            <w:webHidden/>
+          </w:rPr>
+          <w:fldChar w:fldCharType="end"/>
+        </w:r>
+      </w:hyperlink>
+    </w:p>
+    <w:p>
+      <w:pPr>
+        <w:pStyle w:val="TOC2"/>
+        <w:tabs>
+          <w:tab w:val="right" w:leader="dot" w:pos="9402"/>
+        </w:tabs>
+        <w:rPr>
+          <w:noProof/>
+        </w:rPr>
+      </w:pPr>
+      <w:hyperlink w:anchor="_Toc239881882" w:history="1">
         <w:r>
           <w:rPr>
             <w:rStyle w:val="Hyperlink"/>
@@ -2293,7 +2293,7 @@
             <w:noProof/>
             <w:webHidden/>
           </w:rPr>
-          <w:instrText xml:space="preserve"> PAGEREF _Toc239881213 \h </w:instrText>
+          <w:instrText xml:space="preserve"> PAGEREF _Toc239881882 \h </w:instrText>
         </w:r>
         <w:r>
           <w:rPr>
@@ -2334,7 +2334,7 @@
           <w:noProof/>
         </w:rPr>
       </w:pPr>
-      <w:hyperlink w:anchor="_Toc239881214" w:history="1">
+      <w:hyperlink w:anchor="_Toc239881883" w:history="1">
         <w:r>
           <w:rPr>
             <w:rStyle w:val="Hyperlink"/>
@@ -2361,7 +2361,7 @@
             <w:noProof/>
             <w:webHidden/>
           </w:rPr>
-          <w:instrText xml:space="preserve"> PAGEREF _Toc239881214 \h </w:instrText>
+          <w:instrText xml:space="preserve"> PAGEREF _Toc239881883 \h </w:instrText>
         </w:r>
         <w:r>
           <w:rPr>
@@ -2402,7 +2402,7 @@
           <w:noProof/>
         </w:rPr>
       </w:pPr>
-      <w:hyperlink w:anchor="_Toc239881215" w:history="1">
+      <w:hyperlink w:anchor="_Toc239881884" w:history="1">
         <w:r>
           <w:rPr>
             <w:rStyle w:val="Hyperlink"/>
@@ -2429,7 +2429,7 @@
             <w:noProof/>
             <w:webHidden/>
           </w:rPr>
-          <w:instrText xml:space="preserve"> PAGEREF _Toc239881215 \h </w:instrText>
+          <w:instrText xml:space="preserve"> PAGEREF _Toc239881884 \h </w:instrText>
         </w:r>
         <w:r>
           <w:rPr>
@@ -2470,7 +2470,7 @@
           <w:noProof/>
         </w:rPr>
       </w:pPr>
-      <w:hyperlink w:anchor="_Toc239881216" w:history="1">
+      <w:hyperlink w:anchor="_Toc239881885" w:history="1">
         <w:r>
           <w:rPr>
             <w:rStyle w:val="Hyperlink"/>
@@ -2497,7 +2497,7 @@
             <w:noProof/>
             <w:webHidden/>
           </w:rPr>
-          <w:instrText xml:space="preserve"> PAGEREF _Toc239881216 \h </w:instrText>
+          <w:instrText xml:space="preserve"> PAGEREF _Toc239881885 \h </w:instrText>
         </w:r>
         <w:r>
           <w:rPr>
@@ -2538,7 +2538,7 @@
           <w:noProof/>
         </w:rPr>
       </w:pPr>
-      <w:hyperlink w:anchor="_Toc239881217" w:history="1">
+      <w:hyperlink w:anchor="_Toc239881886" w:history="1">
         <w:r>
           <w:rPr>
             <w:rStyle w:val="Hyperlink"/>
@@ -2565,75 +2565,7 @@
             <w:noProof/>
             <w:webHidden/>
           </w:rPr>
-          <w:instrText xml:space="preserve"> PAGEREF _Toc239881217 \h </w:instrText>
-        </w:r>
-        <w:r>
-          <w:rPr>
-            <w:noProof/>
-            <w:webHidden/>
-          </w:rPr>
-        </w:r>
-        <w:r>
-          <w:rPr>
-            <w:noProof/>
-            <w:webHidden/>
-          </w:rPr>
-          <w:fldChar w:fldCharType="separate"/>
-        </w:r>
-        <w:r>
-          <w:rPr>
-            <w:noProof/>
-            <w:webHidden/>
-          </w:rPr>
-          <w:t>21</w:t>
-        </w:r>
-        <w:r>
-          <w:rPr>
-            <w:noProof/>
-            <w:webHidden/>
-          </w:rPr>
-          <w:fldChar w:fldCharType="end"/>
-        </w:r>
-      </w:hyperlink>
-    </w:p>
-    <w:p>
-      <w:pPr>
-        <w:pStyle w:val="TOC2"/>
-        <w:tabs>
-          <w:tab w:val="right" w:leader="dot" w:pos="9402"/>
-        </w:tabs>
-        <w:rPr>
-          <w:noProof/>
-        </w:rPr>
-      </w:pPr>
-      <w:hyperlink w:anchor="_Toc239881218" w:history="1">
-        <w:r>
-          <w:rPr>
-            <w:rStyle w:val="Hyperlink"/>
-            <w:noProof/>
-          </w:rPr>
-          <w:t>6.3  Data that does not exist yet and must be assembled</w:t>
-        </w:r>
-        <w:r>
-          <w:rPr>
-            <w:noProof/>
-            <w:webHidden/>
-          </w:rPr>
-          <w:tab/>
-        </w:r>
-        <w:r>
-          <w:rPr>
-            <w:noProof/>
-            <w:webHidden/>
-          </w:rPr>
-          <w:fldChar w:fldCharType="begin"/>
-        </w:r>
-        <w:r>
-          <w:rPr>
-            <w:noProof/>
-            <w:webHidden/>
-          </w:rPr>
-          <w:instrText xml:space="preserve"> PAGEREF _Toc239881218 \h </w:instrText>
+          <w:instrText xml:space="preserve"> PAGEREF _Toc239881886 \h </w:instrText>
         </w:r>
         <w:r>
           <w:rPr>
@@ -2674,7 +2606,75 @@
           <w:noProof/>
         </w:rPr>
       </w:pPr>
-      <w:hyperlink w:anchor="_Toc239881219" w:history="1">
+      <w:hyperlink w:anchor="_Toc239881887" w:history="1">
+        <w:r>
+          <w:rPr>
+            <w:rStyle w:val="Hyperlink"/>
+            <w:noProof/>
+          </w:rPr>
+          <w:t>6.3  Data that does not exist yet and must be assembled</w:t>
+        </w:r>
+        <w:r>
+          <w:rPr>
+            <w:noProof/>
+            <w:webHidden/>
+          </w:rPr>
+          <w:tab/>
+        </w:r>
+        <w:r>
+          <w:rPr>
+            <w:noProof/>
+            <w:webHidden/>
+          </w:rPr>
+          <w:fldChar w:fldCharType="begin"/>
+        </w:r>
+        <w:r>
+          <w:rPr>
+            <w:noProof/>
+            <w:webHidden/>
+          </w:rPr>
+          <w:instrText xml:space="preserve"> PAGEREF _Toc239881887 \h </w:instrText>
+        </w:r>
+        <w:r>
+          <w:rPr>
+            <w:noProof/>
+            <w:webHidden/>
+          </w:rPr>
+        </w:r>
+        <w:r>
+          <w:rPr>
+            <w:noProof/>
+            <w:webHidden/>
+          </w:rPr>
+          <w:fldChar w:fldCharType="separate"/>
+        </w:r>
+        <w:r>
+          <w:rPr>
+            <w:noProof/>
+            <w:webHidden/>
+          </w:rPr>
+          <w:t>22</w:t>
+        </w:r>
+        <w:r>
+          <w:rPr>
+            <w:noProof/>
+            <w:webHidden/>
+          </w:rPr>
+          <w:fldChar w:fldCharType="end"/>
+        </w:r>
+      </w:hyperlink>
+    </w:p>
+    <w:p>
+      <w:pPr>
+        <w:pStyle w:val="TOC2"/>
+        <w:tabs>
+          <w:tab w:val="right" w:leader="dot" w:pos="9402"/>
+        </w:tabs>
+        <w:rPr>
+          <w:noProof/>
+        </w:rPr>
+      </w:pPr>
+      <w:hyperlink w:anchor="_Toc239881888" w:history="1">
         <w:r>
           <w:rPr>
             <w:rStyle w:val="Hyperlink"/>
@@ -2701,7 +2701,7 @@
             <w:noProof/>
             <w:webHidden/>
           </w:rPr>
-          <w:instrText xml:space="preserve"> PAGEREF _Toc239881219 \h </w:instrText>
+          <w:instrText xml:space="preserve"> PAGEREF _Toc239881888 \h </w:instrText>
         </w:r>
         <w:r>
           <w:rPr>
@@ -2742,7 +2742,7 @@
           <w:noProof/>
         </w:rPr>
       </w:pPr>
-      <w:hyperlink w:anchor="_Toc239881220" w:history="1">
+      <w:hyperlink w:anchor="_Toc239881889" w:history="1">
         <w:r>
           <w:rPr>
             <w:rStyle w:val="Hyperlink"/>
@@ -2769,7 +2769,7 @@
             <w:noProof/>
             <w:webHidden/>
           </w:rPr>
-          <w:instrText xml:space="preserve"> PAGEREF _Toc239881220 \h </w:instrText>
+          <w:instrText xml:space="preserve"> PAGEREF _Toc239881889 \h </w:instrText>
         </w:r>
         <w:r>
           <w:rPr>
@@ -2810,7 +2810,7 @@
           <w:noProof/>
         </w:rPr>
       </w:pPr>
-      <w:hyperlink w:anchor="_Toc239881221" w:history="1">
+      <w:hyperlink w:anchor="_Toc239881890" w:history="1">
         <w:r>
           <w:rPr>
             <w:rStyle w:val="Hyperlink"/>
@@ -2837,7 +2837,7 @@
             <w:noProof/>
             <w:webHidden/>
           </w:rPr>
-          <w:instrText xml:space="preserve"> PAGEREF _Toc239881221 \h </w:instrText>
+          <w:instrText xml:space="preserve"> PAGEREF _Toc239881890 \h </w:instrText>
         </w:r>
         <w:r>
           <w:rPr>
@@ -2878,13 +2878,13 @@
           <w:noProof/>
         </w:rPr>
       </w:pPr>
-      <w:hyperlink w:anchor="_Toc239881222" w:history="1">
+      <w:hyperlink w:anchor="_Toc239881891" w:history="1">
         <w:r>
           <w:rPr>
             <w:rStyle w:val="Hyperlink"/>
             <w:noProof/>
           </w:rPr>
-          <w:t>7.2  configs/lamata.toml — the model and run layer (skeleton)</w:t>
+          <w:t>7.2  code/configs/lamata.toml — the model and run layer (skeleton)</w:t>
         </w:r>
         <w:r>
           <w:rPr>
@@ -2905,7 +2905,7 @@
             <w:noProof/>
             <w:webHidden/>
           </w:rPr>
-          <w:instrText xml:space="preserve"> PAGEREF _Toc239881222 \h </w:instrText>
+          <w:instrText xml:space="preserve"> PAGEREF _Toc239881891 \h </w:instrText>
         </w:r>
         <w:r>
           <w:rPr>
@@ -2946,7 +2946,7 @@
           <w:noProof/>
         </w:rPr>
       </w:pPr>
-      <w:hyperlink w:anchor="_Toc239881223" w:history="1">
+      <w:hyperlink w:anchor="_Toc239881892" w:history="1">
         <w:r>
           <w:rPr>
             <w:rStyle w:val="Hyperlink"/>
@@ -2973,7 +2973,7 @@
             <w:noProof/>
             <w:webHidden/>
           </w:rPr>
-          <w:instrText xml:space="preserve"> PAGEREF _Toc239881223 \h </w:instrText>
+          <w:instrText xml:space="preserve"> PAGEREF _Toc239881892 \h </w:instrText>
         </w:r>
         <w:r>
           <w:rPr>
@@ -3014,7 +3014,7 @@
           <w:noProof/>
         </w:rPr>
       </w:pPr>
-      <w:hyperlink w:anchor="_Toc239881224" w:history="1">
+      <w:hyperlink w:anchor="_Toc239881893" w:history="1">
         <w:r>
           <w:rPr>
             <w:rStyle w:val="Hyperlink"/>
@@ -3041,7 +3041,7 @@
             <w:noProof/>
             <w:webHidden/>
           </w:rPr>
-          <w:instrText xml:space="preserve"> PAGEREF _Toc239881224 \h </w:instrText>
+          <w:instrText xml:space="preserve"> PAGEREF _Toc239881893 \h </w:instrText>
         </w:r>
         <w:r>
           <w:rPr>
@@ -3082,7 +3082,7 @@
           <w:noProof/>
         </w:rPr>
       </w:pPr>
-      <w:hyperlink w:anchor="_Toc239881225" w:history="1">
+      <w:hyperlink w:anchor="_Toc239881894" w:history="1">
         <w:r>
           <w:rPr>
             <w:rStyle w:val="Hyperlink"/>
@@ -3109,7 +3109,7 @@
             <w:noProof/>
             <w:webHidden/>
           </w:rPr>
-          <w:instrText xml:space="preserve"> PAGEREF _Toc239881225 \h </w:instrText>
+          <w:instrText xml:space="preserve"> PAGEREF _Toc239881894 \h </w:instrText>
         </w:r>
         <w:r>
           <w:rPr>
@@ -3150,7 +3150,7 @@
           <w:noProof/>
         </w:rPr>
       </w:pPr>
-      <w:hyperlink w:anchor="_Toc239881226" w:history="1">
+      <w:hyperlink w:anchor="_Toc239881895" w:history="1">
         <w:r>
           <w:rPr>
             <w:rStyle w:val="Hyperlink"/>
@@ -3177,75 +3177,7 @@
             <w:noProof/>
             <w:webHidden/>
           </w:rPr>
-          <w:instrText xml:space="preserve"> PAGEREF _Toc239881226 \h </w:instrText>
-        </w:r>
-        <w:r>
-          <w:rPr>
-            <w:noProof/>
-            <w:webHidden/>
-          </w:rPr>
-        </w:r>
-        <w:r>
-          <w:rPr>
-            <w:noProof/>
-            <w:webHidden/>
-          </w:rPr>
-          <w:fldChar w:fldCharType="separate"/>
-        </w:r>
-        <w:r>
-          <w:rPr>
-            <w:noProof/>
-            <w:webHidden/>
-          </w:rPr>
-          <w:t>25</w:t>
-        </w:r>
-        <w:r>
-          <w:rPr>
-            <w:noProof/>
-            <w:webHidden/>
-          </w:rPr>
-          <w:fldChar w:fldCharType="end"/>
-        </w:r>
-      </w:hyperlink>
-    </w:p>
-    <w:p>
-      <w:pPr>
-        <w:pStyle w:val="TOC2"/>
-        <w:tabs>
-          <w:tab w:val="right" w:leader="dot" w:pos="9402"/>
-        </w:tabs>
-        <w:rPr>
-          <w:noProof/>
-        </w:rPr>
-      </w:pPr>
-      <w:hyperlink w:anchor="_Toc239881227" w:history="1">
-        <w:r>
-          <w:rPr>
-            <w:rStyle w:val="Hyperlink"/>
-            <w:noProof/>
-          </w:rPr>
-          <w:t>8.3  The forward run</w:t>
-        </w:r>
-        <w:r>
-          <w:rPr>
-            <w:noProof/>
-            <w:webHidden/>
-          </w:rPr>
-          <w:tab/>
-        </w:r>
-        <w:r>
-          <w:rPr>
-            <w:noProof/>
-            <w:webHidden/>
-          </w:rPr>
-          <w:fldChar w:fldCharType="begin"/>
-        </w:r>
-        <w:r>
-          <w:rPr>
-            <w:noProof/>
-            <w:webHidden/>
-          </w:rPr>
-          <w:instrText xml:space="preserve"> PAGEREF _Toc239881227 \h </w:instrText>
+          <w:instrText xml:space="preserve"> PAGEREF _Toc239881895 \h </w:instrText>
         </w:r>
         <w:r>
           <w:rPr>
@@ -3286,7 +3218,75 @@
           <w:noProof/>
         </w:rPr>
       </w:pPr>
-      <w:hyperlink w:anchor="_Toc239881228" w:history="1">
+      <w:hyperlink w:anchor="_Toc239881896" w:history="1">
+        <w:r>
+          <w:rPr>
+            <w:rStyle w:val="Hyperlink"/>
+            <w:noProof/>
+          </w:rPr>
+          <w:t>8.3  The forward run</w:t>
+        </w:r>
+        <w:r>
+          <w:rPr>
+            <w:noProof/>
+            <w:webHidden/>
+          </w:rPr>
+          <w:tab/>
+        </w:r>
+        <w:r>
+          <w:rPr>
+            <w:noProof/>
+            <w:webHidden/>
+          </w:rPr>
+          <w:fldChar w:fldCharType="begin"/>
+        </w:r>
+        <w:r>
+          <w:rPr>
+            <w:noProof/>
+            <w:webHidden/>
+          </w:rPr>
+          <w:instrText xml:space="preserve"> PAGEREF _Toc239881896 \h </w:instrText>
+        </w:r>
+        <w:r>
+          <w:rPr>
+            <w:noProof/>
+            <w:webHidden/>
+          </w:rPr>
+        </w:r>
+        <w:r>
+          <w:rPr>
+            <w:noProof/>
+            <w:webHidden/>
+          </w:rPr>
+          <w:fldChar w:fldCharType="separate"/>
+        </w:r>
+        <w:r>
+          <w:rPr>
+            <w:noProof/>
+            <w:webHidden/>
+          </w:rPr>
+          <w:t>26</w:t>
+        </w:r>
+        <w:r>
+          <w:rPr>
+            <w:noProof/>
+            <w:webHidden/>
+          </w:rPr>
+          <w:fldChar w:fldCharType="end"/>
+        </w:r>
+      </w:hyperlink>
+    </w:p>
+    <w:p>
+      <w:pPr>
+        <w:pStyle w:val="TOC2"/>
+        <w:tabs>
+          <w:tab w:val="right" w:leader="dot" w:pos="9402"/>
+        </w:tabs>
+        <w:rPr>
+          <w:noProof/>
+        </w:rPr>
+      </w:pPr>
+      <w:hyperlink w:anchor="_Toc239881897" w:history="1">
         <w:r>
           <w:rPr>
             <w:rStyle w:val="Hyperlink"/>
@@ -3313,7 +3313,7 @@
             <w:noProof/>
             <w:webHidden/>
           </w:rPr>
-          <w:instrText xml:space="preserve"> PAGEREF _Toc239881228 \h </w:instrText>
+          <w:instrText xml:space="preserve"> PAGEREF _Toc239881897 \h </w:instrText>
         </w:r>
         <w:r>
           <w:rPr>
@@ -3354,7 +3354,7 @@
           <w:noProof/>
         </w:rPr>
       </w:pPr>
-      <w:hyperlink w:anchor="_Toc239881229" w:history="1">
+      <w:hyperlink w:anchor="_Toc239881898" w:history="1">
         <w:r>
           <w:rPr>
             <w:rStyle w:val="Hyperlink"/>
@@ -3381,7 +3381,7 @@
             <w:noProof/>
             <w:webHidden/>
           </w:rPr>
-          <w:instrText xml:space="preserve"> PAGEREF _Toc239881229 \h </w:instrText>
+          <w:instrText xml:space="preserve"> PAGEREF _Toc239881898 \h </w:instrText>
         </w:r>
         <w:r>
           <w:rPr>
@@ -3422,7 +3422,7 @@
           <w:noProof/>
         </w:rPr>
       </w:pPr>
-      <w:hyperlink w:anchor="_Toc239881230" w:history="1">
+      <w:hyperlink w:anchor="_Toc239881899" w:history="1">
         <w:r>
           <w:rPr>
             <w:rStyle w:val="Hyperlink"/>
@@ -3449,7 +3449,7 @@
             <w:noProof/>
             <w:webHidden/>
           </w:rPr>
-          <w:instrText xml:space="preserve"> PAGEREF _Toc239881230 \h </w:instrText>
+          <w:instrText xml:space="preserve"> PAGEREF _Toc239881899 \h </w:instrText>
         </w:r>
         <w:r>
           <w:rPr>
@@ -3490,7 +3490,7 @@
           <w:noProof/>
         </w:rPr>
       </w:pPr>
-      <w:hyperlink w:anchor="_Toc239881231" w:history="1">
+      <w:hyperlink w:anchor="_Toc239881900" w:history="1">
         <w:r>
           <w:rPr>
             <w:rStyle w:val="Hyperlink"/>
@@ -3517,7 +3517,7 @@
             <w:noProof/>
             <w:webHidden/>
           </w:rPr>
-          <w:instrText xml:space="preserve"> PAGEREF _Toc239881231 \h </w:instrText>
+          <w:instrText xml:space="preserve"> PAGEREF _Toc239881900 \h </w:instrText>
         </w:r>
         <w:r>
           <w:rPr>
@@ -3558,7 +3558,7 @@
           <w:noProof/>
         </w:rPr>
       </w:pPr>
-      <w:hyperlink w:anchor="_Toc239881232" w:history="1">
+      <w:hyperlink w:anchor="_Toc239881901" w:history="1">
         <w:r>
           <w:rPr>
             <w:rStyle w:val="Hyperlink"/>
@@ -3585,7 +3585,7 @@
             <w:noProof/>
             <w:webHidden/>
           </w:rPr>
-          <w:instrText xml:space="preserve"> PAGEREF _Toc239881232 \h </w:instrText>
+          <w:instrText xml:space="preserve"> PAGEREF _Toc239881901 \h </w:instrText>
         </w:r>
         <w:r>
           <w:rPr>
@@ -3626,7 +3626,7 @@
           <w:noProof/>
         </w:rPr>
       </w:pPr>
-      <w:hyperlink w:anchor="_Toc239881233" w:history="1">
+      <w:hyperlink w:anchor="_Toc239881902" w:history="1">
         <w:r>
           <w:rPr>
             <w:rStyle w:val="Hyperlink"/>
@@ -3653,7 +3653,7 @@
             <w:noProof/>
             <w:webHidden/>
           </w:rPr>
-          <w:instrText xml:space="preserve"> PAGEREF _Toc239881233 \h </w:instrText>
+          <w:instrText xml:space="preserve"> PAGEREF _Toc239881902 \h </w:instrText>
         </w:r>
         <w:r>
           <w:rPr>
@@ -3698,7 +3698,7 @@
       <w:pPr>
         <w:pStyle w:val="Heading1"/>
       </w:pPr>
-      <w:bookmarkStart w:id="1" w:name="_Toc239881188"/>
+      <w:bookmarkStart w:id="1" w:name="_Toc239881857"/>
       <w:r>
         <w:lastRenderedPageBreak/>
         <w:t>1  Purpose, scope and working method</w:t>
@@ -3709,7 +3709,7 @@
       <w:pPr>
         <w:pStyle w:val="Heading2"/>
       </w:pPr>
-      <w:bookmarkStart w:id="2" w:name="_Toc239881189"/>
+      <w:bookmarkStart w:id="2" w:name="_Toc239881858"/>
       <w:r>
         <w:t>1.1  What this cookbook delivers</w:t>
       </w:r>
@@ -3868,7 +3868,7 @@
       <w:pPr>
         <w:pStyle w:val="Heading2"/>
       </w:pPr>
-      <w:bookmarkStart w:id="3" w:name="_Toc239881190"/>
+      <w:bookmarkStart w:id="3" w:name="_Toc239881859"/>
       <w:r>
         <w:t>1.2  Dependency order — why WP0 and WP1 come first</w:t>
       </w:r>
@@ -4050,7 +4050,7 @@
       <w:pPr>
         <w:pStyle w:val="Heading2"/>
       </w:pPr>
-      <w:bookmarkStart w:id="4" w:name="_Toc239881191"/>
+      <w:bookmarkStart w:id="4" w:name="_Toc239881860"/>
       <w:r>
         <w:t>1.3  Working method (unchanged from the conversion phase)</w:t>
       </w:r>
@@ -4149,7 +4149,7 @@
       <w:pPr>
         <w:pStyle w:val="Heading2"/>
       </w:pPr>
-      <w:bookmarkStart w:id="5" w:name="_Toc239881192"/>
+      <w:bookmarkStart w:id="5" w:name="_Toc239881861"/>
       <w:r>
         <w:t>1.4  Study area: develop on La Mata, deliver on CdL</w:t>
       </w:r>
@@ -4376,7 +4376,7 @@
       <w:pPr>
         <w:pStyle w:val="Heading1"/>
       </w:pPr>
-      <w:bookmarkStart w:id="6" w:name="_Toc239881193"/>
+      <w:bookmarkStart w:id="6" w:name="_Toc239881862"/>
       <w:r>
         <w:t>2  Where the two code bases stand today</w:t>
       </w:r>
@@ -4386,7 +4386,7 @@
       <w:pPr>
         <w:pStyle w:val="Heading2"/>
       </w:pPr>
-      <w:bookmarkStart w:id="7" w:name="_Toc239881194"/>
+      <w:bookmarkStart w:id="7" w:name="_Toc239881863"/>
       <w:r>
         <w:t>2.1  Side-by-side</w:t>
       </w:r>
@@ -5310,7 +5310,7 @@
                 <w:rFonts w:ascii="Consolas" w:hAnsi="Consolas"/>
                 <w:sz w:val="14"/>
               </w:rPr>
-              <w:t>tests/run_lamata_mf6.py</w:t>
+              <w:t>code/tests/run_lamata_mf6.py</w:t>
             </w:r>
             <w:r>
               <w:rPr>
@@ -5625,7 +5625,7 @@
       <w:pPr>
         <w:pStyle w:val="Heading2"/>
       </w:pPr>
-      <w:bookmarkStart w:id="8" w:name="_Toc239881195"/>
+      <w:bookmarkStart w:id="8" w:name="_Toc239881864"/>
       <w:r>
         <w:t>2.2  What already exists on the MARMITES side (do not rebuild it)</w:t>
       </w:r>
@@ -5784,7 +5784,7 @@
       <w:pPr>
         <w:pStyle w:val="Heading2"/>
       </w:pPr>
-      <w:bookmarkStart w:id="9" w:name="_Toc239881196"/>
+      <w:bookmarkStart w:id="9" w:name="_Toc239881865"/>
       <w:r>
         <w:t>2.3  What is genuinely missing</w:t>
       </w:r>
@@ -5857,7 +5857,7 @@
       <w:pPr>
         <w:pStyle w:val="Heading1"/>
       </w:pPr>
-      <w:bookmarkStart w:id="10" w:name="_Toc239881197"/>
+      <w:bookmarkStart w:id="10" w:name="_Toc239881866"/>
       <w:r>
         <w:t>3  Target architecture</w:t>
       </w:r>
@@ -5867,7 +5867,7 @@
       <w:pPr>
         <w:pStyle w:val="Heading2"/>
       </w:pPr>
-      <w:bookmarkStart w:id="11" w:name="_Toc239881198"/>
+      <w:bookmarkStart w:id="11" w:name="_Toc239881867"/>
       <w:r>
         <w:t>3.1  The merged picture</w:t>
       </w:r>
@@ -6058,7 +6058,7 @@
       <w:pPr>
         <w:pStyle w:val="Heading2"/>
       </w:pPr>
-      <w:bookmarkStart w:id="12" w:name="_Toc239881199"/>
+      <w:bookmarkStart w:id="12" w:name="_Toc239881868"/>
       <w:r>
         <w:lastRenderedPageBreak/>
         <w:t>3.2  What crosses the API each stress period (extended)</w:t>
@@ -7161,7 +7161,7 @@
       <w:pPr>
         <w:pStyle w:val="Heading2"/>
       </w:pPr>
-      <w:bookmarkStart w:id="13" w:name="_Toc239881200"/>
+      <w:bookmarkStart w:id="13" w:name="_Toc239881869"/>
       <w:r>
         <w:t>3.3  Three decisions taken here, with their reasons</w:t>
       </w:r>
@@ -7278,7 +7278,7 @@
           <w:rFonts w:ascii="Consolas" w:hAnsi="Consolas"/>
           <w:sz w:val="18"/>
         </w:rPr>
-        <w:t>tools/gis_to_dataset.py</w:t>
+        <w:t>code/tools/gis_to_dataset.py</w:t>
       </w:r>
       <w:r>
         <w:t>, WP1) turns the shapefiles and rasters into small plain-text tables that live in the repository dataset and that MM/MF read directly. This answers the open dependency question in the handoff document and satisfies the repository rule at the same time.</w:t>
@@ -7745,7 +7745,7 @@
       <w:pPr>
         <w:pStyle w:val="Heading1"/>
       </w:pPr>
-      <w:bookmarkStart w:id="14" w:name="_Toc239881201"/>
+      <w:bookmarkStart w:id="14" w:name="_Toc239881870"/>
       <w:r>
         <w:t>4  Standing rules and known traps</w:t>
       </w:r>
@@ -9026,6 +9026,105 @@
           </w:p>
         </w:tc>
       </w:tr>
+      <w:tr>
+        <w:trPr>
+          <w:jc w:val="center"/>
+        </w:trPr>
+        <w:tc>
+          <w:tcPr>
+            <w:tcW w:w="454" w:type="dxa"/>
+          </w:tcPr>
+          <w:p>
+            <w:pPr>
+              <w:spacing w:after="40"/>
+            </w:pPr>
+            <w:r>
+              <w:rPr>
+                <w:sz w:val="17"/>
+              </w:rPr>
+              <w:t>15</w:t>
+            </w:r>
+          </w:p>
+        </w:tc>
+        <w:tc>
+          <w:tcPr>
+            <w:tcW w:w="3969" w:type="dxa"/>
+          </w:tcPr>
+          <w:p>
+            <w:pPr>
+              <w:spacing w:after="40"/>
+            </w:pPr>
+            <w:r>
+              <w:rPr>
+                <w:b/>
+                <w:sz w:val="17"/>
+              </w:rPr>
+              <w:t>The two drain families have different datums.</w:t>
+            </w:r>
+            <w:r>
+              <w:rPr>
+                <w:sz w:val="17"/>
+              </w:rPr>
+              <w:t xml:space="preserve"> OUTLET drains sit at the </w:t>
+            </w:r>
+            <w:r>
+              <w:rPr>
+                <w:b/>
+                <w:sz w:val="17"/>
+              </w:rPr>
+              <w:t>bottom of the layer</w:t>
+            </w:r>
+            <w:r>
+              <w:rPr>
+                <w:sz w:val="17"/>
+              </w:rPr>
+              <w:t xml:space="preserve"> (</w:t>
+            </w:r>
+            <w:r>
+              <w:rPr>
+                <w:rFonts w:ascii="Consolas" w:hAnsi="Consolas"/>
+                <w:sz w:val="15"/>
+              </w:rPr>
+              <w:t>botm[lay, cell]</w:t>
+            </w:r>
+            <w:r>
+              <w:rPr>
+                <w:sz w:val="17"/>
+              </w:rPr>
+              <w:t xml:space="preserve">, the CdL rule). </w:t>
+            </w:r>
+            <w:r>
+              <w:rPr>
+                <w:b/>
+                <w:sz w:val="17"/>
+              </w:rPr>
+              <w:t>DRN-SEEP sits at the LAND SURFACE</w:t>
+            </w:r>
+            <w:r>
+              <w:rPr>
+                <w:sz w:val="17"/>
+              </w:rPr>
+              <w:t xml:space="preserve"> and must stay there.</w:t>
+            </w:r>
+          </w:p>
+        </w:tc>
+        <w:tc>
+          <w:tcPr>
+            <w:tcW w:w="4989" w:type="dxa"/>
+          </w:tcPr>
+          <w:p>
+            <w:pPr>
+              <w:spacing w:after="40"/>
+            </w:pPr>
+            <w:r>
+              <w:rPr>
+                <w:sz w:val="17"/>
+              </w:rPr>
+              <w:t>DRN-SEEP represents groundwater emerging where the water table reaches the ground; move its datum to the layer bottom and the seepage face stops working — silently, since the package still builds and the run still converges. Confirmed 2026-09-09.</w:t>
+            </w:r>
+          </w:p>
+        </w:tc>
+      </w:tr>
     </w:tbl>
     <w:p>
       <w:pPr>
@@ -9036,8 +9135,9 @@
       <w:pPr>
         <w:pStyle w:val="Heading1"/>
       </w:pPr>
-      <w:bookmarkStart w:id="15" w:name="_Toc239881202"/>
-      <w:r>
+      <w:bookmarkStart w:id="15" w:name="_Toc239881871"/>
+      <w:r>
+        <w:lastRenderedPageBreak/>
         <w:t>5  The work packages</w:t>
       </w:r>
       <w:bookmarkEnd w:id="15"/>
@@ -9046,7 +9146,7 @@
       <w:pPr>
         <w:pStyle w:val="Heading2"/>
       </w:pPr>
-      <w:bookmarkStart w:id="16" w:name="_Toc239881203"/>
+      <w:bookmarkStart w:id="16" w:name="_Toc239881872"/>
       <w:r>
         <w:t>WP0 — A configuration file replaces the command-line tags</w:t>
       </w:r>
@@ -9078,7 +9178,6 @@
         <w:pStyle w:val="Heading3"/>
       </w:pPr>
       <w:r>
-        <w:lastRenderedPageBreak/>
         <w:t>Design</w:t>
       </w:r>
     </w:p>
@@ -9386,7 +9485,7 @@
                 <w:rFonts w:ascii="Consolas" w:hAnsi="Consolas"/>
                 <w:sz w:val="15"/>
               </w:rPr>
-              <w:t>configs/lamata.toml</w:t>
+              <w:t>code/configs/lamata.toml</w:t>
             </w:r>
             <w:r>
               <w:rPr>
@@ -9473,7 +9572,7 @@
           <w:rFonts w:ascii="Consolas" w:hAnsi="Consolas"/>
           <w:sz w:val="18"/>
         </w:rPr>
-        <w:t>tests/test_config.py</w:t>
+        <w:t>code/tests/test_config.py</w:t>
       </w:r>
       <w:r>
         <w:t xml:space="preserve">). Extending that schema costs a fraction of writing a second mechanism, and it keeps the configuration data — so it can be copied into a run folder, diffed between runs, and templated by pyEMU in WP7. Machine paths stay in Python so environment variables and </w:t>
@@ -9853,7 +9952,7 @@
                 <w:rFonts w:ascii="Consolas" w:hAnsi="Consolas"/>
                 <w:sz w:val="14"/>
               </w:rPr>
-              <w:t>configs/lamata.toml</w:t>
+              <w:t>code/configs/lamata.toml</w:t>
             </w:r>
             <w:r>
               <w:rPr>
@@ -9937,7 +10036,7 @@
                 <w:rFonts w:ascii="Consolas" w:hAnsi="Consolas"/>
                 <w:sz w:val="14"/>
               </w:rPr>
-              <w:t>run_lamata_mf6.py --config configs/lamata.toml [--set section.key=value ...] [--run-tag TAG]</w:t>
+              <w:t>run_lamata_mf6.py --config code/configs/lamata.toml [--set section.key=value ...] [--run-tag TAG]</w:t>
             </w:r>
             <w:r>
               <w:rPr>
@@ -9974,7 +10073,7 @@
                 <w:rFonts w:ascii="Consolas" w:hAnsi="Consolas"/>
                 <w:sz w:val="14"/>
               </w:rPr>
-              <w:t>tests/run_lamata_mf6.py</w:t>
+              <w:t>code/tests/run_lamata_mf6.py</w:t>
             </w:r>
           </w:p>
         </w:tc>
@@ -10265,7 +10364,7 @@
                 <w:rFonts w:ascii="Consolas" w:hAnsi="Consolas"/>
                 <w:sz w:val="14"/>
               </w:rPr>
-              <w:t>tools/flags_to_toml.py</w:t>
+              <w:t>code/tools/flags_to_toml.py</w:t>
             </w:r>
             <w:r>
               <w:rPr>
@@ -10362,7 +10461,7 @@
                 <w:rFonts w:ascii="Consolas" w:hAnsi="Consolas"/>
                 <w:sz w:val="14"/>
               </w:rPr>
-              <w:t>tests/test_config.py</w:t>
+              <w:t>code/tests/test_config.py</w:t>
             </w:r>
             <w:r>
               <w:rPr>
@@ -10399,7 +10498,7 @@
                 <w:rFonts w:ascii="Consolas" w:hAnsi="Consolas"/>
                 <w:sz w:val="14"/>
               </w:rPr>
-              <w:t>tests/test_config.py</w:t>
+              <w:t>code/tests/test_config.py</w:t>
             </w:r>
           </w:p>
         </w:tc>
@@ -10445,7 +10544,7 @@
           <w:rFonts w:ascii="Consolas" w:hAnsi="Consolas"/>
           <w:sz w:val="18"/>
         </w:rPr>
-        <w:t>python tests/run_lamata_mf6.py --config configs/lamata.toml</w:t>
+        <w:t>python code/tests/run_lamata_mf6.py --config code/configs/lamata.toml</w:t>
       </w:r>
       <w:r>
         <w:t xml:space="preserve"> reproduces the current canonical run (same MF6 input files, same water balance).</w:t>
@@ -10457,6 +10556,7 @@
         <w:spacing w:after="60"/>
       </w:pPr>
       <w:r>
+        <w:lastRenderedPageBreak/>
         <w:t xml:space="preserve">No model behaviour is reachable except through the configuration file or an echoed </w:t>
       </w:r>
       <w:r>
@@ -10483,7 +10583,7 @@
       <w:pPr>
         <w:pStyle w:val="Heading2"/>
       </w:pPr>
-      <w:bookmarkStart w:id="17" w:name="_Toc239881204"/>
+      <w:bookmarkStart w:id="17" w:name="_Toc239881873"/>
       <w:r>
         <w:t>WP1 — Input-data inventory and the DATA_ROOT split</w:t>
       </w:r>
@@ -10502,7 +10602,6 @@
     </w:p>
     <w:p>
       <w:r>
-        <w:lastRenderedPageBreak/>
         <w:t>The full inventory is §6. The mechanism is a single converter run by hand, never by the model:</w:t>
       </w:r>
     </w:p>
@@ -10531,6 +10630,12 @@
           <w:sz w:val="17"/>
         </w:rPr>
         <w:br/>
+      </w:r>
+      <w:r>
+        <w:rPr>
+          <w:rFonts w:ascii="Consolas" w:hAnsi="Consolas"/>
+          <w:sz w:val="17"/>
+        </w:rPr>
         <w:t xml:space="preserve">  ────────────────────────────                     ──────────────────────────────────────────────</w:t>
       </w:r>
       <w:r>
@@ -10571,12 +10676,6 @@
           <w:sz w:val="17"/>
         </w:rPr>
         <w:br/>
-      </w:r>
-      <w:r>
-        <w:rPr>
-          <w:rFonts w:ascii="Consolas" w:hAnsi="Consolas"/>
-          <w:sz w:val="17"/>
-        </w:rPr>
         <w:t xml:space="preserve">  GIS/202109MonitPts.shp     ─┘   run ONCE, by hand           inputSTREAMhmax.asc (renamed)</w:t>
       </w:r>
       <w:r>
@@ -10585,6 +10684,12 @@
           <w:sz w:val="17"/>
         </w:rPr>
         <w:br/>
+      </w:r>
+      <w:r>
+        <w:rPr>
+          <w:rFonts w:ascii="Consolas" w:hAnsi="Consolas"/>
+          <w:sz w:val="17"/>
+        </w:rPr>
         <w:t xml:space="preserve">                                                              inputDEMfill.asc    (CRR + SFR routing)</w:t>
       </w:r>
     </w:p>
@@ -10730,7 +10835,7 @@
                 <w:rFonts w:ascii="Consolas" w:hAnsi="Consolas"/>
                 <w:sz w:val="14"/>
               </w:rPr>
-              <w:t>tools/gis_to_dataset.py</w:t>
+              <w:t>code/tools/gis_to_dataset.py</w:t>
             </w:r>
             <w:r>
               <w:rPr>
@@ -11125,7 +11230,7 @@
                 <w:rFonts w:ascii="Consolas" w:hAnsi="Consolas"/>
                 <w:sz w:val="14"/>
               </w:rPr>
-              <w:t>tests/plot_water_budget.py</w:t>
+              <w:t>code/tests/plot_water_budget.py</w:t>
             </w:r>
           </w:p>
         </w:tc>
@@ -11643,7 +11748,7 @@
       <w:pPr>
         <w:pStyle w:val="Heading2"/>
       </w:pPr>
-      <w:bookmarkStart w:id="18" w:name="_Toc239881205"/>
+      <w:bookmarkStart w:id="18" w:name="_Toc239881874"/>
       <w:r>
         <w:t>WP1b — Streamlit web interface</w:t>
       </w:r>
@@ -11674,6 +11779,7 @@
         <w:pStyle w:val="Heading3"/>
       </w:pPr>
       <w:r>
+        <w:lastRenderedPageBreak/>
         <w:t>Why it belongs here, and why it is not one delivery</w:t>
       </w:r>
     </w:p>
@@ -11814,14 +11920,7 @@
               <w:rPr>
                 <w:sz w:val="17"/>
               </w:rPr>
-              <w:t xml:space="preserve">Inputs page (Tier A tables + a real map of the Tier B shapefiles and rasters), Configuration page, Run </w:t>
-            </w:r>
-            <w:r>
-              <w:rPr>
-                <w:sz w:val="17"/>
-              </w:rPr>
-              <w:lastRenderedPageBreak/>
-              <w:t>page (launch + follow), a first Results page over the figures the native suite already writes</w:t>
+              <w:t>Inputs page (Tier A tables + a real map of the Tier B shapefiles and rasters), Configuration page, Run page (launch + follow), a first Results page over the figures the native suite already writes</w:t>
             </w:r>
           </w:p>
         </w:tc>
@@ -11843,7 +11942,6 @@
               <w:rPr>
                 <w:sz w:val="17"/>
               </w:rPr>
-              <w:lastRenderedPageBreak/>
               <w:t>2</w:t>
             </w:r>
           </w:p>
@@ -12278,7 +12376,7 @@
                 <w:rFonts w:ascii="Consolas" w:hAnsi="Consolas"/>
                 <w:sz w:val="14"/>
               </w:rPr>
-              <w:t>app/</w:t>
+              <w:t>code/app/</w:t>
             </w:r>
             <w:r>
               <w:rPr>
@@ -12308,7 +12406,7 @@
                 <w:rFonts w:ascii="Consolas" w:hAnsi="Consolas"/>
                 <w:sz w:val="14"/>
               </w:rPr>
-              <w:t>streamlit run app/Home.py</w:t>
+              <w:t>streamlit run code/app/Home.py</w:t>
             </w:r>
             <w:r>
               <w:rPr>
@@ -12378,7 +12476,7 @@
                 <w:rFonts w:ascii="Consolas" w:hAnsi="Consolas"/>
                 <w:sz w:val="14"/>
               </w:rPr>
-              <w:t>app/pages/1_Inputs.py</w:t>
+              <w:t>code/app/pages/1_Inputs.py</w:t>
             </w:r>
             <w:r>
               <w:rPr>
@@ -12391,7 +12489,7 @@
                 <w:rFonts w:ascii="Consolas" w:hAnsi="Consolas"/>
                 <w:sz w:val="14"/>
               </w:rPr>
-              <w:t>app/lib/loaders.py</w:t>
+              <w:t>code/app/lib/loaders.py</w:t>
             </w:r>
           </w:p>
         </w:tc>
@@ -12482,7 +12580,7 @@
                 <w:rFonts w:ascii="Consolas" w:hAnsi="Consolas"/>
                 <w:sz w:val="14"/>
               </w:rPr>
-              <w:t>app/lib/loaders.py</w:t>
+              <w:t>code/app/lib/loaders.py</w:t>
             </w:r>
           </w:p>
         </w:tc>
@@ -12614,7 +12712,7 @@
                 <w:rFonts w:ascii="Consolas" w:hAnsi="Consolas"/>
                 <w:sz w:val="14"/>
               </w:rPr>
-              <w:t>app/lib/loaders.py</w:t>
+              <w:t>code/app/lib/loaders.py</w:t>
             </w:r>
           </w:p>
         </w:tc>
@@ -12695,7 +12793,7 @@
                 <w:rFonts w:ascii="Consolas" w:hAnsi="Consolas"/>
                 <w:sz w:val="14"/>
               </w:rPr>
-              <w:t>configs/</w:t>
+              <w:t>code/configs/</w:t>
             </w:r>
             <w:r>
               <w:rPr>
@@ -12731,7 +12829,7 @@
                 <w:rFonts w:ascii="Consolas" w:hAnsi="Consolas"/>
                 <w:sz w:val="14"/>
               </w:rPr>
-              <w:t>app/pages/2_Configuration.py</w:t>
+              <w:t>code/app/pages/2_Configuration.py</w:t>
             </w:r>
           </w:p>
         </w:tc>
@@ -12850,7 +12948,7 @@
                 <w:rFonts w:ascii="Consolas" w:hAnsi="Consolas"/>
                 <w:sz w:val="14"/>
               </w:rPr>
-              <w:t>app/lib/runs.py</w:t>
+              <w:t>code/app/lib/runs.py</w:t>
             </w:r>
             <w:r>
               <w:rPr>
@@ -12863,7 +12961,7 @@
                 <w:rFonts w:ascii="Consolas" w:hAnsi="Consolas"/>
                 <w:sz w:val="14"/>
               </w:rPr>
-              <w:t>app/pages/3_Run.py</w:t>
+              <w:t>code/app/pages/3_Run.py</w:t>
             </w:r>
           </w:p>
         </w:tc>
@@ -12944,7 +13042,7 @@
                 <w:rFonts w:ascii="Consolas" w:hAnsi="Consolas"/>
                 <w:sz w:val="14"/>
               </w:rPr>
-              <w:t>streamlit run app/Home.py --server.address 0.0.0.0 --server.port 8501</w:t>
+              <w:t>streamlit run code/app/Home.py --server.address 0.0.0.0 --server.port 8501</w:t>
             </w:r>
             <w:r>
               <w:rPr>
@@ -12963,7 +13061,14 @@
               <w:rPr>
                 <w:sz w:val="16"/>
               </w:rPr>
-              <w:t>. The alternative, submitting over SSH from a local app, adds a credential path for no gain.</w:t>
+              <w:t xml:space="preserve">. The </w:t>
+            </w:r>
+            <w:r>
+              <w:rPr>
+                <w:sz w:val="16"/>
+              </w:rPr>
+              <w:lastRenderedPageBreak/>
+              <w:t>alternative, submitting over SSH from a local app, adds a credential path for no gain.</w:t>
             </w:r>
           </w:p>
         </w:tc>
@@ -12980,6 +13085,7 @@
                 <w:rFonts w:ascii="Consolas" w:hAnsi="Consolas"/>
                 <w:sz w:val="14"/>
               </w:rPr>
+              <w:lastRenderedPageBreak/>
               <w:t>.streamlit/config.toml</w:t>
             </w:r>
             <w:r>
@@ -13092,7 +13198,7 @@
                 <w:rFonts w:ascii="Consolas" w:hAnsi="Consolas"/>
                 <w:sz w:val="14"/>
               </w:rPr>
-              <w:t>app/pages/4_Results.py</w:t>
+              <w:t>code/app/pages/4_Results.py</w:t>
             </w:r>
           </w:p>
         </w:tc>
@@ -13130,7 +13236,6 @@
               <w:rPr>
                 <w:sz w:val="16"/>
               </w:rPr>
-              <w:lastRenderedPageBreak/>
               <w:t>1b.9</w:t>
             </w:r>
           </w:p>
@@ -13161,7 +13266,7 @@
                 <w:rFonts w:ascii="Consolas" w:hAnsi="Consolas"/>
                 <w:sz w:val="14"/>
               </w:rPr>
-              <w:t>tools/gis_to_dataset.py</w:t>
+              <w:t>code/tools/gis_to_dataset.py</w:t>
             </w:r>
             <w:r>
               <w:rPr>
@@ -13184,7 +13289,7 @@
                 <w:rFonts w:ascii="Consolas" w:hAnsi="Consolas"/>
                 <w:sz w:val="14"/>
               </w:rPr>
-              <w:t>app/pages/1_Inputs.py</w:t>
+              <w:t>code/app/pages/1_Inputs.py</w:t>
             </w:r>
           </w:p>
         </w:tc>
@@ -13253,7 +13358,7 @@
                 <w:rFonts w:ascii="Consolas" w:hAnsi="Consolas"/>
                 <w:sz w:val="14"/>
               </w:rPr>
-              <w:t>app/</w:t>
+              <w:t>code/app/</w:t>
             </w:r>
             <w:r>
               <w:rPr>
@@ -13292,7 +13397,7 @@
                 <w:rFonts w:ascii="Consolas" w:hAnsi="Consolas"/>
                 <w:sz w:val="14"/>
               </w:rPr>
-              <w:t>app/</w:t>
+              <w:t>code/app/</w:t>
             </w:r>
             <w:r>
               <w:rPr>
@@ -13342,7 +13447,7 @@
                 <w:rFonts w:ascii="Consolas" w:hAnsi="Consolas"/>
                 <w:sz w:val="14"/>
               </w:rPr>
-              <w:t>tests/test_repo_hygiene.py</w:t>
+              <w:t>code/tests/test_repo_hygiene.py</w:t>
             </w:r>
           </w:p>
         </w:tc>
@@ -13401,7 +13506,7 @@
           <w:rFonts w:ascii="Consolas" w:hAnsi="Consolas"/>
           <w:sz w:val="18"/>
         </w:rPr>
-        <w:t>streamlit run app/Home.py</w:t>
+        <w:t>streamlit run code/app/Home.py</w:t>
       </w:r>
       <w:r>
         <w:t xml:space="preserve"> on this machine and on the server serves the same app from one configuration setting.</w:t>
@@ -13459,7 +13564,7 @@
                 <w:rFonts w:ascii="Consolas" w:hAnsi="Consolas"/>
                 <w:sz w:val="16"/>
               </w:rPr>
-              <w:t>app/lib</w:t>
+              <w:t>code/app/lib</w:t>
             </w:r>
             <w:r>
               <w:rPr>
@@ -13480,7 +13585,7 @@
       <w:pPr>
         <w:pStyle w:val="Heading2"/>
       </w:pPr>
-      <w:bookmarkStart w:id="19" w:name="_Toc239881206"/>
+      <w:bookmarkStart w:id="19" w:name="_Toc239881875"/>
       <w:r>
         <w:t>WP1c — One grid path: Voronoi by default</w:t>
       </w:r>
@@ -14545,13 +14650,6 @@
           <w:sz w:val="17"/>
         </w:rPr>
         <w:br/>
-      </w:r>
-      <w:r>
-        <w:rPr>
-          <w:rFonts w:ascii="Consolas" w:hAnsi="Consolas"/>
-          <w:sz w:val="17"/>
-        </w:rPr>
-        <w:lastRenderedPageBreak/>
         <w:t xml:space="preserve">                 graded stream corridor, centroid-seeded pond cells, background size.</w:t>
       </w:r>
       <w:r>
@@ -15715,8 +15813,9 @@
       <w:pPr>
         <w:pStyle w:val="Heading2"/>
       </w:pPr>
-      <w:bookmarkStart w:id="20" w:name="_Toc239881207"/>
-      <w:r>
+      <w:bookmarkStart w:id="20" w:name="_Toc239881876"/>
+      <w:r>
+        <w:lastRenderedPageBreak/>
         <w:t>WP2 — Total ET from three sources</w:t>
       </w:r>
       <w:bookmarkEnd w:id="20"/>
@@ -15747,7 +15846,6 @@
         <w:pStyle w:val="Heading3"/>
       </w:pPr>
       <w:r>
-        <w:lastRenderedPageBreak/>
         <w:t>2a  The MF6 mechanism — verified, not assumed</w:t>
       </w:r>
     </w:p>
@@ -16728,6 +16826,7 @@
         <w:pStyle w:val="Heading3"/>
       </w:pPr>
       <w:r>
+        <w:lastRenderedPageBreak/>
         <w:t>Steps</w:t>
       </w:r>
     </w:p>
@@ -17057,7 +17156,7 @@
                 <w:rFonts w:ascii="Consolas" w:hAnsi="Consolas"/>
                 <w:sz w:val="14"/>
               </w:rPr>
-              <w:t>configs/lamata.toml</w:t>
+              <w:t>code/configs/lamata.toml</w:t>
             </w:r>
           </w:p>
         </w:tc>
@@ -17125,14 +17224,7 @@
               <w:rPr>
                 <w:sz w:val="16"/>
               </w:rPr>
-              <w:t xml:space="preserve">, the chosen </w:t>
-            </w:r>
-            <w:r>
-              <w:rPr>
-                <w:sz w:val="16"/>
-              </w:rPr>
-              <w:lastRenderedPageBreak/>
-              <w:t xml:space="preserve">unsaturated form, and </w:t>
+              <w:t xml:space="preserve">, the chosen unsaturated form, and </w:t>
             </w:r>
             <w:r>
               <w:rPr>
@@ -17267,16 +17359,7 @@
                 <w:rFonts w:ascii="Consolas" w:hAnsi="Consolas"/>
                 <w:sz w:val="14"/>
               </w:rPr>
-              <w:lastRenderedPageBreak/>
-              <w:t>code/ppMF6/marmites_mf6</w:t>
-            </w:r>
-            <w:r>
-              <w:rPr>
-                <w:rFonts w:ascii="Consolas" w:hAnsi="Consolas"/>
-                <w:sz w:val="14"/>
-              </w:rPr>
-              <w:lastRenderedPageBreak/>
-              <w:t>.py</w:t>
+              <w:t>code/ppMF6/marmites_mf6.py</w:t>
             </w:r>
           </w:p>
         </w:tc>
@@ -17293,7 +17376,6 @@
               <w:rPr>
                 <w:sz w:val="16"/>
               </w:rPr>
-              <w:lastRenderedPageBreak/>
               <w:t xml:space="preserve">the written </w:t>
             </w:r>
             <w:r>
@@ -17314,7 +17396,6 @@
                 <w:rFonts w:ascii="Consolas" w:hAnsi="Consolas"/>
                 <w:sz w:val="14"/>
               </w:rPr>
-              <w:lastRenderedPageBreak/>
               <w:t>SIMULATE_ET</w:t>
             </w:r>
             <w:r>
@@ -17342,7 +17423,6 @@
               <w:rPr>
                 <w:sz w:val="16"/>
               </w:rPr>
-              <w:lastRenderedPageBreak/>
               <w:t>2.3</w:t>
             </w:r>
           </w:p>
@@ -18180,7 +18260,7 @@
                 <w:rFonts w:ascii="Consolas" w:hAnsi="Consolas"/>
                 <w:sz w:val="14"/>
               </w:rPr>
-              <w:t>tests/test_et_partition.py</w:t>
+              <w:t>code/tests/test_et_partition.py</w:t>
             </w:r>
             <w:r>
               <w:rPr>
@@ -18243,7 +18323,7 @@
       <w:pPr>
         <w:pStyle w:val="Heading2"/>
       </w:pPr>
-      <w:bookmarkStart w:id="21" w:name="_Toc239881208"/>
+      <w:bookmarkStart w:id="21" w:name="_Toc239881877"/>
       <w:r>
         <w:t>WP3 — SFR: run coupled, then validate</w:t>
       </w:r>
@@ -18391,6 +18471,7 @@
                 <w:color w:val="FFFFFF"/>
                 <w:sz w:val="17"/>
               </w:rPr>
+              <w:lastRenderedPageBreak/>
               <w:t>Producer</w:t>
             </w:r>
           </w:p>
@@ -18617,15 +18698,7 @@
                 <w:rFonts w:ascii="Consolas" w:hAnsi="Consolas"/>
                 <w:sz w:val="15"/>
               </w:rPr>
-              <w:t xml:space="preserve">{drainage: {a: .., b: </w:t>
-            </w:r>
-            <w:r>
-              <w:rPr>
-                <w:rFonts w:ascii="Consolas" w:hAnsi="Consolas"/>
-                <w:sz w:val="15"/>
-              </w:rPr>
-              <w:lastRenderedPageBreak/>
-              <w:t>..}}</w:t>
+              <w:t>{drainage: {a: .., b: ..}}</w:t>
             </w:r>
           </w:p>
         </w:tc>
@@ -18643,7 +18716,6 @@
                 <w:b/>
                 <w:sz w:val="17"/>
               </w:rPr>
-              <w:lastRenderedPageBreak/>
               <w:t>computed from contributing drainage area</w:t>
             </w:r>
             <w:r>
@@ -18657,15 +18729,7 @@
                 <w:rFonts w:ascii="Consolas" w:hAnsi="Consolas"/>
                 <w:sz w:val="15"/>
               </w:rPr>
-              <w:t xml:space="preserve">w = </w:t>
-            </w:r>
-            <w:r>
-              <w:rPr>
-                <w:rFonts w:ascii="Consolas" w:hAnsi="Consolas"/>
-                <w:sz w:val="15"/>
-              </w:rPr>
-              <w:lastRenderedPageBreak/>
-              <w:t>a·A^b</w:t>
+              <w:t>w = a·A^b</w:t>
             </w:r>
             <w:r>
               <w:rPr>
@@ -18689,16 +18753,7 @@
                 <w:b/>
                 <w:sz w:val="17"/>
               </w:rPr>
-              <w:lastRenderedPageBreak/>
-              <w:t xml:space="preserve">channel width — CdL's method, kept as an </w:t>
-            </w:r>
-            <w:r>
-              <w:rPr>
-                <w:b/>
-                <w:sz w:val="17"/>
-              </w:rPr>
-              <w:lastRenderedPageBreak/>
-              <w:t>option and the default for width</w:t>
+              <w:t>channel width — CdL's method, kept as an option and the default for width</w:t>
             </w:r>
           </w:p>
         </w:tc>
@@ -19199,7 +19254,7 @@
                 <w:rFonts w:ascii="Consolas" w:hAnsi="Consolas"/>
                 <w:sz w:val="14"/>
               </w:rPr>
-              <w:t>tools/gis_to_dataset.py</w:t>
+              <w:t>code/tools/gis_to_dataset.py</w:t>
             </w:r>
             <w:r>
               <w:rPr>
@@ -19862,8 +19917,9 @@
       <w:pPr>
         <w:pStyle w:val="Heading2"/>
       </w:pPr>
-      <w:bookmarkStart w:id="22" w:name="_Toc239881209"/>
-      <w:r>
+      <w:bookmarkStart w:id="22" w:name="_Toc239881878"/>
+      <w:r>
+        <w:lastRenderedPageBreak/>
         <w:t>WP4 — LAK: ponds coupled, with the MM open-water exchange</w:t>
       </w:r>
       <w:bookmarkEnd w:id="22"/>
@@ -19910,7 +19966,6 @@
     </w:p>
     <w:p>
       <w:r>
-        <w:lastRenderedPageBreak/>
         <w:t xml:space="preserve">On the </w:t>
       </w:r>
       <w:r>
@@ -21025,6 +21080,7 @@
                 <w:rFonts w:ascii="Consolas" w:hAnsi="Consolas"/>
                 <w:sz w:val="14"/>
               </w:rPr>
+              <w:lastRenderedPageBreak/>
               <w:t>_fig_general_map</w:t>
             </w:r>
             <w:r>
@@ -21048,6 +21104,7 @@
                 <w:rFonts w:ascii="Consolas" w:hAnsi="Consolas"/>
                 <w:sz w:val="14"/>
               </w:rPr>
+              <w:lastRenderedPageBreak/>
               <w:t>marmites_postprocess.py</w:t>
             </w:r>
           </w:p>
@@ -21071,7 +21128,14 @@
               <w:rPr>
                 <w:sz w:val="16"/>
               </w:rPr>
-              <w:t xml:space="preserve"> and the zoom pages exist</w:t>
+              <w:t xml:space="preserve"> </w:t>
+            </w:r>
+            <w:r>
+              <w:rPr>
+                <w:sz w:val="16"/>
+              </w:rPr>
+              <w:lastRenderedPageBreak/>
+              <w:t>and the zoom pages exist</w:t>
             </w:r>
           </w:p>
         </w:tc>
@@ -21093,6 +21157,7 @@
               <w:rPr>
                 <w:sz w:val="16"/>
               </w:rPr>
+              <w:lastRenderedPageBreak/>
               <w:t>4.8</w:t>
             </w:r>
           </w:p>
@@ -21217,7 +21282,7 @@
       <w:pPr>
         <w:pStyle w:val="Heading2"/>
       </w:pPr>
-      <w:bookmarkStart w:id="23" w:name="_Toc239881210"/>
+      <w:bookmarkStart w:id="23" w:name="_Toc239881879"/>
       <w:r>
         <w:t>WP5 — CRR: the cascade-routing and reinfiltration module</w:t>
       </w:r>
@@ -22067,7 +22132,7 @@
                 <w:rFonts w:ascii="Consolas" w:hAnsi="Consolas"/>
                 <w:sz w:val="14"/>
               </w:rPr>
-              <w:t>tests/test_crr.py</w:t>
+              <w:t>code/tests/test_crr.py</w:t>
             </w:r>
             <w:r>
               <w:rPr>
@@ -22267,8 +22332,9 @@
       <w:pPr>
         <w:pStyle w:val="Heading2"/>
       </w:pPr>
-      <w:bookmarkStart w:id="24" w:name="_Toc239881211"/>
-      <w:r>
+      <w:bookmarkStart w:id="24" w:name="_Toc239881880"/>
+      <w:r>
+        <w:lastRenderedPageBreak/>
         <w:t>WP6 — Post-processing and the observation exports</w:t>
       </w:r>
       <w:bookmarkEnd w:id="24"/>
@@ -22578,7 +22644,6 @@
               <w:rPr>
                 <w:sz w:val="16"/>
               </w:rPr>
-              <w:lastRenderedPageBreak/>
               <w:t>6.3</w:t>
             </w:r>
           </w:p>
@@ -22941,7 +23006,7 @@
                 <w:rFonts w:ascii="Consolas" w:hAnsi="Consolas"/>
                 <w:sz w:val="14"/>
               </w:rPr>
-              <w:t>app/pages/4_Results.py</w:t>
+              <w:t>code/app/pages/4_Results.py</w:t>
             </w:r>
           </w:p>
         </w:tc>
@@ -23037,7 +23102,7 @@
       <w:pPr>
         <w:pStyle w:val="Heading2"/>
       </w:pPr>
-      <w:bookmarkStart w:id="25" w:name="_Toc239881212"/>
+      <w:bookmarkStart w:id="25" w:name="_Toc239881881"/>
       <w:r>
         <w:t>WP7 — PEST++-IES calibration</w:t>
       </w:r>
@@ -23242,7 +23307,7 @@
                 <w:rFonts w:ascii="Consolas" w:hAnsi="Consolas"/>
                 <w:sz w:val="14"/>
               </w:rPr>
-              <w:t>tools/pest_prep_mm.py</w:t>
+              <w:t>code/tools/pest_prep_mm.py</w:t>
             </w:r>
             <w:r>
               <w:rPr>
@@ -23341,7 +23406,7 @@
                 <w:rFonts w:ascii="Consolas" w:hAnsi="Consolas"/>
                 <w:sz w:val="14"/>
               </w:rPr>
-              <w:t>tools/build_pst_mm.py</w:t>
+              <w:t>code/tools/build_pst_mm.py</w:t>
             </w:r>
             <w:r>
               <w:rPr>
@@ -23563,7 +23628,7 @@
                 <w:rFonts w:ascii="Consolas" w:hAnsi="Consolas"/>
                 <w:sz w:val="14"/>
               </w:rPr>
-              <w:t>tools/forward_run_mm.py</w:t>
+              <w:t>code/tools/forward_run_mm.py</w:t>
             </w:r>
             <w:r>
               <w:rPr>
@@ -23692,7 +23757,7 @@
                 <w:rFonts w:ascii="Consolas" w:hAnsi="Consolas"/>
                 <w:sz w:val="14"/>
               </w:rPr>
-              <w:t>tools/build_pst_mm.py</w:t>
+              <w:t>code/tools/build_pst_mm.py</w:t>
             </w:r>
           </w:p>
         </w:tc>
@@ -23778,7 +23843,7 @@
                 <w:rFonts w:ascii="Consolas" w:hAnsi="Consolas"/>
                 <w:sz w:val="14"/>
               </w:rPr>
-              <w:t>tools/run_ies_mm.py</w:t>
+              <w:t>code/tools/run_ies_mm.py</w:t>
             </w:r>
             <w:r>
               <w:rPr>
@@ -23855,7 +23920,7 @@
                 <w:rFonts w:ascii="Consolas" w:hAnsi="Consolas"/>
                 <w:sz w:val="14"/>
               </w:rPr>
-              <w:t>tools/postproc_ies_mm.py</w:t>
+              <w:t>code/tools/postproc_ies_mm.py</w:t>
             </w:r>
             <w:r>
               <w:rPr>
@@ -23906,6 +23971,7 @@
               <w:rPr>
                 <w:sz w:val="16"/>
               </w:rPr>
+              <w:lastRenderedPageBreak/>
               <w:t>7.8</w:t>
             </w:r>
           </w:p>
@@ -23967,7 +24033,7 @@
                 <w:rFonts w:ascii="Consolas" w:hAnsi="Consolas"/>
                 <w:sz w:val="14"/>
               </w:rPr>
-              <w:t>tools/extract_pest_optimised_mm.py</w:t>
+              <w:t>code/tools/extract_pest_optimised_mm.py</w:t>
             </w:r>
             <w:r>
               <w:rPr>
@@ -24071,7 +24137,7 @@
                 <w:rFonts w:ascii="Consolas" w:hAnsi="Consolas"/>
                 <w:sz w:val="14"/>
               </w:rPr>
-              <w:t>app/pages/5_Calibration.py</w:t>
+              <w:t>code/app/pages/5_Calibration.py</w:t>
             </w:r>
           </w:p>
         </w:tc>
@@ -24158,7 +24224,6 @@
                 <w:rFonts w:ascii="Consolas" w:hAnsi="Consolas"/>
                 <w:sz w:val="16"/>
               </w:rPr>
-              <w:lastRenderedPageBreak/>
               <w:t>ies_bad_phi_sigma = 2.5</w:t>
             </w:r>
             <w:r>
@@ -24193,7 +24258,7 @@
       <w:pPr>
         <w:pStyle w:val="Heading2"/>
       </w:pPr>
-      <w:bookmarkStart w:id="26" w:name="_Toc239881213"/>
+      <w:bookmarkStart w:id="26" w:name="_Toc239881882"/>
       <w:r>
         <w:t>WP8 — Tests, documentation and merge hygiene</w:t>
       </w:r>
@@ -24905,7 +24970,7 @@
       <w:pPr>
         <w:pStyle w:val="Heading2"/>
       </w:pPr>
-      <w:bookmarkStart w:id="27" w:name="_Toc239881214"/>
+      <w:bookmarkStart w:id="27" w:name="_Toc239881883"/>
       <w:r>
         <w:t>WP9 — Port to CdL, the production case study</w:t>
       </w:r>
@@ -25357,6 +25422,7 @@
                 <w:rFonts w:ascii="Consolas" w:hAnsi="Consolas"/>
                 <w:sz w:val="15"/>
               </w:rPr>
+              <w:lastRenderedPageBreak/>
               <w:t>voronoi_layers.npz</w:t>
             </w:r>
             <w:r>
@@ -25379,6 +25445,7 @@
               <w:rPr>
                 <w:sz w:val="17"/>
               </w:rPr>
+              <w:lastRenderedPageBreak/>
               <w:t xml:space="preserve">the mesh loads and </w:t>
             </w:r>
             <w:r>
@@ -25624,7 +25691,7 @@
       <w:pPr>
         <w:pStyle w:val="Heading1"/>
       </w:pPr>
-      <w:bookmarkStart w:id="28" w:name="_Toc239881215"/>
+      <w:bookmarkStart w:id="28" w:name="_Toc239881884"/>
       <w:r>
         <w:t>6  Input-data inventory</w:t>
       </w:r>
@@ -25667,7 +25734,7 @@
       <w:pPr>
         <w:pStyle w:val="Heading2"/>
       </w:pPr>
-      <w:bookmarkStart w:id="29" w:name="_Toc239881216"/>
+      <w:bookmarkStart w:id="29" w:name="_Toc239881885"/>
       <w:r>
         <w:t>6.1  Tier A — in the repository (example/&lt;case&gt;/, e.g. example/LaMata/)</w:t>
       </w:r>
@@ -25814,7 +25881,7 @@
                 <w:rFonts w:ascii="Consolas" w:hAnsi="Consolas"/>
                 <w:sz w:val="13"/>
               </w:rPr>
-              <w:t>configs/lamata.toml</w:t>
+              <w:t>code/configs/lamata.toml</w:t>
             </w:r>
           </w:p>
         </w:tc>
@@ -27342,6 +27409,7 @@
                 <w:b/>
                 <w:sz w:val="15"/>
               </w:rPr>
+              <w:lastRenderedPageBreak/>
               <w:t>NEW — grid seeds</w:t>
             </w:r>
           </w:p>
@@ -27612,7 +27680,7 @@
       <w:pPr>
         <w:pStyle w:val="Heading2"/>
       </w:pPr>
-      <w:bookmarkStart w:id="30" w:name="_Toc239881217"/>
+      <w:bookmarkStart w:id="30" w:name="_Toc239881886"/>
       <w:r>
         <w:t>6.2  Tier B — outside the repository (DATA_ROOT)</w:t>
       </w:r>
@@ -27729,7 +27797,6 @@
               <w:rPr>
                 <w:sz w:val="15"/>
               </w:rPr>
-              <w:lastRenderedPageBreak/>
               <w:t>Stream network</w:t>
             </w:r>
           </w:p>
@@ -27809,7 +27876,7 @@
                 <w:rFonts w:ascii="Consolas" w:hAnsi="Consolas"/>
                 <w:sz w:val="13"/>
               </w:rPr>
-              <w:t>tools/gis_to_dataset.py</w:t>
+              <w:t>code/tools/gis_to_dataset.py</w:t>
             </w:r>
             <w:r>
               <w:rPr>
@@ -28840,7 +28907,7 @@
       <w:pPr>
         <w:pStyle w:val="Heading2"/>
       </w:pPr>
-      <w:bookmarkStart w:id="31" w:name="_Toc239881218"/>
+      <w:bookmarkStart w:id="31" w:name="_Toc239881887"/>
       <w:r>
         <w:t>6.3  Data that does not exist yet and must be assembled</w:t>
       </w:r>
@@ -29288,7 +29355,7 @@
       <w:pPr>
         <w:pStyle w:val="Heading2"/>
       </w:pPr>
-      <w:bookmarkStart w:id="32" w:name="_Toc239881219"/>
+      <w:bookmarkStart w:id="32" w:name="_Toc239881888"/>
       <w:r>
         <w:t>6.4  The legacy ini files — the authoritative parameter list</w:t>
       </w:r>
@@ -29425,7 +29492,14 @@
               <w:rPr>
                 <w:sz w:val="15"/>
               </w:rPr>
-              <w:t xml:space="preserve"> (122 lines)</w:t>
+              <w:t xml:space="preserve"> </w:t>
+            </w:r>
+            <w:r>
+              <w:rPr>
+                <w:sz w:val="15"/>
+              </w:rPr>
+              <w:lastRenderedPageBreak/>
+              <w:t>(122 lines)</w:t>
             </w:r>
           </w:p>
         </w:tc>
@@ -29442,6 +29516,7 @@
                 <w:b/>
                 <w:sz w:val="15"/>
               </w:rPr>
+              <w:lastRenderedPageBreak/>
               <w:t>run control</w:t>
             </w:r>
             <w:r>
@@ -29507,6 +29582,7 @@
                 <w:rFonts w:ascii="Consolas" w:hAnsi="Consolas"/>
                 <w:sz w:val="13"/>
               </w:rPr>
+              <w:lastRenderedPageBreak/>
               <w:t>MF_lastrun</w:t>
             </w:r>
             <w:r>
@@ -30115,6 +30191,7 @@
                 <w:b/>
                 <w:sz w:val="15"/>
               </w:rPr>
+              <w:lastRenderedPageBreak/>
               <w:t>migrates key for key</w:t>
             </w:r>
             <w:r>
@@ -30128,7 +30205,15 @@
                 <w:rFonts w:ascii="Consolas" w:hAnsi="Consolas"/>
                 <w:sz w:val="13"/>
               </w:rPr>
-              <w:t>[run] [postproc] [paths] [irr] [grid] [obs]</w:t>
+              <w:t xml:space="preserve">[run] [postproc] </w:t>
+            </w:r>
+            <w:r>
+              <w:rPr>
+                <w:rFonts w:ascii="Consolas" w:hAnsi="Consolas"/>
+                <w:sz w:val="13"/>
+              </w:rPr>
+              <w:lastRenderedPageBreak/>
+              <w:t>[paths] [irr] [grid] [obs]</w:t>
             </w:r>
             <w:r>
               <w:rPr>
@@ -30196,6 +30281,7 @@
                 <w:rFonts w:ascii="Consolas" w:hAnsi="Consolas"/>
                 <w:sz w:val="13"/>
               </w:rPr>
+              <w:lastRenderedPageBreak/>
               <w:t>__inputMMsurf.ini</w:t>
             </w:r>
             <w:r>
@@ -30566,28 +30652,85 @@
                 <w:b/>
                 <w:sz w:val="15"/>
               </w:rPr>
-              <w:t xml:space="preserve"> </w:t>
+              <w:t xml:space="preserve"> max root depth</w:t>
+            </w:r>
+            <w:r>
+              <w:rPr>
+                <w:sz w:val="15"/>
+              </w:rPr>
+              <w:t xml:space="preserve">, and the transpiration-sourcing factors </w:t>
+            </w:r>
+            <w:r>
+              <w:rPr>
+                <w:rFonts w:ascii="Consolas" w:hAnsi="Consolas"/>
+                <w:sz w:val="13"/>
+              </w:rPr>
+              <w:t>kTg_min</w:t>
+            </w:r>
+            <w:r>
+              <w:rPr>
+                <w:sz w:val="15"/>
+              </w:rPr>
+              <w:t xml:space="preserve">, </w:t>
+            </w:r>
+            <w:r>
+              <w:rPr>
+                <w:rFonts w:ascii="Consolas" w:hAnsi="Consolas"/>
+                <w:sz w:val="13"/>
+              </w:rPr>
+              <w:t>kTg_max</w:t>
+            </w:r>
+            <w:r>
+              <w:rPr>
+                <w:sz w:val="15"/>
+              </w:rPr>
+              <w:t xml:space="preserve">, </w:t>
+            </w:r>
+            <w:r>
+              <w:rPr>
+                <w:rFonts w:ascii="Consolas" w:hAnsi="Consolas"/>
+                <w:sz w:val="13"/>
+              </w:rPr>
+              <w:t>kT_f</w:t>
+            </w:r>
+            <w:r>
+              <w:rPr>
+                <w:sz w:val="15"/>
+              </w:rPr>
+              <w:t xml:space="preserve">, </w:t>
+            </w:r>
+            <w:r>
+              <w:rPr>
+                <w:rFonts w:ascii="Consolas" w:hAnsi="Consolas"/>
+                <w:sz w:val="13"/>
+              </w:rPr>
+              <w:t>kT_1/s</w:t>
+            </w:r>
+            <w:r>
+              <w:rPr>
+                <w:sz w:val="15"/>
+              </w:rPr>
+              <w:t xml:space="preserve">); </w:t>
             </w:r>
             <w:r>
               <w:rPr>
                 <w:b/>
                 <w:sz w:val="15"/>
               </w:rPr>
-              <w:lastRenderedPageBreak/>
-              <w:t>max root depth</w:t>
+              <w:t>crops</w:t>
             </w:r>
             <w:r>
               <w:rPr>
                 <w:sz w:val="15"/>
               </w:rPr>
-              <w:t xml:space="preserve">, and the transpiration-sourcing factors </w:t>
+              <w:t xml:space="preserve"> (</w:t>
             </w:r>
             <w:r>
               <w:rPr>
                 <w:rFonts w:ascii="Consolas" w:hAnsi="Consolas"/>
                 <w:sz w:val="13"/>
               </w:rPr>
-              <w:t>kTg_min</w:t>
+              <w:t>NCRP</w:t>
             </w:r>
             <w:r>
               <w:rPr>
@@ -30600,12 +30743,25 @@
                 <w:rFonts w:ascii="Consolas" w:hAnsi="Consolas"/>
                 <w:sz w:val="13"/>
               </w:rPr>
-              <w:t>kTg_max</w:t>
+              <w:t>NFIELD</w:t>
             </w:r>
             <w:r>
               <w:rPr>
                 <w:sz w:val="15"/>
               </w:rPr>
+              <w:t xml:space="preserve">, per crop </w:t>
+            </w:r>
+            <w:r>
+              <w:rPr>
+                <w:rFonts w:ascii="Consolas" w:hAnsi="Consolas"/>
+                <w:sz w:val="13"/>
+              </w:rPr>
+              <w:t>h_c</w:t>
+            </w:r>
+            <w:r>
+              <w:rPr>
+                <w:sz w:val="15"/>
+              </w:rPr>
               <w:t xml:space="preserve">, </w:t>
             </w:r>
             <w:r>
@@ -30613,7 +30769,7 @@
                 <w:rFonts w:ascii="Consolas" w:hAnsi="Consolas"/>
                 <w:sz w:val="13"/>
               </w:rPr>
-              <w:t>kT_f</w:t>
+              <w:t>S_w_c</w:t>
             </w:r>
             <w:r>
               <w:rPr>
@@ -30626,7 +30782,72 @@
                 <w:rFonts w:ascii="Consolas" w:hAnsi="Consolas"/>
                 <w:sz w:val="13"/>
               </w:rPr>
-              <w:t>kT_1/s</w:t>
+              <w:t>C_leaf_star_c</w:t>
+            </w:r>
+            <w:r>
+              <w:rPr>
+                <w:sz w:val="15"/>
+              </w:rPr>
+              <w:t xml:space="preserve">, </w:t>
+            </w:r>
+            <w:r>
+              <w:rPr>
+                <w:rFonts w:ascii="Consolas" w:hAnsi="Consolas"/>
+                <w:sz w:val="13"/>
+              </w:rPr>
+              <w:t>LAI_c</w:t>
+            </w:r>
+            <w:r>
+              <w:rPr>
+                <w:sz w:val="15"/>
+              </w:rPr>
+              <w:t xml:space="preserve">, </w:t>
+            </w:r>
+            <w:r>
+              <w:rPr>
+                <w:rFonts w:ascii="Consolas" w:hAnsi="Consolas"/>
+                <w:sz w:val="13"/>
+              </w:rPr>
+              <w:t>f_s_c</w:t>
+            </w:r>
+            <w:r>
+              <w:rPr>
+                <w:sz w:val="15"/>
+              </w:rPr>
+              <w:t xml:space="preserve">, </w:t>
+            </w:r>
+            <w:r>
+              <w:rPr>
+                <w:rFonts w:ascii="Consolas" w:hAnsi="Consolas"/>
+                <w:sz w:val="13"/>
+              </w:rPr>
+              <w:t>alfa_c</w:t>
+            </w:r>
+            <w:r>
+              <w:rPr>
+                <w:sz w:val="15"/>
+              </w:rPr>
+              <w:t xml:space="preserve">, </w:t>
+            </w:r>
+            <w:r>
+              <w:rPr>
+                <w:rFonts w:ascii="Consolas" w:hAnsi="Consolas"/>
+                <w:sz w:val="13"/>
+              </w:rPr>
+              <w:t>Zr_c</w:t>
+            </w:r>
+            <w:r>
+              <w:rPr>
+                <w:sz w:val="15"/>
+              </w:rPr>
+              <w:t xml:space="preserve">, its </w:t>
+            </w:r>
+            <w:r>
+              <w:rPr>
+                <w:rFonts w:ascii="Consolas" w:hAnsi="Consolas"/>
+                <w:sz w:val="13"/>
+              </w:rPr>
+              <w:t>kT*_c</w:t>
             </w:r>
             <w:r>
               <w:rPr>
@@ -30639,7 +30860,7 @@
                 <w:b/>
                 <w:sz w:val="15"/>
               </w:rPr>
-              <w:t>crops</w:t>
+              <w:t>soils</w:t>
             </w:r>
             <w:r>
               <w:rPr>
@@ -30652,12 +30873,25 @@
                 <w:rFonts w:ascii="Consolas" w:hAnsi="Consolas"/>
                 <w:sz w:val="13"/>
               </w:rPr>
-              <w:t>NCRP</w:t>
+              <w:t>NSOIL</w:t>
             </w:r>
             <w:r>
               <w:rPr>
                 <w:sz w:val="15"/>
               </w:rPr>
+              <w:t xml:space="preserve">; per type </w:t>
+            </w:r>
+            <w:r>
+              <w:rPr>
+                <w:rFonts w:ascii="Consolas" w:hAnsi="Consolas"/>
+                <w:sz w:val="13"/>
+              </w:rPr>
+              <w:t>por</w:t>
+            </w:r>
+            <w:r>
+              <w:rPr>
+                <w:sz w:val="15"/>
+              </w:rPr>
               <w:t xml:space="preserve">, </w:t>
             </w:r>
             <w:r>
@@ -30665,20 +30899,20 @@
                 <w:rFonts w:ascii="Consolas" w:hAnsi="Consolas"/>
                 <w:sz w:val="13"/>
               </w:rPr>
-              <w:t>NFIELD</w:t>
+              <w:t>fc</w:t>
             </w:r>
             <w:r>
               <w:rPr>
                 <w:sz w:val="15"/>
               </w:rPr>
-              <w:t xml:space="preserve">, per crop </w:t>
+              <w:t xml:space="preserve">, </w:t>
             </w:r>
             <w:r>
               <w:rPr>
                 <w:rFonts w:ascii="Consolas" w:hAnsi="Consolas"/>
                 <w:sz w:val="13"/>
               </w:rPr>
-              <w:t>h_c</w:t>
+              <w:t>alfa_sd</w:t>
             </w:r>
             <w:r>
               <w:rPr>
@@ -30691,7 +30925,7 @@
                 <w:rFonts w:ascii="Consolas" w:hAnsi="Consolas"/>
                 <w:sz w:val="13"/>
               </w:rPr>
-              <w:t>S_w_c</w:t>
+              <w:t>alfa_sw</w:t>
             </w:r>
             <w:r>
               <w:rPr>
@@ -30704,7 +30938,7 @@
                 <w:rFonts w:ascii="Consolas" w:hAnsi="Consolas"/>
                 <w:sz w:val="13"/>
               </w:rPr>
-              <w:t>C_leaf_star_c</w:t>
+              <w:t>J_sd</w:t>
             </w:r>
             <w:r>
               <w:rPr>
@@ -30717,7 +30951,7 @@
                 <w:rFonts w:ascii="Consolas" w:hAnsi="Consolas"/>
                 <w:sz w:val="13"/>
               </w:rPr>
-              <w:t>LAI_c</w:t>
+              <w:t>J_sw</w:t>
             </w:r>
             <w:r>
               <w:rPr>
@@ -30730,7 +30964,7 @@
                 <w:rFonts w:ascii="Consolas" w:hAnsi="Consolas"/>
                 <w:sz w:val="13"/>
               </w:rPr>
-              <w:t>f_s_c</w:t>
+              <w:t>TRANS_sdw</w:t>
             </w:r>
             <w:r>
               <w:rPr>
@@ -30743,33 +30977,7 @@
                 <w:rFonts w:ascii="Consolas" w:hAnsi="Consolas"/>
                 <w:sz w:val="13"/>
               </w:rPr>
-              <w:t>alfa_c</w:t>
-            </w:r>
-            <w:r>
-              <w:rPr>
-                <w:sz w:val="15"/>
-              </w:rPr>
-              <w:t xml:space="preserve">, </w:t>
-            </w:r>
-            <w:r>
-              <w:rPr>
-                <w:rFonts w:ascii="Consolas" w:hAnsi="Consolas"/>
-                <w:sz w:val="13"/>
-              </w:rPr>
-              <w:t>Zr_c</w:t>
-            </w:r>
-            <w:r>
-              <w:rPr>
-                <w:sz w:val="15"/>
-              </w:rPr>
-              <w:t xml:space="preserve">, its </w:t>
-            </w:r>
-            <w:r>
-              <w:rPr>
-                <w:rFonts w:ascii="Consolas" w:hAnsi="Consolas"/>
-                <w:sz w:val="13"/>
-              </w:rPr>
-              <w:t>kT*_c</w:t>
+              <w:t>TRANS_swd</w:t>
             </w:r>
             <w:r>
               <w:rPr>
@@ -30782,7 +30990,7 @@
                 <w:b/>
                 <w:sz w:val="15"/>
               </w:rPr>
-              <w:t>soils</w:t>
+              <w:t>open water</w:t>
             </w:r>
             <w:r>
               <w:rPr>
@@ -30795,201 +31003,63 @@
                 <w:rFonts w:ascii="Consolas" w:hAnsi="Consolas"/>
                 <w:sz w:val="13"/>
               </w:rPr>
-              <w:t>NSOIL</w:t>
+              <w:t>alfa_w</w:t>
             </w:r>
             <w:r>
               <w:rPr>
                 <w:sz w:val="15"/>
               </w:rPr>
-              <w:t xml:space="preserve">; per type </w:t>
-            </w:r>
-            <w:r>
-              <w:rPr>
-                <w:rFonts w:ascii="Consolas" w:hAnsi="Consolas"/>
-                <w:sz w:val="13"/>
-              </w:rPr>
-              <w:t>por</w:t>
-            </w:r>
-            <w:r>
-              <w:rPr>
-                <w:sz w:val="15"/>
-              </w:rPr>
-              <w:t xml:space="preserve">, </w:t>
-            </w:r>
-            <w:r>
-              <w:rPr>
-                <w:rFonts w:ascii="Consolas" w:hAnsi="Consolas"/>
-                <w:sz w:val="13"/>
-              </w:rPr>
-              <w:t>fc</w:t>
-            </w:r>
-            <w:r>
-              <w:rPr>
-                <w:sz w:val="15"/>
-              </w:rPr>
-              <w:t xml:space="preserve">, </w:t>
-            </w:r>
-            <w:r>
-              <w:rPr>
-                <w:rFonts w:ascii="Consolas" w:hAnsi="Consolas"/>
-                <w:sz w:val="13"/>
-              </w:rPr>
-              <w:t>alfa_sd</w:t>
-            </w:r>
-            <w:r>
-              <w:rPr>
-                <w:sz w:val="15"/>
-              </w:rPr>
-              <w:t xml:space="preserve">, </w:t>
-            </w:r>
-            <w:r>
-              <w:rPr>
-                <w:rFonts w:ascii="Consolas" w:hAnsi="Consolas"/>
-                <w:sz w:val="13"/>
-              </w:rPr>
-              <w:t>alfa_sw</w:t>
-            </w:r>
-            <w:r>
-              <w:rPr>
-                <w:sz w:val="15"/>
-              </w:rPr>
-              <w:t xml:space="preserve">, </w:t>
-            </w:r>
-            <w:r>
-              <w:rPr>
-                <w:rFonts w:ascii="Consolas" w:hAnsi="Consolas"/>
-                <w:sz w:val="13"/>
-              </w:rPr>
-              <w:t>J_sd</w:t>
-            </w:r>
-            <w:r>
-              <w:rPr>
-                <w:sz w:val="15"/>
-              </w:rPr>
-              <w:t xml:space="preserve">, </w:t>
-            </w:r>
-            <w:r>
-              <w:rPr>
-                <w:rFonts w:ascii="Consolas" w:hAnsi="Consolas"/>
-                <w:sz w:val="13"/>
-              </w:rPr>
-              <w:t>J_sw</w:t>
-            </w:r>
-            <w:r>
-              <w:rPr>
-                <w:sz w:val="15"/>
-              </w:rPr>
-              <w:t xml:space="preserve">, </w:t>
-            </w:r>
-            <w:r>
-              <w:rPr>
-                <w:rFonts w:ascii="Consolas" w:hAnsi="Consolas"/>
-                <w:sz w:val="13"/>
-              </w:rPr>
-              <w:t>TRANS_sdw</w:t>
-            </w:r>
-            <w:r>
-              <w:rPr>
-                <w:sz w:val="15"/>
-              </w:rPr>
-              <w:t xml:space="preserve">, </w:t>
-            </w:r>
-            <w:r>
-              <w:rPr>
-                <w:rFonts w:ascii="Consolas" w:hAnsi="Consolas"/>
-                <w:sz w:val="13"/>
-              </w:rPr>
-              <w:t>TRANS_swd</w:t>
-            </w:r>
-            <w:r>
-              <w:rPr>
-                <w:sz w:val="15"/>
-              </w:rPr>
-              <w:t xml:space="preserve">); </w:t>
-            </w:r>
+              <w:t>)</w:t>
+            </w:r>
+          </w:p>
+        </w:tc>
+        <w:tc>
+          <w:tcPr>
+            <w:tcW w:w="3175" w:type="dxa"/>
+            <w:shd w:val="clear" w:color="auto" w:fill="F2F6FA"/>
+          </w:tcPr>
+          <w:p>
+            <w:pPr>
+              <w:spacing w:after="40"/>
+            </w:pPr>
             <w:r>
               <w:rPr>
                 <w:b/>
                 <w:sz w:val="15"/>
               </w:rPr>
-              <w:t>open water</w:t>
+              <w:t>migrates key for key</w:t>
             </w:r>
             <w:r>
               <w:rPr>
                 <w:sz w:val="15"/>
               </w:rPr>
-              <w:t xml:space="preserve"> (</w:t>
+              <w:t xml:space="preserve"> into </w:t>
             </w:r>
             <w:r>
               <w:rPr>
                 <w:rFonts w:ascii="Consolas" w:hAnsi="Consolas"/>
                 <w:sz w:val="13"/>
               </w:rPr>
-              <w:t>alfa_w</w:t>
+              <w:t>[mmsurf.meteo] [mmsurf.veg] [mmsurf.crop] [mmsurf.soil] [mmsurf.openwater]</w:t>
             </w:r>
             <w:r>
               <w:rPr>
                 <w:sz w:val="15"/>
               </w:rPr>
-              <w:t>)</w:t>
-            </w:r>
-          </w:p>
-        </w:tc>
-        <w:tc>
-          <w:tcPr>
-            <w:tcW w:w="3175" w:type="dxa"/>
-            <w:shd w:val="clear" w:color="auto" w:fill="F2F6FA"/>
-          </w:tcPr>
-          <w:p>
-            <w:pPr>
-              <w:spacing w:after="40"/>
-            </w:pPr>
-            <w:r>
-              <w:rPr>
-                <w:b/>
+              <w:t xml:space="preserve">. </w:t>
+            </w:r>
+            <w:r>
+              <w:rPr>
+                <w:rFonts w:ascii="Consolas" w:hAnsi="Consolas"/>
+                <w:sz w:val="13"/>
+              </w:rPr>
+              <w:t>Zr</w:t>
+            </w:r>
+            <w:r>
+              <w:rPr>
                 <w:sz w:val="15"/>
               </w:rPr>
-              <w:lastRenderedPageBreak/>
-              <w:t>migrates key for key</w:t>
-            </w:r>
-            <w:r>
-              <w:rPr>
-                <w:sz w:val="15"/>
-              </w:rPr>
-              <w:t xml:space="preserve"> into </w:t>
-            </w:r>
-            <w:r>
-              <w:rPr>
-                <w:rFonts w:ascii="Consolas" w:hAnsi="Consolas"/>
-                <w:sz w:val="13"/>
-              </w:rPr>
-              <w:t>[mmsurf.meteo] [mmsurf.veg] [mmsurf.crop] [mmsurf.soil] [mmsurf.openwater]</w:t>
-            </w:r>
-            <w:r>
-              <w:rPr>
-                <w:sz w:val="15"/>
-              </w:rPr>
-              <w:t xml:space="preserve">. </w:t>
-            </w:r>
-            <w:r>
-              <w:rPr>
-                <w:rFonts w:ascii="Consolas" w:hAnsi="Consolas"/>
-                <w:sz w:val="13"/>
-              </w:rPr>
-              <w:t>Zr</w:t>
-            </w:r>
-            <w:r>
-              <w:rPr>
-                <w:sz w:val="15"/>
-              </w:rPr>
-              <w:t xml:space="preserve"> is also the natural </w:t>
-            </w:r>
-            <w:r>
-              <w:rPr>
-                <w:sz w:val="15"/>
-              </w:rPr>
-              <w:lastRenderedPageBreak/>
-              <w:t xml:space="preserve">source for the WP2 </w:t>
+              <w:t xml:space="preserve"> is also the natural source for the WP2 </w:t>
             </w:r>
             <w:r>
               <w:rPr>
@@ -31024,7 +31094,6 @@
                 <w:rFonts w:ascii="Consolas" w:hAnsi="Consolas"/>
                 <w:sz w:val="13"/>
               </w:rPr>
-              <w:lastRenderedPageBreak/>
               <w:t>__inputMF_flopy_v3_2s3L.ini</w:t>
             </w:r>
           </w:p>
@@ -31432,7 +31501,7 @@
       <w:pPr>
         <w:pStyle w:val="Heading1"/>
       </w:pPr>
-      <w:bookmarkStart w:id="33" w:name="_Toc239881220"/>
+      <w:bookmarkStart w:id="33" w:name="_Toc239881889"/>
       <w:r>
         <w:t>7  Configuration reference</w:t>
       </w:r>
@@ -31442,7 +31511,7 @@
       <w:pPr>
         <w:pStyle w:val="Heading2"/>
       </w:pPr>
-      <w:bookmarkStart w:id="34" w:name="_Toc239881221"/>
+      <w:bookmarkStart w:id="34" w:name="_Toc239881890"/>
       <w:r>
         <w:t>7.1  code/mm_paths.py — the machine layer</w:t>
       </w:r>
@@ -31694,9 +31763,9 @@
       <w:pPr>
         <w:pStyle w:val="Heading2"/>
       </w:pPr>
-      <w:bookmarkStart w:id="35" w:name="_Toc239881222"/>
-      <w:r>
-        <w:t>7.2  configs/lamata.toml — the model and run layer (skeleton)</w:t>
+      <w:bookmarkStart w:id="35" w:name="_Toc239881891"/>
+      <w:r>
+        <w:t>7.2  code/configs/lamata.toml — the model and run layer (skeleton)</w:t>
       </w:r>
       <w:bookmarkEnd w:id="35"/>
     </w:p>
@@ -31748,6 +31817,13 @@
           <w:sz w:val="17"/>
         </w:rPr>
         <w:br/>
+      </w:r>
+      <w:r>
+        <w:rPr>
+          <w:rFonts w:ascii="Consolas" w:hAnsi="Consolas"/>
+          <w:sz w:val="17"/>
+        </w:rPr>
+        <w:lastRenderedPageBreak/>
         <w:t>[paths]</w:t>
       </w:r>
       <w:r>
@@ -31772,12 +31848,6 @@
           <w:sz w:val="17"/>
         </w:rPr>
         <w:br/>
-      </w:r>
-      <w:r>
-        <w:rPr>
-          <w:rFonts w:ascii="Consolas" w:hAnsi="Consolas"/>
-          <w:sz w:val="17"/>
-        </w:rPr>
         <w:t>gis_ws    = ""                       # blank -&gt; DATA_ROOT/GIS (figures only, never the model path)</w:t>
       </w:r>
       <w:r>
@@ -31870,13 +31940,6 @@
           <w:sz w:val="17"/>
         </w:rPr>
         <w:br/>
-      </w:r>
-      <w:r>
-        <w:rPr>
-          <w:rFonts w:ascii="Consolas" w:hAnsi="Consolas"/>
-          <w:sz w:val="17"/>
-        </w:rPr>
-        <w:lastRenderedPageBreak/>
         <w:t>[grid]                      # ---- WP1c ----</w:t>
       </w:r>
       <w:r>
@@ -32364,6 +32427,13 @@
           <w:sz w:val="17"/>
         </w:rPr>
         <w:br/>
+      </w:r>
+      <w:r>
+        <w:rPr>
+          <w:rFonts w:ascii="Consolas" w:hAnsi="Consolas"/>
+          <w:sz w:val="17"/>
+        </w:rPr>
+        <w:lastRenderedPageBreak/>
         <w:t>beta   = 1.0                # Daoud Eq. 23 partitioning (calibrated 0.8-1.0)</w:t>
       </w:r>
       <w:r>
@@ -32486,13 +32556,6 @@
           <w:sz w:val="17"/>
         </w:rPr>
         <w:br/>
-      </w:r>
-      <w:r>
-        <w:rPr>
-          <w:rFonts w:ascii="Consolas" w:hAnsi="Consolas"/>
-          <w:sz w:val="17"/>
-        </w:rPr>
-        <w:lastRenderedPageBreak/>
         <w:t>only    = false             #                            (was --postproc-only)</w:t>
       </w:r>
       <w:r>
@@ -32616,7 +32679,7 @@
       <w:pPr>
         <w:pStyle w:val="Heading2"/>
       </w:pPr>
-      <w:bookmarkStart w:id="36" w:name="_Toc239881223"/>
+      <w:bookmarkStart w:id="36" w:name="_Toc239881892"/>
       <w:r>
         <w:t>7.3  Rules the configuration layer must enforce</w:t>
       </w:r>
@@ -32694,7 +32757,7 @@
       <w:pPr>
         <w:pStyle w:val="Heading1"/>
       </w:pPr>
-      <w:bookmarkStart w:id="37" w:name="_Toc239881224"/>
+      <w:bookmarkStart w:id="37" w:name="_Toc239881893"/>
       <w:r>
         <w:t>8  PEST-IES calibration design</w:t>
       </w:r>
@@ -32704,7 +32767,7 @@
       <w:pPr>
         <w:pStyle w:val="Heading2"/>
       </w:pPr>
-      <w:bookmarkStart w:id="38" w:name="_Toc239881225"/>
+      <w:bookmarkStart w:id="38" w:name="_Toc239881894"/>
       <w:r>
         <w:t>8.1  Parameters</w:t>
       </w:r>
@@ -33663,8 +33726,9 @@
       <w:pPr>
         <w:pStyle w:val="Heading2"/>
       </w:pPr>
-      <w:bookmarkStart w:id="39" w:name="_Toc239881226"/>
-      <w:r>
+      <w:bookmarkStart w:id="39" w:name="_Toc239881895"/>
+      <w:r>
+        <w:lastRenderedPageBreak/>
         <w:t>8.2  Observations</w:t>
       </w:r>
       <w:bookmarkEnd w:id="39"/>
@@ -34072,15 +34136,7 @@
                 <w:b/>
                 <w:sz w:val="16"/>
               </w:rPr>
-              <w:t xml:space="preserve">total ET = Ei + Eow + ETsoil + ETuzf + ETg, </w:t>
-            </w:r>
-            <w:r>
-              <w:rPr>
-                <w:b/>
-                <w:sz w:val="16"/>
-              </w:rPr>
-              <w:lastRenderedPageBreak/>
-              <w:t>catchment or zonal, monthly</w:t>
+              <w:t>total ET = Ei + Eow + ETsoil + ETuzf + ETg, catchment or zonal, monthly</w:t>
             </w:r>
           </w:p>
         </w:tc>
@@ -34098,16 +34154,7 @@
                 <w:b/>
                 <w:sz w:val="16"/>
               </w:rPr>
-              <w:lastRenderedPageBreak/>
-              <w:t xml:space="preserve">against the EC tower or a MODIS </w:t>
-            </w:r>
-            <w:r>
-              <w:rPr>
-                <w:b/>
-                <w:sz w:val="16"/>
-              </w:rPr>
-              <w:lastRenderedPageBreak/>
-              <w:t>zonal aggregation (§6.3)</w:t>
+              <w:t>against the EC tower or a MODIS zonal aggregation (§6.3)</w:t>
             </w:r>
           </w:p>
         </w:tc>
@@ -34136,7 +34183,7 @@
       <w:pPr>
         <w:pStyle w:val="Heading2"/>
       </w:pPr>
-      <w:bookmarkStart w:id="40" w:name="_Toc239881227"/>
+      <w:bookmarkStart w:id="40" w:name="_Toc239881896"/>
       <w:r>
         <w:t>8.3  The forward run</w:t>
       </w:r>
@@ -34228,7 +34275,7 @@
       <w:pPr>
         <w:pStyle w:val="Heading2"/>
       </w:pPr>
-      <w:bookmarkStart w:id="41" w:name="_Toc239881228"/>
+      <w:bookmarkStart w:id="41" w:name="_Toc239881897"/>
       <w:r>
         <w:t>8.4  Run-time budget — decide this before building the interface</w:t>
       </w:r>
@@ -34759,7 +34806,7 @@
       <w:pPr>
         <w:pStyle w:val="Heading1"/>
       </w:pPr>
-      <w:bookmarkStart w:id="42" w:name="_Toc239881229"/>
+      <w:bookmarkStart w:id="42" w:name="_Toc239881898"/>
       <w:r>
         <w:t>9  Risk register</w:t>
       </w:r>
@@ -34992,6 +35039,7 @@
                 <w:b/>
                 <w:sz w:val="16"/>
               </w:rPr>
+              <w:lastRenderedPageBreak/>
               <w:t>ETg's residual is computed from the PET written to UZF instead of ETuzf ACTUAL</w:t>
             </w:r>
           </w:p>
@@ -35207,14 +35255,7 @@
               <w:rPr>
                 <w:sz w:val="16"/>
               </w:rPr>
-              <w:t xml:space="preserve">The PEST forward run is too slow for a </w:t>
-            </w:r>
-            <w:r>
-              <w:rPr>
-                <w:sz w:val="16"/>
-              </w:rPr>
-              <w:lastRenderedPageBreak/>
-              <w:t>useful ensemble</w:t>
+              <w:t>The PEST forward run is too slow for a useful ensemble</w:t>
             </w:r>
           </w:p>
         </w:tc>
@@ -35231,7 +35272,6 @@
               <w:rPr>
                 <w:sz w:val="16"/>
               </w:rPr>
-              <w:lastRenderedPageBreak/>
               <w:t>WP7 unusable</w:t>
             </w:r>
           </w:p>
@@ -35249,14 +35289,7 @@
               <w:rPr>
                 <w:sz w:val="16"/>
               </w:rPr>
-              <w:t xml:space="preserve">§8.4 — measure, then choose the window and the ensemble size. </w:t>
-            </w:r>
-            <w:r>
-              <w:rPr>
-                <w:sz w:val="16"/>
-              </w:rPr>
-              <w:lastRenderedPageBreak/>
-              <w:t>Pilot at 50 realisations first</w:t>
+              <w:t>§8.4 — measure, then choose the window and the ensemble size. Pilot at 50 realisations first</w:t>
             </w:r>
           </w:p>
         </w:tc>
@@ -35277,7 +35310,6 @@
               <w:rPr>
                 <w:sz w:val="16"/>
               </w:rPr>
-              <w:lastRenderedPageBreak/>
               <w:t>IES overfits to a checkerboard K field</w:t>
             </w:r>
           </w:p>
@@ -35489,7 +35521,7 @@
                 <w:rFonts w:ascii="Consolas" w:hAnsi="Consolas"/>
                 <w:sz w:val="14"/>
               </w:rPr>
-              <w:t>app/</w:t>
+              <w:t>code/app/</w:t>
             </w:r>
             <w:r>
               <w:rPr>
@@ -36015,7 +36047,7 @@
       <w:pPr>
         <w:pStyle w:val="Heading1"/>
       </w:pPr>
-      <w:bookmarkStart w:id="43" w:name="_Toc239881230"/>
+      <w:bookmarkStart w:id="43" w:name="_Toc239881899"/>
       <w:r>
         <w:t>10  Milestones and acceptance checklist</w:t>
       </w:r>
@@ -36171,7 +36203,7 @@
                 <w:rFonts w:ascii="Consolas" w:hAnsi="Consolas"/>
                 <w:sz w:val="14"/>
               </w:rPr>
-              <w:t>configs/lamata.toml</w:t>
+              <w:t>code/configs/lamata.toml</w:t>
             </w:r>
             <w:r>
               <w:rPr>
@@ -36618,7 +36650,14 @@
               <w:rPr>
                 <w:sz w:val="16"/>
               </w:rPr>
-              <w:t>one-year and full-period runs converge; outlet hydrograph against observation; mass balance &lt; 0.1 %</w:t>
+              <w:t xml:space="preserve">one-year and full-period runs converge; outlet hydrograph against </w:t>
+            </w:r>
+            <w:r>
+              <w:rPr>
+                <w:sz w:val="16"/>
+              </w:rPr>
+              <w:lastRenderedPageBreak/>
+              <w:t>observation; mass balance &lt; 0.1 %</w:t>
             </w:r>
           </w:p>
         </w:tc>
@@ -36635,6 +36674,7 @@
               <w:rPr>
                 <w:sz w:val="16"/>
               </w:rPr>
+              <w:lastRenderedPageBreak/>
               <w:t>3–4 d</w:t>
             </w:r>
           </w:p>
@@ -37017,7 +37057,6 @@
               <w:rPr>
                 <w:sz w:val="16"/>
               </w:rPr>
-              <w:lastRenderedPageBreak/>
               <w:t>WP9</w:t>
             </w:r>
           </w:p>
@@ -37096,7 +37135,7 @@
       <w:pPr>
         <w:pStyle w:val="Heading2"/>
       </w:pPr>
-      <w:bookmarkStart w:id="44" w:name="_Toc239881231"/>
+      <w:bookmarkStart w:id="44" w:name="_Toc239881900"/>
       <w:r>
         <w:t>Settled on 2026-09-09</w:t>
       </w:r>
@@ -37168,17 +37207,7 @@
         <w:t>Open water</w:t>
       </w:r>
       <w:r>
-        <w:t xml:space="preserve"> — LAK and SFR cells bypass the MM soil column, applied as the area fraction </w:t>
-      </w:r>
-      <w:r>
-        <w:rPr>
-          <w:rFonts w:ascii="Consolas" w:hAnsi="Consolas"/>
-          <w:sz w:val="18"/>
-        </w:rPr>
-        <w:t>f_open</w:t>
-      </w:r>
-      <w:r>
-        <w:t xml:space="preserve"> (§4a); with pond-scale Voronoi cells this becomes near-exact.</w:t>
+        <w:t xml:space="preserve"> — LAK and SFR cells bypass the MM soil column (§4a). On the Voronoi mesh this is wholesale and exact, because each pond gets its own pond-scale cell; only stream cells keep a share.</w:t>
       </w:r>
     </w:p>
     <w:p>
@@ -37190,6 +37219,48 @@
         <w:rPr>
           <w:b/>
         </w:rPr>
+        <w:t>Drain datums</w:t>
+      </w:r>
+      <w:r>
+        <w:t xml:space="preserve"> — the </w:t>
+      </w:r>
+      <w:r>
+        <w:rPr>
+          <w:b/>
+        </w:rPr>
+        <w:t>outlet</w:t>
+      </w:r>
+      <w:r>
+        <w:t xml:space="preserve"> drains sit at the </w:t>
+      </w:r>
+      <w:r>
+        <w:rPr>
+          <w:b/>
+        </w:rPr>
+        <w:t>bottom of the layer</w:t>
+      </w:r>
+      <w:r>
+        <w:t xml:space="preserve">, as in CdL, and only the one cell that becomes the stream outlet is replaced by a reach. </w:t>
+      </w:r>
+      <w:r>
+        <w:rPr>
+          <w:b/>
+        </w:rPr>
+        <w:t>DRN-SEEP is excluded and stays at the land surface</w:t>
+      </w:r>
+      <w:r>
+        <w:t xml:space="preserve"> (§3.3b, trap 15).</w:t>
+      </w:r>
+    </w:p>
+    <w:p>
+      <w:pPr>
+        <w:pStyle w:val="ListBullet"/>
+        <w:spacing w:after="60"/>
+      </w:pPr>
+      <w:r>
+        <w:rPr>
+          <w:b/>
+        </w:rPr>
         <w:t>CRR</w:t>
       </w:r>
       <w:r>
@@ -37203,13 +37274,37 @@
       </w:r>
       <w:r>
         <w:t xml:space="preserve"> soil layer; distinct from the bottom-up rejected-infiltration return, which is already coded (D4).</w:t>
+      </w:r>
+    </w:p>
+    <w:p>
+      <w:pPr>
+        <w:pStyle w:val="ListBullet"/>
+        <w:spacing w:after="60"/>
+      </w:pPr>
+      <w:r>
+        <w:rPr>
+          <w:b/>
+        </w:rPr>
+        <w:t>PET depletion</w:t>
+      </w:r>
+      <w:r>
+        <w:t xml:space="preserve"> — ETg's residual is computed from </w:t>
+      </w:r>
+      <w:r>
+        <w:rPr>
+          <w:b/>
+        </w:rPr>
+        <w:t>ETuzf actual</w:t>
+      </w:r>
+      <w:r>
+        <w:t>, read back from the UZF budget, never from the demand written to UZF (§2b).</w:t>
       </w:r>
     </w:p>
     <w:p>
       <w:pPr>
         <w:pStyle w:val="Heading2"/>
       </w:pPr>
-      <w:bookmarkStart w:id="45" w:name="_Toc239881232"/>
+      <w:bookmarkStart w:id="45" w:name="_Toc239881901"/>
       <w:r>
         <w:t>Open questions still to settle</w:t>
       </w:r>
@@ -37309,7 +37404,7 @@
       <w:pPr>
         <w:pStyle w:val="Heading1"/>
       </w:pPr>
-      <w:bookmarkStart w:id="46" w:name="_Toc239881233"/>
+      <w:bookmarkStart w:id="46" w:name="_Toc239881902"/>
       <w:r>
         <w:t>Appendix A  Flag → configuration key map</w:t>
       </w:r>
@@ -38107,6 +38202,7 @@
                 <w:rFonts w:ascii="Consolas" w:hAnsi="Consolas"/>
                 <w:sz w:val="14"/>
               </w:rPr>
+              <w:lastRenderedPageBreak/>
               <w:t>--nsp</w:t>
             </w:r>
           </w:p>
@@ -39457,31 +39553,31 @@
       </w:rPr>
     </w:lvl>
   </w:abstractNum>
-  <w:num w:numId="1" w16cid:durableId="1004240465">
+  <w:num w:numId="1" w16cid:durableId="2057386398">
     <w:abstractNumId w:val="8"/>
   </w:num>
-  <w:num w:numId="2" w16cid:durableId="1533107000">
+  <w:num w:numId="2" w16cid:durableId="1433890535">
     <w:abstractNumId w:val="6"/>
   </w:num>
-  <w:num w:numId="3" w16cid:durableId="455872552">
+  <w:num w:numId="3" w16cid:durableId="1588148240">
     <w:abstractNumId w:val="5"/>
   </w:num>
-  <w:num w:numId="4" w16cid:durableId="1471558743">
+  <w:num w:numId="4" w16cid:durableId="991327174">
     <w:abstractNumId w:val="4"/>
   </w:num>
-  <w:num w:numId="5" w16cid:durableId="1333217615">
+  <w:num w:numId="5" w16cid:durableId="1351839922">
     <w:abstractNumId w:val="7"/>
   </w:num>
-  <w:num w:numId="6" w16cid:durableId="287245803">
+  <w:num w:numId="6" w16cid:durableId="402025270">
     <w:abstractNumId w:val="3"/>
   </w:num>
-  <w:num w:numId="7" w16cid:durableId="98375451">
+  <w:num w:numId="7" w16cid:durableId="1429036841">
     <w:abstractNumId w:val="2"/>
   </w:num>
-  <w:num w:numId="8" w16cid:durableId="235748283">
+  <w:num w:numId="8" w16cid:durableId="952051094">
     <w:abstractNumId w:val="1"/>
   </w:num>
-  <w:num w:numId="9" w16cid:durableId="2145461022">
+  <w:num w:numId="9" w16cid:durableId="64377300">
     <w:abstractNumId w:val="0"/>
   </w:num>
 </w:numbering>
@@ -50871,7 +50967,7 @@
     <w:autoRedefine/>
     <w:uiPriority w:val="39"/>
     <w:unhideWhenUsed/>
-    <w:rsid w:val="00395DDC"/>
+    <w:rsid w:val="00EC7DF7"/>
     <w:pPr>
       <w:spacing w:after="100"/>
     </w:pPr>
@@ -50883,7 +50979,7 @@
     <w:autoRedefine/>
     <w:uiPriority w:val="39"/>
     <w:unhideWhenUsed/>
-    <w:rsid w:val="00395DDC"/>
+    <w:rsid w:val="00EC7DF7"/>
     <w:pPr>
       <w:spacing w:after="100"/>
       <w:ind w:left="200"/>
@@ -50894,7 +50990,7 @@
     <w:basedOn w:val="DefaultParagraphFont"/>
     <w:uiPriority w:val="99"/>
     <w:unhideWhenUsed/>
-    <w:rsid w:val="00395DDC"/>
+    <w:rsid w:val="00EC7DF7"/>
     <w:rPr>
       <w:color w:val="0000FF" w:themeColor="hyperlink"/>
       <w:u w:val="single"/>
